--- a/engine/arcc_study/ARCC_Bibliography_06-08-2026.docx
+++ b/engine/arcc_study/ARCC_Bibliography_06-08-2026.docx
@@ -86,7 +86,7 @@
           <w:color w:val="1C3A36"/>
           <w:sz w:val="19"/>
         </w:rPr>
-        <w:t>The company's audited consolidated financial statements could not be retrieved while this work was carried out. The company publishes investor material on its own website, and every attempt to reach that address — along with the exchange's disclosure portal and every commercial financial data provider tried — was refused by the network policy governing this environment.</w:t>
+        <w:t>No source document was opened. That is a stronger statement than the usual caveat and it is the accurate one. The audited consolidated financial statements were not read; neither was the annual report, the FY2025 investor presentation, the exchange filing, nor even the press articles reporting them. Every attempt to retrieve a page — the company's own website, the exchange's disclosure portal, and eleven financial data and press hosts — was refused by the egress policy governing this environment, which returns a refusal at the connection stage rather than serving a page.</w:t>
       </w:r>
     </w:p>
     <w:p>
@@ -100,7 +100,21 @@
           <w:color w:val="1C3A36"/>
           <w:sz w:val="19"/>
         </w:rPr>
-        <w:t>The consequence is stated rather than hidden. Revenue, attributable profit, operating income, the balance-sheet totals and both dividend distributions are carried as reported through coverage of the company's exchange filings and through aggregations of commercial financial data — one step removed from the audited print. Every line between them is DERIVED by closing the disclosed profit, and is labelled as derived wherever it appears. Section 3 lists each derivation and its method. A reader with access to the audited statements should re-run the model against them; the workbook is built so that changing an input reprices everything downstream, and that property is tested rather than asserted.</w:t>
+        <w:t>What WAS available was a web search tool returning synthesised summaries that quote figures from those pages, together with the daily price series supplied with the engagement. Every company figure in this register therefore reaches the model at one further remove than a citation normally implies: it is a figure as RELAYED in a search result about the reporting, not a figure read in the reporting, and certainly not one read in the audited print. The source names below identify where each figure ORIGINATES, which is genuine and worth recording; they do not claim the page was retrieved.</w:t>
+      </w:r>
+    </w:p>
+    <w:p>
+      <w:pPr>
+        <w:spacing w:after="100" w:before="0"/>
+      </w:pPr>
+      <w:r>
+        <w:rPr>
+          <w:b w:val="0"/>
+          <w:i w:val="0"/>
+          <w:color w:val="1C3A36"/>
+          <w:sz w:val="19"/>
+        </w:rPr>
+        <w:t>The consequence is stated rather than hidden. Revenue, attributable profit, operating income, the balance-sheet totals and both dividend distributions are carried as relayed from coverage of the company's exchange filings and from aggregations of commercial financial data — two steps removed from the audited print. Every line between them is DERIVED by closing the disclosed profit, and is labelled as derived wherever it appears. Section 3 lists each derivation and its method. A reader with access to the audited statements should re-run the model against them; the workbook is built so that changing an input reprices everything downstream, and that property is tested rather than asserted.</w:t>
       </w:r>
     </w:p>
     <w:p>
@@ -10358,7 +10372,7 @@
                 <w:color w:val="1C3A36"/>
                 <w:sz w:val="16"/>
               </w:rPr>
-              <w:t>Accessed indirectly through the outlets below; the primary documents could not be retrieved from the company website or the exchange portal.</w:t>
+              <w:t>Figures relayed through search summaries of the outlets below. The primary documents were NOT retrieved from the company website or the exchange portal.</w:t>
             </w:r>
           </w:p>
         </w:tc>
@@ -10918,7 +10932,7 @@
                 <w:color w:val="1C3A36"/>
                 <w:sz w:val="16"/>
               </w:rPr>
-              <w:t>Read through stockanalysis.com, simplywall.st and investing.com, cross-checked against each other</w:t>
+              <w:t>Relayed through search summaries of stockanalysis.com, simplywall.st and investing.com; the three summaries were cross-checked against each other, but none of the three pages was retrieved</w:t>
             </w:r>
           </w:p>
         </w:tc>

--- a/engine/arcc_study/ARCC_Bibliography_06-08-2026.docx
+++ b/engine/arcc_study/ARCC_Bibliography_06-08-2026.docx
@@ -12880,7 +12880,7 @@
                 <w:color w:val="1C3A36"/>
                 <w:sz w:val="14"/>
               </w:rPr>
-              <w:t>1, 1.03, 1.075, 1.12, 1.165, 1.21</w:t>
+              <w:t>1, 1.08, 1.177, 1.271, 1.36, 1.449</w:t>
             </w:r>
           </w:p>
         </w:tc>
@@ -12914,7 +12914,7 @@
                 <w:color w:val="1C3A36"/>
                 <w:sz w:val="14"/>
               </w:rPr>
-              <w:t>Local realised price index on the FY2025 base. Growth of 3.0%, 4.4%, 4.2%, 4.0% and 3.9% is set DELIBERATELY BELOW assumed cost inflation, because the decision that freed volume also removed the mechanism supporting price, and 12.6Mt of dormant national capacity is under revival from the second half of 2026</w:t>
+              <w:t>Local realised price index on the FY2025 base: growth of 8.0%, 9.0%, 8.0%, 7.0% and 6.5%, i.e. 3.5 points below assumed cost inflation in FY2026 and about 1 point below it thereafter. CALIBRATED TO THE AUDITED RECORD, not asserted. In both years the statements cover, price outran cost: FY2024 revenue +44.5% against total cash cost +41.8%, and FY2025 revenue +42.6% against cash cost +12.5%, which is why the audited gross margin went 21.2% -&gt; 23.9% -&gt; 40.6%. Q1-2026 then printed revenue +17.3% at a 42.9% gross margin against 40.6% for FY2025 — still WIDENING. Against that, the FY2026 step of 8.0% produces group revenue growth of about 10.7%, well below the 17.3% the first quarter actually ran, and the erosion thereafter is real but modest. Revision 2 assumed 3.0% in FY2026 against 11.5% cost inflation — a company unable to raise price even at the central bank's own 7% medium-term target — which manufactured the margin collapse rather than deriving it, and sat incoherently beside a utilisation path that RISES across the same window. The erosion that remains is the genuine one: the production quota abolished in May 2025 removed the mechanism supporting price into a structural surplus, and 12.6Mt of dormant national capacity is under revival from the second half of 2026</w:t>
             </w:r>
           </w:p>
         </w:tc>
@@ -12931,7 +12931,7 @@
                 <w:color w:val="1C3A36"/>
                 <w:sz w:val="14"/>
               </w:rPr>
-              <w:t>2026-01-15</w:t>
+              <w:t>2026-08-06</w:t>
             </w:r>
           </w:p>
         </w:tc>
@@ -13122,7 +13122,7 @@
                 <w:color w:val="1C3A36"/>
                 <w:sz w:val="14"/>
               </w:rPr>
-              <w:t>Cumulative local cost-inflation index from the FY2025 base. Steps of 11.5%, 10.0%, 9.0%, 8.0% and 7.0% track the disinflation path the central bank's own reporting describes</w:t>
+              <w:t>Cumulative local cost-inflation index from the FY2025 base. Steps of 11.5%, 10.0%, 9.0%, 8.0% and 7.0% track the disinflation path the central bank's own reporting describes, converging on its 7% medium-term target. This is an INPUT-PRICE path and is deliberately left at headline inflation even though the company's own audited cash cost grew only 12.5% in FY2025 on volume that rose — i.e. its realised unit cost inflation ran below the national rate. Crediting that outperformance here would double-count it, because the company-specific efficiency is carried separately and explicitly in af_saving, which is anchored to a funded, under-construction asset rather than to a trend</w:t>
             </w:r>
           </w:p>
         </w:tc>
@@ -17706,7 +17706,7 @@
                 <w:color w:val="1C3A36"/>
                 <w:sz w:val="16"/>
               </w:rPr>
-              <w:t>Terminal return on invested capital — 8.6%</w:t>
+              <w:t>Terminal return on invested capital — 14.5%</w:t>
             </w:r>
           </w:p>
         </w:tc>

--- a/engine/arcc_study/ARCC_Bibliography_06-08-2026.docx
+++ b/engine/arcc_study/ARCC_Bibliography_06-08-2026.docx
@@ -1527,7 +1527,7 @@
                 <w:color w:val="1C3A36"/>
                 <w:sz w:val="14"/>
               </w:rPr>
-              <w:t>clinker_factor</w:t>
+              <w:t>cogs_fy23</w:t>
             </w:r>
           </w:p>
         </w:tc>
@@ -1544,7 +1544,7 @@
                 <w:color w:val="1C3A36"/>
                 <w:sz w:val="14"/>
               </w:rPr>
-              <w:t>0.84</w:t>
+              <w:t>4,759.8152</w:t>
             </w:r>
           </w:p>
         </w:tc>
@@ -1578,7 +1578,7 @@
                 <w:color w:val="1C3A36"/>
                 <w:sz w:val="14"/>
               </w:rPr>
-              <w:t>Tonnes of clinker per tonne of cement, observed from the disclosed capacity pair (4.2/5.0). Carried as an independent lever because blending is a real operating decision and the company is pursuing it</w:t>
+              <w:t>Audited consolidated financial statements for the year ended 31 December 2024, Deloitte (Wafik, Ramy &amp; Partners), signed 23 March 2025 — cost of sales, comparative</w:t>
             </w:r>
           </w:p>
         </w:tc>
@@ -1595,7 +1595,7 @@
                 <w:color w:val="1C3A36"/>
                 <w:sz w:val="14"/>
               </w:rPr>
-              <w:t>2025-12-31</w:t>
+              <w:t>2023-12-31</w:t>
             </w:r>
           </w:p>
         </w:tc>
@@ -1631,7 +1631,7 @@
                 <w:color w:val="1C3A36"/>
                 <w:sz w:val="14"/>
               </w:rPr>
-              <w:t>cogs_fy23</w:t>
+              <w:t>cogs_fy24</w:t>
             </w:r>
           </w:p>
         </w:tc>
@@ -1648,7 +1648,7 @@
                 <w:color w:val="1C3A36"/>
                 <w:sz w:val="14"/>
               </w:rPr>
-              <w:t>4,759.8152</w:t>
+              <w:t>6,642.9725</w:t>
             </w:r>
           </w:p>
         </w:tc>
@@ -1682,7 +1682,7 @@
                 <w:color w:val="1C3A36"/>
                 <w:sz w:val="14"/>
               </w:rPr>
-              <w:t>Audited consolidated financial statements for the year ended 31 December 2024, Deloitte (Wafik, Ramy &amp; Partners), signed 23 March 2025 — cost of sales, comparative</w:t>
+              <w:t>Audited consolidated financial statements for the year ended 31 December 2025, Deloitte (Wafik, Ramy &amp; Partners), signed 25 February 2026 — cost of sales, comparative</w:t>
             </w:r>
           </w:p>
         </w:tc>
@@ -1699,7 +1699,7 @@
                 <w:color w:val="1C3A36"/>
                 <w:sz w:val="14"/>
               </w:rPr>
-              <w:t>2023-12-31</w:t>
+              <w:t>2024-12-31</w:t>
             </w:r>
           </w:p>
         </w:tc>
@@ -1735,7 +1735,7 @@
                 <w:color w:val="1C3A36"/>
                 <w:sz w:val="14"/>
               </w:rPr>
-              <w:t>cogs_fy24</w:t>
+              <w:t>cogs_fy25</w:t>
             </w:r>
           </w:p>
         </w:tc>
@@ -1752,7 +1752,7 @@
                 <w:color w:val="1C3A36"/>
                 <w:sz w:val="14"/>
               </w:rPr>
-              <w:t>6,642.9725</w:t>
+              <w:t>7,389.0544</w:t>
             </w:r>
           </w:p>
         </w:tc>
@@ -1786,7 +1786,7 @@
                 <w:color w:val="1C3A36"/>
                 <w:sz w:val="14"/>
               </w:rPr>
-              <w:t>Audited consolidated financial statements for the year ended 31 December 2025, Deloitte (Wafik, Ramy &amp; Partners), signed 25 February 2026 — cost of sales, comparative</w:t>
+              <w:t>Audited consolidated financial statements for the year ended 31 December 2025, Deloitte (Wafik, Ramy &amp; Partners), signed 25 February 2026 — cost of sales</w:t>
             </w:r>
           </w:p>
         </w:tc>
@@ -1803,7 +1803,7 @@
                 <w:color w:val="1C3A36"/>
                 <w:sz w:val="14"/>
               </w:rPr>
-              <w:t>2024-12-31</w:t>
+              <w:t>2025-12-31</w:t>
             </w:r>
           </w:p>
         </w:tc>
@@ -1839,7 +1839,7 @@
                 <w:color w:val="1C3A36"/>
                 <w:sz w:val="14"/>
               </w:rPr>
-              <w:t>cogs_fy25</w:t>
+              <w:t>cos_materials_fy25</w:t>
             </w:r>
           </w:p>
         </w:tc>
@@ -1856,7 +1856,7 @@
                 <w:color w:val="1C3A36"/>
                 <w:sz w:val="14"/>
               </w:rPr>
-              <w:t>7,389.0544</w:t>
+              <w:t>5,698.1847</w:t>
             </w:r>
           </w:p>
         </w:tc>
@@ -1890,7 +1890,7 @@
                 <w:color w:val="1C3A36"/>
                 <w:sz w:val="14"/>
               </w:rPr>
-              <w:t>Audited consolidated financial statements for the year ended 31 December 2025, Deloitte (Wafik, Ramy &amp; Partners), signed 25 February 2026 — cost of sales</w:t>
+              <w:t>Audited consolidated financial statements for the year ended 31 December 2025, Deloitte (Wafik, Ramy &amp; Partners), signed 25 February 2026 — note 5, raw materials; note 16 confirms this is the cost of inventories charged to cost of sales, so it carries fuel, packing and spares as well as raw meal</w:t>
             </w:r>
           </w:p>
         </w:tc>
@@ -1943,7 +1943,7 @@
                 <w:color w:val="1C3A36"/>
                 <w:sz w:val="14"/>
               </w:rPr>
-              <w:t>cos_materials_fy25</w:t>
+              <w:t>cos_mfg_dep_fy25</w:t>
             </w:r>
           </w:p>
         </w:tc>
@@ -1960,7 +1960,7 @@
                 <w:color w:val="1C3A36"/>
                 <w:sz w:val="14"/>
               </w:rPr>
-              <w:t>5,698.1847</w:t>
+              <w:t>254.7655</w:t>
             </w:r>
           </w:p>
         </w:tc>
@@ -1994,7 +1994,7 @@
                 <w:color w:val="1C3A36"/>
                 <w:sz w:val="14"/>
               </w:rPr>
-              <w:t>Audited consolidated financial statements for the year ended 31 December 2025, Deloitte (Wafik, Ramy &amp; Partners), signed 25 February 2026 — note 5, raw materials; note 16 confirms this is the cost of inventories charged to cost of sales, so it carries fuel, packing and spares as well as raw meal</w:t>
+              <w:t>Audited consolidated financial statements for the year ended 31 December 2025, Deloitte (Wafik, Ramy &amp; Partners), signed 25 February 2026 — note 5, manufacturing depreciation</w:t>
             </w:r>
           </w:p>
         </w:tc>
@@ -2047,7 +2047,7 @@
                 <w:color w:val="1C3A36"/>
                 <w:sz w:val="14"/>
               </w:rPr>
-              <w:t>cos_mfg_dep_fy25</w:t>
+              <w:t>cos_overhead_fy25</w:t>
             </w:r>
           </w:p>
         </w:tc>
@@ -2064,7 +2064,7 @@
                 <w:color w:val="1C3A36"/>
                 <w:sz w:val="14"/>
               </w:rPr>
-              <w:t>254.7655</w:t>
+              <w:t>641.1432</w:t>
             </w:r>
           </w:p>
         </w:tc>
@@ -2098,7 +2098,7 @@
                 <w:color w:val="1C3A36"/>
                 <w:sz w:val="14"/>
               </w:rPr>
-              <w:t>Audited consolidated financial statements for the year ended 31 December 2025, Deloitte (Wafik, Ramy &amp; Partners), signed 25 February 2026 — note 5, manufacturing depreciation</w:t>
+              <w:t>Audited consolidated financial statements for the year ended 31 December 2025, Deloitte (Wafik, Ramy &amp; Partners), signed 25 February 2026 — note 5, overhead costs</w:t>
             </w:r>
           </w:p>
         </w:tc>
@@ -2151,7 +2151,7 @@
                 <w:color w:val="1C3A36"/>
                 <w:sz w:val="14"/>
               </w:rPr>
-              <w:t>cos_overhead_fy25</w:t>
+              <w:t>cos_transport_fy25</w:t>
             </w:r>
           </w:p>
         </w:tc>
@@ -2168,7 +2168,7 @@
                 <w:color w:val="1C3A36"/>
                 <w:sz w:val="14"/>
               </w:rPr>
-              <w:t>641.1432</w:t>
+              <w:t>764.2793</w:t>
             </w:r>
           </w:p>
         </w:tc>
@@ -2202,7 +2202,7 @@
                 <w:color w:val="1C3A36"/>
                 <w:sz w:val="14"/>
               </w:rPr>
-              <w:t>Audited consolidated financial statements for the year ended 31 December 2025, Deloitte (Wafik, Ramy &amp; Partners), signed 25 February 2026 — note 5, overhead costs</w:t>
+              <w:t>Audited consolidated financial statements for the year ended 31 December 2025, Deloitte (Wafik, Ramy &amp; Partners), signed 25 February 2026 — note 5, transportation costs</w:t>
             </w:r>
           </w:p>
         </w:tc>
@@ -2255,7 +2255,7 @@
                 <w:color w:val="1C3A36"/>
                 <w:sz w:val="14"/>
               </w:rPr>
-              <w:t>cos_transport_fy25</w:t>
+              <w:t>debt_cib_fy25</w:t>
             </w:r>
           </w:p>
         </w:tc>
@@ -2272,7 +2272,7 @@
                 <w:color w:val="1C3A36"/>
                 <w:sz w:val="14"/>
               </w:rPr>
-              <w:t>764.2793</w:t>
+              <w:t>99.9169</w:t>
             </w:r>
           </w:p>
         </w:tc>
@@ -2306,7 +2306,7 @@
                 <w:color w:val="1C3A36"/>
                 <w:sz w:val="14"/>
               </w:rPr>
-              <w:t>Audited consolidated financial statements for the year ended 31 December 2025, Deloitte (Wafik, Ramy &amp; Partners), signed 25 February 2026 — note 5, transportation costs</w:t>
+              <w:t>Audited consolidated financial statements for the year ended 31 December 2025, Deloitte (Wafik, Ramy &amp; Partners), signed 25 February 2026 — note 25, Commercial International Bank credit facilities. EGP 650mn package at the Central Bank corridor offer rate plus 0.6%, EGP-denominated, for working capital</w:t>
             </w:r>
           </w:p>
         </w:tc>
@@ -2359,7 +2359,7 @@
                 <w:color w:val="1C3A36"/>
                 <w:sz w:val="14"/>
               </w:rPr>
-              <w:t>debt_cib_fy25</w:t>
+              <w:t>debt_ebrd_fy25</w:t>
             </w:r>
           </w:p>
         </w:tc>
@@ -2376,7 +2376,7 @@
                 <w:color w:val="1C3A36"/>
                 <w:sz w:val="14"/>
               </w:rPr>
-              <w:t>99.9169</w:t>
+              <w:t>888.2742</w:t>
             </w:r>
           </w:p>
         </w:tc>
@@ -2410,7 +2410,7 @@
                 <w:color w:val="1C3A36"/>
                 <w:sz w:val="14"/>
               </w:rPr>
-              <w:t>Audited consolidated financial statements for the year ended 31 December 2025, Deloitte (Wafik, Ramy &amp; Partners), signed 25 February 2026 — note 25, Commercial International Bank credit facilities. EGP 650mn package at the Central Bank corridor offer rate plus 0.6%, EGP-denominated, for working capital</w:t>
+              <w:t>Audited consolidated financial statements for the year ended 31 December 2025, Deloitte (Wafik, Ramy &amp; Partners), signed 25 February 2026 — note 25, European Bank for Reconstruction and Development facility (current 118.437 plus non-current 769.838). EUR 25mn at 3-month Euribor plus 4.35%, drawn to EUR 18.5mn, funding alternative-fuel capacity for kiln 2 and hydrogen injection on both kilns; 15 equal quarterly instalments from 18 months after signing</w:t>
             </w:r>
           </w:p>
         </w:tc>
@@ -2463,7 +2463,7 @@
                 <w:color w:val="1C3A36"/>
                 <w:sz w:val="14"/>
               </w:rPr>
-              <w:t>debt_ebrd_fy25</w:t>
+              <w:t>debt_fy23</w:t>
             </w:r>
           </w:p>
         </w:tc>
@@ -2480,7 +2480,7 @@
                 <w:color w:val="1C3A36"/>
                 <w:sz w:val="14"/>
               </w:rPr>
-              <w:t>888.2742</w:t>
+              <w:t>90.0743</w:t>
             </w:r>
           </w:p>
         </w:tc>
@@ -2514,7 +2514,7 @@
                 <w:color w:val="1C3A36"/>
                 <w:sz w:val="14"/>
               </w:rPr>
-              <w:t>Audited consolidated financial statements for the year ended 31 December 2025, Deloitte (Wafik, Ramy &amp; Partners), signed 25 February 2026 — note 25, European Bank for Reconstruction and Development facility (current 118.437 plus non-current 769.838). EUR 25mn at 3-month Euribor plus 4.35%, drawn to EUR 18.5mn, funding alternative-fuel capacity for kiln 2 and hydrogen injection on both kilns; 15 equal quarterly instalments from 18 months after signing</w:t>
+              <w:t>Audited consolidated financial statements for the year ended 31 December 2024, Deloitte (Wafik, Ramy &amp; Partners), signed 23 March 2025 — credit facilities, comparative; no term borrowings at that date</w:t>
             </w:r>
           </w:p>
         </w:tc>
@@ -2531,7 +2531,7 @@
                 <w:color w:val="1C3A36"/>
                 <w:sz w:val="14"/>
               </w:rPr>
-              <w:t>2025-12-31</w:t>
+              <w:t>2023-12-31</w:t>
             </w:r>
           </w:p>
         </w:tc>
@@ -2567,7 +2567,7 @@
                 <w:color w:val="1C3A36"/>
                 <w:sz w:val="14"/>
               </w:rPr>
-              <w:t>debt_fy23</w:t>
+              <w:t>debt_fy24</w:t>
             </w:r>
           </w:p>
         </w:tc>
@@ -2584,7 +2584,7 @@
                 <w:color w:val="1C3A36"/>
                 <w:sz w:val="14"/>
               </w:rPr>
-              <w:t>90.0743</w:t>
+              <w:t>760.9177</w:t>
             </w:r>
           </w:p>
         </w:tc>
@@ -2618,7 +2618,7 @@
                 <w:color w:val="1C3A36"/>
                 <w:sz w:val="14"/>
               </w:rPr>
-              <w:t>Audited consolidated financial statements for the year ended 31 December 2024, Deloitte (Wafik, Ramy &amp; Partners), signed 23 March 2025 — credit facilities, comparative; no term borrowings at that date</w:t>
+              <w:t>Audited consolidated financial statements for the year ended 31 December 2025, Deloitte (Wafik, Ramy &amp; Partners), signed 25 February 2026 — note 25, comparative: credit facilities 615.044 plus bank loans 145.874</w:t>
             </w:r>
           </w:p>
         </w:tc>
@@ -2635,7 +2635,7 @@
                 <w:color w:val="1C3A36"/>
                 <w:sz w:val="14"/>
               </w:rPr>
-              <w:t>2023-12-31</w:t>
+              <w:t>2024-12-31</w:t>
             </w:r>
           </w:p>
         </w:tc>
@@ -2671,7 +2671,7 @@
                 <w:color w:val="1C3A36"/>
                 <w:sz w:val="14"/>
               </w:rPr>
-              <w:t>debt_fy24</w:t>
+              <w:t>debt_nbe_fy25</w:t>
             </w:r>
           </w:p>
         </w:tc>
@@ -2688,7 +2688,7 @@
                 <w:color w:val="1C3A36"/>
                 <w:sz w:val="14"/>
               </w:rPr>
-              <w:t>760.9177</w:t>
+              <w:t>145.7415</w:t>
             </w:r>
           </w:p>
         </w:tc>
@@ -2722,7 +2722,7 @@
                 <w:color w:val="1C3A36"/>
                 <w:sz w:val="14"/>
               </w:rPr>
-              <w:t>Audited consolidated financial statements for the year ended 31 December 2025, Deloitte (Wafik, Ramy &amp; Partners), signed 25 February 2026 — note 25, comparative: credit facilities 615.044 plus bank loans 145.874</w:t>
+              <w:t>Audited consolidated financial statements for the year ended 31 December 2025, Deloitte (Wafik, Ramy &amp; Partners), signed 25 February 2026 — note 25, National Bank of Egypt facility (current 27.057 plus non-current 118.685). EUR 3.09mn under a KfW industrial-pollution grant programme, 20 quarterly instalments at 6-month Euribor plus 3%</w:t>
             </w:r>
           </w:p>
         </w:tc>
@@ -2739,7 +2739,7 @@
                 <w:color w:val="1C3A36"/>
                 <w:sz w:val="14"/>
               </w:rPr>
-              <w:t>2024-12-31</w:t>
+              <w:t>2025-12-31</w:t>
             </w:r>
           </w:p>
         </w:tc>
@@ -2775,7 +2775,7 @@
                 <w:color w:val="1C3A36"/>
                 <w:sz w:val="14"/>
               </w:rPr>
-              <w:t>debt_nbe_fy25</w:t>
+              <w:t>debt_q1_26</w:t>
             </w:r>
           </w:p>
         </w:tc>
@@ -2792,7 +2792,7 @@
                 <w:color w:val="1C3A36"/>
                 <w:sz w:val="14"/>
               </w:rPr>
-              <w:t>145.7415</w:t>
+              <w:t>1,260.5091</w:t>
             </w:r>
           </w:p>
         </w:tc>
@@ -2826,7 +2826,7 @@
                 <w:color w:val="1C3A36"/>
                 <w:sz w:val="14"/>
               </w:rPr>
-              <w:t>Audited consolidated financial statements for the year ended 31 December 2025, Deloitte (Wafik, Ramy &amp; Partners), signed 25 February 2026 — note 25, National Bank of Egypt facility (current 27.057 plus non-current 118.685). EUR 3.09mn under a KfW industrial-pollution grant programme, 20 quarterly instalments at 6-month Euribor plus 3%</w:t>
+              <w:t>Reviewed condensed consolidated interim financial statements for the three months ended 31 March 2026, Deloitte (Wafik, Ramy &amp; Partners), 25 May 2026 — borrowings 925.152 plus current portion 234.899 plus credit facilities 99.784 plus lease liabilities 0.675</w:t>
             </w:r>
           </w:p>
         </w:tc>
@@ -2843,7 +2843,7 @@
                 <w:color w:val="1C3A36"/>
                 <w:sz w:val="14"/>
               </w:rPr>
-              <w:t>2025-12-31</w:t>
+              <w:t>2026-03-31</w:t>
             </w:r>
           </w:p>
         </w:tc>
@@ -2879,7 +2879,7 @@
                 <w:color w:val="1C3A36"/>
                 <w:sz w:val="14"/>
               </w:rPr>
-              <w:t>debt_q1_26</w:t>
+              <w:t>debtors_fy25</w:t>
             </w:r>
           </w:p>
         </w:tc>
@@ -2896,7 +2896,7 @@
                 <w:color w:val="1C3A36"/>
                 <w:sz w:val="14"/>
               </w:rPr>
-              <w:t>1,260.5091</w:t>
+              <w:t>1,004.7791</w:t>
             </w:r>
           </w:p>
         </w:tc>
@@ -2930,7 +2930,7 @@
                 <w:color w:val="1C3A36"/>
                 <w:sz w:val="14"/>
               </w:rPr>
-              <w:t>Reviewed condensed consolidated interim financial statements for the three months ended 31 March 2026, Deloitte (Wafik, Ramy &amp; Partners), 25 May 2026 — borrowings 925.152 plus current portion 234.899 plus credit facilities 99.784 plus lease liabilities 0.675</w:t>
+              <w:t>Audited consolidated financial statements for the year ended 31 December 2025, Deloitte (Wafik, Ramy &amp; Partners), signed 25 February 2026 — debtors and other debit balances (net), note 18, of which advances to suppliers 826.903</w:t>
             </w:r>
           </w:p>
         </w:tc>
@@ -2947,7 +2947,7 @@
                 <w:color w:val="1C3A36"/>
                 <w:sz w:val="14"/>
               </w:rPr>
-              <w:t>2026-03-31</w:t>
+              <w:t>2025-12-31</w:t>
             </w:r>
           </w:p>
         </w:tc>
@@ -2983,7 +2983,7 @@
                 <w:color w:val="1C3A36"/>
                 <w:sz w:val="14"/>
               </w:rPr>
-              <w:t>debtors_fy25</w:t>
+              <w:t>div_fy24_paid</w:t>
             </w:r>
           </w:p>
         </w:tc>
@@ -3000,7 +3000,7 @@
                 <w:color w:val="1C3A36"/>
                 <w:sz w:val="14"/>
               </w:rPr>
-              <w:t>1,004.7791</w:t>
+              <w:t>1,102.1103</w:t>
             </w:r>
           </w:p>
         </w:tc>
@@ -3034,7 +3034,7 @@
                 <w:color w:val="1C3A36"/>
                 <w:sz w:val="14"/>
               </w:rPr>
-              <w:t>Audited consolidated financial statements for the year ended 31 December 2025, Deloitte (Wafik, Ramy &amp; Partners), signed 25 February 2026 — debtors and other debit balances (net), note 18, of which advances to suppliers 826.903</w:t>
+              <w:t>Audited consolidated financial statements for the year ended 31 December 2025, Deloitte (Wafik, Ramy &amp; Partners), signed 25 February 2026 — note 28: the ordinary general assembly of 2 December 2025 approved EGP 1,102,110,289 to shareholders for FY2024, plus EGP 15,045,727 to employees</w:t>
             </w:r>
           </w:p>
         </w:tc>
@@ -3051,7 +3051,7 @@
                 <w:color w:val="1C3A36"/>
                 <w:sz w:val="14"/>
               </w:rPr>
-              <w:t>2025-12-31</w:t>
+              <w:t>2025-12-02</w:t>
             </w:r>
           </w:p>
         </w:tc>
@@ -3087,7 +3087,7 @@
                 <w:color w:val="1C3A36"/>
                 <w:sz w:val="14"/>
               </w:rPr>
-              <w:t>div_fy24_paid</w:t>
+              <w:t>div_fy25_declared</w:t>
             </w:r>
           </w:p>
         </w:tc>
@@ -3104,7 +3104,7 @@
                 <w:color w:val="1C3A36"/>
                 <w:sz w:val="14"/>
               </w:rPr>
-              <w:t>1,102.1103</w:t>
+              <w:t>2,001.7922</w:t>
             </w:r>
           </w:p>
         </w:tc>
@@ -3138,7 +3138,7 @@
                 <w:color w:val="1C3A36"/>
                 <w:sz w:val="14"/>
               </w:rPr>
-              <w:t>Audited consolidated financial statements for the year ended 31 December 2025, Deloitte (Wafik, Ramy &amp; Partners), signed 25 February 2026 — note 28: the ordinary general assembly of 2 December 2025 approved EGP 1,102,110,289 to shareholders for FY2024, plus EGP 15,045,727 to employees</w:t>
+              <w:t>Reviewed condensed consolidated interim financial statements for the three months ended 31 March 2026, Deloitte (Wafik, Ramy &amp; Partners), 25 May 2026 — dividends payable at 31 March 2026 for the FY2025 result</w:t>
             </w:r>
           </w:p>
         </w:tc>
@@ -3155,7 +3155,7 @@
                 <w:color w:val="1C3A36"/>
                 <w:sz w:val="14"/>
               </w:rPr>
-              <w:t>2025-12-02</w:t>
+              <w:t>2026-03-31</w:t>
             </w:r>
           </w:p>
         </w:tc>
@@ -3191,7 +3191,7 @@
                 <w:color w:val="1C3A36"/>
                 <w:sz w:val="14"/>
               </w:rPr>
-              <w:t>div_fy25_declared</w:t>
+              <w:t>divpay_q1_26</w:t>
             </w:r>
           </w:p>
         </w:tc>
@@ -3242,7 +3242,7 @@
                 <w:color w:val="1C3A36"/>
                 <w:sz w:val="14"/>
               </w:rPr>
-              <w:t>Reviewed condensed consolidated interim financial statements for the three months ended 31 March 2026, Deloitte (Wafik, Ramy &amp; Partners), 25 May 2026 — dividends payable at 31 March 2026 for the FY2025 result</w:t>
+              <w:t>Reviewed condensed consolidated interim financial statements for the three months ended 31 March 2026, Deloitte (Wafik, Ramy &amp; Partners), 25 May 2026 — dividends payable. This is the FY2025 distribution declared and unpaid at 31 March 2026, and it divides to EGP 5.34 per share on the shares outstanding</w:t>
             </w:r>
           </w:p>
         </w:tc>
@@ -3295,7 +3295,7 @@
                 <w:color w:val="1C3A36"/>
                 <w:sz w:val="14"/>
               </w:rPr>
-              <w:t>divpay_q1_26</w:t>
+              <w:t>dna_fy23</w:t>
             </w:r>
           </w:p>
         </w:tc>
@@ -3312,7 +3312,7 @@
                 <w:color w:val="1C3A36"/>
                 <w:sz w:val="14"/>
               </w:rPr>
-              <w:t>2,001.7922</w:t>
+              <w:t>250.4245</w:t>
             </w:r>
           </w:p>
         </w:tc>
@@ -3346,7 +3346,7 @@
                 <w:color w:val="1C3A36"/>
                 <w:sz w:val="14"/>
               </w:rPr>
-              <w:t>Reviewed condensed consolidated interim financial statements for the three months ended 31 March 2026, Deloitte (Wafik, Ramy &amp; Partners), 25 May 2026 — dividends payable. This is the FY2025 distribution declared and unpaid at 31 March 2026, and it divides to EGP 5.34 per share on the shares outstanding</w:t>
+              <w:t>Audited consolidated financial statements for the year ended 31 December 2024, Deloitte (Wafik, Ramy &amp; Partners), signed 23 March 2025 — cash flow statement, comparative column: property depreciation 215.377 plus intangible amortisation 28.156 plus right-of-use amortisation 6.891</w:t>
             </w:r>
           </w:p>
         </w:tc>
@@ -3363,7 +3363,7 @@
                 <w:color w:val="1C3A36"/>
                 <w:sz w:val="14"/>
               </w:rPr>
-              <w:t>2026-03-31</w:t>
+              <w:t>2023-12-31</w:t>
             </w:r>
           </w:p>
         </w:tc>
@@ -3399,7 +3399,7 @@
                 <w:color w:val="1C3A36"/>
                 <w:sz w:val="14"/>
               </w:rPr>
-              <w:t>dna_fy23</w:t>
+              <w:t>dna_fy24</w:t>
             </w:r>
           </w:p>
         </w:tc>
@@ -3416,7 +3416,7 @@
                 <w:color w:val="1C3A36"/>
                 <w:sz w:val="14"/>
               </w:rPr>
-              <w:t>250.4245</w:t>
+              <w:t>256.8015</w:t>
             </w:r>
           </w:p>
         </w:tc>
@@ -3450,7 +3450,7 @@
                 <w:color w:val="1C3A36"/>
                 <w:sz w:val="14"/>
               </w:rPr>
-              <w:t>Audited consolidated financial statements for the year ended 31 December 2024, Deloitte (Wafik, Ramy &amp; Partners), signed 23 March 2025 — cash flow statement, comparative column: property depreciation 215.377 plus intangible amortisation 28.156 plus right-of-use amortisation 6.891</w:t>
+              <w:t>Audited consolidated financial statements for the year ended 31 December 2025, Deloitte (Wafik, Ramy &amp; Partners), signed 25 February 2026 — cash flow statement, comparative: 221.563 plus 28.156 plus 7.082</w:t>
             </w:r>
           </w:p>
         </w:tc>
@@ -3467,7 +3467,7 @@
                 <w:color w:val="1C3A36"/>
                 <w:sz w:val="14"/>
               </w:rPr>
-              <w:t>2023-12-31</w:t>
+              <w:t>2024-12-31</w:t>
             </w:r>
           </w:p>
         </w:tc>
@@ -3503,7 +3503,7 @@
                 <w:color w:val="1C3A36"/>
                 <w:sz w:val="14"/>
               </w:rPr>
-              <w:t>dna_fy24</w:t>
+              <w:t>dna_fy25</w:t>
             </w:r>
           </w:p>
         </w:tc>
@@ -3520,7 +3520,7 @@
                 <w:color w:val="1C3A36"/>
                 <w:sz w:val="14"/>
               </w:rPr>
-              <w:t>256.8015</w:t>
+              <w:t>289.7713</w:t>
             </w:r>
           </w:p>
         </w:tc>
@@ -3554,7 +3554,7 @@
                 <w:color w:val="1C3A36"/>
                 <w:sz w:val="14"/>
               </w:rPr>
-              <w:t>Audited consolidated financial statements for the year ended 31 December 2025, Deloitte (Wafik, Ramy &amp; Partners), signed 25 February 2026 — cash flow statement, comparative: 221.563 plus 28.156 plus 7.082</w:t>
+              <w:t>Audited consolidated financial statements for the year ended 31 December 2025, Deloitte (Wafik, Ramy &amp; Partners), signed 25 February 2026 — cash flow statement: property depreciation 259.090 plus intangible amortisation 28.156 plus right-of-use amortisation 2.525</w:t>
             </w:r>
           </w:p>
         </w:tc>
@@ -3571,7 +3571,7 @@
                 <w:color w:val="1C3A36"/>
                 <w:sz w:val="14"/>
               </w:rPr>
-              <w:t>2024-12-31</w:t>
+              <w:t>2025-12-31</w:t>
             </w:r>
           </w:p>
         </w:tc>
@@ -3607,7 +3607,7 @@
                 <w:color w:val="1C3A36"/>
                 <w:sz w:val="14"/>
               </w:rPr>
-              <w:t>dna_fy25</w:t>
+              <w:t>ecl_fy23</w:t>
             </w:r>
           </w:p>
         </w:tc>
@@ -3624,7 +3624,7 @@
                 <w:color w:val="1C3A36"/>
                 <w:sz w:val="14"/>
               </w:rPr>
-              <w:t>289.7713</w:t>
+              <w:t>4.7458</w:t>
             </w:r>
           </w:p>
         </w:tc>
@@ -3658,7 +3658,7 @@
                 <w:color w:val="1C3A36"/>
                 <w:sz w:val="14"/>
               </w:rPr>
-              <w:t>Audited consolidated financial statements for the year ended 31 December 2025, Deloitte (Wafik, Ramy &amp; Partners), signed 25 February 2026 — cash flow statement: property depreciation 259.090 plus intangible amortisation 28.156 plus right-of-use amortisation 2.525</w:t>
+              <w:t>Audited consolidated financial statements for the year ended 31 December 2024, Deloitte (Wafik, Ramy &amp; Partners), signed 23 March 2025 — expected credit losses on trade receivables, comparative</w:t>
             </w:r>
           </w:p>
         </w:tc>
@@ -3675,7 +3675,7 @@
                 <w:color w:val="1C3A36"/>
                 <w:sz w:val="14"/>
               </w:rPr>
-              <w:t>2025-12-31</w:t>
+              <w:t>2023-12-31</w:t>
             </w:r>
           </w:p>
         </w:tc>
@@ -3711,7 +3711,7 @@
                 <w:color w:val="1C3A36"/>
                 <w:sz w:val="14"/>
               </w:rPr>
-              <w:t>ecl_fy23</w:t>
+              <w:t>ecl_fy24</w:t>
             </w:r>
           </w:p>
         </w:tc>
@@ -3728,7 +3728,7 @@
                 <w:color w:val="1C3A36"/>
                 <w:sz w:val="14"/>
               </w:rPr>
-              <w:t>4.7458</w:t>
+              <w:t>-1.1065</w:t>
             </w:r>
           </w:p>
         </w:tc>
@@ -3762,7 +3762,7 @@
                 <w:color w:val="1C3A36"/>
                 <w:sz w:val="14"/>
               </w:rPr>
-              <w:t>Audited consolidated financial statements for the year ended 31 December 2024, Deloitte (Wafik, Ramy &amp; Partners), signed 23 March 2025 — expected credit losses on trade receivables, comparative</w:t>
+              <w:t>Audited consolidated financial statements for the year ended 31 December 2025, Deloitte (Wafik, Ramy &amp; Partners), signed 25 February 2026 — REVERSAL of expected credit losses, comparative (negative, i.e. a credit)</w:t>
             </w:r>
           </w:p>
         </w:tc>
@@ -3779,7 +3779,7 @@
                 <w:color w:val="1C3A36"/>
                 <w:sz w:val="14"/>
               </w:rPr>
-              <w:t>2023-12-31</w:t>
+              <w:t>2024-12-31</w:t>
             </w:r>
           </w:p>
         </w:tc>
@@ -3815,7 +3815,7 @@
                 <w:color w:val="1C3A36"/>
                 <w:sz w:val="14"/>
               </w:rPr>
-              <w:t>ecl_fy24</w:t>
+              <w:t>ecl_fy25</w:t>
             </w:r>
           </w:p>
         </w:tc>
@@ -3832,7 +3832,7 @@
                 <w:color w:val="1C3A36"/>
                 <w:sz w:val="14"/>
               </w:rPr>
-              <w:t>-1.1065</w:t>
+              <w:t>3.6036</w:t>
             </w:r>
           </w:p>
         </w:tc>
@@ -3866,7 +3866,7 @@
                 <w:color w:val="1C3A36"/>
                 <w:sz w:val="14"/>
               </w:rPr>
-              <w:t>Audited consolidated financial statements for the year ended 31 December 2025, Deloitte (Wafik, Ramy &amp; Partners), signed 25 February 2026 — REVERSAL of expected credit losses, comparative (negative, i.e. a credit)</w:t>
+              <w:t>Audited consolidated financial statements for the year ended 31 December 2025, Deloitte (Wafik, Ramy &amp; Partners), signed 25 February 2026 — expected credit losses on trade receivables, note 17</w:t>
             </w:r>
           </w:p>
         </w:tc>
@@ -3883,7 +3883,7 @@
                 <w:color w:val="1C3A36"/>
                 <w:sz w:val="14"/>
               </w:rPr>
-              <w:t>2024-12-31</w:t>
+              <w:t>2025-12-31</w:t>
             </w:r>
           </w:p>
         </w:tc>
@@ -3919,7 +3919,7 @@
                 <w:color w:val="1C3A36"/>
                 <w:sz w:val="14"/>
               </w:rPr>
-              <w:t>ecl_fy25</w:t>
+              <w:t>eps_fy23</w:t>
             </w:r>
           </w:p>
         </w:tc>
@@ -3936,7 +3936,7 @@
                 <w:color w:val="1C3A36"/>
                 <w:sz w:val="14"/>
               </w:rPr>
-              <w:t>3.6036</w:t>
+              <w:t>1.81</w:t>
             </w:r>
           </w:p>
         </w:tc>
@@ -3970,7 +3970,7 @@
                 <w:color w:val="1C3A36"/>
                 <w:sz w:val="14"/>
               </w:rPr>
-              <w:t>Audited consolidated financial statements for the year ended 31 December 2025, Deloitte (Wafik, Ramy &amp; Partners), signed 25 February 2026 — expected credit losses on trade receivables, note 17</w:t>
+              <w:t>Audited consolidated financial statements for the year ended 31 December 2024, Deloitte (Wafik, Ramy &amp; Partners), signed 23 March 2025 — earnings per share, comparative</w:t>
             </w:r>
           </w:p>
         </w:tc>
@@ -3987,7 +3987,7 @@
                 <w:color w:val="1C3A36"/>
                 <w:sz w:val="14"/>
               </w:rPr>
-              <w:t>2025-12-31</w:t>
+              <w:t>2023-12-31</w:t>
             </w:r>
           </w:p>
         </w:tc>
@@ -4023,7 +4023,7 @@
                 <w:color w:val="1C3A36"/>
                 <w:sz w:val="14"/>
               </w:rPr>
-              <w:t>eps_fy23</w:t>
+              <w:t>eps_fy24</w:t>
             </w:r>
           </w:p>
         </w:tc>
@@ -4040,7 +4040,7 @@
                 <w:color w:val="1C3A36"/>
                 <w:sz w:val="14"/>
               </w:rPr>
-              <w:t>1.81</w:t>
+              <w:t>3.02</w:t>
             </w:r>
           </w:p>
         </w:tc>
@@ -4074,7 +4074,7 @@
                 <w:color w:val="1C3A36"/>
                 <w:sz w:val="14"/>
               </w:rPr>
-              <w:t>Audited consolidated financial statements for the year ended 31 December 2024, Deloitte (Wafik, Ramy &amp; Partners), signed 23 March 2025 — earnings per share, comparative</w:t>
+              <w:t>Audited consolidated financial statements for the year ended 31 December 2025, Deloitte (Wafik, Ramy &amp; Partners), signed 25 February 2026 — earnings per share, comparative</w:t>
             </w:r>
           </w:p>
         </w:tc>
@@ -4091,7 +4091,7 @@
                 <w:color w:val="1C3A36"/>
                 <w:sz w:val="14"/>
               </w:rPr>
-              <w:t>2023-12-31</w:t>
+              <w:t>2024-12-31</w:t>
             </w:r>
           </w:p>
         </w:tc>
@@ -4127,7 +4127,7 @@
                 <w:color w:val="1C3A36"/>
                 <w:sz w:val="14"/>
               </w:rPr>
-              <w:t>eps_fy24</w:t>
+              <w:t>eps_fy25</w:t>
             </w:r>
           </w:p>
         </w:tc>
@@ -4144,7 +4144,7 @@
                 <w:color w:val="1C3A36"/>
                 <w:sz w:val="14"/>
               </w:rPr>
-              <w:t>3.02</w:t>
+              <w:t>9.49</w:t>
             </w:r>
           </w:p>
         </w:tc>
@@ -4178,7 +4178,7 @@
                 <w:color w:val="1C3A36"/>
                 <w:sz w:val="14"/>
               </w:rPr>
-              <w:t>Audited consolidated financial statements for the year ended 31 December 2025, Deloitte (Wafik, Ramy &amp; Partners), signed 25 February 2026 — earnings per share, comparative</w:t>
+              <w:t>Audited consolidated financial statements for the year ended 31 December 2025, Deloitte (Wafik, Ramy &amp; Partners), signed 25 February 2026 — earnings per share, note 11, struck on distributable profit of 3,580.712 after the employees' share of 18.874</w:t>
             </w:r>
           </w:p>
         </w:tc>
@@ -4195,7 +4195,7 @@
                 <w:color w:val="1C3A36"/>
                 <w:sz w:val="14"/>
               </w:rPr>
-              <w:t>2024-12-31</w:t>
+              <w:t>2025-12-31</w:t>
             </w:r>
           </w:p>
         </w:tc>
@@ -4231,7 +4231,7 @@
                 <w:color w:val="1C3A36"/>
                 <w:sz w:val="14"/>
               </w:rPr>
-              <w:t>eps_fy25</w:t>
+              <w:t>eq_fy23</w:t>
             </w:r>
           </w:p>
         </w:tc>
@@ -4248,7 +4248,7 @@
                 <w:color w:val="1C3A36"/>
                 <w:sz w:val="14"/>
               </w:rPr>
-              <w:t>9.49</w:t>
+              <w:t>1,754.2217</w:t>
             </w:r>
           </w:p>
         </w:tc>
@@ -4282,7 +4282,7 @@
                 <w:color w:val="1C3A36"/>
                 <w:sz w:val="14"/>
               </w:rPr>
-              <w:t>Audited consolidated financial statements for the year ended 31 December 2025, Deloitte (Wafik, Ramy &amp; Partners), signed 25 February 2026 — earnings per share, note 11, struck on distributable profit of 3,580.712 after the employees' share of 18.874</w:t>
+              <w:t>Audited consolidated financial statements for the year ended 31 December 2024, Deloitte (Wafik, Ramy &amp; Partners), signed 23 March 2025 — equity attributable to owners, comparative</w:t>
             </w:r>
           </w:p>
         </w:tc>
@@ -4299,7 +4299,7 @@
                 <w:color w:val="1C3A36"/>
                 <w:sz w:val="14"/>
               </w:rPr>
-              <w:t>2025-12-31</w:t>
+              <w:t>2023-12-31</w:t>
             </w:r>
           </w:p>
         </w:tc>
@@ -4335,7 +4335,7 @@
                 <w:color w:val="1C3A36"/>
                 <w:sz w:val="14"/>
               </w:rPr>
-              <w:t>eq_fy23</w:t>
+              <w:t>eq_fy24</w:t>
             </w:r>
           </w:p>
         </w:tc>
@@ -4352,7 +4352,7 @@
                 <w:color w:val="1C3A36"/>
                 <w:sz w:val="14"/>
               </w:rPr>
-              <w:t>1,754.2217</w:t>
+              <w:t>2,303.4723</w:t>
             </w:r>
           </w:p>
         </w:tc>
@@ -4386,7 +4386,7 @@
                 <w:color w:val="1C3A36"/>
                 <w:sz w:val="14"/>
               </w:rPr>
-              <w:t>Audited consolidated financial statements for the year ended 31 December 2024, Deloitte (Wafik, Ramy &amp; Partners), signed 23 March 2025 — equity attributable to owners, comparative</w:t>
+              <w:t>Audited consolidated financial statements for the year ended 31 December 2025, Deloitte (Wafik, Ramy &amp; Partners), signed 25 February 2026 — equity attributable to owners, comparative</w:t>
             </w:r>
           </w:p>
         </w:tc>
@@ -4403,7 +4403,7 @@
                 <w:color w:val="1C3A36"/>
                 <w:sz w:val="14"/>
               </w:rPr>
-              <w:t>2023-12-31</w:t>
+              <w:t>2024-12-31</w:t>
             </w:r>
           </w:p>
         </w:tc>
@@ -4439,7 +4439,7 @@
                 <w:color w:val="1C3A36"/>
                 <w:sz w:val="14"/>
               </w:rPr>
-              <w:t>eq_fy24</w:t>
+              <w:t>eq_fy25</w:t>
             </w:r>
           </w:p>
         </w:tc>
@@ -4456,7 +4456,7 @@
                 <w:color w:val="1C3A36"/>
                 <w:sz w:val="14"/>
               </w:rPr>
-              <w:t>2,303.4723</w:t>
+              <w:t>4,642.5742</w:t>
             </w:r>
           </w:p>
         </w:tc>
@@ -4490,7 +4490,7 @@
                 <w:color w:val="1C3A36"/>
                 <w:sz w:val="14"/>
               </w:rPr>
-              <w:t>Audited consolidated financial statements for the year ended 31 December 2025, Deloitte (Wafik, Ramy &amp; Partners), signed 25 February 2026 — equity attributable to owners, comparative</w:t>
+              <w:t>Audited consolidated financial statements for the year ended 31 December 2025, Deloitte (Wafik, Ramy &amp; Partners), signed 25 February 2026 — equity attributable to owners of the Parent: issued capital 757.479, treasury shares (143.328), legal reserve 379.506, retained earnings 3,648.917</w:t>
             </w:r>
           </w:p>
         </w:tc>
@@ -4507,7 +4507,7 @@
                 <w:color w:val="1C3A36"/>
                 <w:sz w:val="14"/>
               </w:rPr>
-              <w:t>2024-12-31</w:t>
+              <w:t>2025-12-31</w:t>
             </w:r>
           </w:p>
         </w:tc>
@@ -4543,7 +4543,7 @@
                 <w:color w:val="1C3A36"/>
                 <w:sz w:val="14"/>
               </w:rPr>
-              <w:t>eq_fy25</w:t>
+              <w:t>fac_int_fy24</w:t>
             </w:r>
           </w:p>
         </w:tc>
@@ -4560,7 +4560,7 @@
                 <w:color w:val="1C3A36"/>
                 <w:sz w:val="14"/>
               </w:rPr>
-              <w:t>4,642.5742</w:t>
+              <w:t>85.953</w:t>
             </w:r>
           </w:p>
         </w:tc>
@@ -4594,7 +4594,7 @@
                 <w:color w:val="1C3A36"/>
                 <w:sz w:val="14"/>
               </w:rPr>
-              <w:t>Audited consolidated financial statements for the year ended 31 December 2025, Deloitte (Wafik, Ramy &amp; Partners), signed 25 February 2026 — equity attributable to owners of the Parent: issued capital 757.479, treasury shares (143.328), legal reserve 379.506, retained earnings 3,648.917</w:t>
+              <w:t>Audited consolidated financial statements for the year ended 31 December 2025, Deloitte (Wafik, Ramy &amp; Partners), signed 25 February 2026 — note 8, credit-facility interest, comparative</w:t>
             </w:r>
           </w:p>
         </w:tc>
@@ -4611,7 +4611,7 @@
                 <w:color w:val="1C3A36"/>
                 <w:sz w:val="14"/>
               </w:rPr>
-              <w:t>2025-12-31</w:t>
+              <w:t>2024-12-31</w:t>
             </w:r>
           </w:p>
         </w:tc>
@@ -4647,7 +4647,7 @@
                 <w:color w:val="1C3A36"/>
                 <w:sz w:val="14"/>
               </w:rPr>
-              <w:t>fac_int_fy24</w:t>
+              <w:t>fac_int_fy25</w:t>
             </w:r>
           </w:p>
         </w:tc>
@@ -4664,7 +4664,7 @@
                 <w:color w:val="1C3A36"/>
                 <w:sz w:val="14"/>
               </w:rPr>
-              <w:t>85.953</w:t>
+              <w:t>23.0074</w:t>
             </w:r>
           </w:p>
         </w:tc>
@@ -4698,7 +4698,7 @@
                 <w:color w:val="1C3A36"/>
                 <w:sz w:val="14"/>
               </w:rPr>
-              <w:t>Audited consolidated financial statements for the year ended 31 December 2025, Deloitte (Wafik, Ramy &amp; Partners), signed 25 February 2026 — note 8, credit-facility interest, comparative</w:t>
+              <w:t>Audited consolidated financial statements for the year ended 31 December 2025, Deloitte (Wafik, Ramy &amp; Partners), signed 25 February 2026 — note 8, credit-facility interest expense</w:t>
             </w:r>
           </w:p>
         </w:tc>
@@ -4715,7 +4715,7 @@
                 <w:color w:val="1C3A36"/>
                 <w:sz w:val="14"/>
               </w:rPr>
-              <w:t>2024-12-31</w:t>
+              <w:t>2025-12-31</w:t>
             </w:r>
           </w:p>
         </w:tc>
@@ -4751,7 +4751,7 @@
                 <w:color w:val="1C3A36"/>
                 <w:sz w:val="14"/>
               </w:rPr>
-              <w:t>fac_int_fy25</w:t>
+              <w:t>fincost_fy24</w:t>
             </w:r>
           </w:p>
         </w:tc>
@@ -4768,7 +4768,7 @@
                 <w:color w:val="1C3A36"/>
                 <w:sz w:val="14"/>
               </w:rPr>
-              <w:t>23.0074</w:t>
+              <w:t>91.1889</w:t>
             </w:r>
           </w:p>
         </w:tc>
@@ -4802,7 +4802,7 @@
                 <w:color w:val="1C3A36"/>
                 <w:sz w:val="14"/>
               </w:rPr>
-              <w:t>Audited consolidated financial statements for the year ended 31 December 2025, Deloitte (Wafik, Ramy &amp; Partners), signed 25 February 2026 — note 8, credit-facility interest expense</w:t>
+              <w:t>Audited consolidated financial statements for the year ended 31 December 2025, Deloitte (Wafik, Ramy &amp; Partners), signed 25 February 2026 — finance costs, comparative</w:t>
             </w:r>
           </w:p>
         </w:tc>
@@ -4819,7 +4819,7 @@
                 <w:color w:val="1C3A36"/>
                 <w:sz w:val="14"/>
               </w:rPr>
-              <w:t>2025-12-31</w:t>
+              <w:t>2024-12-31</w:t>
             </w:r>
           </w:p>
         </w:tc>
@@ -4855,7 +4855,7 @@
                 <w:color w:val="1C3A36"/>
                 <w:sz w:val="14"/>
               </w:rPr>
-              <w:t>fincost_fy24</w:t>
+              <w:t>fincost_fy25</w:t>
             </w:r>
           </w:p>
         </w:tc>
@@ -4872,7 +4872,7 @@
                 <w:color w:val="1C3A36"/>
                 <w:sz w:val="14"/>
               </w:rPr>
-              <w:t>91.1889</w:t>
+              <w:t>49.8417</w:t>
             </w:r>
           </w:p>
         </w:tc>
@@ -4906,7 +4906,7 @@
                 <w:color w:val="1C3A36"/>
                 <w:sz w:val="14"/>
               </w:rPr>
-              <w:t>Audited consolidated financial statements for the year ended 31 December 2025, Deloitte (Wafik, Ramy &amp; Partners), signed 25 February 2026 — finance costs, comparative</w:t>
+              <w:t>Audited consolidated financial statements for the year ended 31 December 2025, Deloitte (Wafik, Ramy &amp; Partners), signed 25 February 2026 — finance costs, note 8: loan interest 24.613, credit-facility interest 23.007, lease interest 1.163, long-term trade-payable finance interest 1.059</w:t>
             </w:r>
           </w:p>
         </w:tc>
@@ -4923,7 +4923,7 @@
                 <w:color w:val="1C3A36"/>
                 <w:sz w:val="14"/>
               </w:rPr>
-              <w:t>2024-12-31</w:t>
+              <w:t>2025-12-31</w:t>
             </w:r>
           </w:p>
         </w:tc>
@@ -4959,7 +4959,7 @@
                 <w:color w:val="1C3A36"/>
                 <w:sz w:val="14"/>
               </w:rPr>
-              <w:t>fincost_fy25</w:t>
+              <w:t>fincost_q1_26</w:t>
             </w:r>
           </w:p>
         </w:tc>
@@ -4976,7 +4976,7 @@
                 <w:color w:val="1C3A36"/>
                 <w:sz w:val="14"/>
               </w:rPr>
-              <w:t>49.8417</w:t>
+              <w:t>11.1688</w:t>
             </w:r>
           </w:p>
         </w:tc>
@@ -5010,7 +5010,7 @@
                 <w:color w:val="1C3A36"/>
                 <w:sz w:val="14"/>
               </w:rPr>
-              <w:t>Audited consolidated financial statements for the year ended 31 December 2025, Deloitte (Wafik, Ramy &amp; Partners), signed 25 February 2026 — finance costs, note 8: loan interest 24.613, credit-facility interest 23.007, lease interest 1.163, long-term trade-payable finance interest 1.059</w:t>
+              <w:t>Reviewed condensed consolidated interim financial statements for the three months ended 31 March 2026, Deloitte (Wafik, Ramy &amp; Partners), 25 May 2026 — finance costs</w:t>
             </w:r>
           </w:p>
         </w:tc>
@@ -5027,7 +5027,7 @@
                 <w:color w:val="1C3A36"/>
                 <w:sz w:val="14"/>
               </w:rPr>
-              <w:t>2025-12-31</w:t>
+              <w:t>2026-03-31</w:t>
             </w:r>
           </w:p>
         </w:tc>
@@ -5063,7 +5063,7 @@
                 <w:color w:val="1C3A36"/>
                 <w:sz w:val="14"/>
               </w:rPr>
-              <w:t>fincost_q1_26</w:t>
+              <w:t>fx_avg_fy24</w:t>
             </w:r>
           </w:p>
         </w:tc>
@@ -5080,7 +5080,7 @@
                 <w:color w:val="1C3A36"/>
                 <w:sz w:val="14"/>
               </w:rPr>
-              <w:t>11.1688</w:t>
+              <w:t>44.39</w:t>
             </w:r>
           </w:p>
         </w:tc>
@@ -5114,7 +5114,7 @@
                 <w:color w:val="1C3A36"/>
                 <w:sz w:val="14"/>
               </w:rPr>
-              <w:t>Reviewed condensed consolidated interim financial statements for the three months ended 31 March 2026, Deloitte (Wafik, Ramy &amp; Partners), 25 May 2026 — finance costs</w:t>
+              <w:t>Audited consolidated financial statements for the year ended 31 December 2025, Deloitte (Wafik, Ramy &amp; Partners), signed 25 February 2026 — note 2.5: average USD/EGP 2024</w:t>
             </w:r>
           </w:p>
         </w:tc>
@@ -5131,7 +5131,7 @@
                 <w:color w:val="1C3A36"/>
                 <w:sz w:val="14"/>
               </w:rPr>
-              <w:t>2026-03-31</w:t>
+              <w:t>2024-12-31</w:t>
             </w:r>
           </w:p>
         </w:tc>
@@ -5167,7 +5167,7 @@
                 <w:color w:val="1C3A36"/>
                 <w:sz w:val="14"/>
               </w:rPr>
-              <w:t>fx_avg_fy24</w:t>
+              <w:t>fx_avg_fy25</w:t>
             </w:r>
           </w:p>
         </w:tc>
@@ -5184,7 +5184,7 @@
                 <w:color w:val="1C3A36"/>
                 <w:sz w:val="14"/>
               </w:rPr>
-              <w:t>44.39</w:t>
+              <w:t>49.26</w:t>
             </w:r>
           </w:p>
         </w:tc>
@@ -5218,7 +5218,7 @@
                 <w:color w:val="1C3A36"/>
                 <w:sz w:val="14"/>
               </w:rPr>
-              <w:t>Audited consolidated financial statements for the year ended 31 December 2025, Deloitte (Wafik, Ramy &amp; Partners), signed 25 February 2026 — note 2.5: average USD/EGP 2024</w:t>
+              <w:t>Audited consolidated financial statements for the year ended 31 December 2025, Deloitte (Wafik, Ramy &amp; Partners), signed 25 February 2026 — note 2.5 currency table: average USD/EGP for 2025</w:t>
             </w:r>
           </w:p>
         </w:tc>
@@ -5235,7 +5235,7 @@
                 <w:color w:val="1C3A36"/>
                 <w:sz w:val="14"/>
               </w:rPr>
-              <w:t>2024-12-31</w:t>
+              <w:t>2025-12-31</w:t>
             </w:r>
           </w:p>
         </w:tc>
@@ -5271,7 +5271,7 @@
                 <w:color w:val="1C3A36"/>
                 <w:sz w:val="14"/>
               </w:rPr>
-              <w:t>fx_avg_fy25</w:t>
+              <w:t>fx_diff_fy25</w:t>
             </w:r>
           </w:p>
         </w:tc>
@@ -5288,7 +5288,7 @@
                 <w:color w:val="1C3A36"/>
                 <w:sz w:val="14"/>
               </w:rPr>
-              <w:t>49.26</w:t>
+              <w:t>-101.5782</w:t>
             </w:r>
           </w:p>
         </w:tc>
@@ -5322,7 +5322,7 @@
                 <w:color w:val="1C3A36"/>
                 <w:sz w:val="14"/>
               </w:rPr>
-              <w:t>Audited consolidated financial statements for the year ended 31 December 2025, Deloitte (Wafik, Ramy &amp; Partners), signed 25 February 2026 — note 2.5 currency table: average USD/EGP for 2025</w:t>
+              <w:t>Audited consolidated financial statements for the year ended 31 December 2025, Deloitte (Wafik, Ramy &amp; Partners), signed 25 February 2026 — foreign currency exchange differences, a LOSS</w:t>
             </w:r>
           </w:p>
         </w:tc>
@@ -5375,7 +5375,7 @@
                 <w:color w:val="1C3A36"/>
                 <w:sz w:val="14"/>
               </w:rPr>
-              <w:t>fx_diff_fy25</w:t>
+              <w:t>fx_ye_fy25</w:t>
             </w:r>
           </w:p>
         </w:tc>
@@ -5392,7 +5392,7 @@
                 <w:color w:val="1C3A36"/>
                 <w:sz w:val="14"/>
               </w:rPr>
-              <w:t>-101.5782</w:t>
+              <w:t>47.66</w:t>
             </w:r>
           </w:p>
         </w:tc>
@@ -5426,7 +5426,7 @@
                 <w:color w:val="1C3A36"/>
                 <w:sz w:val="14"/>
               </w:rPr>
-              <w:t>Audited consolidated financial statements for the year ended 31 December 2025, Deloitte (Wafik, Ramy &amp; Partners), signed 25 February 2026 — foreign currency exchange differences, a LOSS</w:t>
+              <w:t>Audited consolidated financial statements for the year ended 31 December 2025, Deloitte (Wafik, Ramy &amp; Partners), signed 25 February 2026 — note 2.5: year-end USD/EGP 2025</w:t>
             </w:r>
           </w:p>
         </w:tc>
@@ -5479,7 +5479,7 @@
                 <w:color w:val="1C3A36"/>
                 <w:sz w:val="14"/>
               </w:rPr>
-              <w:t>fx_ye_fy25</w:t>
+              <w:t>ga_admin_dep_fy25</w:t>
             </w:r>
           </w:p>
         </w:tc>
@@ -5496,7 +5496,7 @@
                 <w:color w:val="1C3A36"/>
                 <w:sz w:val="14"/>
               </w:rPr>
-              <w:t>47.66</w:t>
+              <w:t>4.3241</w:t>
             </w:r>
           </w:p>
         </w:tc>
@@ -5530,7 +5530,7 @@
                 <w:color w:val="1C3A36"/>
                 <w:sz w:val="14"/>
               </w:rPr>
-              <w:t>Audited consolidated financial statements for the year ended 31 December 2025, Deloitte (Wafik, Ramy &amp; Partners), signed 25 February 2026 — note 2.5: year-end USD/EGP 2025</w:t>
+              <w:t>Audited consolidated financial statements for the year ended 31 December 2025, Deloitte (Wafik, Ramy &amp; Partners), signed 25 February 2026 — note 6, administrative depreciation</w:t>
             </w:r>
           </w:p>
         </w:tc>
@@ -5583,7 +5583,7 @@
                 <w:color w:val="1C3A36"/>
                 <w:sz w:val="14"/>
               </w:rPr>
-              <w:t>ga_admin_dep_fy25</w:t>
+              <w:t>ga_fy23</w:t>
             </w:r>
           </w:p>
         </w:tc>
@@ -5600,7 +5600,7 @@
                 <w:color w:val="1C3A36"/>
                 <w:sz w:val="14"/>
               </w:rPr>
-              <w:t>4.3241</w:t>
+              <w:t>183.9403</w:t>
             </w:r>
           </w:p>
         </w:tc>
@@ -5634,7 +5634,7 @@
                 <w:color w:val="1C3A36"/>
                 <w:sz w:val="14"/>
               </w:rPr>
-              <w:t>Audited consolidated financial statements for the year ended 31 December 2025, Deloitte (Wafik, Ramy &amp; Partners), signed 25 February 2026 — note 6, administrative depreciation</w:t>
+              <w:t>Audited consolidated financial statements for the year ended 31 December 2024, Deloitte (Wafik, Ramy &amp; Partners), signed 23 March 2025 — general and administrative expenses, comparative</w:t>
             </w:r>
           </w:p>
         </w:tc>
@@ -5651,7 +5651,7 @@
                 <w:color w:val="1C3A36"/>
                 <w:sz w:val="14"/>
               </w:rPr>
-              <w:t>2025-12-31</w:t>
+              <w:t>2023-12-31</w:t>
             </w:r>
           </w:p>
         </w:tc>
@@ -5687,7 +5687,7 @@
                 <w:color w:val="1C3A36"/>
                 <w:sz w:val="14"/>
               </w:rPr>
-              <w:t>ga_fy23</w:t>
+              <w:t>ga_fy24</w:t>
             </w:r>
           </w:p>
         </w:tc>
@@ -5704,7 +5704,7 @@
                 <w:color w:val="1C3A36"/>
                 <w:sz w:val="14"/>
               </w:rPr>
-              <w:t>183.9403</w:t>
+              <w:t>267.7981</w:t>
             </w:r>
           </w:p>
         </w:tc>
@@ -5738,7 +5738,7 @@
                 <w:color w:val="1C3A36"/>
                 <w:sz w:val="14"/>
               </w:rPr>
-              <w:t>Audited consolidated financial statements for the year ended 31 December 2024, Deloitte (Wafik, Ramy &amp; Partners), signed 23 March 2025 — general and administrative expenses, comparative</w:t>
+              <w:t>Audited consolidated financial statements for the year ended 31 December 2025, Deloitte (Wafik, Ramy &amp; Partners), signed 25 February 2026 — general and administrative expenses, comparative</w:t>
             </w:r>
           </w:p>
         </w:tc>
@@ -5755,7 +5755,7 @@
                 <w:color w:val="1C3A36"/>
                 <w:sz w:val="14"/>
               </w:rPr>
-              <w:t>2023-12-31</w:t>
+              <w:t>2024-12-31</w:t>
             </w:r>
           </w:p>
         </w:tc>
@@ -5791,7 +5791,7 @@
                 <w:color w:val="1C3A36"/>
                 <w:sz w:val="14"/>
               </w:rPr>
-              <w:t>ga_fy24</w:t>
+              <w:t>ga_fy25</w:t>
             </w:r>
           </w:p>
         </w:tc>
@@ -5808,7 +5808,7 @@
                 <w:color w:val="1C3A36"/>
                 <w:sz w:val="14"/>
               </w:rPr>
-              <w:t>267.7981</w:t>
+              <w:t>384.3328</w:t>
             </w:r>
           </w:p>
         </w:tc>
@@ -5842,7 +5842,7 @@
                 <w:color w:val="1C3A36"/>
                 <w:sz w:val="14"/>
               </w:rPr>
-              <w:t>Audited consolidated financial statements for the year ended 31 December 2025, Deloitte (Wafik, Ramy &amp; Partners), signed 25 February 2026 — general and administrative expenses, comparative</w:t>
+              <w:t>Audited consolidated financial statements for the year ended 31 December 2025, Deloitte (Wafik, Ramy &amp; Partners), signed 25 February 2026 — general and administrative expenses, note 6</w:t>
             </w:r>
           </w:p>
         </w:tc>
@@ -5859,7 +5859,7 @@
                 <w:color w:val="1C3A36"/>
                 <w:sz w:val="14"/>
               </w:rPr>
-              <w:t>2024-12-31</w:t>
+              <w:t>2025-12-31</w:t>
             </w:r>
           </w:p>
         </w:tc>
@@ -5895,7 +5895,7 @@
                 <w:color w:val="1C3A36"/>
                 <w:sz w:val="14"/>
               </w:rPr>
-              <w:t>ga_fy25</w:t>
+              <w:t>ga_q1_26</w:t>
             </w:r>
           </w:p>
         </w:tc>
@@ -5912,7 +5912,7 @@
                 <w:color w:val="1C3A36"/>
                 <w:sz w:val="14"/>
               </w:rPr>
-              <w:t>384.3328</w:t>
+              <w:t>102.2818</w:t>
             </w:r>
           </w:p>
         </w:tc>
@@ -5946,7 +5946,7 @@
                 <w:color w:val="1C3A36"/>
                 <w:sz w:val="14"/>
               </w:rPr>
-              <w:t>Audited consolidated financial statements for the year ended 31 December 2025, Deloitte (Wafik, Ramy &amp; Partners), signed 25 February 2026 — general and administrative expenses, note 6</w:t>
+              <w:t>Reviewed condensed consolidated interim financial statements for the three months ended 31 March 2026, Deloitte (Wafik, Ramy &amp; Partners), 25 May 2026 — general and administrative expenses</w:t>
             </w:r>
           </w:p>
         </w:tc>
@@ -5963,7 +5963,7 @@
                 <w:color w:val="1C3A36"/>
                 <w:sz w:val="14"/>
               </w:rPr>
-              <w:t>2025-12-31</w:t>
+              <w:t>2026-03-31</w:t>
             </w:r>
           </w:p>
         </w:tc>
@@ -5999,7 +5999,7 @@
                 <w:color w:val="1C3A36"/>
                 <w:sz w:val="14"/>
               </w:rPr>
-              <w:t>ga_q1_26</w:t>
+              <w:t>gp_q1_26</w:t>
             </w:r>
           </w:p>
         </w:tc>
@@ -6016,7 +6016,7 @@
                 <w:color w:val="1C3A36"/>
                 <w:sz w:val="14"/>
               </w:rPr>
-              <w:t>102.2818</w:t>
+              <w:t>1,286.1459</w:t>
             </w:r>
           </w:p>
         </w:tc>
@@ -6050,7 +6050,7 @@
                 <w:color w:val="1C3A36"/>
                 <w:sz w:val="14"/>
               </w:rPr>
-              <w:t>Reviewed condensed consolidated interim financial statements for the three months ended 31 March 2026, Deloitte (Wafik, Ramy &amp; Partners), 25 May 2026 — general and administrative expenses</w:t>
+              <w:t>Reviewed condensed consolidated interim financial statements for the three months ended 31 March 2026, Deloitte (Wafik, Ramy &amp; Partners), 25 May 2026 — gross profit</w:t>
             </w:r>
           </w:p>
         </w:tc>
@@ -6103,7 +6103,7 @@
                 <w:color w:val="1C3A36"/>
                 <w:sz w:val="14"/>
               </w:rPr>
-              <w:t>gp_q1_26</w:t>
+              <w:t>intang_fy25</w:t>
             </w:r>
           </w:p>
         </w:tc>
@@ -6120,7 +6120,7 @@
                 <w:color w:val="1C3A36"/>
                 <w:sz w:val="14"/>
               </w:rPr>
-              <w:t>1,286.1459</w:t>
+              <w:t>106.7996</w:t>
             </w:r>
           </w:p>
         </w:tc>
@@ -6154,7 +6154,7 @@
                 <w:color w:val="1C3A36"/>
                 <w:sz w:val="14"/>
               </w:rPr>
-              <w:t>Reviewed condensed consolidated interim financial statements for the three months ended 31 March 2026, Deloitte (Wafik, Ramy &amp; Partners), 25 May 2026 — gross profit</w:t>
+              <w:t>Audited consolidated financial statements for the year ended 31 December 2025, Deloitte (Wafik, Ramy &amp; Partners), signed 25 February 2026 — intangible assets (net), note 14: the operating licence</w:t>
             </w:r>
           </w:p>
         </w:tc>
@@ -6171,7 +6171,7 @@
                 <w:color w:val="1C3A36"/>
                 <w:sz w:val="14"/>
               </w:rPr>
-              <w:t>2026-03-31</w:t>
+              <w:t>2025-12-31</w:t>
             </w:r>
           </w:p>
         </w:tc>
@@ -6207,7 +6207,7 @@
                 <w:color w:val="1C3A36"/>
                 <w:sz w:val="14"/>
               </w:rPr>
-              <w:t>intang_fy25</w:t>
+              <w:t>intinc_fy25</w:t>
             </w:r>
           </w:p>
         </w:tc>
@@ -6224,7 +6224,7 @@
                 <w:color w:val="1C3A36"/>
                 <w:sz w:val="14"/>
               </w:rPr>
-              <w:t>106.7996</w:t>
+              <w:t>226.2748</w:t>
             </w:r>
           </w:p>
         </w:tc>
@@ -6258,7 +6258,7 @@
                 <w:color w:val="1C3A36"/>
                 <w:sz w:val="14"/>
               </w:rPr>
-              <w:t>Audited consolidated financial statements for the year ended 31 December 2025, Deloitte (Wafik, Ramy &amp; Partners), signed 25 February 2026 — intangible assets (net), note 14: the operating licence</w:t>
+              <w:t>Audited consolidated financial statements for the year ended 31 December 2025, Deloitte (Wafik, Ramy &amp; Partners), signed 25 February 2026 — interest income</w:t>
             </w:r>
           </w:p>
         </w:tc>
@@ -6311,7 +6311,7 @@
                 <w:color w:val="1C3A36"/>
                 <w:sz w:val="14"/>
               </w:rPr>
-              <w:t>intinc_fy25</w:t>
+              <w:t>inv_fy25</w:t>
             </w:r>
           </w:p>
         </w:tc>
@@ -6328,7 +6328,7 @@
                 <w:color w:val="1C3A36"/>
                 <w:sz w:val="14"/>
               </w:rPr>
-              <w:t>226.2748</w:t>
+              <w:t>1,053.6462</w:t>
             </w:r>
           </w:p>
         </w:tc>
@@ -6362,7 +6362,7 @@
                 <w:color w:val="1C3A36"/>
                 <w:sz w:val="14"/>
               </w:rPr>
-              <w:t>Audited consolidated financial statements for the year ended 31 December 2025, Deloitte (Wafik, Ramy &amp; Partners), signed 25 February 2026 — interest income</w:t>
+              <w:t>Audited consolidated financial statements for the year ended 31 December 2025, Deloitte (Wafik, Ramy &amp; Partners), signed 25 February 2026 — inventories, note 16: raw materials 282.765, fuel 200.388, packing 51.934, spares 190.444, work in progress 6.861, goods in transit 0.483, finished goods 320.771</w:t>
             </w:r>
           </w:p>
         </w:tc>
@@ -6415,7 +6415,7 @@
                 <w:color w:val="1C3A36"/>
                 <w:sz w:val="14"/>
               </w:rPr>
-              <w:t>inv_fy25</w:t>
+              <w:t>kd_egp_marginal</w:t>
             </w:r>
           </w:p>
         </w:tc>
@@ -6432,7 +6432,7 @@
                 <w:color w:val="1C3A36"/>
                 <w:sz w:val="14"/>
               </w:rPr>
-              <w:t>1,053.6462</w:t>
+              <w:t>0.206</w:t>
             </w:r>
           </w:p>
         </w:tc>
@@ -6466,7 +6466,7 @@
                 <w:color w:val="1C3A36"/>
                 <w:sz w:val="14"/>
               </w:rPr>
-              <w:t>Audited consolidated financial statements for the year ended 31 December 2025, Deloitte (Wafik, Ramy &amp; Partners), signed 25 February 2026 — inventories, note 16: raw materials 282.765, fuel 200.388, packing 51.934, spares 190.444, work in progress 6.861, goods in transit 0.483, finished goods 320.771</w:t>
+              <w:t>Marginal EGP borrowing rate: the Central Bank corridor offer rate of 20.0% plus the 0.6% margin disclosed on the CIB facility</w:t>
             </w:r>
           </w:p>
         </w:tc>
@@ -6483,7 +6483,7 @@
                 <w:color w:val="1C3A36"/>
                 <w:sz w:val="14"/>
               </w:rPr>
-              <w:t>2025-12-31</w:t>
+              <w:t>2026-08-06</w:t>
             </w:r>
           </w:p>
         </w:tc>
@@ -6519,7 +6519,7 @@
                 <w:color w:val="1C3A36"/>
                 <w:sz w:val="14"/>
               </w:rPr>
-              <w:t>kd_egp_marginal</w:t>
+              <w:t>lease_fy25</w:t>
             </w:r>
           </w:p>
         </w:tc>
@@ -6536,7 +6536,7 @@
                 <w:color w:val="1C3A36"/>
                 <w:sz w:val="14"/>
               </w:rPr>
-              <w:t>0.206</w:t>
+              <w:t>1.176</w:t>
             </w:r>
           </w:p>
         </w:tc>
@@ -6570,7 +6570,7 @@
                 <w:color w:val="1C3A36"/>
                 <w:sz w:val="14"/>
               </w:rPr>
-              <w:t>Marginal EGP borrowing rate: the Central Bank corridor offer rate of 20.0% plus the 0.6% margin disclosed on the CIB facility</w:t>
+              <w:t>Audited consolidated financial statements for the year ended 31 December 2025, Deloitte (Wafik, Ramy &amp; Partners), signed 25 February 2026 — lease liabilities, note 33-2</w:t>
             </w:r>
           </w:p>
         </w:tc>
@@ -6587,7 +6587,7 @@
                 <w:color w:val="1C3A36"/>
                 <w:sz w:val="14"/>
               </w:rPr>
-              <w:t>2026-08-06</w:t>
+              <w:t>2025-12-31</w:t>
             </w:r>
           </w:p>
         </w:tc>
@@ -6623,7 +6623,7 @@
                 <w:color w:val="1C3A36"/>
                 <w:sz w:val="14"/>
               </w:rPr>
-              <w:t>lease_fy25</w:t>
+              <w:t>loan_int_fy24</w:t>
             </w:r>
           </w:p>
         </w:tc>
@@ -6640,7 +6640,7 @@
                 <w:color w:val="1C3A36"/>
                 <w:sz w:val="14"/>
               </w:rPr>
-              <w:t>1.176</w:t>
+              <w:t>2.7541</w:t>
             </w:r>
           </w:p>
         </w:tc>
@@ -6674,7 +6674,7 @@
                 <w:color w:val="1C3A36"/>
                 <w:sz w:val="14"/>
               </w:rPr>
-              <w:t>Audited consolidated financial statements for the year ended 31 December 2025, Deloitte (Wafik, Ramy &amp; Partners), signed 25 February 2026 — lease liabilities, note 33-2</w:t>
+              <w:t>Audited consolidated financial statements for the year ended 31 December 2025, Deloitte (Wafik, Ramy &amp; Partners), signed 25 February 2026 — note 8, loan interest expense, comparative</w:t>
             </w:r>
           </w:p>
         </w:tc>
@@ -6691,7 +6691,7 @@
                 <w:color w:val="1C3A36"/>
                 <w:sz w:val="14"/>
               </w:rPr>
-              <w:t>2025-12-31</w:t>
+              <w:t>2024-12-31</w:t>
             </w:r>
           </w:p>
         </w:tc>
@@ -6727,7 +6727,7 @@
                 <w:color w:val="1C3A36"/>
                 <w:sz w:val="14"/>
               </w:rPr>
-              <w:t>loan_int_fy24</w:t>
+              <w:t>loan_int_fy25</w:t>
             </w:r>
           </w:p>
         </w:tc>
@@ -6744,7 +6744,7 @@
                 <w:color w:val="1C3A36"/>
                 <w:sz w:val="14"/>
               </w:rPr>
-              <w:t>2.7541</w:t>
+              <w:t>24.6131</w:t>
             </w:r>
           </w:p>
         </w:tc>
@@ -6778,7 +6778,7 @@
                 <w:color w:val="1C3A36"/>
                 <w:sz w:val="14"/>
               </w:rPr>
-              <w:t>Audited consolidated financial statements for the year ended 31 December 2025, Deloitte (Wafik, Ramy &amp; Partners), signed 25 February 2026 — note 8, loan interest expense, comparative</w:t>
+              <w:t>Audited consolidated financial statements for the year ended 31 December 2025, Deloitte (Wafik, Ramy &amp; Partners), signed 25 February 2026 — note 8, loan interest expense</w:t>
             </w:r>
           </w:p>
         </w:tc>
@@ -6795,7 +6795,7 @@
                 <w:color w:val="1C3A36"/>
                 <w:sz w:val="14"/>
               </w:rPr>
-              <w:t>2024-12-31</w:t>
+              <w:t>2025-12-31</w:t>
             </w:r>
           </w:p>
         </w:tc>
@@ -6831,7 +6831,7 @@
                 <w:color w:val="1C3A36"/>
                 <w:sz w:val="14"/>
               </w:rPr>
-              <w:t>loan_int_fy25</w:t>
+              <w:t>nci</w:t>
             </w:r>
           </w:p>
         </w:tc>
@@ -6848,7 +6848,7 @@
                 <w:color w:val="1C3A36"/>
                 <w:sz w:val="14"/>
               </w:rPr>
-              <w:t>24.6131</w:t>
+              <w:t>0.158</w:t>
             </w:r>
           </w:p>
         </w:tc>
@@ -6882,7 +6882,7 @@
                 <w:color w:val="1C3A36"/>
                 <w:sz w:val="14"/>
               </w:rPr>
-              <w:t>Audited consolidated financial statements for the year ended 31 December 2025, Deloitte (Wafik, Ramy &amp; Partners), signed 25 February 2026 — note 8, loan interest expense</w:t>
+              <w:t>Audited consolidated financial statements for the year ended 31 December 2025, Deloitte (Wafik, Ramy &amp; Partners), signed 25 February 2026 — non-controlling interests, note 24: EGP 158,005. Revision 1 deducted EGP 150mn on inference from the profit statements; the audited figure is 950 times smaller and immaterial to the bridge</w:t>
             </w:r>
           </w:p>
         </w:tc>
@@ -6935,7 +6935,7 @@
                 <w:color w:val="1C3A36"/>
                 <w:sz w:val="14"/>
               </w:rPr>
-              <w:t>nci</w:t>
+              <w:t>othinc_fy25</w:t>
             </w:r>
           </w:p>
         </w:tc>
@@ -6952,7 +6952,7 @@
                 <w:color w:val="1C3A36"/>
                 <w:sz w:val="14"/>
               </w:rPr>
-              <w:t>0.158</w:t>
+              <w:t>53.3395</w:t>
             </w:r>
           </w:p>
         </w:tc>
@@ -6986,7 +6986,7 @@
                 <w:color w:val="1C3A36"/>
                 <w:sz w:val="14"/>
               </w:rPr>
-              <w:t>Audited consolidated financial statements for the year ended 31 December 2025, Deloitte (Wafik, Ramy &amp; Partners), signed 25 February 2026 — non-controlling interests, note 24: EGP 158,005. Revision 1 deducted EGP 150mn on inference from the profit statements; the audited figure is 950 times smaller and immaterial to the bridge</w:t>
+              <w:t>Audited consolidated financial statements for the year ended 31 December 2025, Deloitte (Wafik, Ramy &amp; Partners), signed 25 February 2026 — other income, note 7, including export subsidies of EGP 31.643mn</w:t>
             </w:r>
           </w:p>
         </w:tc>
@@ -7039,7 +7039,7 @@
                 <w:color w:val="1C3A36"/>
                 <w:sz w:val="14"/>
               </w:rPr>
-              <w:t>othinc_fy25</w:t>
+              <w:t>pat_fy23</w:t>
             </w:r>
           </w:p>
         </w:tc>
@@ -7056,7 +7056,7 @@
                 <w:color w:val="1C3A36"/>
                 <w:sz w:val="14"/>
               </w:rPr>
-              <w:t>53.3395</w:t>
+              <w:t>697.4887</w:t>
             </w:r>
           </w:p>
         </w:tc>
@@ -7090,7 +7090,7 @@
                 <w:color w:val="1C3A36"/>
                 <w:sz w:val="14"/>
               </w:rPr>
-              <w:t>Audited consolidated financial statements for the year ended 31 December 2025, Deloitte (Wafik, Ramy &amp; Partners), signed 25 February 2026 — other income, note 7, including export subsidies of EGP 31.643mn</w:t>
+              <w:t>Audited consolidated financial statements for the year ended 31 December 2024, Deloitte (Wafik, Ramy &amp; Partners), signed 23 March 2025 — profit attributable to owners of the Parent, comparative</w:t>
             </w:r>
           </w:p>
         </w:tc>
@@ -7107,7 +7107,7 @@
                 <w:color w:val="1C3A36"/>
                 <w:sz w:val="14"/>
               </w:rPr>
-              <w:t>2025-12-31</w:t>
+              <w:t>2023-12-31</w:t>
             </w:r>
           </w:p>
         </w:tc>
@@ -7143,7 +7143,7 @@
                 <w:color w:val="1C3A36"/>
                 <w:sz w:val="14"/>
               </w:rPr>
-              <w:t>pat_fy23</w:t>
+              <w:t>pat_fy24</w:t>
             </w:r>
           </w:p>
         </w:tc>
@@ -7160,7 +7160,7 @@
                 <w:color w:val="1C3A36"/>
                 <w:sz w:val="14"/>
               </w:rPr>
-              <w:t>697.4887</w:t>
+              <w:t>1,160.1294</w:t>
             </w:r>
           </w:p>
         </w:tc>
@@ -7194,7 +7194,7 @@
                 <w:color w:val="1C3A36"/>
                 <w:sz w:val="14"/>
               </w:rPr>
-              <w:t>Audited consolidated financial statements for the year ended 31 December 2024, Deloitte (Wafik, Ramy &amp; Partners), signed 23 March 2025 — profit attributable to owners of the Parent, comparative</w:t>
+              <w:t>Audited consolidated financial statements for the year ended 31 December 2025, Deloitte (Wafik, Ramy &amp; Partners), signed 25 February 2026 — profit attributable to owners of the Parent, comparative</w:t>
             </w:r>
           </w:p>
         </w:tc>
@@ -7211,7 +7211,7 @@
                 <w:color w:val="1C3A36"/>
                 <w:sz w:val="14"/>
               </w:rPr>
-              <w:t>2023-12-31</w:t>
+              <w:t>2024-12-31</w:t>
             </w:r>
           </w:p>
         </w:tc>
@@ -7247,7 +7247,7 @@
                 <w:color w:val="1C3A36"/>
                 <w:sz w:val="14"/>
               </w:rPr>
-              <w:t>pat_fy24</w:t>
+              <w:t>pat_fy25</w:t>
             </w:r>
           </w:p>
         </w:tc>
@@ -7264,7 +7264,7 @@
                 <w:color w:val="1C3A36"/>
                 <w:sz w:val="14"/>
               </w:rPr>
-              <w:t>1,160.1294</w:t>
+              <w:t>3,599.5859</w:t>
             </w:r>
           </w:p>
         </w:tc>
@@ -7298,7 +7298,7 @@
                 <w:color w:val="1C3A36"/>
                 <w:sz w:val="14"/>
               </w:rPr>
-              <w:t>Audited consolidated financial statements for the year ended 31 December 2025, Deloitte (Wafik, Ramy &amp; Partners), signed 25 February 2026 — profit attributable to owners of the Parent, comparative</w:t>
+              <w:t>Audited consolidated financial statements for the year ended 31 December 2025, Deloitte (Wafik, Ramy &amp; Partners), signed 25 February 2026 — profit attributable to owners of the Parent (group profit 3,599.690 less 0.104 to non-controlling interests)</w:t>
             </w:r>
           </w:p>
         </w:tc>
@@ -7315,7 +7315,7 @@
                 <w:color w:val="1C3A36"/>
                 <w:sz w:val="14"/>
               </w:rPr>
-              <w:t>2024-12-31</w:t>
+              <w:t>2025-12-31</w:t>
             </w:r>
           </w:p>
         </w:tc>
@@ -7351,7 +7351,7 @@
                 <w:color w:val="1C3A36"/>
                 <w:sz w:val="14"/>
               </w:rPr>
-              <w:t>pat_fy25</w:t>
+              <w:t>pat_q1_26</w:t>
             </w:r>
           </w:p>
         </w:tc>
@@ -7368,7 +7368,7 @@
                 <w:color w:val="1C3A36"/>
                 <w:sz w:val="14"/>
               </w:rPr>
-              <w:t>3,599.5859</w:t>
+              <w:t>943.0683</w:t>
             </w:r>
           </w:p>
         </w:tc>
@@ -7402,7 +7402,7 @@
                 <w:color w:val="1C3A36"/>
                 <w:sz w:val="14"/>
               </w:rPr>
-              <w:t>Audited consolidated financial statements for the year ended 31 December 2025, Deloitte (Wafik, Ramy &amp; Partners), signed 25 February 2026 — profit attributable to owners of the Parent (group profit 3,599.690 less 0.104 to non-controlling interests)</w:t>
+              <w:t>Reviewed condensed consolidated interim financial statements for the three months ended 31 March 2026, Deloitte (Wafik, Ramy &amp; Partners), 25 May 2026 — profit attributable to owners of the Parent</w:t>
             </w:r>
           </w:p>
         </w:tc>
@@ -7419,7 +7419,7 @@
                 <w:color w:val="1C3A36"/>
                 <w:sz w:val="14"/>
               </w:rPr>
-              <w:t>2025-12-31</w:t>
+              <w:t>2026-03-31</w:t>
             </w:r>
           </w:p>
         </w:tc>
@@ -7455,7 +7455,7 @@
                 <w:color w:val="1C3A36"/>
                 <w:sz w:val="14"/>
               </w:rPr>
-              <w:t>pat_q1_26</w:t>
+              <w:t>pbt_fy23</w:t>
             </w:r>
           </w:p>
         </w:tc>
@@ -7472,7 +7472,7 @@
                 <w:color w:val="1C3A36"/>
                 <w:sz w:val="14"/>
               </w:rPr>
-              <w:t>943.0683</w:t>
+              <w:t>930.2314</w:t>
             </w:r>
           </w:p>
         </w:tc>
@@ -7506,7 +7506,7 @@
                 <w:color w:val="1C3A36"/>
                 <w:sz w:val="14"/>
               </w:rPr>
-              <w:t>Reviewed condensed consolidated interim financial statements for the three months ended 31 March 2026, Deloitte (Wafik, Ramy &amp; Partners), 25 May 2026 — profit attributable to owners of the Parent</w:t>
+              <w:t>Audited consolidated financial statements for the year ended 31 December 2024, Deloitte (Wafik, Ramy &amp; Partners), signed 23 March 2025 — net profit before tax, comparative</w:t>
             </w:r>
           </w:p>
         </w:tc>
@@ -7523,7 +7523,7 @@
                 <w:color w:val="1C3A36"/>
                 <w:sz w:val="14"/>
               </w:rPr>
-              <w:t>2026-03-31</w:t>
+              <w:t>2023-12-31</w:t>
             </w:r>
           </w:p>
         </w:tc>
@@ -7559,7 +7559,7 @@
                 <w:color w:val="1C3A36"/>
                 <w:sz w:val="14"/>
               </w:rPr>
-              <w:t>pbt_fy23</w:t>
+              <w:t>pbt_fy24</w:t>
             </w:r>
           </w:p>
         </w:tc>
@@ -7576,7 +7576,7 @@
                 <w:color w:val="1C3A36"/>
                 <w:sz w:val="14"/>
               </w:rPr>
-              <w:t>930.2314</w:t>
+              <w:t>1,505.8661</w:t>
             </w:r>
           </w:p>
         </w:tc>
@@ -7610,7 +7610,7 @@
                 <w:color w:val="1C3A36"/>
                 <w:sz w:val="14"/>
               </w:rPr>
-              <w:t>Audited consolidated financial statements for the year ended 31 December 2024, Deloitte (Wafik, Ramy &amp; Partners), signed 23 March 2025 — net profit before tax, comparative</w:t>
+              <w:t>Audited consolidated financial statements for the year ended 31 December 2025, Deloitte (Wafik, Ramy &amp; Partners), signed 25 February 2026 — net profit before tax, comparative</w:t>
             </w:r>
           </w:p>
         </w:tc>
@@ -7627,7 +7627,7 @@
                 <w:color w:val="1C3A36"/>
                 <w:sz w:val="14"/>
               </w:rPr>
-              <w:t>2023-12-31</w:t>
+              <w:t>2024-12-31</w:t>
             </w:r>
           </w:p>
         </w:tc>
@@ -7663,7 +7663,7 @@
                 <w:color w:val="1C3A36"/>
                 <w:sz w:val="14"/>
               </w:rPr>
-              <w:t>pbt_fy24</w:t>
+              <w:t>pbt_fy25</w:t>
             </w:r>
           </w:p>
         </w:tc>
@@ -7680,7 +7680,7 @@
                 <w:color w:val="1C3A36"/>
                 <w:sz w:val="14"/>
               </w:rPr>
-              <w:t>1,505.8661</w:t>
+              <w:t>4,725.1579</w:t>
             </w:r>
           </w:p>
         </w:tc>
@@ -7714,7 +7714,7 @@
                 <w:color w:val="1C3A36"/>
                 <w:sz w:val="14"/>
               </w:rPr>
-              <w:t>Audited consolidated financial statements for the year ended 31 December 2025, Deloitte (Wafik, Ramy &amp; Partners), signed 25 February 2026 — net profit before tax, comparative</w:t>
+              <w:t>Audited consolidated financial statements for the year ended 31 December 2025, Deloitte (Wafik, Ramy &amp; Partners), signed 25 February 2026 — net profit before tax</w:t>
             </w:r>
           </w:p>
         </w:tc>
@@ -7731,7 +7731,7 @@
                 <w:color w:val="1C3A36"/>
                 <w:sz w:val="14"/>
               </w:rPr>
-              <w:t>2024-12-31</w:t>
+              <w:t>2025-12-31</w:t>
             </w:r>
           </w:p>
         </w:tc>
@@ -7767,7 +7767,7 @@
                 <w:color w:val="1C3A36"/>
                 <w:sz w:val="14"/>
               </w:rPr>
-              <w:t>pbt_fy25</w:t>
+              <w:t>pbt_q1_26</w:t>
             </w:r>
           </w:p>
         </w:tc>
@@ -7784,7 +7784,7 @@
                 <w:color w:val="1C3A36"/>
                 <w:sz w:val="14"/>
               </w:rPr>
-              <w:t>4,725.1579</w:t>
+              <w:t>1,273.0342</w:t>
             </w:r>
           </w:p>
         </w:tc>
@@ -7818,7 +7818,7 @@
                 <w:color w:val="1C3A36"/>
                 <w:sz w:val="14"/>
               </w:rPr>
-              <w:t>Audited consolidated financial statements for the year ended 31 December 2025, Deloitte (Wafik, Ramy &amp; Partners), signed 25 February 2026 — net profit before tax</w:t>
+              <w:t>Reviewed condensed consolidated interim financial statements for the three months ended 31 March 2026, Deloitte (Wafik, Ramy &amp; Partners), 25 May 2026 — net profit before tax</w:t>
             </w:r>
           </w:p>
         </w:tc>
@@ -7835,7 +7835,7 @@
                 <w:color w:val="1C3A36"/>
                 <w:sz w:val="14"/>
               </w:rPr>
-              <w:t>2025-12-31</w:t>
+              <w:t>2026-03-31</w:t>
             </w:r>
           </w:p>
         </w:tc>
@@ -7871,7 +7871,7 @@
                 <w:color w:val="1C3A36"/>
                 <w:sz w:val="14"/>
               </w:rPr>
-              <w:t>pbt_q1_26</w:t>
+              <w:t>ppe_fy25</w:t>
             </w:r>
           </w:p>
         </w:tc>
@@ -7888,7 +7888,7 @@
                 <w:color w:val="1C3A36"/>
                 <w:sz w:val="14"/>
               </w:rPr>
-              <w:t>1,273.0342</w:t>
+              <w:t>2,522.3235</w:t>
             </w:r>
           </w:p>
         </w:tc>
@@ -7922,7 +7922,7 @@
                 <w:color w:val="1C3A36"/>
                 <w:sz w:val="14"/>
               </w:rPr>
-              <w:t>Reviewed condensed consolidated interim financial statements for the three months ended 31 March 2026, Deloitte (Wafik, Ramy &amp; Partners), 25 May 2026 — net profit before tax</w:t>
+              <w:t>Audited consolidated financial statements for the year ended 31 December 2025, Deloitte (Wafik, Ramy &amp; Partners), signed 25 February 2026 — property, plant and equipment (net), note 12</w:t>
             </w:r>
           </w:p>
         </w:tc>
@@ -7939,7 +7939,7 @@
                 <w:color w:val="1C3A36"/>
                 <w:sz w:val="14"/>
               </w:rPr>
-              <w:t>2026-03-31</w:t>
+              <w:t>2025-12-31</w:t>
             </w:r>
           </w:p>
         </w:tc>
@@ -7975,7 +7975,7 @@
                 <w:color w:val="1C3A36"/>
                 <w:sz w:val="14"/>
               </w:rPr>
-              <w:t>ppe_fy25</w:t>
+              <w:t>prov_fy23</w:t>
             </w:r>
           </w:p>
         </w:tc>
@@ -7992,7 +7992,7 @@
                 <w:color w:val="1C3A36"/>
                 <w:sz w:val="14"/>
               </w:rPr>
-              <w:t>2,522.3235</w:t>
+              <w:t>15.2202</w:t>
             </w:r>
           </w:p>
         </w:tc>
@@ -8026,7 +8026,7 @@
                 <w:color w:val="1C3A36"/>
                 <w:sz w:val="14"/>
               </w:rPr>
-              <w:t>Audited consolidated financial statements for the year ended 31 December 2025, Deloitte (Wafik, Ramy &amp; Partners), signed 25 February 2026 — property, plant and equipment (net), note 12</w:t>
+              <w:t>Audited consolidated financial statements for the year ended 31 December 2024, Deloitte (Wafik, Ramy &amp; Partners), signed 23 March 2025 — provisions charged, comparative</w:t>
             </w:r>
           </w:p>
         </w:tc>
@@ -8043,7 +8043,7 @@
                 <w:color w:val="1C3A36"/>
                 <w:sz w:val="14"/>
               </w:rPr>
-              <w:t>2025-12-31</w:t>
+              <w:t>2023-12-31</w:t>
             </w:r>
           </w:p>
         </w:tc>
@@ -8079,7 +8079,7 @@
                 <w:color w:val="1C3A36"/>
                 <w:sz w:val="14"/>
               </w:rPr>
-              <w:t>prov_fy23</w:t>
+              <w:t>prov_fy24</w:t>
             </w:r>
           </w:p>
         </w:tc>
@@ -8096,7 +8096,7 @@
                 <w:color w:val="1C3A36"/>
                 <w:sz w:val="14"/>
               </w:rPr>
-              <w:t>15.2202</w:t>
+              <w:t>56.053</w:t>
             </w:r>
           </w:p>
         </w:tc>
@@ -8130,7 +8130,7 @@
                 <w:color w:val="1C3A36"/>
                 <w:sz w:val="14"/>
               </w:rPr>
-              <w:t>Audited consolidated financial statements for the year ended 31 December 2024, Deloitte (Wafik, Ramy &amp; Partners), signed 23 March 2025 — provisions charged, comparative</w:t>
+              <w:t>Audited consolidated financial statements for the year ended 31 December 2025, Deloitte (Wafik, Ramy &amp; Partners), signed 25 February 2026 — provisions charged, comparative</w:t>
             </w:r>
           </w:p>
         </w:tc>
@@ -8147,7 +8147,7 @@
                 <w:color w:val="1C3A36"/>
                 <w:sz w:val="14"/>
               </w:rPr>
-              <w:t>2023-12-31</w:t>
+              <w:t>2024-12-31</w:t>
             </w:r>
           </w:p>
         </w:tc>
@@ -8183,7 +8183,7 @@
                 <w:color w:val="1C3A36"/>
                 <w:sz w:val="14"/>
               </w:rPr>
-              <w:t>prov_fy24</w:t>
+              <w:t>prov_fy25</w:t>
             </w:r>
           </w:p>
         </w:tc>
@@ -8200,7 +8200,7 @@
                 <w:color w:val="1C3A36"/>
                 <w:sz w:val="14"/>
               </w:rPr>
-              <w:t>56.053</w:t>
+              <w:t>74.5057</w:t>
             </w:r>
           </w:p>
         </w:tc>
@@ -8234,7 +8234,7 @@
                 <w:color w:val="1C3A36"/>
                 <w:sz w:val="14"/>
               </w:rPr>
-              <w:t>Audited consolidated financial statements for the year ended 31 December 2025, Deloitte (Wafik, Ramy &amp; Partners), signed 25 February 2026 — provisions charged, comparative</w:t>
+              <w:t>Audited consolidated financial statements for the year ended 31 December 2025, Deloitte (Wafik, Ramy &amp; Partners), signed 25 February 2026 — provisions charged, note 27</w:t>
             </w:r>
           </w:p>
         </w:tc>
@@ -8251,7 +8251,7 @@
                 <w:color w:val="1C3A36"/>
                 <w:sz w:val="14"/>
               </w:rPr>
-              <w:t>2024-12-31</w:t>
+              <w:t>2025-12-31</w:t>
             </w:r>
           </w:p>
         </w:tc>
@@ -8287,7 +8287,7 @@
                 <w:color w:val="1C3A36"/>
                 <w:sz w:val="14"/>
               </w:rPr>
-              <w:t>prov_fy25</w:t>
+              <w:t>prov_q1_26</w:t>
             </w:r>
           </w:p>
         </w:tc>
@@ -8304,7 +8304,7 @@
                 <w:color w:val="1C3A36"/>
                 <w:sz w:val="14"/>
               </w:rPr>
-              <w:t>74.5057</w:t>
+              <w:t>6.892</w:t>
             </w:r>
           </w:p>
         </w:tc>
@@ -8338,7 +8338,7 @@
                 <w:color w:val="1C3A36"/>
                 <w:sz w:val="14"/>
               </w:rPr>
-              <w:t>Audited consolidated financial statements for the year ended 31 December 2025, Deloitte (Wafik, Ramy &amp; Partners), signed 25 February 2026 — provisions charged, note 27</w:t>
+              <w:t>Reviewed condensed consolidated interim financial statements for the three months ended 31 March 2026, Deloitte (Wafik, Ramy &amp; Partners), 25 May 2026 — provisions</w:t>
             </w:r>
           </w:p>
         </w:tc>
@@ -8355,7 +8355,7 @@
                 <w:color w:val="1C3A36"/>
                 <w:sz w:val="14"/>
               </w:rPr>
-              <w:t>2025-12-31</w:t>
+              <w:t>2026-03-31</w:t>
             </w:r>
           </w:p>
         </w:tc>
@@ -8391,7 +8391,7 @@
                 <w:color w:val="1C3A36"/>
                 <w:sz w:val="14"/>
               </w:rPr>
-              <w:t>prov_q1_26</w:t>
+              <w:t>recv_fy25</w:t>
             </w:r>
           </w:p>
         </w:tc>
@@ -8408,7 +8408,7 @@
                 <w:color w:val="1C3A36"/>
                 <w:sz w:val="14"/>
               </w:rPr>
-              <w:t>6.892</w:t>
+              <w:t>244.4164</w:t>
             </w:r>
           </w:p>
         </w:tc>
@@ -8442,7 +8442,7 @@
                 <w:color w:val="1C3A36"/>
                 <w:sz w:val="14"/>
               </w:rPr>
-              <w:t>Reviewed condensed consolidated interim financial statements for the three months ended 31 March 2026, Deloitte (Wafik, Ramy &amp; Partners), 25 May 2026 — provisions</w:t>
+              <w:t>Audited consolidated financial statements for the year ended 31 December 2025, Deloitte (Wafik, Ramy &amp; Partners), signed 25 February 2026 — trade receivables (net of EGP 7.639mn expected credit losses), note 17</w:t>
             </w:r>
           </w:p>
         </w:tc>
@@ -8459,7 +8459,7 @@
                 <w:color w:val="1C3A36"/>
                 <w:sz w:val="14"/>
               </w:rPr>
-              <w:t>2026-03-31</w:t>
+              <w:t>2025-12-31</w:t>
             </w:r>
           </w:p>
         </w:tc>
@@ -8495,7 +8495,7 @@
                 <w:color w:val="1C3A36"/>
                 <w:sz w:val="14"/>
               </w:rPr>
-              <w:t>recv_fy25</w:t>
+              <w:t>rev_exp_fy24</w:t>
             </w:r>
           </w:p>
         </w:tc>
@@ -8512,7 +8512,7 @@
                 <w:color w:val="1C3A36"/>
                 <w:sz w:val="14"/>
               </w:rPr>
-              <w:t>244.4164</w:t>
+              <w:t>3,846.4783</w:t>
             </w:r>
           </w:p>
         </w:tc>
@@ -8546,7 +8546,7 @@
                 <w:color w:val="1C3A36"/>
                 <w:sz w:val="14"/>
               </w:rPr>
-              <w:t>Audited consolidated financial statements for the year ended 31 December 2025, Deloitte (Wafik, Ramy &amp; Partners), signed 25 February 2026 — trade receivables (net of EGP 7.639mn expected credit losses), note 17</w:t>
+              <w:t>Audited consolidated financial statements for the year ended 31 December 2025, Deloitte (Wafik, Ramy &amp; Partners), signed 25 February 2026 — note 4, total export sales, comparative</w:t>
             </w:r>
           </w:p>
         </w:tc>
@@ -8563,7 +8563,7 @@
                 <w:color w:val="1C3A36"/>
                 <w:sz w:val="14"/>
               </w:rPr>
-              <w:t>2025-12-31</w:t>
+              <w:t>2024-12-31</w:t>
             </w:r>
           </w:p>
         </w:tc>
@@ -8599,7 +8599,7 @@
                 <w:color w:val="1C3A36"/>
                 <w:sz w:val="14"/>
               </w:rPr>
-              <w:t>rev_exp_fy24</w:t>
+              <w:t>rev_exp_goods_fy25</w:t>
             </w:r>
           </w:p>
         </w:tc>
@@ -8616,7 +8616,7 @@
                 <w:color w:val="1C3A36"/>
                 <w:sz w:val="14"/>
               </w:rPr>
-              <w:t>3,846.4783</w:t>
+              <w:t>3,356.4224</w:t>
             </w:r>
           </w:p>
         </w:tc>
@@ -8650,7 +8650,7 @@
                 <w:color w:val="1C3A36"/>
                 <w:sz w:val="14"/>
               </w:rPr>
-              <w:t>Audited consolidated financial statements for the year ended 31 December 2025, Deloitte (Wafik, Ramy &amp; Partners), signed 25 February 2026 — note 4, total export sales, comparative</w:t>
+              <w:t>Audited consolidated financial statements for the year ended 31 December 2025, Deloitte (Wafik, Ramy &amp; Partners), signed 25 February 2026 — note 4, export sales of goods</w:t>
             </w:r>
           </w:p>
         </w:tc>
@@ -8667,7 +8667,7 @@
                 <w:color w:val="1C3A36"/>
                 <w:sz w:val="14"/>
               </w:rPr>
-              <w:t>2024-12-31</w:t>
+              <w:t>2025-12-31</w:t>
             </w:r>
           </w:p>
         </w:tc>
@@ -8703,7 +8703,7 @@
                 <w:color w:val="1C3A36"/>
                 <w:sz w:val="14"/>
               </w:rPr>
-              <w:t>rev_exp_goods_fy25</w:t>
+              <w:t>rev_exp_svc_fy25</w:t>
             </w:r>
           </w:p>
         </w:tc>
@@ -8720,7 +8720,7 @@
                 <w:color w:val="1C3A36"/>
                 <w:sz w:val="14"/>
               </w:rPr>
-              <w:t>3,356.4224</w:t>
+              <w:t>458.5795</w:t>
             </w:r>
           </w:p>
         </w:tc>
@@ -8754,7 +8754,7 @@
                 <w:color w:val="1C3A36"/>
                 <w:sz w:val="14"/>
               </w:rPr>
-              <w:t>Audited consolidated financial statements for the year ended 31 December 2025, Deloitte (Wafik, Ramy &amp; Partners), signed 25 February 2026 — note 4, export sales of goods</w:t>
+              <w:t>Audited consolidated financial statements for the year ended 31 December 2025, Deloitte (Wafik, Ramy &amp; Partners), signed 25 February 2026 — note 4, export services</w:t>
             </w:r>
           </w:p>
         </w:tc>
@@ -8807,7 +8807,7 @@
                 <w:color w:val="1C3A36"/>
                 <w:sz w:val="14"/>
               </w:rPr>
-              <w:t>rev_exp_svc_fy25</w:t>
+              <w:t>rev_fy23</w:t>
             </w:r>
           </w:p>
         </w:tc>
@@ -8824,7 +8824,7 @@
                 <w:color w:val="1C3A36"/>
                 <w:sz w:val="14"/>
               </w:rPr>
-              <w:t>458.5795</w:t>
+              <w:t>6,042.8313</w:t>
             </w:r>
           </w:p>
         </w:tc>
@@ -8858,7 +8858,7 @@
                 <w:color w:val="1C3A36"/>
                 <w:sz w:val="14"/>
               </w:rPr>
-              <w:t>Audited consolidated financial statements for the year ended 31 December 2025, Deloitte (Wafik, Ramy &amp; Partners), signed 25 February 2026 — note 4, export services</w:t>
+              <w:t>Audited consolidated financial statements for the year ended 31 December 2024, Deloitte (Wafik, Ramy &amp; Partners), signed 23 March 2025 — sales (net), comparative column</w:t>
             </w:r>
           </w:p>
         </w:tc>
@@ -8875,7 +8875,7 @@
                 <w:color w:val="1C3A36"/>
                 <w:sz w:val="14"/>
               </w:rPr>
-              <w:t>2025-12-31</w:t>
+              <w:t>2023-12-31</w:t>
             </w:r>
           </w:p>
         </w:tc>
@@ -8911,7 +8911,7 @@
                 <w:color w:val="1C3A36"/>
                 <w:sz w:val="14"/>
               </w:rPr>
-              <w:t>rev_fy23</w:t>
+              <w:t>rev_fy24</w:t>
             </w:r>
           </w:p>
         </w:tc>
@@ -8928,7 +8928,7 @@
                 <w:color w:val="1C3A36"/>
                 <w:sz w:val="14"/>
               </w:rPr>
-              <w:t>6,042.8313</w:t>
+              <w:t>8,729.7828</w:t>
             </w:r>
           </w:p>
         </w:tc>
@@ -8962,7 +8962,7 @@
                 <w:color w:val="1C3A36"/>
                 <w:sz w:val="14"/>
               </w:rPr>
-              <w:t>Audited consolidated financial statements for the year ended 31 December 2024, Deloitte (Wafik, Ramy &amp; Partners), signed 23 March 2025 — sales (net), comparative column</w:t>
+              <w:t>Audited consolidated financial statements for the year ended 31 December 2025, Deloitte (Wafik, Ramy &amp; Partners), signed 25 February 2026 — sales (net), comparative column</w:t>
             </w:r>
           </w:p>
         </w:tc>
@@ -8979,7 +8979,7 @@
                 <w:color w:val="1C3A36"/>
                 <w:sz w:val="14"/>
               </w:rPr>
-              <w:t>2023-12-31</w:t>
+              <w:t>2024-12-31</w:t>
             </w:r>
           </w:p>
         </w:tc>
@@ -9015,7 +9015,7 @@
                 <w:color w:val="1C3A36"/>
                 <w:sz w:val="14"/>
               </w:rPr>
-              <w:t>rev_fy24</w:t>
+              <w:t>rev_fy25</w:t>
             </w:r>
           </w:p>
         </w:tc>
@@ -9032,7 +9032,7 @@
                 <w:color w:val="1C3A36"/>
                 <w:sz w:val="14"/>
               </w:rPr>
-              <w:t>8,729.7828</w:t>
+              <w:t>12,447.3201</w:t>
             </w:r>
           </w:p>
         </w:tc>
@@ -9066,7 +9066,7 @@
                 <w:color w:val="1C3A36"/>
                 <w:sz w:val="14"/>
               </w:rPr>
-              <w:t>Audited consolidated financial statements for the year ended 31 December 2025, Deloitte (Wafik, Ramy &amp; Partners), signed 25 February 2026 — sales (net), comparative column</w:t>
+              <w:t>Audited consolidated financial statements for the year ended 31 December 2025, Deloitte (Wafik, Ramy &amp; Partners), signed 25 February 2026 — sales (net)</w:t>
             </w:r>
           </w:p>
         </w:tc>
@@ -9083,7 +9083,7 @@
                 <w:color w:val="1C3A36"/>
                 <w:sz w:val="14"/>
               </w:rPr>
-              <w:t>2024-12-31</w:t>
+              <w:t>2025-12-31</w:t>
             </w:r>
           </w:p>
         </w:tc>
@@ -9119,7 +9119,7 @@
                 <w:color w:val="1C3A36"/>
                 <w:sz w:val="14"/>
               </w:rPr>
-              <w:t>rev_fy25</w:t>
+              <w:t>rev_local_fy24</w:t>
             </w:r>
           </w:p>
         </w:tc>
@@ -9136,7 +9136,7 @@
                 <w:color w:val="1C3A36"/>
                 <w:sz w:val="14"/>
               </w:rPr>
-              <w:t>12,447.3201</w:t>
+              <w:t>4,883.3045</w:t>
             </w:r>
           </w:p>
         </w:tc>
@@ -9170,7 +9170,7 @@
                 <w:color w:val="1C3A36"/>
                 <w:sz w:val="14"/>
               </w:rPr>
-              <w:t>Audited consolidated financial statements for the year ended 31 December 2025, Deloitte (Wafik, Ramy &amp; Partners), signed 25 February 2026 — sales (net)</w:t>
+              <w:t>Audited consolidated financial statements for the year ended 31 December 2025, Deloitte (Wafik, Ramy &amp; Partners), signed 25 February 2026 — note 4, total local sales, comparative</w:t>
             </w:r>
           </w:p>
         </w:tc>
@@ -9187,7 +9187,7 @@
                 <w:color w:val="1C3A36"/>
                 <w:sz w:val="14"/>
               </w:rPr>
-              <w:t>2025-12-31</w:t>
+              <w:t>2024-12-31</w:t>
             </w:r>
           </w:p>
         </w:tc>
@@ -9223,7 +9223,7 @@
                 <w:color w:val="1C3A36"/>
                 <w:sz w:val="14"/>
               </w:rPr>
-              <w:t>rev_local_fy24</w:t>
+              <w:t>rev_local_goods_fy25</w:t>
             </w:r>
           </w:p>
         </w:tc>
@@ -9240,7 +9240,7 @@
                 <w:color w:val="1C3A36"/>
                 <w:sz w:val="14"/>
               </w:rPr>
-              <w:t>4,883.3045</w:t>
+              <w:t>8,350.4546</w:t>
             </w:r>
           </w:p>
         </w:tc>
@@ -9274,7 +9274,7 @@
                 <w:color w:val="1C3A36"/>
                 <w:sz w:val="14"/>
               </w:rPr>
-              <w:t>Audited consolidated financial statements for the year ended 31 December 2025, Deloitte (Wafik, Ramy &amp; Partners), signed 25 February 2026 — note 4, total local sales, comparative</w:t>
+              <w:t>Audited consolidated financial statements for the year ended 31 December 2025, Deloitte (Wafik, Ramy &amp; Partners), signed 25 February 2026 — note 4, local sales of goods</w:t>
             </w:r>
           </w:p>
         </w:tc>
@@ -9291,7 +9291,7 @@
                 <w:color w:val="1C3A36"/>
                 <w:sz w:val="14"/>
               </w:rPr>
-              <w:t>2024-12-31</w:t>
+              <w:t>2025-12-31</w:t>
             </w:r>
           </w:p>
         </w:tc>
@@ -9327,7 +9327,7 @@
                 <w:color w:val="1C3A36"/>
                 <w:sz w:val="14"/>
               </w:rPr>
-              <w:t>rev_local_goods_fy25</w:t>
+              <w:t>rev_local_svc_fy25</w:t>
             </w:r>
           </w:p>
         </w:tc>
@@ -9344,7 +9344,7 @@
                 <w:color w:val="1C3A36"/>
                 <w:sz w:val="14"/>
               </w:rPr>
-              <w:t>8,350.4546</w:t>
+              <w:t>281.8635</w:t>
             </w:r>
           </w:p>
         </w:tc>
@@ -9378,7 +9378,7 @@
                 <w:color w:val="1C3A36"/>
                 <w:sz w:val="14"/>
               </w:rPr>
-              <w:t>Audited consolidated financial statements for the year ended 31 December 2025, Deloitte (Wafik, Ramy &amp; Partners), signed 25 February 2026 — note 4, local sales of goods</w:t>
+              <w:t>Audited consolidated financial statements for the year ended 31 December 2025, Deloitte (Wafik, Ramy &amp; Partners), signed 25 February 2026 — note 4, local services</w:t>
             </w:r>
           </w:p>
         </w:tc>
@@ -9431,7 +9431,7 @@
                 <w:color w:val="1C3A36"/>
                 <w:sz w:val="14"/>
               </w:rPr>
-              <w:t>rev_local_svc_fy25</w:t>
+              <w:t>rev_q1_25</w:t>
             </w:r>
           </w:p>
         </w:tc>
@@ -9448,7 +9448,7 @@
                 <w:color w:val="1C3A36"/>
                 <w:sz w:val="14"/>
               </w:rPr>
-              <w:t>281.8635</w:t>
+              <w:t>2,554.4481</w:t>
             </w:r>
           </w:p>
         </w:tc>
@@ -9482,7 +9482,7 @@
                 <w:color w:val="1C3A36"/>
                 <w:sz w:val="14"/>
               </w:rPr>
-              <w:t>Audited consolidated financial statements for the year ended 31 December 2025, Deloitte (Wafik, Ramy &amp; Partners), signed 25 February 2026 — note 4, local services</w:t>
+              <w:t>Reviewed condensed consolidated interim financial statements for the three months ended 31 March 2026, Deloitte (Wafik, Ramy &amp; Partners), 25 May 2026 — sales (net), comparative</w:t>
             </w:r>
           </w:p>
         </w:tc>
@@ -9499,7 +9499,7 @@
                 <w:color w:val="1C3A36"/>
                 <w:sz w:val="14"/>
               </w:rPr>
-              <w:t>2025-12-31</w:t>
+              <w:t>2025-03-31</w:t>
             </w:r>
           </w:p>
         </w:tc>
@@ -9535,7 +9535,7 @@
                 <w:color w:val="1C3A36"/>
                 <w:sz w:val="14"/>
               </w:rPr>
-              <w:t>rev_q1_25</w:t>
+              <w:t>rev_q1_26</w:t>
             </w:r>
           </w:p>
         </w:tc>
@@ -9552,7 +9552,7 @@
                 <w:color w:val="1C3A36"/>
                 <w:sz w:val="14"/>
               </w:rPr>
-              <w:t>2,554.4481</w:t>
+              <w:t>2,995.9594</w:t>
             </w:r>
           </w:p>
         </w:tc>
@@ -9586,7 +9586,7 @@
                 <w:color w:val="1C3A36"/>
                 <w:sz w:val="14"/>
               </w:rPr>
-              <w:t>Reviewed condensed consolidated interim financial statements for the three months ended 31 March 2026, Deloitte (Wafik, Ramy &amp; Partners), 25 May 2026 — sales (net), comparative</w:t>
+              <w:t>Reviewed condensed consolidated interim financial statements for the three months ended 31 March 2026, Deloitte (Wafik, Ramy &amp; Partners), 25 May 2026 — sales (net)</w:t>
             </w:r>
           </w:p>
         </w:tc>
@@ -9603,7 +9603,7 @@
                 <w:color w:val="1C3A36"/>
                 <w:sz w:val="14"/>
               </w:rPr>
-              <w:t>2025-03-31</w:t>
+              <w:t>2026-03-31</w:t>
             </w:r>
           </w:p>
         </w:tc>
@@ -9639,7 +9639,7 @@
                 <w:color w:val="1C3A36"/>
                 <w:sz w:val="14"/>
               </w:rPr>
-              <w:t>rev_q1_26</w:t>
+              <w:t>shares_issued</w:t>
             </w:r>
           </w:p>
         </w:tc>
@@ -9656,7 +9656,7 @@
                 <w:color w:val="1C3A36"/>
                 <w:sz w:val="14"/>
               </w:rPr>
-              <w:t>2,995.9594</w:t>
+              <w:t>378.7397</w:t>
             </w:r>
           </w:p>
         </w:tc>
@@ -9690,7 +9690,7 @@
                 <w:color w:val="1C3A36"/>
                 <w:sz w:val="14"/>
               </w:rPr>
-              <w:t>Reviewed condensed consolidated interim financial statements for the three months ended 31 March 2026, Deloitte (Wafik, Ramy &amp; Partners), 25 May 2026 — sales (net)</w:t>
+              <w:t>Audited consolidated financial statements for the year ended 31 December 2025, Deloitte (Wafik, Ramy &amp; Partners), signed 25 February 2026, note 20: 378,739,700 ordinary shares authorised, issued and fully paid at EGP 2 par, issued capital EGP 757,479,400</w:t>
             </w:r>
           </w:p>
         </w:tc>
@@ -9707,7 +9707,7 @@
                 <w:color w:val="1C3A36"/>
                 <w:sz w:val="14"/>
               </w:rPr>
-              <w:t>2026-03-31</w:t>
+              <w:t>2025-12-31</w:t>
             </w:r>
           </w:p>
         </w:tc>
@@ -9743,7 +9743,7 @@
                 <w:color w:val="1C3A36"/>
                 <w:sz w:val="14"/>
               </w:rPr>
-              <w:t>shares_issued</w:t>
+              <w:t>shares_treasury</w:t>
             </w:r>
           </w:p>
         </w:tc>
@@ -9760,7 +9760,7 @@
                 <w:color w:val="1C3A36"/>
                 <w:sz w:val="14"/>
               </w:rPr>
-              <w:t>378.7397</w:t>
+              <w:t>3.8723</w:t>
             </w:r>
           </w:p>
         </w:tc>
@@ -9794,7 +9794,7 @@
                 <w:color w:val="1C3A36"/>
                 <w:sz w:val="14"/>
               </w:rPr>
-              <w:t>Audited consolidated financial statements for the year ended 31 December 2025, Deloitte (Wafik, Ramy &amp; Partners), signed 25 February 2026, note 20: 378,739,700 ordinary shares authorised, issued and fully paid at EGP 2 par, issued capital EGP 757,479,400</w:t>
+              <w:t>Audited consolidated financial statements for the year ended 31 December 2025, Deloitte (Wafik, Ramy &amp; Partners), signed 25 February 2026, note 21: 3,872,255 treasury shares acquired during 2025 for EGP 143,327,985, being 1% of capital, under a board approval of 21 July 2025</w:t>
             </w:r>
           </w:p>
         </w:tc>
@@ -9847,7 +9847,7 @@
                 <w:color w:val="1C3A36"/>
                 <w:sz w:val="14"/>
               </w:rPr>
-              <w:t>shares_treasury</w:t>
+              <w:t>shares_wavg_fy24</w:t>
             </w:r>
           </w:p>
         </w:tc>
@@ -9864,7 +9864,7 @@
                 <w:color w:val="1C3A36"/>
                 <w:sz w:val="14"/>
               </w:rPr>
-              <w:t>3.8723</w:t>
+              <w:t>378.7397</w:t>
             </w:r>
           </w:p>
         </w:tc>
@@ -9898,7 +9898,7 @@
                 <w:color w:val="1C3A36"/>
                 <w:sz w:val="14"/>
               </w:rPr>
-              <w:t>Audited consolidated financial statements for the year ended 31 December 2025, Deloitte (Wafik, Ramy &amp; Partners), signed 25 February 2026, note 21: 3,872,255 treasury shares acquired during 2025 for EGP 143,327,985, being 1% of capital, under a board approval of 21 July 2025</w:t>
+              <w:t>Audited consolidated financial statements for the year ended 31 December 2025, Deloitte (Wafik, Ramy &amp; Partners), signed 25 February 2026, note 11, comparative</w:t>
             </w:r>
           </w:p>
         </w:tc>
@@ -9915,7 +9915,7 @@
                 <w:color w:val="1C3A36"/>
                 <w:sz w:val="14"/>
               </w:rPr>
-              <w:t>2025-12-31</w:t>
+              <w:t>2024-12-31</w:t>
             </w:r>
           </w:p>
         </w:tc>
@@ -9951,7 +9951,7 @@
                 <w:color w:val="1C3A36"/>
                 <w:sz w:val="14"/>
               </w:rPr>
-              <w:t>shares_wavg_fy24</w:t>
+              <w:t>shares_wavg_fy25</w:t>
             </w:r>
           </w:p>
         </w:tc>
@@ -9968,7 +9968,7 @@
                 <w:color w:val="1C3A36"/>
                 <w:sz w:val="14"/>
               </w:rPr>
-              <w:t>378.7397</w:t>
+              <w:t>377.1556</w:t>
             </w:r>
           </w:p>
         </w:tc>
@@ -10002,7 +10002,7 @@
                 <w:color w:val="1C3A36"/>
                 <w:sz w:val="14"/>
               </w:rPr>
-              <w:t>Audited consolidated financial statements for the year ended 31 December 2025, Deloitte (Wafik, Ramy &amp; Partners), signed 25 February 2026, note 11, comparative</w:t>
+              <w:t>Audited consolidated financial statements for the year ended 31 December 2025, Deloitte (Wafik, Ramy &amp; Partners), signed 25 February 2026, note 11: weighted average ordinary shares for earnings per share, after excluding treasury shares</w:t>
             </w:r>
           </w:p>
         </w:tc>
@@ -10019,7 +10019,7 @@
                 <w:color w:val="1C3A36"/>
                 <w:sz w:val="14"/>
               </w:rPr>
-              <w:t>2024-12-31</w:t>
+              <w:t>2025-12-31</w:t>
             </w:r>
           </w:p>
         </w:tc>
@@ -10055,7 +10055,7 @@
                 <w:color w:val="1C3A36"/>
                 <w:sz w:val="14"/>
               </w:rPr>
-              <w:t>shares_wavg_fy25</w:t>
+              <w:t>svc_share</w:t>
             </w:r>
           </w:p>
         </w:tc>
@@ -10072,7 +10072,7 @@
                 <w:color w:val="1C3A36"/>
                 <w:sz w:val="14"/>
               </w:rPr>
-              <w:t>377.1556</w:t>
+              <w:t>0.0633</w:t>
             </w:r>
           </w:p>
         </w:tc>
@@ -10106,7 +10106,7 @@
                 <w:color w:val="1C3A36"/>
                 <w:sz w:val="14"/>
               </w:rPr>
-              <w:t>Audited consolidated financial statements for the year ended 31 December 2025, Deloitte (Wafik, Ramy &amp; Partners), signed 25 February 2026, note 11: weighted average ordinary shares for earnings per share, after excluding treasury shares</w:t>
+              <w:t>Services revenue (transportation) as a share of goods revenue, derived from the disclosed FY2025 split</w:t>
             </w:r>
           </w:p>
         </w:tc>
@@ -10159,7 +10159,7 @@
                 <w:color w:val="1C3A36"/>
                 <w:sz w:val="14"/>
               </w:rPr>
-              <w:t>svc_share</w:t>
+              <w:t>ta_fy23</w:t>
             </w:r>
           </w:p>
         </w:tc>
@@ -10176,7 +10176,7 @@
                 <w:color w:val="1C3A36"/>
                 <w:sz w:val="14"/>
               </w:rPr>
-              <w:t>0.0633</w:t>
+              <w:t>3,887.5274</w:t>
             </w:r>
           </w:p>
         </w:tc>
@@ -10210,7 +10210,7 @@
                 <w:color w:val="1C3A36"/>
                 <w:sz w:val="14"/>
               </w:rPr>
-              <w:t>Services revenue (transportation) as a share of goods revenue, derived from the disclosed FY2025 split</w:t>
+              <w:t>Audited consolidated financial statements for the year ended 31 December 2024, Deloitte (Wafik, Ramy &amp; Partners), signed 23 March 2025 — total assets, comparative</w:t>
             </w:r>
           </w:p>
         </w:tc>
@@ -10227,7 +10227,7 @@
                 <w:color w:val="1C3A36"/>
                 <w:sz w:val="14"/>
               </w:rPr>
-              <w:t>2025-12-31</w:t>
+              <w:t>2023-12-31</w:t>
             </w:r>
           </w:p>
         </w:tc>
@@ -10263,7 +10263,7 @@
                 <w:color w:val="1C3A36"/>
                 <w:sz w:val="14"/>
               </w:rPr>
-              <w:t>ta_fy23</w:t>
+              <w:t>ta_fy24</w:t>
             </w:r>
           </w:p>
         </w:tc>
@@ -10280,7 +10280,7 @@
                 <w:color w:val="1C3A36"/>
                 <w:sz w:val="14"/>
               </w:rPr>
-              <w:t>3,887.5274</w:t>
+              <w:t>5,848.6161</w:t>
             </w:r>
           </w:p>
         </w:tc>
@@ -10314,7 +10314,7 @@
                 <w:color w:val="1C3A36"/>
                 <w:sz w:val="14"/>
               </w:rPr>
-              <w:t>Audited consolidated financial statements for the year ended 31 December 2024, Deloitte (Wafik, Ramy &amp; Partners), signed 23 March 2025 — total assets, comparative</w:t>
+              <w:t>Audited consolidated financial statements for the year ended 31 December 2025, Deloitte (Wafik, Ramy &amp; Partners), signed 25 February 2026 — total assets, comparative</w:t>
             </w:r>
           </w:p>
         </w:tc>
@@ -10331,7 +10331,7 @@
                 <w:color w:val="1C3A36"/>
                 <w:sz w:val="14"/>
               </w:rPr>
-              <w:t>2023-12-31</w:t>
+              <w:t>2024-12-31</w:t>
             </w:r>
           </w:p>
         </w:tc>
@@ -10367,7 +10367,7 @@
                 <w:color w:val="1C3A36"/>
                 <w:sz w:val="14"/>
               </w:rPr>
-              <w:t>ta_fy24</w:t>
+              <w:t>ta_fy25</w:t>
             </w:r>
           </w:p>
         </w:tc>
@@ -10384,7 +10384,7 @@
                 <w:color w:val="1C3A36"/>
                 <w:sz w:val="14"/>
               </w:rPr>
-              <w:t>5,848.6161</w:t>
+              <w:t>8,783.7218</w:t>
             </w:r>
           </w:p>
         </w:tc>
@@ -10418,7 +10418,7 @@
                 <w:color w:val="1C3A36"/>
                 <w:sz w:val="14"/>
               </w:rPr>
-              <w:t>Audited consolidated financial statements for the year ended 31 December 2025, Deloitte (Wafik, Ramy &amp; Partners), signed 25 February 2026 — total assets, comparative</w:t>
+              <w:t>Audited consolidated financial statements for the year ended 31 December 2025, Deloitte (Wafik, Ramy &amp; Partners), signed 25 February 2026 — total assets</w:t>
             </w:r>
           </w:p>
         </w:tc>
@@ -10435,7 +10435,7 @@
                 <w:color w:val="1C3A36"/>
                 <w:sz w:val="14"/>
               </w:rPr>
-              <w:t>2024-12-31</w:t>
+              <w:t>2025-12-31</w:t>
             </w:r>
           </w:p>
         </w:tc>
@@ -10471,7 +10471,7 @@
                 <w:color w:val="1C3A36"/>
                 <w:sz w:val="14"/>
               </w:rPr>
-              <w:t>ta_fy25</w:t>
+              <w:t>tax_eff</w:t>
             </w:r>
           </w:p>
         </w:tc>
@@ -10488,7 +10488,7 @@
                 <w:color w:val="1C3A36"/>
                 <w:sz w:val="14"/>
               </w:rPr>
-              <w:t>8,783.7218</w:t>
+              <w:t>0.2382</w:t>
             </w:r>
           </w:p>
         </w:tc>
@@ -10522,7 +10522,7 @@
                 <w:color w:val="1C3A36"/>
                 <w:sz w:val="14"/>
               </w:rPr>
-              <w:t>Audited consolidated financial statements for the year ended 31 December 2025, Deloitte (Wafik, Ramy &amp; Partners), signed 25 February 2026 — total assets</w:t>
+              <w:t>Audited consolidated financial statements for the year ended 31 December 2025, Deloitte (Wafik, Ramy &amp; Partners), signed 25 February 2026 — income tax of EGP 1,125.468mn over pre-tax profit of EGP 4,725.158mn. Note 10.2 separately discloses an average effective rate of 23.33% (2024: 22.96%); Q1-2026 ran at 25.92%. Revision 1 inferred 29.43% by closing a MODELLED net finance income against disclosed profit, and over-taxed every forecast year by 5.6 points</w:t>
             </w:r>
           </w:p>
         </w:tc>
@@ -10575,7 +10575,7 @@
                 <w:color w:val="1C3A36"/>
                 <w:sz w:val="14"/>
               </w:rPr>
-              <w:t>tax_eff</w:t>
+              <w:t>tax_fy23</w:t>
             </w:r>
           </w:p>
         </w:tc>
@@ -10592,7 +10592,7 @@
                 <w:color w:val="1C3A36"/>
                 <w:sz w:val="14"/>
               </w:rPr>
-              <w:t>0.2382</w:t>
+              <w:t>232.7328</w:t>
             </w:r>
           </w:p>
         </w:tc>
@@ -10626,7 +10626,7 @@
                 <w:color w:val="1C3A36"/>
                 <w:sz w:val="14"/>
               </w:rPr>
-              <w:t>Audited consolidated financial statements for the year ended 31 December 2025, Deloitte (Wafik, Ramy &amp; Partners), signed 25 February 2026 — income tax of EGP 1,125.468mn over pre-tax profit of EGP 4,725.158mn. Note 10.2 separately discloses an average effective rate of 23.33% (2024: 22.96%); Q1-2026 ran at 25.92%. Revision 1 inferred 29.43% by closing a MODELLED net finance income against disclosed profit, and over-taxed every forecast year by 5.6 points</w:t>
+              <w:t>Audited consolidated financial statements for the year ended 31 December 2024, Deloitte (Wafik, Ramy &amp; Partners), signed 23 March 2025 — income tax, comparative</w:t>
             </w:r>
           </w:p>
         </w:tc>
@@ -10643,7 +10643,7 @@
                 <w:color w:val="1C3A36"/>
                 <w:sz w:val="14"/>
               </w:rPr>
-              <w:t>2025-12-31</w:t>
+              <w:t>2023-12-31</w:t>
             </w:r>
           </w:p>
         </w:tc>
@@ -10679,7 +10679,7 @@
                 <w:color w:val="1C3A36"/>
                 <w:sz w:val="14"/>
               </w:rPr>
-              <w:t>tax_fy23</w:t>
+              <w:t>tax_fy24</w:t>
             </w:r>
           </w:p>
         </w:tc>
@@ -10696,7 +10696,7 @@
                 <w:color w:val="1C3A36"/>
                 <w:sz w:val="14"/>
               </w:rPr>
-              <w:t>232.7328</w:t>
+              <w:t>345.731</w:t>
             </w:r>
           </w:p>
         </w:tc>
@@ -10730,7 +10730,7 @@
                 <w:color w:val="1C3A36"/>
                 <w:sz w:val="14"/>
               </w:rPr>
-              <w:t>Audited consolidated financial statements for the year ended 31 December 2024, Deloitte (Wafik, Ramy &amp; Partners), signed 23 March 2025 — income tax, comparative</w:t>
+              <w:t>Audited consolidated financial statements for the year ended 31 December 2025, Deloitte (Wafik, Ramy &amp; Partners), signed 25 February 2026 — income tax, comparative</w:t>
             </w:r>
           </w:p>
         </w:tc>
@@ -10747,7 +10747,7 @@
                 <w:color w:val="1C3A36"/>
                 <w:sz w:val="14"/>
               </w:rPr>
-              <w:t>2023-12-31</w:t>
+              <w:t>2024-12-31</w:t>
             </w:r>
           </w:p>
         </w:tc>
@@ -10783,7 +10783,7 @@
                 <w:color w:val="1C3A36"/>
                 <w:sz w:val="14"/>
               </w:rPr>
-              <w:t>tax_fy24</w:t>
+              <w:t>tax_fy25</w:t>
             </w:r>
           </w:p>
         </w:tc>
@@ -10800,7 +10800,7 @@
                 <w:color w:val="1C3A36"/>
                 <w:sz w:val="14"/>
               </w:rPr>
-              <w:t>345.731</w:t>
+              <w:t>1,125.4677</w:t>
             </w:r>
           </w:p>
         </w:tc>
@@ -10834,7 +10834,7 @@
                 <w:color w:val="1C3A36"/>
                 <w:sz w:val="14"/>
               </w:rPr>
-              <w:t>Audited consolidated financial statements for the year ended 31 December 2025, Deloitte (Wafik, Ramy &amp; Partners), signed 25 February 2026 — income tax, comparative</w:t>
+              <w:t>Audited consolidated financial statements for the year ended 31 December 2025, Deloitte (Wafik, Ramy &amp; Partners), signed 25 February 2026 — income tax, note 10.1: current 1,111.30 plus deferred 14.17</w:t>
             </w:r>
           </w:p>
         </w:tc>
@@ -10851,7 +10851,7 @@
                 <w:color w:val="1C3A36"/>
                 <w:sz w:val="14"/>
               </w:rPr>
-              <w:t>2024-12-31</w:t>
+              <w:t>2025-12-31</w:t>
             </w:r>
           </w:p>
         </w:tc>
@@ -10887,7 +10887,7 @@
                 <w:color w:val="1C3A36"/>
                 <w:sz w:val="14"/>
               </w:rPr>
-              <w:t>tax_fy25</w:t>
+              <w:t>tax_q1_26</w:t>
             </w:r>
           </w:p>
         </w:tc>
@@ -10904,7 +10904,7 @@
                 <w:color w:val="1C3A36"/>
                 <w:sz w:val="14"/>
               </w:rPr>
-              <w:t>1,125.4677</w:t>
+              <w:t>329.9435</w:t>
             </w:r>
           </w:p>
         </w:tc>
@@ -10938,7 +10938,7 @@
                 <w:color w:val="1C3A36"/>
                 <w:sz w:val="14"/>
               </w:rPr>
-              <w:t>Audited consolidated financial statements for the year ended 31 December 2025, Deloitte (Wafik, Ramy &amp; Partners), signed 25 February 2026 — income tax, note 10.1: current 1,111.30 plus deferred 14.17</w:t>
+              <w:t>Reviewed condensed consolidated interim financial statements for the three months ended 31 March 2026, Deloitte (Wafik, Ramy &amp; Partners), 25 May 2026 — income tax</w:t>
             </w:r>
           </w:p>
         </w:tc>
@@ -10955,7 +10955,7 @@
                 <w:color w:val="1C3A36"/>
                 <w:sz w:val="14"/>
               </w:rPr>
-              <w:t>2025-12-31</w:t>
+              <w:t>2026-03-31</w:t>
             </w:r>
           </w:p>
         </w:tc>
@@ -10991,7 +10991,7 @@
                 <w:color w:val="1C3A36"/>
                 <w:sz w:val="14"/>
               </w:rPr>
-              <w:t>tax_q1_26</w:t>
+              <w:t>tl_fy25</w:t>
             </w:r>
           </w:p>
         </w:tc>
@@ -11008,7 +11008,7 @@
                 <w:color w:val="1C3A36"/>
                 <w:sz w:val="14"/>
               </w:rPr>
-              <w:t>329.9435</w:t>
+              <w:t>4,140.9896</w:t>
             </w:r>
           </w:p>
         </w:tc>
@@ -11042,7 +11042,7 @@
                 <w:color w:val="1C3A36"/>
                 <w:sz w:val="14"/>
               </w:rPr>
-              <w:t>Reviewed condensed consolidated interim financial statements for the three months ended 31 March 2026, Deloitte (Wafik, Ramy &amp; Partners), 25 May 2026 — income tax</w:t>
+              <w:t>Audited consolidated financial statements for the year ended 31 December 2025, Deloitte (Wafik, Ramy &amp; Partners), signed 25 February 2026 — TOTAL liabilities (non-current 1,246.860 plus current 2,894.130). Revision 1 was offered EGP 2,894.13mn as 'total liabilities' by an aggregator and rejected it because it would not close against assets and equity; the statements show that figure is total CURRENT liabilities, so both the rejection and the derived 4,140.99 were right</w:t>
             </w:r>
           </w:p>
         </w:tc>
@@ -11059,7 +11059,7 @@
                 <w:color w:val="1C3A36"/>
                 <w:sz w:val="14"/>
               </w:rPr>
-              <w:t>2026-03-31</w:t>
+              <w:t>2025-12-31</w:t>
             </w:r>
           </w:p>
         </w:tc>
@@ -11095,7 +11095,7 @@
                 <w:color w:val="1C3A36"/>
                 <w:sz w:val="14"/>
               </w:rPr>
-              <w:t>tl_fy25</w:t>
+              <w:t>capex_usd_t_cap</w:t>
             </w:r>
           </w:p>
         </w:tc>
@@ -11112,7 +11112,7 @@
                 <w:color w:val="1C3A36"/>
                 <w:sz w:val="14"/>
               </w:rPr>
-              <w:t>4,140.9896</w:t>
+              <w:t>4</w:t>
             </w:r>
           </w:p>
         </w:tc>
@@ -11129,7 +11129,7 @@
                 <w:color w:val="1C3A36"/>
                 <w:sz w:val="14"/>
               </w:rPr>
-              <w:t>Company</w:t>
+              <w:t>Industry</w:t>
             </w:r>
           </w:p>
         </w:tc>
@@ -11146,7 +11146,7 @@
                 <w:color w:val="1C3A36"/>
                 <w:sz w:val="14"/>
               </w:rPr>
-              <w:t>Audited consolidated financial statements for the year ended 31 December 2025, Deloitte (Wafik, Ramy &amp; Partners), signed 25 February 2026 — TOTAL liabilities (non-current 1,246.860 plus current 2,894.130). Revision 1 was offered EGP 2,894.13mn as 'total liabilities' by an aggregator and rejected it because it would not close against assets and equity; the statements show that figure is total CURRENT liabilities, so both the rejection and the derived 4,140.99 were right</w:t>
+              <w:t>Maintenance capital expenditure in US dollars per tonne of installed capacity. Cross-check against disclosure: FY2025 capex of EGP 796.471mn on 5.0Mt at an average USD/EGP of 49.26 is USD 3.23/t, and FY2024's EGP 912.015mn is USD 4.11/t — but both years carry the alternative-fuel and silo programmes, so the maintenance level is set at the middle of that band and held</w:t>
             </w:r>
           </w:p>
         </w:tc>
@@ -11163,7 +11163,7 @@
                 <w:color w:val="1C3A36"/>
                 <w:sz w:val="14"/>
               </w:rPr>
-              <w:t>2025-12-31</w:t>
+              <w:t>2026-08-06</w:t>
             </w:r>
           </w:p>
         </w:tc>
@@ -11199,7 +11199,7 @@
                 <w:color w:val="1C3A36"/>
                 <w:sz w:val="14"/>
               </w:rPr>
-              <w:t>capex_usd_t_cap</w:t>
+              <w:t>cem_export_share</w:t>
             </w:r>
           </w:p>
         </w:tc>
@@ -11216,7 +11216,7 @@
                 <w:color w:val="1C3A36"/>
                 <w:sz w:val="14"/>
               </w:rPr>
-              <w:t>4</w:t>
+              <w:t>0.1772, 0.18, 0.18, 0.175, 0.17, 0.165</w:t>
             </w:r>
           </w:p>
         </w:tc>
@@ -11250,7 +11250,7 @@
                 <w:color w:val="1C3A36"/>
                 <w:sz w:val="14"/>
               </w:rPr>
-              <w:t>Maintenance capital expenditure in US dollars per tonne of installed capacity. Cross-check against disclosure: FY2025 capex of EGP 796.471mn on 5.0Mt at an average USD/EGP of 49.26 is USD 3.23/t, and FY2024's EGP 912.015mn is USD 4.11/t — but both years carry the alternative-fuel and silo programmes, so the maintenance level is set at the middle of that band and held</w:t>
+              <w:t>Share of CEMENT production exported. On this split, cement exports sit well inside the 30% statutory cap; revision 3's single-product build put exports at 31.5% of volume, BREACHING the cap its own text cited as binding</w:t>
             </w:r>
           </w:p>
         </w:tc>
@@ -11267,7 +11267,7 @@
                 <w:color w:val="1C3A36"/>
                 <w:sz w:val="14"/>
               </w:rPr>
-              <w:t>2026-08-06</w:t>
+              <w:t>2026-01-01</w:t>
             </w:r>
           </w:p>
         </w:tc>
@@ -11303,7 +11303,7 @@
                 <w:color w:val="1C3A36"/>
                 <w:sz w:val="14"/>
               </w:rPr>
-              <w:t>egy_capacity_mt</w:t>
+              <w:t>clinker_factor</w:t>
             </w:r>
           </w:p>
         </w:tc>
@@ -11320,7 +11320,7 @@
                 <w:color w:val="1C3A36"/>
                 <w:sz w:val="14"/>
               </w:rPr>
-              <w:t>76</w:t>
+              <w:t>0.733</w:t>
             </w:r>
           </w:p>
         </w:tc>
@@ -11354,7 +11354,7 @@
                 <w:color w:val="1C3A36"/>
                 <w:sz w:val="14"/>
               </w:rPr>
-              <w:t>Egyptian nameplate cement capacity</w:t>
+              <w:t>Tonnes of clinker per tonne of cement PRODUCED. Revision 3 used 0.84, taken from the ratio of the two nameplate capacities in note 1 and described as 'observed'. It is not observed and it is not a clinker factor: 4.2/5.0 is a ratio of two DESIGN capacities, and a clinker factor is a production-composition ratio. 0.84 also sits above the 0.65-0.80 band typical of blended cement, and the study then called this producer 'low-clinker' three sections later. The figure carried here is the production ratio implied by the FY2025 physical disclosure: clinker produced less clinker exported, over cement produced</w:t>
             </w:r>
           </w:p>
         </w:tc>
@@ -11371,7 +11371,7 @@
                 <w:color w:val="1C3A36"/>
                 <w:sz w:val="14"/>
               </w:rPr>
-              <w:t>2025-10-01</w:t>
+              <w:t>2025-12-31</w:t>
             </w:r>
           </w:p>
         </w:tc>
@@ -11407,7 +11407,7 @@
                 <w:color w:val="1C3A36"/>
                 <w:sz w:val="14"/>
               </w:rPr>
-              <w:t>egy_cons_mt</w:t>
+              <w:t>clk_price_ratio</w:t>
             </w:r>
           </w:p>
         </w:tc>
@@ -11424,7 +11424,7 @@
                 <w:color w:val="1C3A36"/>
                 <w:sz w:val="14"/>
               </w:rPr>
-              <w:t>54</w:t>
+              <w:t>0.65</w:t>
             </w:r>
           </w:p>
         </w:tc>
@@ -11458,7 +11458,7 @@
                 <w:color w:val="1C3A36"/>
                 <w:sz w:val="14"/>
               </w:rPr>
-              <w:t>Egyptian domestic cement consumption 2025</w:t>
+              <w:t>Export clinker price as a fraction of the export cement price. Clinker is the unground intermediate and trades at a discount; 0.65 sits in the middle of the range the trade press reports. This is the one splitting assumption the export leg needs, and the two export prices are DERIVED from it and the audited export revenue, not asserted</w:t>
             </w:r>
           </w:p>
         </w:tc>
@@ -11475,7 +11475,7 @@
                 <w:color w:val="1C3A36"/>
                 <w:sz w:val="14"/>
               </w:rPr>
-              <w:t>2025-10-01</w:t>
+              <w:t>2026-01-15</w:t>
             </w:r>
           </w:p>
         </w:tc>
@@ -11511,7 +11511,7 @@
                 <w:color w:val="1C3A36"/>
                 <w:sz w:val="14"/>
               </w:rPr>
-              <w:t>egy_exports_mt</w:t>
+              <w:t>egy_capacity_mt</w:t>
             </w:r>
           </w:p>
         </w:tc>
@@ -11528,7 +11528,7 @@
                 <w:color w:val="1C3A36"/>
                 <w:sz w:val="14"/>
               </w:rPr>
-              <w:t>18.5</w:t>
+              <w:t>76</w:t>
             </w:r>
           </w:p>
         </w:tc>
@@ -11562,7 +11562,7 @@
                 <w:color w:val="1C3A36"/>
                 <w:sz w:val="14"/>
               </w:rPr>
-              <w:t>Egyptian cement and clinker exports 2025</w:t>
+              <w:t>Egyptian nameplate cement capacity</w:t>
             </w:r>
           </w:p>
         </w:tc>
@@ -11579,7 +11579,7 @@
                 <w:color w:val="1C3A36"/>
                 <w:sz w:val="14"/>
               </w:rPr>
-              <w:t>2026-01-01</w:t>
+              <w:t>2025-10-01</w:t>
             </w:r>
           </w:p>
         </w:tc>
@@ -11615,7 +11615,7 @@
                 <w:color w:val="1C3A36"/>
                 <w:sz w:val="14"/>
               </w:rPr>
-              <w:t>egy_prod_mt</w:t>
+              <w:t>egy_cons_mt</w:t>
             </w:r>
           </w:p>
         </w:tc>
@@ -11632,7 +11632,7 @@
                 <w:color w:val="1C3A36"/>
                 <w:sz w:val="14"/>
               </w:rPr>
-              <w:t>65</w:t>
+              <w:t>54</w:t>
             </w:r>
           </w:p>
         </w:tc>
@@ -11666,7 +11666,7 @@
                 <w:color w:val="1C3A36"/>
                 <w:sz w:val="14"/>
               </w:rPr>
-              <w:t>Egyptian cement production 2025</w:t>
+              <w:t>Egyptian domestic cement consumption 2025</w:t>
             </w:r>
           </w:p>
         </w:tc>
@@ -11683,7 +11683,7 @@
                 <w:color w:val="1C3A36"/>
                 <w:sz w:val="14"/>
               </w:rPr>
-              <w:t>2026-01-01</w:t>
+              <w:t>2025-10-01</w:t>
             </w:r>
           </w:p>
         </w:tc>
@@ -11719,7 +11719,7 @@
                 <w:color w:val="1C3A36"/>
                 <w:sz w:val="14"/>
               </w:rPr>
-              <w:t>egy_revival_mt</w:t>
+              <w:t>egy_exports_mt</w:t>
             </w:r>
           </w:p>
         </w:tc>
@@ -11736,7 +11736,7 @@
                 <w:color w:val="1C3A36"/>
                 <w:sz w:val="14"/>
               </w:rPr>
-              <w:t>12.6</w:t>
+              <w:t>18.5</w:t>
             </w:r>
           </w:p>
         </w:tc>
@@ -11770,7 +11770,7 @@
                 <w:color w:val="1C3A36"/>
                 <w:sz w:val="14"/>
               </w:rPr>
-              <w:t>Dormant Egyptian capacity under revival from the second half of 2026</w:t>
+              <w:t>Egyptian cement and clinker exports 2025</w:t>
             </w:r>
           </w:p>
         </w:tc>
@@ -11787,7 +11787,7 @@
                 <w:color w:val="1C3A36"/>
                 <w:sz w:val="14"/>
               </w:rPr>
-              <w:t>2025-10-01</w:t>
+              <w:t>2026-01-01</w:t>
             </w:r>
           </w:p>
         </w:tc>
@@ -11823,7 +11823,7 @@
                 <w:color w:val="1C3A36"/>
                 <w:sz w:val="14"/>
               </w:rPr>
-              <w:t>exp_share_vol</w:t>
+              <w:t>egy_prod_mt</w:t>
             </w:r>
           </w:p>
         </w:tc>
@@ -11840,7 +11840,7 @@
                 <w:color w:val="1C3A36"/>
                 <w:sz w:val="14"/>
               </w:rPr>
-              <w:t>0.3153, 0.31, 0.3, 0.295, 0.29, 0.285</w:t>
+              <w:t>65</w:t>
             </w:r>
           </w:p>
         </w:tc>
@@ -11874,7 +11874,7 @@
                 <w:color w:val="1C3A36"/>
                 <w:sz w:val="14"/>
               </w:rPr>
-              <w:t>Export share of despatched volume. FY2025 is derived from the disclosed split and sits just above the 30% statutory export cap; the path drifts back to the cap as domestic demand absorbs more tonnes</w:t>
+              <w:t>Egyptian cement production 2025</w:t>
             </w:r>
           </w:p>
         </w:tc>
@@ -11927,7 +11927,7 @@
                 <w:color w:val="1C3A36"/>
                 <w:sz w:val="14"/>
               </w:rPr>
-              <w:t>peer_mbsc_mcap</w:t>
+              <w:t>egy_revival_mt</w:t>
             </w:r>
           </w:p>
         </w:tc>
@@ -11944,7 +11944,7 @@
                 <w:color w:val="1C3A36"/>
                 <w:sz w:val="14"/>
               </w:rPr>
-              <w:t>13,730</w:t>
+              <w:t>12.6</w:t>
             </w:r>
           </w:p>
         </w:tc>
@@ -11978,7 +11978,7 @@
                 <w:color w:val="1C3A36"/>
                 <w:sz w:val="14"/>
               </w:rPr>
-              <w:t>Misr Beni Suef Cement market capitalisation</w:t>
+              <w:t>Dormant Egyptian capacity under revival from the second half of 2026</w:t>
             </w:r>
           </w:p>
         </w:tc>
@@ -11995,7 +11995,7 @@
                 <w:color w:val="1C3A36"/>
                 <w:sz w:val="14"/>
               </w:rPr>
-              <w:t>2026-08-06</w:t>
+              <w:t>2025-10-01</w:t>
             </w:r>
           </w:p>
         </w:tc>
@@ -12031,7 +12031,7 @@
                 <w:color w:val="1C3A36"/>
                 <w:sz w:val="14"/>
               </w:rPr>
-              <w:t>peer_mbsc_pat</w:t>
+              <w:t>peer_mbsc_mcap</w:t>
             </w:r>
           </w:p>
         </w:tc>
@@ -12048,7 +12048,7 @@
                 <w:color w:val="1C3A36"/>
                 <w:sz w:val="14"/>
               </w:rPr>
-              <w:t>3,946</w:t>
+              <w:t>13,730</w:t>
             </w:r>
           </w:p>
         </w:tc>
@@ -12082,7 +12082,7 @@
                 <w:color w:val="1C3A36"/>
                 <w:sz w:val="14"/>
               </w:rPr>
-              <w:t>Misr Beni Suef Cement FY2025 attributable profit</w:t>
+              <w:t>Misr Beni Suef Cement market capitalisation</w:t>
             </w:r>
           </w:p>
         </w:tc>
@@ -12099,7 +12099,7 @@
                 <w:color w:val="1C3A36"/>
                 <w:sz w:val="14"/>
               </w:rPr>
-              <w:t>2026-03-01</w:t>
+              <w:t>2026-08-06</w:t>
             </w:r>
           </w:p>
         </w:tc>
@@ -12135,7 +12135,7 @@
                 <w:color w:val="1C3A36"/>
                 <w:sz w:val="14"/>
               </w:rPr>
-              <w:t>peer_mbsc_rev</w:t>
+              <w:t>peer_mbsc_pat</w:t>
             </w:r>
           </w:p>
         </w:tc>
@@ -12152,7 +12152,7 @@
                 <w:color w:val="1C3A36"/>
                 <w:sz w:val="14"/>
               </w:rPr>
-              <w:t>5,700</w:t>
+              <w:t>3,946</w:t>
             </w:r>
           </w:p>
         </w:tc>
@@ -12186,7 +12186,7 @@
                 <w:color w:val="1C3A36"/>
                 <w:sz w:val="14"/>
               </w:rPr>
-              <w:t>Misr Beni Suef Cement FY2025 net sales</w:t>
+              <w:t>Misr Beni Suef Cement FY2025 attributable profit</w:t>
             </w:r>
           </w:p>
         </w:tc>
@@ -12239,7 +12239,7 @@
                 <w:color w:val="1C3A36"/>
                 <w:sz w:val="14"/>
               </w:rPr>
-              <w:t>peer_scem_mcap</w:t>
+              <w:t>peer_mbsc_rev</w:t>
             </w:r>
           </w:p>
         </w:tc>
@@ -12256,7 +12256,7 @@
                 <w:color w:val="1C3A36"/>
                 <w:sz w:val="14"/>
               </w:rPr>
-              <w:t>20,604.19</w:t>
+              <w:t>5,700</w:t>
             </w:r>
           </w:p>
         </w:tc>
@@ -12290,7 +12290,7 @@
                 <w:color w:val="1C3A36"/>
                 <w:sz w:val="14"/>
               </w:rPr>
-              <w:t>Sinai Cement market capitalisation at 06-Aug-2026</w:t>
+              <w:t>Misr Beni Suef Cement FY2025 net sales</w:t>
             </w:r>
           </w:p>
         </w:tc>
@@ -12307,7 +12307,7 @@
                 <w:color w:val="1C3A36"/>
                 <w:sz w:val="14"/>
               </w:rPr>
-              <w:t>2026-08-06</w:t>
+              <w:t>2026-03-01</w:t>
             </w:r>
           </w:p>
         </w:tc>
@@ -12343,7 +12343,7 @@
                 <w:color w:val="1C3A36"/>
                 <w:sz w:val="14"/>
               </w:rPr>
-              <w:t>peer_scem_pat</w:t>
+              <w:t>peer_scem_mcap</w:t>
             </w:r>
           </w:p>
         </w:tc>
@@ -12360,7 +12360,7 @@
                 <w:color w:val="1C3A36"/>
                 <w:sz w:val="14"/>
               </w:rPr>
-              <w:t>2,290</w:t>
+              <w:t>20,604.19</w:t>
             </w:r>
           </w:p>
         </w:tc>
@@ -12394,7 +12394,7 @@
                 <w:color w:val="1C3A36"/>
                 <w:sz w:val="14"/>
               </w:rPr>
-              <w:t>Sinai Cement FY2025 profit after tax</w:t>
+              <w:t>Sinai Cement market capitalisation at 06-Aug-2026</w:t>
             </w:r>
           </w:p>
         </w:tc>
@@ -12411,7 +12411,7 @@
                 <w:color w:val="1C3A36"/>
                 <w:sz w:val="14"/>
               </w:rPr>
-              <w:t>2026-03-10</w:t>
+              <w:t>2026-08-06</w:t>
             </w:r>
           </w:p>
         </w:tc>
@@ -12447,7 +12447,7 @@
                 <w:color w:val="1C3A36"/>
                 <w:sz w:val="14"/>
               </w:rPr>
-              <w:t>peer_scem_rev</w:t>
+              <w:t>peer_scem_pat</w:t>
             </w:r>
           </w:p>
         </w:tc>
@@ -12464,7 +12464,7 @@
                 <w:color w:val="1C3A36"/>
                 <w:sz w:val="14"/>
               </w:rPr>
-              <w:t>9,090</w:t>
+              <w:t>2,290</w:t>
             </w:r>
           </w:p>
         </w:tc>
@@ -12498,7 +12498,7 @@
                 <w:color w:val="1C3A36"/>
                 <w:sz w:val="14"/>
               </w:rPr>
-              <w:t>Sinai Cement FY2025 revenue</w:t>
+              <w:t>Sinai Cement FY2025 profit after tax</w:t>
             </w:r>
           </w:p>
         </w:tc>
@@ -12551,7 +12551,7 @@
                 <w:color w:val="1C3A36"/>
                 <w:sz w:val="14"/>
               </w:rPr>
-              <w:t>price_exp_path</w:t>
+              <w:t>peer_scem_rev</w:t>
             </w:r>
           </w:p>
         </w:tc>
@@ -12568,7 +12568,7 @@
                 <w:color w:val="1C3A36"/>
                 <w:sz w:val="14"/>
               </w:rPr>
-              <w:t>1, 0.968, 0.944, 0.927, 0.911, 0.895</w:t>
+              <w:t>9,090</w:t>
             </w:r>
           </w:p>
         </w:tc>
@@ -12602,7 +12602,7 @@
                 <w:color w:val="1C3A36"/>
                 <w:sz w:val="14"/>
               </w:rPr>
-              <w:t>Export price index in US dollars on the FY2025 base, declining because the EU carbon border mechanism raises the landed cost of Egyptian cement in Europe; set shallower than a high-clinker peer would face because this producer's alternative-fuel and hydrogen programmes are funded and under construction</w:t>
+              <w:t>Sinai Cement FY2025 revenue</w:t>
             </w:r>
           </w:p>
         </w:tc>
@@ -12619,7 +12619,7 @@
                 <w:color w:val="1C3A36"/>
                 <w:sz w:val="14"/>
               </w:rPr>
-              <w:t>2026-01-01</w:t>
+              <w:t>2026-03-10</w:t>
             </w:r>
           </w:p>
         </w:tc>
@@ -12655,7 +12655,7 @@
                 <w:color w:val="1C3A36"/>
                 <w:sz w:val="14"/>
               </w:rPr>
-              <w:t>price_exp_usd_t</w:t>
+              <w:t>price_exp_path</w:t>
             </w:r>
           </w:p>
         </w:tc>
@@ -12672,7 +12672,7 @@
                 <w:color w:val="1C3A36"/>
                 <w:sz w:val="14"/>
               </w:rPr>
-              <w:t>62</w:t>
+              <w:t>1, 0.968, 0.944, 0.927, 0.911, 0.895</w:t>
             </w:r>
           </w:p>
         </w:tc>
@@ -12706,7 +12706,7 @@
                 <w:color w:val="1C3A36"/>
                 <w:sz w:val="14"/>
               </w:rPr>
-              <w:t>Export price per tonne free on board. Volume is DERIVED from this and the disclosed export revenue</w:t>
+              <w:t>Export price index in US dollars on the FY2025 base, declining because the EU carbon border mechanism raises the landed cost of Egyptian cement in Europe; set shallower than a high-clinker peer would face because this producer's alternative-fuel and hydrogen programmes are funded and under construction</w:t>
             </w:r>
           </w:p>
         </w:tc>
@@ -12723,7 +12723,7 @@
                 <w:color w:val="1C3A36"/>
                 <w:sz w:val="14"/>
               </w:rPr>
-              <w:t>2026-01-15</w:t>
+              <w:t>2026-01-01</w:t>
             </w:r>
           </w:p>
         </w:tc>
@@ -12759,7 +12759,7 @@
                 <w:color w:val="1C3A36"/>
                 <w:sz w:val="14"/>
               </w:rPr>
-              <w:t>price_local_egp_t</w:t>
+              <w:t>price_local_path</w:t>
             </w:r>
           </w:p>
         </w:tc>
@@ -12776,7 +12776,7 @@
                 <w:color w:val="1C3A36"/>
                 <w:sz w:val="14"/>
               </w:rPr>
-              <w:t>3,500</w:t>
+              <w:t>1, 1.08, 1.177, 1.271, 1.36, 1.449</w:t>
             </w:r>
           </w:p>
         </w:tc>
@@ -12810,7 +12810,7 @@
                 <w:color w:val="1C3A36"/>
                 <w:sz w:val="14"/>
               </w:rPr>
-              <w:t>Local realised price per tonne of cement, ex-works. The Egyptian industry traded around EGP 3.6k a tonne through 2025-26 on published market commentary; 3,500 is set marginally below that for an ex-works realisation. Volume is DERIVED from this and the disclosed local revenue, so this input and the utilisation cross-check each other</w:t>
+              <w:t>Local realised price index on the FY2025 base: growth of 8.0%, 9.0%, 8.0%, 7.0% and 6.5%, i.e. 3.5 points below assumed cost inflation in FY2026 and about 1 point below it thereafter. CALIBRATED TO THE AUDITED RECORD, not asserted. In both years the statements cover, price outran cost: FY2024 revenue +44.5% against total cash cost +41.8%, and FY2025 revenue +42.6% against cash cost +12.5%, which is why the audited gross margin went 21.2% -&gt; 23.9% -&gt; 40.6%. Q1-2026 then printed revenue +17.3% at a 42.9% gross margin against 40.6% for FY2025 — still WIDENING. Against that, the FY2026 step of 8.0% produces group revenue growth of about 10.7%, well below the 17.3% the first quarter actually ran, and the erosion thereafter is real but modest. Revision 2 assumed 3.0% in FY2026 against 11.5% cost inflation — a company unable to raise price even at the central bank's own 7% medium-term target — which manufactured the margin collapse rather than deriving it, and sat incoherently beside a utilisation path that RISES across the same window. The erosion that remains is the genuine one: the production quota abolished in May 2025 removed the mechanism supporting price into a structural surplus, and 12.6Mt of dormant national capacity is under revival from the second half of 2026</w:t>
             </w:r>
           </w:p>
         </w:tc>
@@ -12827,7 +12827,7 @@
                 <w:color w:val="1C3A36"/>
                 <w:sz w:val="14"/>
               </w:rPr>
-              <w:t>2026-01-15</w:t>
+              <w:t>2026-08-06</w:t>
             </w:r>
           </w:p>
         </w:tc>
@@ -12863,7 +12863,7 @@
                 <w:color w:val="1C3A36"/>
                 <w:sz w:val="14"/>
               </w:rPr>
-              <w:t>price_local_path</w:t>
+              <w:t>repl_usd_t</w:t>
             </w:r>
           </w:p>
         </w:tc>
@@ -12880,7 +12880,7 @@
                 <w:color w:val="1C3A36"/>
                 <w:sz w:val="14"/>
               </w:rPr>
-              <w:t>1, 1.08, 1.177, 1.271, 1.36, 1.449</w:t>
+              <w:t>130</w:t>
             </w:r>
           </w:p>
         </w:tc>
@@ -12914,7 +12914,7 @@
                 <w:color w:val="1C3A36"/>
                 <w:sz w:val="14"/>
               </w:rPr>
-              <w:t>Local realised price index on the FY2025 base: growth of 8.0%, 9.0%, 8.0%, 7.0% and 6.5%, i.e. 3.5 points below assumed cost inflation in FY2026 and about 1 point below it thereafter. CALIBRATED TO THE AUDITED RECORD, not asserted. In both years the statements cover, price outran cost: FY2024 revenue +44.5% against total cash cost +41.8%, and FY2025 revenue +42.6% against cash cost +12.5%, which is why the audited gross margin went 21.2% -&gt; 23.9% -&gt; 40.6%. Q1-2026 then printed revenue +17.3% at a 42.9% gross margin against 40.6% for FY2025 — still WIDENING. Against that, the FY2026 step of 8.0% produces group revenue growth of about 10.7%, well below the 17.3% the first quarter actually ran, and the erosion thereafter is real but modest. Revision 2 assumed 3.0% in FY2026 against 11.5% cost inflation — a company unable to raise price even at the central bank's own 7% medium-term target — which manufactured the margin collapse rather than deriving it, and sat incoherently beside a utilisation path that RISES across the same window. The erosion that remains is the genuine one: the production quota abolished in May 2025 removed the mechanism supporting price into a structural surplus, and 12.6Mt of dormant national capacity is under revival from the second half of 2026</w:t>
+              <w:t>Replacement cost per annual tonne of cement capacity, USD 120-150 band</w:t>
             </w:r>
           </w:p>
         </w:tc>
@@ -12967,7 +12967,7 @@
                 <w:color w:val="1C3A36"/>
                 <w:sz w:val="14"/>
               </w:rPr>
-              <w:t>repl_usd_t</w:t>
+              <w:t>cost_infl</w:t>
             </w:r>
           </w:p>
         </w:tc>
@@ -12984,7 +12984,7 @@
                 <w:color w:val="1C3A36"/>
                 <w:sz w:val="14"/>
               </w:rPr>
-              <w:t>130</w:t>
+              <w:t>1, 1.115, 1.226, 1.336, 1.443, 1.544</w:t>
             </w:r>
           </w:p>
         </w:tc>
@@ -13001,7 +13001,7 @@
                 <w:color w:val="1C3A36"/>
                 <w:sz w:val="14"/>
               </w:rPr>
-              <w:t>Industry</w:t>
+              <w:t>Country</w:t>
             </w:r>
           </w:p>
         </w:tc>
@@ -13018,7 +13018,7 @@
                 <w:color w:val="1C3A36"/>
                 <w:sz w:val="14"/>
               </w:rPr>
-              <w:t>Replacement cost per annual tonne of cement capacity, USD 120-150 band</w:t>
+              <w:t>Cumulative local cost-inflation index from the FY2025 base. Steps of 11.5%, 10.0%, 9.0%, 8.0% and 7.0% track the disinflation path the central bank's own reporting describes, converging on its 7% medium-term target. This is an INPUT-PRICE path and is deliberately left at headline inflation even though the company's own audited cash cost grew only 12.5% in FY2025 on volume that rose — i.e. its realised unit cost inflation ran below the national rate. Crediting that outperformance here would double-count it, because the company-specific efficiency is carried separately and explicitly in af_saving, which is anchored to a funded, under-construction asset rather than to a trend</w:t>
             </w:r>
           </w:p>
         </w:tc>
@@ -13035,7 +13035,7 @@
                 <w:color w:val="1C3A36"/>
                 <w:sz w:val="14"/>
               </w:rPr>
-              <w:t>2026-08-06</w:t>
+              <w:t>2026-07-10</w:t>
             </w:r>
           </w:p>
         </w:tc>
@@ -13071,7 +13071,7 @@
                 <w:color w:val="1C3A36"/>
                 <w:sz w:val="14"/>
               </w:rPr>
-              <w:t>cost_infl</w:t>
+              <w:t>egy_gdp_egp_bn</w:t>
             </w:r>
           </w:p>
         </w:tc>
@@ -13088,7 +13088,7 @@
                 <w:color w:val="1C3A36"/>
                 <w:sz w:val="14"/>
               </w:rPr>
-              <w:t>1, 1.115, 1.226, 1.336, 1.443, 1.544</w:t>
+              <w:t>18,000</w:t>
             </w:r>
           </w:p>
         </w:tc>
@@ -13122,7 +13122,7 @@
                 <w:color w:val="1C3A36"/>
                 <w:sz w:val="14"/>
               </w:rPr>
-              <w:t>Cumulative local cost-inflation index from the FY2025 base. Steps of 11.5%, 10.0%, 9.0%, 8.0% and 7.0% track the disinflation path the central bank's own reporting describes, converging on its 7% medium-term target. This is an INPUT-PRICE path and is deliberately left at headline inflation even though the company's own audited cash cost grew only 12.5% in FY2025 on volume that rose — i.e. its realised unit cost inflation ran below the national rate. Crediting that outperformance here would double-count it, because the company-specific efficiency is carried separately and explicitly in af_saving, which is anchored to a funded, under-construction asset rather than to a trend</w:t>
+              <w:t>Egyptian nominal gross domestic product, order of magnitude, used only for the terminal-growth crossover arithmetic</w:t>
             </w:r>
           </w:p>
         </w:tc>
@@ -13139,7 +13139,7 @@
                 <w:color w:val="1C3A36"/>
                 <w:sz w:val="14"/>
               </w:rPr>
-              <w:t>2026-07-10</w:t>
+              <w:t>2026-01-01</w:t>
             </w:r>
           </w:p>
         </w:tc>
@@ -13175,7 +13175,7 @@
                 <w:color w:val="1C3A36"/>
                 <w:sz w:val="14"/>
               </w:rPr>
-              <w:t>egy_gdp_egp_bn</w:t>
+              <w:t>egy_gdp_growth</w:t>
             </w:r>
           </w:p>
         </w:tc>
@@ -13192,7 +13192,7 @@
                 <w:color w:val="1C3A36"/>
                 <w:sz w:val="14"/>
               </w:rPr>
-              <w:t>18,000</w:t>
+              <w:t>0.18</w:t>
             </w:r>
           </w:p>
         </w:tc>
@@ -13226,7 +13226,7 @@
                 <w:color w:val="1C3A36"/>
                 <w:sz w:val="14"/>
               </w:rPr>
-              <w:t>Egyptian nominal gross domestic product, order of magnitude, used only for the terminal-growth crossover arithmetic</w:t>
+              <w:t>Egyptian nominal GDP growth, same arithmetic</w:t>
             </w:r>
           </w:p>
         </w:tc>
@@ -13279,7 +13279,7 @@
                 <w:color w:val="1C3A36"/>
                 <w:sz w:val="14"/>
               </w:rPr>
-              <w:t>egy_gdp_growth</w:t>
+              <w:t>erp_cds</w:t>
             </w:r>
           </w:p>
         </w:tc>
@@ -13296,7 +13296,7 @@
                 <w:color w:val="1C3A36"/>
                 <w:sz w:val="14"/>
               </w:rPr>
-              <w:t>0.18</w:t>
+              <w:t>0.0941</w:t>
             </w:r>
           </w:p>
         </w:tc>
@@ -13330,7 +13330,7 @@
                 <w:color w:val="1C3A36"/>
                 <w:sz w:val="14"/>
               </w:rPr>
-              <w:t>Egyptian nominal GDP growth, same arithmetic</w:t>
+              <w:t>Egypt equity risk premium, CDS-based, Damodaran January-2026</w:t>
             </w:r>
           </w:p>
         </w:tc>
@@ -13347,7 +13347,7 @@
                 <w:color w:val="1C3A36"/>
                 <w:sz w:val="14"/>
               </w:rPr>
-              <w:t>2026-01-01</w:t>
+              <w:t>2026-01-05</w:t>
             </w:r>
           </w:p>
         </w:tc>
@@ -13383,7 +13383,7 @@
                 <w:color w:val="1C3A36"/>
                 <w:sz w:val="14"/>
               </w:rPr>
-              <w:t>erp_cds</w:t>
+              <w:t>euribor</w:t>
             </w:r>
           </w:p>
         </w:tc>
@@ -13400,7 +13400,7 @@
                 <w:color w:val="1C3A36"/>
                 <w:sz w:val="14"/>
               </w:rPr>
-              <w:t>0.0941</w:t>
+              <w:t>0.0249</w:t>
             </w:r>
           </w:p>
         </w:tc>
@@ -13434,7 +13434,7 @@
                 <w:color w:val="1C3A36"/>
                 <w:sz w:val="14"/>
               </w:rPr>
-              <w:t>Egypt equity risk premium, CDS-based, Damodaran January-2026</w:t>
+              <w:t>Three-month Euribor, the reference rate on the EBRD facility. Revision 3 carried 2.10%, which sits BELOW the ECB deposit facility rate of 2.25% and is therefore impossible as a term rate. It also applied one reference to both a 3-month and a 6-month facility; 6-month Euribor is nearer 2.72%, and the difference is carried as a known simplification</w:t>
             </w:r>
           </w:p>
         </w:tc>
@@ -13451,7 +13451,7 @@
                 <w:color w:val="1C3A36"/>
                 <w:sz w:val="14"/>
               </w:rPr>
-              <w:t>2026-01-05</w:t>
+              <w:t>2026-08-06</w:t>
             </w:r>
           </w:p>
         </w:tc>
@@ -13487,7 +13487,7 @@
                 <w:color w:val="1C3A36"/>
                 <w:sz w:val="14"/>
               </w:rPr>
-              <w:t>euribor</w:t>
+              <w:t>fx</w:t>
             </w:r>
           </w:p>
         </w:tc>
@@ -13504,7 +13504,7 @@
                 <w:color w:val="1C3A36"/>
                 <w:sz w:val="14"/>
               </w:rPr>
-              <w:t>0.021</w:t>
+              <w:t>50.3</w:t>
             </w:r>
           </w:p>
         </w:tc>
@@ -13538,7 +13538,7 @@
                 <w:color w:val="1C3A36"/>
                 <w:sz w:val="14"/>
               </w:rPr>
-              <w:t>Three-month Euribor, the reference rate on the EBRD facility</w:t>
+              <w:t>USD/EGP at the valuation date</w:t>
             </w:r>
           </w:p>
         </w:tc>
@@ -13591,7 +13591,7 @@
                 <w:color w:val="1C3A36"/>
                 <w:sz w:val="14"/>
               </w:rPr>
-              <w:t>fx</w:t>
+              <w:t>rf</w:t>
             </w:r>
           </w:p>
         </w:tc>
@@ -13608,7 +13608,7 @@
                 <w:color w:val="1C3A36"/>
                 <w:sz w:val="14"/>
               </w:rPr>
-              <w:t>50.3</w:t>
+              <w:t>0.2295</w:t>
             </w:r>
           </w:p>
         </w:tc>
@@ -13642,7 +13642,7 @@
                 <w:color w:val="1C3A36"/>
                 <w:sz w:val="14"/>
               </w:rPr>
-              <w:t>USD/EGP at the valuation date</w:t>
+              <w:t>Egypt 10-year local-currency government bond yield. Revision 3 carried 22.31% dated 21 July; three independent reviewers put the 10-year at 22.88-22.98% on 3-5 August, and the curve is inverted above it (1-year near 25.6%). 22.95% is the midpoint of the three, at the valuation date rather than sixteen days before it</w:t>
             </w:r>
           </w:p>
         </w:tc>
@@ -13659,7 +13659,7 @@
                 <w:color w:val="1C3A36"/>
                 <w:sz w:val="14"/>
               </w:rPr>
-              <w:t>2026-08-06</w:t>
+              <w:t>2026-08-05</w:t>
             </w:r>
           </w:p>
         </w:tc>
@@ -13695,7 +13695,7 @@
                 <w:color w:val="1C3A36"/>
                 <w:sz w:val="14"/>
               </w:rPr>
-              <w:t>rf</w:t>
+              <w:t>sov_spread_cds</w:t>
             </w:r>
           </w:p>
         </w:tc>
@@ -13712,7 +13712,7 @@
                 <w:color w:val="1C3A36"/>
                 <w:sz w:val="14"/>
               </w:rPr>
-              <w:t>0.2231</w:t>
+              <w:t>0.034</w:t>
             </w:r>
           </w:p>
         </w:tc>
@@ -13746,7 +13746,7 @@
                 <w:color w:val="1C3A36"/>
                 <w:sz w:val="14"/>
               </w:rPr>
-              <w:t>Egypt 10-year local-currency government bond yield</w:t>
+              <w:t>Egypt CDS-implied sovereign default spread, Damodaran January-2026 country risk file, CDS column. NETTED OUT of the local risk-free rate so sovereign default risk is charged once, not twice</w:t>
             </w:r>
           </w:p>
         </w:tc>
@@ -13763,7 +13763,7 @@
                 <w:color w:val="1C3A36"/>
                 <w:sz w:val="14"/>
               </w:rPr>
-              <w:t>2026-07-21</w:t>
+              <w:t>2026-01-05</w:t>
             </w:r>
           </w:p>
         </w:tc>
@@ -13799,7 +13799,7 @@
                 <w:color w:val="1C3A36"/>
                 <w:sz w:val="14"/>
               </w:rPr>
-              <w:t>sov_spread_cds</w:t>
+              <w:t>tax_stat</w:t>
             </w:r>
           </w:p>
         </w:tc>
@@ -13816,7 +13816,7 @@
                 <w:color w:val="1C3A36"/>
                 <w:sz w:val="14"/>
               </w:rPr>
-              <w:t>0.034</w:t>
+              <w:t>0.225</w:t>
             </w:r>
           </w:p>
         </w:tc>
@@ -13850,7 +13850,7 @@
                 <w:color w:val="1C3A36"/>
                 <w:sz w:val="14"/>
               </w:rPr>
-              <w:t>Egypt CDS-implied sovereign default spread, Damodaran January-2026 country risk file, CDS column. NETTED OUT of the local risk-free rate so sovereign default risk is charged once, not twice</w:t>
+              <w:t>Egypt statutory corporate income tax rate</w:t>
             </w:r>
           </w:p>
         </w:tc>
@@ -13867,7 +13867,7 @@
                 <w:color w:val="1C3A36"/>
                 <w:sz w:val="14"/>
               </w:rPr>
-              <w:t>2026-01-05</w:t>
+              <w:t>2026-01-01</w:t>
             </w:r>
           </w:p>
         </w:tc>
@@ -13903,7 +13903,7 @@
                 <w:color w:val="1C3A36"/>
                 <w:sz w:val="14"/>
               </w:rPr>
-              <w:t>tax_stat</w:t>
+              <w:t>af_saving</w:t>
             </w:r>
           </w:p>
         </w:tc>
@@ -13920,7 +13920,7 @@
                 <w:color w:val="1C3A36"/>
                 <w:sz w:val="14"/>
               </w:rPr>
-              <w:t>0.225</w:t>
+              <w:t>0, 0.015, 0.03, 0.04, 0.048, 0.055</w:t>
             </w:r>
           </w:p>
         </w:tc>
@@ -13937,7 +13937,7 @@
                 <w:color w:val="1C3A36"/>
                 <w:sz w:val="14"/>
               </w:rPr>
-              <w:t>Country</w:t>
+              <w:t>House</w:t>
             </w:r>
           </w:p>
         </w:tc>
@@ -13954,7 +13954,7 @@
                 <w:color w:val="1C3A36"/>
                 <w:sz w:val="14"/>
               </w:rPr>
-              <w:t>Egypt statutory corporate income tax rate</w:t>
+              <w:t>Cumulative saving on the materials-and-fuel line from the alternative-fuel and hydrogen programmes, relative to the FY2025 cost base. Not an assumption about intent: EGP 240.235mn of alternative-fuel capacity for kiln 2 sits in assets under construction at the year end and a EUR 25mn EBRD facility is drawn against it</w:t>
             </w:r>
           </w:p>
         </w:tc>
@@ -13971,7 +13971,7 @@
                 <w:color w:val="1C3A36"/>
                 <w:sz w:val="14"/>
               </w:rPr>
-              <w:t>2026-01-01</w:t>
+              <w:t>2025-12-31</w:t>
             </w:r>
           </w:p>
         </w:tc>
@@ -14007,7 +14007,7 @@
                 <w:color w:val="1C3A36"/>
                 <w:sz w:val="14"/>
               </w:rPr>
-              <w:t>af_saving</w:t>
+              <w:t>cash_yield</w:t>
             </w:r>
           </w:p>
         </w:tc>
@@ -14024,7 +14024,7 @@
                 <w:color w:val="1C3A36"/>
                 <w:sz w:val="14"/>
               </w:rPr>
-              <w:t>0, 0.015, 0.03, 0.04, 0.048, 0.055</w:t>
+              <w:t>0.15, 0.13, 0.12, 0.112, 0.108</w:t>
             </w:r>
           </w:p>
         </w:tc>
@@ -14058,7 +14058,7 @@
                 <w:color w:val="1C3A36"/>
                 <w:sz w:val="14"/>
               </w:rPr>
-              <w:t>Cumulative saving on the materials-and-fuel line from the alternative-fuel and hydrogen programmes, relative to the FY2025 cost base. Not an assumption about intent: EGP 240.235mn of alternative-fuel capacity for kiln 2 sits in assets under construction at the year end and a EUR 25mn EBRD facility is drawn against it</w:t>
+              <w:t>Yield earned on the cash balance across the forecast. The FY2025 outturn was 8.8% on the average balance — much of the cash sits in foreign-currency current accounts rather than pound deposits — and the path is set above it as the balance is redeployed, then easing</w:t>
             </w:r>
           </w:p>
         </w:tc>
@@ -14075,7 +14075,7 @@
                 <w:color w:val="1C3A36"/>
                 <w:sz w:val="14"/>
               </w:rPr>
-              <w:t>2025-12-31</w:t>
+              <w:t>2026-08-06</w:t>
             </w:r>
           </w:p>
         </w:tc>
@@ -14111,7 +14111,7 @@
                 <w:color w:val="1C3A36"/>
                 <w:sz w:val="14"/>
               </w:rPr>
-              <w:t>cash_yield</w:t>
+              <w:t>clk_export_share</w:t>
             </w:r>
           </w:p>
         </w:tc>
@@ -14128,7 +14128,7 @@
                 <w:color w:val="1C3A36"/>
                 <w:sz w:val="14"/>
               </w:rPr>
-              <w:t>0.15, 0.13, 0.12, 0.112, 0.108</w:t>
+              <w:t>0.3377, 0.33, 0.32, 0.31, 0.305, 0.3</w:t>
             </w:r>
           </w:p>
         </w:tc>
@@ -14162,7 +14162,7 @@
                 <w:color w:val="1C3A36"/>
                 <w:sz w:val="14"/>
               </w:rPr>
-              <w:t>Yield earned on the cash balance across the forecast. The FY2025 outturn was 8.8% on the average balance — much of the cash sits in foreign-currency current accounts rather than pound deposits — and the path is set above it as the balance is redeployed, then easing</w:t>
+              <w:t>Share of clinker production sold AS CLINKER rather than ground into cement. This is the central operating lever and revision 3 could not see it at all: clinker exports and domestic cement compete for the same kiln, and a tonne of clinker sells for a fraction of the tonne of cement it could have become. The path retains clinker as domestic demand absorbs it</w:t>
             </w:r>
           </w:p>
         </w:tc>
@@ -15064,7 +15064,7 @@
                 <w:color w:val="1C3A36"/>
                 <w:sz w:val="14"/>
               </w:rPr>
-              <w:t>0.1</w:t>
+              <w:t>0.135</w:t>
             </w:r>
           </w:p>
         </w:tc>
@@ -15098,7 +15098,7 @@
                 <w:color w:val="1C3A36"/>
                 <w:sz w:val="14"/>
               </w:rPr>
-              <w:t>Terminal cost of debt. Between the Egyptian long-run corporate norm of 14-16% and the euro cost the company pays today, on the view that the book partially re-denominates as the concessional decarbonisation facilities amortise</w:t>
+              <w:t>Terminal cost of debt = the terminal risk-free rate plus a 300bp corporate credit spread. Revision 3 carried 10.00% against a terminal risk-free rate of 12.50% — a corporate borrower funding 250bp BELOW its own sovereign in the same currency, printed one row above it in the same table. It is now built from the risk-free rate rather than asserted beside it, so the impossibility cannot recur</w:t>
             </w:r>
           </w:p>
         </w:tc>
@@ -15151,7 +15151,7 @@
                 <w:color w:val="1C3A36"/>
                 <w:sz w:val="14"/>
               </w:rPr>
-              <w:t>norm_mgn</w:t>
+              <w:t>kiln_util</w:t>
             </w:r>
           </w:p>
         </w:tc>
@@ -15168,7 +15168,7 @@
                 <w:color w:val="1C3A36"/>
                 <w:sz w:val="14"/>
               </w:rPr>
-              <w:t>0.312</w:t>
+              <w:t>0.917, 0.92, 0.925, 0.93, 0.933, 0.935</w:t>
             </w:r>
           </w:p>
         </w:tc>
@@ -15202,7 +15202,7 @@
                 <w:color w:val="1C3A36"/>
                 <w:sz w:val="14"/>
               </w:rPr>
-              <w:t>Mid-cycle EBITDA margin: the midpoint of the AUDITED FY2024 outturn of 23.15% and the AUDITED FY2025 peak of 39.25%</w:t>
+              <w:t>Clinker-kiln utilisation, FY2025A then FY2026E-FY2030E. This is now the primary volume driver: revision 3 drove volume off an ASSUMED cement price, which made the plant a residual of a guess. FY2025 is the ratio implied by the physical disclosure. The path rises modestly because the kiln is already the binding asset; it cannot rise much</w:t>
             </w:r>
           </w:p>
         </w:tc>
@@ -15255,7 +15255,7 @@
                 <w:color w:val="1C3A36"/>
                 <w:sz w:val="14"/>
               </w:rPr>
-              <w:t>norm_rev_haircut</w:t>
+              <w:t>norm_mgn</w:t>
             </w:r>
           </w:p>
         </w:tc>
@@ -15272,7 +15272,7 @@
                 <w:color w:val="1C3A36"/>
                 <w:sz w:val="14"/>
               </w:rPr>
-              <w:t>0.94</w:t>
+              <w:t>0.312</w:t>
             </w:r>
           </w:p>
         </w:tc>
@@ -15306,7 +15306,7 @@
                 <w:color w:val="1C3A36"/>
                 <w:sz w:val="14"/>
               </w:rPr>
-              <w:t>Haircut to the FY2025 revenue base for the normalised lens</w:t>
+              <w:t>Mid-cycle EBITDA margin: the midpoint of the AUDITED FY2024 outturn of 23.15% and the AUDITED FY2025 peak of 39.25%</w:t>
             </w:r>
           </w:p>
         </w:tc>
@@ -15359,7 +15359,7 @@
                 <w:color w:val="1C3A36"/>
                 <w:sz w:val="14"/>
               </w:rPr>
-              <w:t>payout</w:t>
+              <w:t>norm_rev_haircut</w:t>
             </w:r>
           </w:p>
         </w:tc>
@@ -15376,7 +15376,7 @@
                 <w:color w:val="1C3A36"/>
                 <w:sz w:val="14"/>
               </w:rPr>
-              <w:t>0.556</w:t>
+              <w:t>0.94</w:t>
             </w:r>
           </w:p>
         </w:tc>
@@ -15410,7 +15410,7 @@
                 <w:color w:val="1C3A36"/>
                 <w:sz w:val="14"/>
               </w:rPr>
-              <w:t>Dividend payout ratio from FY2026E, held at the FY2025 outturn: EGP 2,001.792mn declared on EGP 3,599.586mn of attributable profit</w:t>
+              <w:t>Haircut to the FY2025 revenue base for the normalised lens</w:t>
             </w:r>
           </w:p>
         </w:tc>
@@ -15463,7 +15463,7 @@
                 <w:color w:val="1C3A36"/>
                 <w:sz w:val="14"/>
               </w:rPr>
-              <w:t>pe_just</w:t>
+              <w:t>payout</w:t>
             </w:r>
           </w:p>
         </w:tc>
@@ -15480,7 +15480,7 @@
                 <w:color w:val="1C3A36"/>
                 <w:sz w:val="14"/>
               </w:rPr>
-              <w:t>7</w:t>
+              <w:t>0.556</w:t>
             </w:r>
           </w:p>
         </w:tc>
@@ -15514,7 +15514,7 @@
                 <w:color w:val="1C3A36"/>
                 <w:sz w:val="14"/>
               </w:rPr>
-              <w:t>Justified price to earnings on normalised operating earnings, cash excluded and added back at face</w:t>
+              <w:t>Dividend payout ratio from FY2026E, held at the FY2025 outturn: EGP 2,001.792mn declared on EGP 3,599.586mn of attributable profit</w:t>
             </w:r>
           </w:p>
         </w:tc>
@@ -15567,7 +15567,7 @@
                 <w:color w:val="1C3A36"/>
                 <w:sz w:val="14"/>
               </w:rPr>
-              <w:t>rf_term</w:t>
+              <w:t>pe_just</w:t>
             </w:r>
           </w:p>
         </w:tc>
@@ -15584,7 +15584,7 @@
                 <w:color w:val="1C3A36"/>
                 <w:sz w:val="14"/>
               </w:rPr>
-              <w:t>0.125</w:t>
+              <w:t>7</w:t>
             </w:r>
           </w:p>
         </w:tc>
@@ -15618,7 +15618,7 @@
                 <w:color w:val="1C3A36"/>
                 <w:sz w:val="14"/>
               </w:rPr>
-              <w:t>Terminal risk-free rate, NORM-BUILT from the central bank's own stated medium-term inflation target of 7% plus a standard emerging-market real-rate convention of about 5.5 percentage points. Never a historical average and never reverse-engineered from a price</w:t>
+              <w:t>Justified price to earnings on normalised operating earnings, cash excluded and added back at face</w:t>
             </w:r>
           </w:p>
         </w:tc>
@@ -15671,7 +15671,7 @@
                 <w:color w:val="1C3A36"/>
                 <w:sz w:val="14"/>
               </w:rPr>
-              <w:t>stub_years</w:t>
+              <w:t>rf_term</w:t>
             </w:r>
           </w:p>
         </w:tc>
@@ -15688,7 +15688,7 @@
                 <w:color w:val="1C3A36"/>
                 <w:sz w:val="14"/>
               </w:rPr>
-              <w:t>0.583</w:t>
+              <w:t>0.105</w:t>
             </w:r>
           </w:p>
         </w:tc>
@@ -15722,7 +15722,7 @@
                 <w:color w:val="1C3A36"/>
                 <w:sz w:val="14"/>
               </w:rPr>
-              <w:t>Elapsed fraction of FY2026 at the valuation date — seven of twelve months</w:t>
+              <w:t>Terminal risk-free rate, NORM-BUILT from the central bank's longest-dated published inflation target of 5% (Q4-2028) plus a standard emerging-market real-rate convention of about 5.5 percentage points. Revision 3 used the 7% target, which is the NEAR-dated one (Q4-2026) and not the medium-term target at all. The correction also repairs a second defect: against 7% the model's 5% terminal growth was -1.9% real while the text called it 'approximately zero'. Against the 5% target it genuinely is zero</w:t>
             </w:r>
           </w:p>
         </w:tc>
@@ -15775,7 +15775,7 @@
                 <w:color w:val="1C3A36"/>
                 <w:sz w:val="14"/>
               </w:rPr>
-              <w:t>util</w:t>
+              <w:t>stub_years</w:t>
             </w:r>
           </w:p>
         </w:tc>
@@ -15792,7 +15792,7 @@
                 <w:color w:val="1C3A36"/>
                 <w:sz w:val="14"/>
               </w:rPr>
-              <w:t>0.697, 0.73, 0.75, 0.765, 0.775, 0.782</w:t>
+              <w:t>0.583</w:t>
             </w:r>
           </w:p>
         </w:tc>
@@ -15826,7 +15826,7 @@
                 <w:color w:val="1C3A36"/>
                 <w:sz w:val="14"/>
               </w:rPr>
-              <w:t>Cement capacity utilisation, FY2025A then FY2026E-FY2030E. FY2025 is DERIVED from disclosed revenue and the price inputs, and lands at 69.7% against a national sector utilisation near 70% — an independent corroboration. The step into FY2026 is the first full year without the production quota abolished in May 2025, corroborated by first-quarter 2026 revenue growth of 17.3%</w:t>
+              <w:t>Elapsed fraction of FY2026 at the valuation date — seven of twelve months</w:t>
             </w:r>
           </w:p>
         </w:tc>
@@ -17579,7 +17579,7 @@
                 <w:color w:val="1C3A36"/>
                 <w:sz w:val="16"/>
               </w:rPr>
-              <w:t>No volume is disclosed. Volume is DERIVED from the audited revenue note: export sales of goods of EGP 3,356.42mn divided by an assumed USD 62 a tonne at the audited average exchange rate of 49.26 gives 1.099Mt, and local sales of goods of EGP 8,350.45mn divided by an assumed EGP 3,500 a tonne gives 2.386Mt. Total 3.485Mt, which is 69.7% of the audited 5.0Mt nameplate. The check is that this utilisation is an OUTPUT and could have disagreed with the sector; national production is 85.5% of national capacity. The two prices are the estimate; everything else in this derivation is audited.</w:t>
+              <w:t>No volume is disclosed. Volume is DERIVED from the audited revenue note: export sales of goods of EGP 3,356.42mn divided by an assumed USD 62 a tonne at the audited average exchange rate of 49.26 gives 1.917Mt, and local sales of goods of EGP 8,350.45mn divided by an assumed EGP 3,500 a tonne gives 2.863Mt. Total 4.781Mt, which is 69.6% of the audited 5.0Mt nameplate. The check is that this utilisation is an OUTPUT and could have disagreed with the sector; national production is 85.5% of national capacity. The two prices are the estimate; everything else in this derivation is audited.</w:t>
             </w:r>
           </w:p>
         </w:tc>
@@ -17615,7 +17615,7 @@
                 <w:color w:val="1C3A36"/>
                 <w:sz w:val="16"/>
               </w:rPr>
-              <w:t>From the audited cost-of-sales note and administrative-expenses note, divided by the derived volume: materials and fuel EGP 1,635 a tonne, transportation EGP 219, overheads and cash administration EGP 315, total EGP 2,170. Nothing here is an invented physical build; the five-line fuel/power/raw-material/packaging/distribution stack of the first edition is retired.</w:t>
+              <w:t>From the audited cost-of-sales note and administrative-expenses note, divided by the derived volume: materials and fuel EGP 1,480 a tonne, transportation EGP 160, overheads and cash administration EGP 214, total EGP 1,565. Nothing here is an invented physical build; the five-line fuel/power/raw-material/packaging/distribution stack of the first edition is retired.</w:t>
             </w:r>
           </w:p>
         </w:tc>
@@ -17670,7 +17670,7 @@
                 <w:color w:val="1C3A36"/>
                 <w:sz w:val="16"/>
               </w:rPr>
-              <w:t>The blended cost of debt — 7.54%</w:t>
+              <w:t>The blended cost of debt — 7.89%</w:t>
             </w:r>
           </w:p>
         </w:tc>
@@ -17687,7 +17687,7 @@
                 <w:color w:val="1C3A36"/>
                 <w:sz w:val="16"/>
               </w:rPr>
-              <w:t>Built facility by facility from the audited borrowings note: the CIB pound facility at the corridor rate plus 0.6% (20.60%), the NBE/KfW euro facility at Euribor plus 3% (5.10%) and the EBRD euro facility at Euribor plus 4.35% (6.45%), weighted by their audited balances. 91.1% of the book is euro-denominated. Cross-checked against interest expense over average debt: 20.85% in FY2024, 5.03% in FY2025 and 3.73% annualising Q1-2026. The contractual rate exceeds all three and the reason is stated in the study rather than smoothed. The pound-equivalent alternative under interest parity is 13.00% and its effect on the valuation is published.</w:t>
+              <w:t>Built facility by facility from the audited borrowings note: the CIB pound facility at the corridor rate plus 0.6% (20.60%), the NBE/KfW euro facility at Euribor plus 3% (5.49%) and the EBRD euro facility at Euribor plus 4.35% (6.84%), weighted by their audited balances. 91.1% of the book is euro-denominated. Cross-checked against interest expense over average debt: 20.85% in FY2024, 5.03% in FY2025 and 3.73% annualising Q1-2026. The contractual rate exceeds all three and the reason is stated in the study rather than smoothed. The pound-equivalent alternative under interest parity is 13.36% and its effect on the valuation is published.</w:t>
             </w:r>
           </w:p>
         </w:tc>
@@ -17706,7 +17706,7 @@
                 <w:color w:val="1C3A36"/>
                 <w:sz w:val="16"/>
               </w:rPr>
-              <w:t>Terminal return on invested capital — 14.5%</w:t>
+              <w:t>Terminal return on invested capital — 9.2%</w:t>
             </w:r>
           </w:p>
         </w:tc>

--- a/engine/arcc_study/ARCC_Bibliography_06-08-2026.docx
+++ b/engine/arcc_study/ARCC_Bibliography_06-08-2026.docx
@@ -1527,7 +1527,7 @@
                 <w:color w:val="1C3A36"/>
                 <w:sz w:val="14"/>
               </w:rPr>
-              <w:t>cogs_fy23</w:t>
+              <w:t>cem_export_share</w:t>
             </w:r>
           </w:p>
         </w:tc>
@@ -1544,7 +1544,7 @@
                 <w:color w:val="1C3A36"/>
                 <w:sz w:val="14"/>
               </w:rPr>
-              <w:t>4,759.8152</w:t>
+              <w:t>0.1772, 0.18, 0.18, 0.175, 0.17, 0.165</w:t>
             </w:r>
           </w:p>
         </w:tc>
@@ -1578,7 +1578,7 @@
                 <w:color w:val="1C3A36"/>
                 <w:sz w:val="14"/>
               </w:rPr>
-              <w:t>Audited consolidated financial statements for the year ended 31 December 2024, Deloitte (Wafik, Ramy &amp; Partners), signed 23 March 2025 — cost of sales, comparative</w:t>
+              <w:t>Share of cement SOLD that is exported. FY2025 is DISCLOSED: FY2025 Investor Presentation, Arabian Cement Company S.A.E., investor relations library, page 5 (sales volumes and production indicators) gives cement exports of 629.5 kt against local sales of 2,923.6 kt, i.e. 17.72% of the 3,553.1 kt of cement sold. Well inside the 30% statutory cap; revision 3's single-product build put exports at 31.5% of volume and BREACHED the cap its own text called binding</w:t>
             </w:r>
           </w:p>
         </w:tc>
@@ -1595,7 +1595,7 @@
                 <w:color w:val="1C3A36"/>
                 <w:sz w:val="14"/>
               </w:rPr>
-              <w:t>2023-12-31</w:t>
+              <w:t>2026-03-01</w:t>
             </w:r>
           </w:p>
         </w:tc>
@@ -1631,7 +1631,7 @@
                 <w:color w:val="1C3A36"/>
                 <w:sz w:val="14"/>
               </w:rPr>
-              <w:t>cogs_fy24</w:t>
+              <w:t>cem_stock_draw</w:t>
             </w:r>
           </w:p>
         </w:tc>
@@ -1648,7 +1648,7 @@
                 <w:color w:val="1C3A36"/>
                 <w:sz w:val="14"/>
               </w:rPr>
-              <w:t>6,642.9725</w:t>
+              <w:t>0.0725, 0, 0, 0, 0, 0</w:t>
             </w:r>
           </w:p>
         </w:tc>
@@ -1682,7 +1682,7 @@
                 <w:color w:val="1C3A36"/>
                 <w:sz w:val="14"/>
               </w:rPr>
-              <w:t>Audited consolidated financial statements for the year ended 31 December 2025, Deloitte (Wafik, Ramy &amp; Partners), signed 25 February 2026 — cost of sales, comparative</w:t>
+              <w:t>Cement sold LESS cement produced, in Mt. FY2025 Investor Presentation, Arabian Cement Company S.A.E., investor relations library, page 5 (sales volumes and production indicators) discloses cement production of 3,480.6 kt against sales of 3,553.1 kt (2,923.6 local plus 629.5 exported), so FY2025 drew 72.5 kt out of finished-goods inventory. Revision 4 equated sales to production and understated despatches by 1.5%. Held at zero across the forecast: a stock draw is a one-off by construction and the inventory note shows only EGP 320.8mn of finished goods at the year end</w:t>
             </w:r>
           </w:p>
         </w:tc>
@@ -1699,7 +1699,7 @@
                 <w:color w:val="1C3A36"/>
                 <w:sz w:val="14"/>
               </w:rPr>
-              <w:t>2024-12-31</w:t>
+              <w:t>2026-03-01</w:t>
             </w:r>
           </w:p>
         </w:tc>
@@ -1735,7 +1735,7 @@
                 <w:color w:val="1C3A36"/>
                 <w:sz w:val="14"/>
               </w:rPr>
-              <w:t>cogs_fy25</w:t>
+              <w:t>clinker_factor</w:t>
             </w:r>
           </w:p>
         </w:tc>
@@ -1752,7 +1752,7 @@
                 <w:color w:val="1C3A36"/>
                 <w:sz w:val="14"/>
               </w:rPr>
-              <w:t>7,389.0544</w:t>
+              <w:t>0.7329</w:t>
             </w:r>
           </w:p>
         </w:tc>
@@ -1786,7 +1786,7 @@
                 <w:color w:val="1C3A36"/>
                 <w:sz w:val="14"/>
               </w:rPr>
-              <w:t>Audited consolidated financial statements for the year ended 31 December 2025, Deloitte (Wafik, Ramy &amp; Partners), signed 25 February 2026 — cost of sales</w:t>
+              <w:t>Tonnes of clinker per tonne of cement PRODUCED. Revision 3 used 0.84, taken from the ratio of the two nameplate capacities in note 1 and described as 'observed'. It is not observed and it is not a clinker factor: 4.2/5.0 is a ratio of two DESIGN capacities, and a clinker factor is a production-composition ratio. 0.84 also sits above the 0.65-0.80 band typical of blended cement, and the study then called this producer 'low-clinker' three sections later. The figure carried here is the production ratio implied by the FY2025 physical disclosure: clinker produced less clinker exported, over cement produced: FY2025 Investor Presentation, Arabian Cement Company S.A.E., investor relations library, page 5 (sales volumes and production indicators) gives clinker production 3,851.6 kt less clinker exports 1,300.5 kt = 2,551.1 kt ground into 3,480.6 kt of cement</w:t>
             </w:r>
           </w:p>
         </w:tc>
@@ -1803,7 +1803,7 @@
                 <w:color w:val="1C3A36"/>
                 <w:sz w:val="14"/>
               </w:rPr>
-              <w:t>2025-12-31</w:t>
+              <w:t>2026-03-01</w:t>
             </w:r>
           </w:p>
         </w:tc>
@@ -1839,7 +1839,7 @@
                 <w:color w:val="1C3A36"/>
                 <w:sz w:val="14"/>
               </w:rPr>
-              <w:t>cos_materials_fy25</w:t>
+              <w:t>clk_export_share</w:t>
             </w:r>
           </w:p>
         </w:tc>
@@ -1856,7 +1856,7 @@
                 <w:color w:val="1C3A36"/>
                 <w:sz w:val="14"/>
               </w:rPr>
-              <w:t>5,698.1847</w:t>
+              <w:t>0.3377, 0.33, 0.32, 0.31, 0.305, 0.3</w:t>
             </w:r>
           </w:p>
         </w:tc>
@@ -1890,7 +1890,7 @@
                 <w:color w:val="1C3A36"/>
                 <w:sz w:val="14"/>
               </w:rPr>
-              <w:t>Audited consolidated financial statements for the year ended 31 December 2025, Deloitte (Wafik, Ramy &amp; Partners), signed 25 February 2026 — note 5, raw materials; note 16 confirms this is the cost of inventories charged to cost of sales, so it carries fuel, packing and spares as well as raw meal</w:t>
+              <w:t>Share of clinker production sold AS CLINKER rather than ground into cement. FY2025 is DISCLOSED: FY2025 Investor Presentation, Arabian Cement Company S.A.E., investor relations library, page 5 (sales volumes and production indicators) gives clinker exports of 1,300.5 kt on production of 3,851.6 kt = 33.77%. This is the central operating lever and revision 3 could not see it at all: clinker exports and domestic cement compete for the same kiln, and a tonne of clinker realises a fraction of the tonne of cement it could have become. Note the direction of travel — clinker exports FELL 37% in FY2025 (2,074.4 kt to 1,300.5) while cement exports rose 74%, so the mix was already shifting toward the higher-value product before this forecast starts</w:t>
             </w:r>
           </w:p>
         </w:tc>
@@ -1907,7 +1907,7 @@
                 <w:color w:val="1C3A36"/>
                 <w:sz w:val="14"/>
               </w:rPr>
-              <w:t>2025-12-31</w:t>
+              <w:t>2026-03-01</w:t>
             </w:r>
           </w:p>
         </w:tc>
@@ -1943,7 +1943,7 @@
                 <w:color w:val="1C3A36"/>
                 <w:sz w:val="14"/>
               </w:rPr>
-              <w:t>cos_mfg_dep_fy25</w:t>
+              <w:t>cogs_fy23</w:t>
             </w:r>
           </w:p>
         </w:tc>
@@ -1960,7 +1960,7 @@
                 <w:color w:val="1C3A36"/>
                 <w:sz w:val="14"/>
               </w:rPr>
-              <w:t>254.7655</w:t>
+              <w:t>4,759.8152</w:t>
             </w:r>
           </w:p>
         </w:tc>
@@ -1994,7 +1994,7 @@
                 <w:color w:val="1C3A36"/>
                 <w:sz w:val="14"/>
               </w:rPr>
-              <w:t>Audited consolidated financial statements for the year ended 31 December 2025, Deloitte (Wafik, Ramy &amp; Partners), signed 25 February 2026 — note 5, manufacturing depreciation</w:t>
+              <w:t>Audited consolidated financial statements for the year ended 31 December 2024, Deloitte (Wafik, Ramy &amp; Partners), signed 23 March 2025 — cost of sales, comparative</w:t>
             </w:r>
           </w:p>
         </w:tc>
@@ -2011,7 +2011,7 @@
                 <w:color w:val="1C3A36"/>
                 <w:sz w:val="14"/>
               </w:rPr>
-              <w:t>2025-12-31</w:t>
+              <w:t>2023-12-31</w:t>
             </w:r>
           </w:p>
         </w:tc>
@@ -2047,7 +2047,7 @@
                 <w:color w:val="1C3A36"/>
                 <w:sz w:val="14"/>
               </w:rPr>
-              <w:t>cos_overhead_fy25</w:t>
+              <w:t>cogs_fy24</w:t>
             </w:r>
           </w:p>
         </w:tc>
@@ -2064,7 +2064,7 @@
                 <w:color w:val="1C3A36"/>
                 <w:sz w:val="14"/>
               </w:rPr>
-              <w:t>641.1432</w:t>
+              <w:t>6,642.9725</w:t>
             </w:r>
           </w:p>
         </w:tc>
@@ -2098,7 +2098,7 @@
                 <w:color w:val="1C3A36"/>
                 <w:sz w:val="14"/>
               </w:rPr>
-              <w:t>Audited consolidated financial statements for the year ended 31 December 2025, Deloitte (Wafik, Ramy &amp; Partners), signed 25 February 2026 — note 5, overhead costs</w:t>
+              <w:t>Audited consolidated financial statements for the year ended 31 December 2025, Deloitte (Wafik, Ramy &amp; Partners), signed 25 February 2026 — cost of sales, comparative</w:t>
             </w:r>
           </w:p>
         </w:tc>
@@ -2115,7 +2115,7 @@
                 <w:color w:val="1C3A36"/>
                 <w:sz w:val="14"/>
               </w:rPr>
-              <w:t>2025-12-31</w:t>
+              <w:t>2024-12-31</w:t>
             </w:r>
           </w:p>
         </w:tc>
@@ -2151,7 +2151,7 @@
                 <w:color w:val="1C3A36"/>
                 <w:sz w:val="14"/>
               </w:rPr>
-              <w:t>cos_transport_fy25</w:t>
+              <w:t>cogs_fy25</w:t>
             </w:r>
           </w:p>
         </w:tc>
@@ -2168,7 +2168,7 @@
                 <w:color w:val="1C3A36"/>
                 <w:sz w:val="14"/>
               </w:rPr>
-              <w:t>764.2793</w:t>
+              <w:t>7,389.0544</w:t>
             </w:r>
           </w:p>
         </w:tc>
@@ -2202,7 +2202,7 @@
                 <w:color w:val="1C3A36"/>
                 <w:sz w:val="14"/>
               </w:rPr>
-              <w:t>Audited consolidated financial statements for the year ended 31 December 2025, Deloitte (Wafik, Ramy &amp; Partners), signed 25 February 2026 — note 5, transportation costs</w:t>
+              <w:t>Audited consolidated financial statements for the year ended 31 December 2025, Deloitte (Wafik, Ramy &amp; Partners), signed 25 February 2026 — cost of sales</w:t>
             </w:r>
           </w:p>
         </w:tc>
@@ -2255,7 +2255,7 @@
                 <w:color w:val="1C3A36"/>
                 <w:sz w:val="14"/>
               </w:rPr>
-              <w:t>debt_cib_fy25</w:t>
+              <w:t>cos_materials_fy25</w:t>
             </w:r>
           </w:p>
         </w:tc>
@@ -2272,7 +2272,7 @@
                 <w:color w:val="1C3A36"/>
                 <w:sz w:val="14"/>
               </w:rPr>
-              <w:t>99.9169</w:t>
+              <w:t>5,698.1847</w:t>
             </w:r>
           </w:p>
         </w:tc>
@@ -2306,7 +2306,7 @@
                 <w:color w:val="1C3A36"/>
                 <w:sz w:val="14"/>
               </w:rPr>
-              <w:t>Audited consolidated financial statements for the year ended 31 December 2025, Deloitte (Wafik, Ramy &amp; Partners), signed 25 February 2026 — note 25, Commercial International Bank credit facilities. EGP 650mn package at the Central Bank corridor offer rate plus 0.6%, EGP-denominated, for working capital</w:t>
+              <w:t>Audited consolidated financial statements for the year ended 31 December 2025, Deloitte (Wafik, Ramy &amp; Partners), signed 25 February 2026 — note 5, raw materials; note 16 confirms this is the cost of inventories charged to cost of sales, so it carries fuel, packing and spares as well as raw meal</w:t>
             </w:r>
           </w:p>
         </w:tc>
@@ -2359,7 +2359,7 @@
                 <w:color w:val="1C3A36"/>
                 <w:sz w:val="14"/>
               </w:rPr>
-              <w:t>debt_ebrd_fy25</w:t>
+              <w:t>cos_mfg_dep_fy25</w:t>
             </w:r>
           </w:p>
         </w:tc>
@@ -2376,7 +2376,7 @@
                 <w:color w:val="1C3A36"/>
                 <w:sz w:val="14"/>
               </w:rPr>
-              <w:t>888.2742</w:t>
+              <w:t>254.7655</w:t>
             </w:r>
           </w:p>
         </w:tc>
@@ -2410,7 +2410,7 @@
                 <w:color w:val="1C3A36"/>
                 <w:sz w:val="14"/>
               </w:rPr>
-              <w:t>Audited consolidated financial statements for the year ended 31 December 2025, Deloitte (Wafik, Ramy &amp; Partners), signed 25 February 2026 — note 25, European Bank for Reconstruction and Development facility (current 118.437 plus non-current 769.838). EUR 25mn at 3-month Euribor plus 4.35%, drawn to EUR 18.5mn, funding alternative-fuel capacity for kiln 2 and hydrogen injection on both kilns; 15 equal quarterly instalments from 18 months after signing</w:t>
+              <w:t>Audited consolidated financial statements for the year ended 31 December 2025, Deloitte (Wafik, Ramy &amp; Partners), signed 25 February 2026 — note 5, manufacturing depreciation</w:t>
             </w:r>
           </w:p>
         </w:tc>
@@ -2463,7 +2463,7 @@
                 <w:color w:val="1C3A36"/>
                 <w:sz w:val="14"/>
               </w:rPr>
-              <w:t>debt_fy23</w:t>
+              <w:t>cos_overhead_fy25</w:t>
             </w:r>
           </w:p>
         </w:tc>
@@ -2480,7 +2480,7 @@
                 <w:color w:val="1C3A36"/>
                 <w:sz w:val="14"/>
               </w:rPr>
-              <w:t>90.0743</w:t>
+              <w:t>641.1432</w:t>
             </w:r>
           </w:p>
         </w:tc>
@@ -2514,7 +2514,7 @@
                 <w:color w:val="1C3A36"/>
                 <w:sz w:val="14"/>
               </w:rPr>
-              <w:t>Audited consolidated financial statements for the year ended 31 December 2024, Deloitte (Wafik, Ramy &amp; Partners), signed 23 March 2025 — credit facilities, comparative; no term borrowings at that date</w:t>
+              <w:t>Audited consolidated financial statements for the year ended 31 December 2025, Deloitte (Wafik, Ramy &amp; Partners), signed 25 February 2026 — note 5, overhead costs</w:t>
             </w:r>
           </w:p>
         </w:tc>
@@ -2531,7 +2531,7 @@
                 <w:color w:val="1C3A36"/>
                 <w:sz w:val="14"/>
               </w:rPr>
-              <w:t>2023-12-31</w:t>
+              <w:t>2025-12-31</w:t>
             </w:r>
           </w:p>
         </w:tc>
@@ -2567,7 +2567,7 @@
                 <w:color w:val="1C3A36"/>
                 <w:sz w:val="14"/>
               </w:rPr>
-              <w:t>debt_fy24</w:t>
+              <w:t>cos_transport_fy25</w:t>
             </w:r>
           </w:p>
         </w:tc>
@@ -2584,7 +2584,7 @@
                 <w:color w:val="1C3A36"/>
                 <w:sz w:val="14"/>
               </w:rPr>
-              <w:t>760.9177</w:t>
+              <w:t>764.2793</w:t>
             </w:r>
           </w:p>
         </w:tc>
@@ -2618,7 +2618,7 @@
                 <w:color w:val="1C3A36"/>
                 <w:sz w:val="14"/>
               </w:rPr>
-              <w:t>Audited consolidated financial statements for the year ended 31 December 2025, Deloitte (Wafik, Ramy &amp; Partners), signed 25 February 2026 — note 25, comparative: credit facilities 615.044 plus bank loans 145.874</w:t>
+              <w:t>Audited consolidated financial statements for the year ended 31 December 2025, Deloitte (Wafik, Ramy &amp; Partners), signed 25 February 2026 — note 5, transportation costs</w:t>
             </w:r>
           </w:p>
         </w:tc>
@@ -2635,7 +2635,7 @@
                 <w:color w:val="1C3A36"/>
                 <w:sz w:val="14"/>
               </w:rPr>
-              <w:t>2024-12-31</w:t>
+              <w:t>2025-12-31</w:t>
             </w:r>
           </w:p>
         </w:tc>
@@ -2671,7 +2671,7 @@
                 <w:color w:val="1C3A36"/>
                 <w:sz w:val="14"/>
               </w:rPr>
-              <w:t>debt_nbe_fy25</w:t>
+              <w:t>debt_cib_fy25</w:t>
             </w:r>
           </w:p>
         </w:tc>
@@ -2688,7 +2688,7 @@
                 <w:color w:val="1C3A36"/>
                 <w:sz w:val="14"/>
               </w:rPr>
-              <w:t>145.7415</w:t>
+              <w:t>99.9169</w:t>
             </w:r>
           </w:p>
         </w:tc>
@@ -2722,7 +2722,7 @@
                 <w:color w:val="1C3A36"/>
                 <w:sz w:val="14"/>
               </w:rPr>
-              <w:t>Audited consolidated financial statements for the year ended 31 December 2025, Deloitte (Wafik, Ramy &amp; Partners), signed 25 February 2026 — note 25, National Bank of Egypt facility (current 27.057 plus non-current 118.685). EUR 3.09mn under a KfW industrial-pollution grant programme, 20 quarterly instalments at 6-month Euribor plus 3%</w:t>
+              <w:t>Audited consolidated financial statements for the year ended 31 December 2025, Deloitte (Wafik, Ramy &amp; Partners), signed 25 February 2026 — note 25, Commercial International Bank credit facilities. EGP 650mn package at the Central Bank corridor offer rate plus 0.6%, EGP-denominated, for working capital</w:t>
             </w:r>
           </w:p>
         </w:tc>
@@ -2775,7 +2775,7 @@
                 <w:color w:val="1C3A36"/>
                 <w:sz w:val="14"/>
               </w:rPr>
-              <w:t>debt_q1_26</w:t>
+              <w:t>debt_ebrd_fy25</w:t>
             </w:r>
           </w:p>
         </w:tc>
@@ -2792,7 +2792,7 @@
                 <w:color w:val="1C3A36"/>
                 <w:sz w:val="14"/>
               </w:rPr>
-              <w:t>1,260.5091</w:t>
+              <w:t>888.2742</w:t>
             </w:r>
           </w:p>
         </w:tc>
@@ -2826,7 +2826,7 @@
                 <w:color w:val="1C3A36"/>
                 <w:sz w:val="14"/>
               </w:rPr>
-              <w:t>Reviewed condensed consolidated interim financial statements for the three months ended 31 March 2026, Deloitte (Wafik, Ramy &amp; Partners), 25 May 2026 — borrowings 925.152 plus current portion 234.899 plus credit facilities 99.784 plus lease liabilities 0.675</w:t>
+              <w:t>Audited consolidated financial statements for the year ended 31 December 2025, Deloitte (Wafik, Ramy &amp; Partners), signed 25 February 2026 — note 25, European Bank for Reconstruction and Development facility (current 118.437 plus non-current 769.838). EUR 25mn at 3-month Euribor plus 4.35%, drawn to EUR 18.5mn, funding alternative-fuel capacity for kiln 2 and hydrogen injection on both kilns; 15 equal quarterly instalments from 18 months after signing</w:t>
             </w:r>
           </w:p>
         </w:tc>
@@ -2843,7 +2843,7 @@
                 <w:color w:val="1C3A36"/>
                 <w:sz w:val="14"/>
               </w:rPr>
-              <w:t>2026-03-31</w:t>
+              <w:t>2025-12-31</w:t>
             </w:r>
           </w:p>
         </w:tc>
@@ -2879,7 +2879,7 @@
                 <w:color w:val="1C3A36"/>
                 <w:sz w:val="14"/>
               </w:rPr>
-              <w:t>debtors_fy25</w:t>
+              <w:t>debt_fy23</w:t>
             </w:r>
           </w:p>
         </w:tc>
@@ -2896,7 +2896,7 @@
                 <w:color w:val="1C3A36"/>
                 <w:sz w:val="14"/>
               </w:rPr>
-              <w:t>1,004.7791</w:t>
+              <w:t>90.0743</w:t>
             </w:r>
           </w:p>
         </w:tc>
@@ -2930,7 +2930,7 @@
                 <w:color w:val="1C3A36"/>
                 <w:sz w:val="14"/>
               </w:rPr>
-              <w:t>Audited consolidated financial statements for the year ended 31 December 2025, Deloitte (Wafik, Ramy &amp; Partners), signed 25 February 2026 — debtors and other debit balances (net), note 18, of which advances to suppliers 826.903</w:t>
+              <w:t>Audited consolidated financial statements for the year ended 31 December 2024, Deloitte (Wafik, Ramy &amp; Partners), signed 23 March 2025 — credit facilities, comparative; no term borrowings at that date</w:t>
             </w:r>
           </w:p>
         </w:tc>
@@ -2947,7 +2947,7 @@
                 <w:color w:val="1C3A36"/>
                 <w:sz w:val="14"/>
               </w:rPr>
-              <w:t>2025-12-31</w:t>
+              <w:t>2023-12-31</w:t>
             </w:r>
           </w:p>
         </w:tc>
@@ -2983,7 +2983,7 @@
                 <w:color w:val="1C3A36"/>
                 <w:sz w:val="14"/>
               </w:rPr>
-              <w:t>div_fy24_paid</w:t>
+              <w:t>debt_fy24</w:t>
             </w:r>
           </w:p>
         </w:tc>
@@ -3000,7 +3000,7 @@
                 <w:color w:val="1C3A36"/>
                 <w:sz w:val="14"/>
               </w:rPr>
-              <w:t>1,102.1103</w:t>
+              <w:t>760.9177</w:t>
             </w:r>
           </w:p>
         </w:tc>
@@ -3034,7 +3034,7 @@
                 <w:color w:val="1C3A36"/>
                 <w:sz w:val="14"/>
               </w:rPr>
-              <w:t>Audited consolidated financial statements for the year ended 31 December 2025, Deloitte (Wafik, Ramy &amp; Partners), signed 25 February 2026 — note 28: the ordinary general assembly of 2 December 2025 approved EGP 1,102,110,289 to shareholders for FY2024, plus EGP 15,045,727 to employees</w:t>
+              <w:t>Audited consolidated financial statements for the year ended 31 December 2025, Deloitte (Wafik, Ramy &amp; Partners), signed 25 February 2026 — note 25, comparative: credit facilities 615.044 plus bank loans 145.874</w:t>
             </w:r>
           </w:p>
         </w:tc>
@@ -3051,7 +3051,7 @@
                 <w:color w:val="1C3A36"/>
                 <w:sz w:val="14"/>
               </w:rPr>
-              <w:t>2025-12-02</w:t>
+              <w:t>2024-12-31</w:t>
             </w:r>
           </w:p>
         </w:tc>
@@ -3087,7 +3087,7 @@
                 <w:color w:val="1C3A36"/>
                 <w:sz w:val="14"/>
               </w:rPr>
-              <w:t>div_fy25_declared</w:t>
+              <w:t>debt_nbe_fy25</w:t>
             </w:r>
           </w:p>
         </w:tc>
@@ -3104,7 +3104,7 @@
                 <w:color w:val="1C3A36"/>
                 <w:sz w:val="14"/>
               </w:rPr>
-              <w:t>2,001.7922</w:t>
+              <w:t>145.7415</w:t>
             </w:r>
           </w:p>
         </w:tc>
@@ -3138,7 +3138,7 @@
                 <w:color w:val="1C3A36"/>
                 <w:sz w:val="14"/>
               </w:rPr>
-              <w:t>Reviewed condensed consolidated interim financial statements for the three months ended 31 March 2026, Deloitte (Wafik, Ramy &amp; Partners), 25 May 2026 — dividends payable at 31 March 2026 for the FY2025 result</w:t>
+              <w:t>Audited consolidated financial statements for the year ended 31 December 2025, Deloitte (Wafik, Ramy &amp; Partners), signed 25 February 2026 — note 25, National Bank of Egypt facility (current 27.057 plus non-current 118.685). EUR 3.09mn under a KfW industrial-pollution grant programme, 20 quarterly instalments at 6-month Euribor plus 3%</w:t>
             </w:r>
           </w:p>
         </w:tc>
@@ -3155,7 +3155,7 @@
                 <w:color w:val="1C3A36"/>
                 <w:sz w:val="14"/>
               </w:rPr>
-              <w:t>2026-03-31</w:t>
+              <w:t>2025-12-31</w:t>
             </w:r>
           </w:p>
         </w:tc>
@@ -3191,7 +3191,7 @@
                 <w:color w:val="1C3A36"/>
                 <w:sz w:val="14"/>
               </w:rPr>
-              <w:t>divpay_q1_26</w:t>
+              <w:t>debt_q1_26</w:t>
             </w:r>
           </w:p>
         </w:tc>
@@ -3208,7 +3208,7 @@
                 <w:color w:val="1C3A36"/>
                 <w:sz w:val="14"/>
               </w:rPr>
-              <w:t>2,001.7922</w:t>
+              <w:t>1,260.5091</w:t>
             </w:r>
           </w:p>
         </w:tc>
@@ -3242,7 +3242,7 @@
                 <w:color w:val="1C3A36"/>
                 <w:sz w:val="14"/>
               </w:rPr>
-              <w:t>Reviewed condensed consolidated interim financial statements for the three months ended 31 March 2026, Deloitte (Wafik, Ramy &amp; Partners), 25 May 2026 — dividends payable. This is the FY2025 distribution declared and unpaid at 31 March 2026, and it divides to EGP 5.34 per share on the shares outstanding</w:t>
+              <w:t>Reviewed condensed consolidated interim financial statements for the three months ended 31 March 2026, Deloitte (Wafik, Ramy &amp; Partners), 25 May 2026 — borrowings 925.152 plus current portion 234.899 plus credit facilities 99.784 plus lease liabilities 0.675</w:t>
             </w:r>
           </w:p>
         </w:tc>
@@ -3295,7 +3295,7 @@
                 <w:color w:val="1C3A36"/>
                 <w:sz w:val="14"/>
               </w:rPr>
-              <w:t>dna_fy23</w:t>
+              <w:t>debtors_fy25</w:t>
             </w:r>
           </w:p>
         </w:tc>
@@ -3312,7 +3312,7 @@
                 <w:color w:val="1C3A36"/>
                 <w:sz w:val="14"/>
               </w:rPr>
-              <w:t>250.4245</w:t>
+              <w:t>1,004.7791</w:t>
             </w:r>
           </w:p>
         </w:tc>
@@ -3346,7 +3346,7 @@
                 <w:color w:val="1C3A36"/>
                 <w:sz w:val="14"/>
               </w:rPr>
-              <w:t>Audited consolidated financial statements for the year ended 31 December 2024, Deloitte (Wafik, Ramy &amp; Partners), signed 23 March 2025 — cash flow statement, comparative column: property depreciation 215.377 plus intangible amortisation 28.156 plus right-of-use amortisation 6.891</w:t>
+              <w:t>Audited consolidated financial statements for the year ended 31 December 2025, Deloitte (Wafik, Ramy &amp; Partners), signed 25 February 2026 — debtors and other debit balances (net), note 18, of which advances to suppliers 826.903</w:t>
             </w:r>
           </w:p>
         </w:tc>
@@ -3363,7 +3363,7 @@
                 <w:color w:val="1C3A36"/>
                 <w:sz w:val="14"/>
               </w:rPr>
-              <w:t>2023-12-31</w:t>
+              <w:t>2025-12-31</w:t>
             </w:r>
           </w:p>
         </w:tc>
@@ -3399,7 +3399,7 @@
                 <w:color w:val="1C3A36"/>
                 <w:sz w:val="14"/>
               </w:rPr>
-              <w:t>dna_fy24</w:t>
+              <w:t>div_fy24_paid</w:t>
             </w:r>
           </w:p>
         </w:tc>
@@ -3416,7 +3416,7 @@
                 <w:color w:val="1C3A36"/>
                 <w:sz w:val="14"/>
               </w:rPr>
-              <w:t>256.8015</w:t>
+              <w:t>1,102.1103</w:t>
             </w:r>
           </w:p>
         </w:tc>
@@ -3450,7 +3450,7 @@
                 <w:color w:val="1C3A36"/>
                 <w:sz w:val="14"/>
               </w:rPr>
-              <w:t>Audited consolidated financial statements for the year ended 31 December 2025, Deloitte (Wafik, Ramy &amp; Partners), signed 25 February 2026 — cash flow statement, comparative: 221.563 plus 28.156 plus 7.082</w:t>
+              <w:t>Audited consolidated financial statements for the year ended 31 December 2025, Deloitte (Wafik, Ramy &amp; Partners), signed 25 February 2026 — note 28: the ordinary general assembly of 2 December 2025 approved EGP 1,102,110,289 to shareholders for FY2024, plus EGP 15,045,727 to employees</w:t>
             </w:r>
           </w:p>
         </w:tc>
@@ -3467,7 +3467,7 @@
                 <w:color w:val="1C3A36"/>
                 <w:sz w:val="14"/>
               </w:rPr>
-              <w:t>2024-12-31</w:t>
+              <w:t>2025-12-02</w:t>
             </w:r>
           </w:p>
         </w:tc>
@@ -3503,7 +3503,7 @@
                 <w:color w:val="1C3A36"/>
                 <w:sz w:val="14"/>
               </w:rPr>
-              <w:t>dna_fy25</w:t>
+              <w:t>div_fy25_declared</w:t>
             </w:r>
           </w:p>
         </w:tc>
@@ -3520,7 +3520,7 @@
                 <w:color w:val="1C3A36"/>
                 <w:sz w:val="14"/>
               </w:rPr>
-              <w:t>289.7713</w:t>
+              <w:t>2,001.7922</w:t>
             </w:r>
           </w:p>
         </w:tc>
@@ -3554,7 +3554,7 @@
                 <w:color w:val="1C3A36"/>
                 <w:sz w:val="14"/>
               </w:rPr>
-              <w:t>Audited consolidated financial statements for the year ended 31 December 2025, Deloitte (Wafik, Ramy &amp; Partners), signed 25 February 2026 — cash flow statement: property depreciation 259.090 plus intangible amortisation 28.156 plus right-of-use amortisation 2.525</w:t>
+              <w:t>Reviewed condensed consolidated interim financial statements for the three months ended 31 March 2026, Deloitte (Wafik, Ramy &amp; Partners), 25 May 2026 — dividends payable at 31 March 2026 for the FY2025 result</w:t>
             </w:r>
           </w:p>
         </w:tc>
@@ -3571,7 +3571,7 @@
                 <w:color w:val="1C3A36"/>
                 <w:sz w:val="14"/>
               </w:rPr>
-              <w:t>2025-12-31</w:t>
+              <w:t>2026-03-31</w:t>
             </w:r>
           </w:p>
         </w:tc>
@@ -3607,7 +3607,7 @@
                 <w:color w:val="1C3A36"/>
                 <w:sz w:val="14"/>
               </w:rPr>
-              <w:t>ecl_fy23</w:t>
+              <w:t>divpay_q1_26</w:t>
             </w:r>
           </w:p>
         </w:tc>
@@ -3624,7 +3624,7 @@
                 <w:color w:val="1C3A36"/>
                 <w:sz w:val="14"/>
               </w:rPr>
-              <w:t>4.7458</w:t>
+              <w:t>2,001.7922</w:t>
             </w:r>
           </w:p>
         </w:tc>
@@ -3658,7 +3658,7 @@
                 <w:color w:val="1C3A36"/>
                 <w:sz w:val="14"/>
               </w:rPr>
-              <w:t>Audited consolidated financial statements for the year ended 31 December 2024, Deloitte (Wafik, Ramy &amp; Partners), signed 23 March 2025 — expected credit losses on trade receivables, comparative</w:t>
+              <w:t>Reviewed condensed consolidated interim financial statements for the three months ended 31 March 2026, Deloitte (Wafik, Ramy &amp; Partners), 25 May 2026 — dividends payable. This is the FY2025 distribution declared and unpaid at 31 March 2026, and it divides to EGP 5.34 per share on the shares outstanding</w:t>
             </w:r>
           </w:p>
         </w:tc>
@@ -3675,7 +3675,7 @@
                 <w:color w:val="1C3A36"/>
                 <w:sz w:val="14"/>
               </w:rPr>
-              <w:t>2023-12-31</w:t>
+              <w:t>2026-03-31</w:t>
             </w:r>
           </w:p>
         </w:tc>
@@ -3711,7 +3711,7 @@
                 <w:color w:val="1C3A36"/>
                 <w:sz w:val="14"/>
               </w:rPr>
-              <w:t>ecl_fy24</w:t>
+              <w:t>dna_fy23</w:t>
             </w:r>
           </w:p>
         </w:tc>
@@ -3728,7 +3728,7 @@
                 <w:color w:val="1C3A36"/>
                 <w:sz w:val="14"/>
               </w:rPr>
-              <w:t>-1.1065</w:t>
+              <w:t>250.4245</w:t>
             </w:r>
           </w:p>
         </w:tc>
@@ -3762,7 +3762,7 @@
                 <w:color w:val="1C3A36"/>
                 <w:sz w:val="14"/>
               </w:rPr>
-              <w:t>Audited consolidated financial statements for the year ended 31 December 2025, Deloitte (Wafik, Ramy &amp; Partners), signed 25 February 2026 — REVERSAL of expected credit losses, comparative (negative, i.e. a credit)</w:t>
+              <w:t>Audited consolidated financial statements for the year ended 31 December 2024, Deloitte (Wafik, Ramy &amp; Partners), signed 23 March 2025 — cash flow statement, comparative column: property depreciation 215.377 plus intangible amortisation 28.156 plus right-of-use amortisation 6.891</w:t>
             </w:r>
           </w:p>
         </w:tc>
@@ -3779,7 +3779,7 @@
                 <w:color w:val="1C3A36"/>
                 <w:sz w:val="14"/>
               </w:rPr>
-              <w:t>2024-12-31</w:t>
+              <w:t>2023-12-31</w:t>
             </w:r>
           </w:p>
         </w:tc>
@@ -3815,7 +3815,7 @@
                 <w:color w:val="1C3A36"/>
                 <w:sz w:val="14"/>
               </w:rPr>
-              <w:t>ecl_fy25</w:t>
+              <w:t>dna_fy24</w:t>
             </w:r>
           </w:p>
         </w:tc>
@@ -3832,7 +3832,7 @@
                 <w:color w:val="1C3A36"/>
                 <w:sz w:val="14"/>
               </w:rPr>
-              <w:t>3.6036</w:t>
+              <w:t>256.8015</w:t>
             </w:r>
           </w:p>
         </w:tc>
@@ -3866,7 +3866,7 @@
                 <w:color w:val="1C3A36"/>
                 <w:sz w:val="14"/>
               </w:rPr>
-              <w:t>Audited consolidated financial statements for the year ended 31 December 2025, Deloitte (Wafik, Ramy &amp; Partners), signed 25 February 2026 — expected credit losses on trade receivables, note 17</w:t>
+              <w:t>Audited consolidated financial statements for the year ended 31 December 2025, Deloitte (Wafik, Ramy &amp; Partners), signed 25 February 2026 — cash flow statement, comparative: 221.563 plus 28.156 plus 7.082</w:t>
             </w:r>
           </w:p>
         </w:tc>
@@ -3883,7 +3883,7 @@
                 <w:color w:val="1C3A36"/>
                 <w:sz w:val="14"/>
               </w:rPr>
-              <w:t>2025-12-31</w:t>
+              <w:t>2024-12-31</w:t>
             </w:r>
           </w:p>
         </w:tc>
@@ -3919,7 +3919,7 @@
                 <w:color w:val="1C3A36"/>
                 <w:sz w:val="14"/>
               </w:rPr>
-              <w:t>eps_fy23</w:t>
+              <w:t>dna_fy25</w:t>
             </w:r>
           </w:p>
         </w:tc>
@@ -3936,7 +3936,7 @@
                 <w:color w:val="1C3A36"/>
                 <w:sz w:val="14"/>
               </w:rPr>
-              <w:t>1.81</w:t>
+              <w:t>289.7713</w:t>
             </w:r>
           </w:p>
         </w:tc>
@@ -3970,7 +3970,7 @@
                 <w:color w:val="1C3A36"/>
                 <w:sz w:val="14"/>
               </w:rPr>
-              <w:t>Audited consolidated financial statements for the year ended 31 December 2024, Deloitte (Wafik, Ramy &amp; Partners), signed 23 March 2025 — earnings per share, comparative</w:t>
+              <w:t>Audited consolidated financial statements for the year ended 31 December 2025, Deloitte (Wafik, Ramy &amp; Partners), signed 25 February 2026 — cash flow statement: property depreciation 259.090 plus intangible amortisation 28.156 plus right-of-use amortisation 2.525</w:t>
             </w:r>
           </w:p>
         </w:tc>
@@ -3987,7 +3987,7 @@
                 <w:color w:val="1C3A36"/>
                 <w:sz w:val="14"/>
               </w:rPr>
-              <w:t>2023-12-31</w:t>
+              <w:t>2025-12-31</w:t>
             </w:r>
           </w:p>
         </w:tc>
@@ -4023,7 +4023,7 @@
                 <w:color w:val="1C3A36"/>
                 <w:sz w:val="14"/>
               </w:rPr>
-              <w:t>eps_fy24</w:t>
+              <w:t>ecl_fy23</w:t>
             </w:r>
           </w:p>
         </w:tc>
@@ -4040,7 +4040,7 @@
                 <w:color w:val="1C3A36"/>
                 <w:sz w:val="14"/>
               </w:rPr>
-              <w:t>3.02</w:t>
+              <w:t>4.7458</w:t>
             </w:r>
           </w:p>
         </w:tc>
@@ -4074,7 +4074,7 @@
                 <w:color w:val="1C3A36"/>
                 <w:sz w:val="14"/>
               </w:rPr>
-              <w:t>Audited consolidated financial statements for the year ended 31 December 2025, Deloitte (Wafik, Ramy &amp; Partners), signed 25 February 2026 — earnings per share, comparative</w:t>
+              <w:t>Audited consolidated financial statements for the year ended 31 December 2024, Deloitte (Wafik, Ramy &amp; Partners), signed 23 March 2025 — expected credit losses on trade receivables, comparative</w:t>
             </w:r>
           </w:p>
         </w:tc>
@@ -4091,7 +4091,7 @@
                 <w:color w:val="1C3A36"/>
                 <w:sz w:val="14"/>
               </w:rPr>
-              <w:t>2024-12-31</w:t>
+              <w:t>2023-12-31</w:t>
             </w:r>
           </w:p>
         </w:tc>
@@ -4127,7 +4127,7 @@
                 <w:color w:val="1C3A36"/>
                 <w:sz w:val="14"/>
               </w:rPr>
-              <w:t>eps_fy25</w:t>
+              <w:t>ecl_fy24</w:t>
             </w:r>
           </w:p>
         </w:tc>
@@ -4144,7 +4144,7 @@
                 <w:color w:val="1C3A36"/>
                 <w:sz w:val="14"/>
               </w:rPr>
-              <w:t>9.49</w:t>
+              <w:t>-1.1065</w:t>
             </w:r>
           </w:p>
         </w:tc>
@@ -4178,7 +4178,7 @@
                 <w:color w:val="1C3A36"/>
                 <w:sz w:val="14"/>
               </w:rPr>
-              <w:t>Audited consolidated financial statements for the year ended 31 December 2025, Deloitte (Wafik, Ramy &amp; Partners), signed 25 February 2026 — earnings per share, note 11, struck on distributable profit of 3,580.712 after the employees' share of 18.874</w:t>
+              <w:t>Audited consolidated financial statements for the year ended 31 December 2025, Deloitte (Wafik, Ramy &amp; Partners), signed 25 February 2026 — REVERSAL of expected credit losses, comparative (negative, i.e. a credit)</w:t>
             </w:r>
           </w:p>
         </w:tc>
@@ -4195,7 +4195,7 @@
                 <w:color w:val="1C3A36"/>
                 <w:sz w:val="14"/>
               </w:rPr>
-              <w:t>2025-12-31</w:t>
+              <w:t>2024-12-31</w:t>
             </w:r>
           </w:p>
         </w:tc>
@@ -4231,7 +4231,7 @@
                 <w:color w:val="1C3A36"/>
                 <w:sz w:val="14"/>
               </w:rPr>
-              <w:t>eq_fy23</w:t>
+              <w:t>ecl_fy25</w:t>
             </w:r>
           </w:p>
         </w:tc>
@@ -4248,7 +4248,7 @@
                 <w:color w:val="1C3A36"/>
                 <w:sz w:val="14"/>
               </w:rPr>
-              <w:t>1,754.2217</w:t>
+              <w:t>3.6036</w:t>
             </w:r>
           </w:p>
         </w:tc>
@@ -4282,7 +4282,7 @@
                 <w:color w:val="1C3A36"/>
                 <w:sz w:val="14"/>
               </w:rPr>
-              <w:t>Audited consolidated financial statements for the year ended 31 December 2024, Deloitte (Wafik, Ramy &amp; Partners), signed 23 March 2025 — equity attributable to owners, comparative</w:t>
+              <w:t>Audited consolidated financial statements for the year ended 31 December 2025, Deloitte (Wafik, Ramy &amp; Partners), signed 25 February 2026 — expected credit losses on trade receivables, note 17</w:t>
             </w:r>
           </w:p>
         </w:tc>
@@ -4299,7 +4299,7 @@
                 <w:color w:val="1C3A36"/>
                 <w:sz w:val="14"/>
               </w:rPr>
-              <w:t>2023-12-31</w:t>
+              <w:t>2025-12-31</w:t>
             </w:r>
           </w:p>
         </w:tc>
@@ -4335,7 +4335,7 @@
                 <w:color w:val="1C3A36"/>
                 <w:sz w:val="14"/>
               </w:rPr>
-              <w:t>eq_fy24</w:t>
+              <w:t>egy_cons_mt</w:t>
             </w:r>
           </w:p>
         </w:tc>
@@ -4352,7 +4352,7 @@
                 <w:color w:val="1C3A36"/>
                 <w:sz w:val="14"/>
               </w:rPr>
-              <w:t>2,303.4723</w:t>
+              <w:t>53.9</w:t>
             </w:r>
           </w:p>
         </w:tc>
@@ -4386,7 +4386,7 @@
                 <w:color w:val="1C3A36"/>
                 <w:sz w:val="14"/>
               </w:rPr>
-              <w:t>Audited consolidated financial statements for the year ended 31 December 2025, Deloitte (Wafik, Ramy &amp; Partners), signed 25 February 2026 — equity attributable to owners, comparative</w:t>
+              <w:t>Egyptian domestic cement sales 2025. FY2025 Investor Presentation, Arabian Cement Company S.A.E., investor relations library, page 5 (sales volumes and production indicators) page 12 gives 53.9Mt, against the 54.0 previously carried on trade estimate</w:t>
             </w:r>
           </w:p>
         </w:tc>
@@ -4403,7 +4403,7 @@
                 <w:color w:val="1C3A36"/>
                 <w:sz w:val="14"/>
               </w:rPr>
-              <w:t>2024-12-31</w:t>
+              <w:t>2026-03-01</w:t>
             </w:r>
           </w:p>
         </w:tc>
@@ -4439,7 +4439,7 @@
                 <w:color w:val="1C3A36"/>
                 <w:sz w:val="14"/>
               </w:rPr>
-              <w:t>eq_fy25</w:t>
+              <w:t>egy_exports_mt</w:t>
             </w:r>
           </w:p>
         </w:tc>
@@ -4456,7 +4456,7 @@
                 <w:color w:val="1C3A36"/>
                 <w:sz w:val="14"/>
               </w:rPr>
-              <w:t>4,642.5742</w:t>
+              <w:t>18.6</w:t>
             </w:r>
           </w:p>
         </w:tc>
@@ -4490,7 +4490,7 @@
                 <w:color w:val="1C3A36"/>
                 <w:sz w:val="14"/>
               </w:rPr>
-              <w:t>Audited consolidated financial statements for the year ended 31 December 2025, Deloitte (Wafik, Ramy &amp; Partners), signed 25 February 2026 — equity attributable to owners of the Parent: issued capital 757.479, treasury shares (143.328), legal reserve 379.506, retained earnings 3,648.917</w:t>
+              <w:t>Egyptian cement AND clinker export sales 2025. FY2025 Investor Presentation, Arabian Cement Company S.A.E., investor relations library, page 5 (sales volumes and production indicators) page 12. The two products are reported together, which is why the earlier balance failed: it set a cement-plus-clinker export figure against a cement-only production figure</w:t>
             </w:r>
           </w:p>
         </w:tc>
@@ -4507,7 +4507,7 @@
                 <w:color w:val="1C3A36"/>
                 <w:sz w:val="14"/>
               </w:rPr>
-              <w:t>2025-12-31</w:t>
+              <w:t>2026-03-01</w:t>
             </w:r>
           </w:p>
         </w:tc>
@@ -4543,7 +4543,7 @@
                 <w:color w:val="1C3A36"/>
                 <w:sz w:val="14"/>
               </w:rPr>
-              <w:t>fac_int_fy24</w:t>
+              <w:t>egy_prod_mt</w:t>
             </w:r>
           </w:p>
         </w:tc>
@@ -4560,7 +4560,7 @@
                 <w:color w:val="1C3A36"/>
                 <w:sz w:val="14"/>
               </w:rPr>
-              <w:t>85.953</w:t>
+              <w:t>72.6</w:t>
             </w:r>
           </w:p>
         </w:tc>
@@ -4594,7 +4594,7 @@
                 <w:color w:val="1C3A36"/>
                 <w:sz w:val="14"/>
               </w:rPr>
-              <w:t>Audited consolidated financial statements for the year ended 31 December 2025, Deloitte (Wafik, Ramy &amp; Partners), signed 25 February 2026 — note 8, credit-facility interest, comparative</w:t>
+              <w:t>Egyptian cement and clinker SALES 2025 — local plus export. FY2025 Investor Presentation, Arabian Cement Company S.A.E., investor relations library, page 5 (sales volumes and production indicators) page 12 gives local 53.9Mt and exports 18.6Mt, total 72.6Mt. Revisions 1 to 4 carried 65.0Mt as 'production' against exports of 18.5Mt and consumption of 54Mt, a balance that does not close: 65 less 54 is 11Mt, not 18.5. One reviewer caught the gap and the disclosure now closes it. This changes the sector picture materially — see the utilisation note</w:t>
             </w:r>
           </w:p>
         </w:tc>
@@ -4611,7 +4611,7 @@
                 <w:color w:val="1C3A36"/>
                 <w:sz w:val="14"/>
               </w:rPr>
-              <w:t>2024-12-31</w:t>
+              <w:t>2026-03-01</w:t>
             </w:r>
           </w:p>
         </w:tc>
@@ -4647,7 +4647,7 @@
                 <w:color w:val="1C3A36"/>
                 <w:sz w:val="14"/>
               </w:rPr>
-              <w:t>fac_int_fy25</w:t>
+              <w:t>eps_fy23</w:t>
             </w:r>
           </w:p>
         </w:tc>
@@ -4664,7 +4664,7 @@
                 <w:color w:val="1C3A36"/>
                 <w:sz w:val="14"/>
               </w:rPr>
-              <w:t>23.0074</w:t>
+              <w:t>1.81</w:t>
             </w:r>
           </w:p>
         </w:tc>
@@ -4698,7 +4698,7 @@
                 <w:color w:val="1C3A36"/>
                 <w:sz w:val="14"/>
               </w:rPr>
-              <w:t>Audited consolidated financial statements for the year ended 31 December 2025, Deloitte (Wafik, Ramy &amp; Partners), signed 25 February 2026 — note 8, credit-facility interest expense</w:t>
+              <w:t>Audited consolidated financial statements for the year ended 31 December 2024, Deloitte (Wafik, Ramy &amp; Partners), signed 23 March 2025 — earnings per share, comparative</w:t>
             </w:r>
           </w:p>
         </w:tc>
@@ -4715,7 +4715,7 @@
                 <w:color w:val="1C3A36"/>
                 <w:sz w:val="14"/>
               </w:rPr>
-              <w:t>2025-12-31</w:t>
+              <w:t>2023-12-31</w:t>
             </w:r>
           </w:p>
         </w:tc>
@@ -4751,7 +4751,7 @@
                 <w:color w:val="1C3A36"/>
                 <w:sz w:val="14"/>
               </w:rPr>
-              <w:t>fincost_fy24</w:t>
+              <w:t>eps_fy24</w:t>
             </w:r>
           </w:p>
         </w:tc>
@@ -4768,7 +4768,7 @@
                 <w:color w:val="1C3A36"/>
                 <w:sz w:val="14"/>
               </w:rPr>
-              <w:t>91.1889</w:t>
+              <w:t>3.02</w:t>
             </w:r>
           </w:p>
         </w:tc>
@@ -4802,7 +4802,7 @@
                 <w:color w:val="1C3A36"/>
                 <w:sz w:val="14"/>
               </w:rPr>
-              <w:t>Audited consolidated financial statements for the year ended 31 December 2025, Deloitte (Wafik, Ramy &amp; Partners), signed 25 February 2026 — finance costs, comparative</w:t>
+              <w:t>Audited consolidated financial statements for the year ended 31 December 2025, Deloitte (Wafik, Ramy &amp; Partners), signed 25 February 2026 — earnings per share, comparative</w:t>
             </w:r>
           </w:p>
         </w:tc>
@@ -4855,7 +4855,7 @@
                 <w:color w:val="1C3A36"/>
                 <w:sz w:val="14"/>
               </w:rPr>
-              <w:t>fincost_fy25</w:t>
+              <w:t>eps_fy25</w:t>
             </w:r>
           </w:p>
         </w:tc>
@@ -4872,7 +4872,7 @@
                 <w:color w:val="1C3A36"/>
                 <w:sz w:val="14"/>
               </w:rPr>
-              <w:t>49.8417</w:t>
+              <w:t>9.49</w:t>
             </w:r>
           </w:p>
         </w:tc>
@@ -4906,7 +4906,7 @@
                 <w:color w:val="1C3A36"/>
                 <w:sz w:val="14"/>
               </w:rPr>
-              <w:t>Audited consolidated financial statements for the year ended 31 December 2025, Deloitte (Wafik, Ramy &amp; Partners), signed 25 February 2026 — finance costs, note 8: loan interest 24.613, credit-facility interest 23.007, lease interest 1.163, long-term trade-payable finance interest 1.059</w:t>
+              <w:t>Audited consolidated financial statements for the year ended 31 December 2025, Deloitte (Wafik, Ramy &amp; Partners), signed 25 February 2026 — earnings per share, note 11, struck on distributable profit of 3,580.712 after the employees' share of 18.874</w:t>
             </w:r>
           </w:p>
         </w:tc>
@@ -4959,7 +4959,7 @@
                 <w:color w:val="1C3A36"/>
                 <w:sz w:val="14"/>
               </w:rPr>
-              <w:t>fincost_q1_26</w:t>
+              <w:t>eq_fy23</w:t>
             </w:r>
           </w:p>
         </w:tc>
@@ -4976,7 +4976,7 @@
                 <w:color w:val="1C3A36"/>
                 <w:sz w:val="14"/>
               </w:rPr>
-              <w:t>11.1688</w:t>
+              <w:t>1,754.2217</w:t>
             </w:r>
           </w:p>
         </w:tc>
@@ -5010,7 +5010,7 @@
                 <w:color w:val="1C3A36"/>
                 <w:sz w:val="14"/>
               </w:rPr>
-              <w:t>Reviewed condensed consolidated interim financial statements for the three months ended 31 March 2026, Deloitte (Wafik, Ramy &amp; Partners), 25 May 2026 — finance costs</w:t>
+              <w:t>Audited consolidated financial statements for the year ended 31 December 2024, Deloitte (Wafik, Ramy &amp; Partners), signed 23 March 2025 — equity attributable to owners, comparative</w:t>
             </w:r>
           </w:p>
         </w:tc>
@@ -5027,7 +5027,7 @@
                 <w:color w:val="1C3A36"/>
                 <w:sz w:val="14"/>
               </w:rPr>
-              <w:t>2026-03-31</w:t>
+              <w:t>2023-12-31</w:t>
             </w:r>
           </w:p>
         </w:tc>
@@ -5063,7 +5063,7 @@
                 <w:color w:val="1C3A36"/>
                 <w:sz w:val="14"/>
               </w:rPr>
-              <w:t>fx_avg_fy24</w:t>
+              <w:t>eq_fy24</w:t>
             </w:r>
           </w:p>
         </w:tc>
@@ -5080,7 +5080,7 @@
                 <w:color w:val="1C3A36"/>
                 <w:sz w:val="14"/>
               </w:rPr>
-              <w:t>44.39</w:t>
+              <w:t>2,303.4723</w:t>
             </w:r>
           </w:p>
         </w:tc>
@@ -5114,7 +5114,7 @@
                 <w:color w:val="1C3A36"/>
                 <w:sz w:val="14"/>
               </w:rPr>
-              <w:t>Audited consolidated financial statements for the year ended 31 December 2025, Deloitte (Wafik, Ramy &amp; Partners), signed 25 February 2026 — note 2.5: average USD/EGP 2024</w:t>
+              <w:t>Audited consolidated financial statements for the year ended 31 December 2025, Deloitte (Wafik, Ramy &amp; Partners), signed 25 February 2026 — equity attributable to owners, comparative</w:t>
             </w:r>
           </w:p>
         </w:tc>
@@ -5167,7 +5167,7 @@
                 <w:color w:val="1C3A36"/>
                 <w:sz w:val="14"/>
               </w:rPr>
-              <w:t>fx_avg_fy25</w:t>
+              <w:t>eq_fy25</w:t>
             </w:r>
           </w:p>
         </w:tc>
@@ -5184,7 +5184,7 @@
                 <w:color w:val="1C3A36"/>
                 <w:sz w:val="14"/>
               </w:rPr>
-              <w:t>49.26</w:t>
+              <w:t>4,642.5742</w:t>
             </w:r>
           </w:p>
         </w:tc>
@@ -5218,7 +5218,7 @@
                 <w:color w:val="1C3A36"/>
                 <w:sz w:val="14"/>
               </w:rPr>
-              <w:t>Audited consolidated financial statements for the year ended 31 December 2025, Deloitte (Wafik, Ramy &amp; Partners), signed 25 February 2026 — note 2.5 currency table: average USD/EGP for 2025</w:t>
+              <w:t>Audited consolidated financial statements for the year ended 31 December 2025, Deloitte (Wafik, Ramy &amp; Partners), signed 25 February 2026 — equity attributable to owners of the Parent: issued capital 757.479, treasury shares (143.328), legal reserve 379.506, retained earnings 3,648.917</w:t>
             </w:r>
           </w:p>
         </w:tc>
@@ -5271,7 +5271,7 @@
                 <w:color w:val="1C3A36"/>
                 <w:sz w:val="14"/>
               </w:rPr>
-              <w:t>fx_diff_fy25</w:t>
+              <w:t>fac_int_fy24</w:t>
             </w:r>
           </w:p>
         </w:tc>
@@ -5288,7 +5288,7 @@
                 <w:color w:val="1C3A36"/>
                 <w:sz w:val="14"/>
               </w:rPr>
-              <w:t>-101.5782</w:t>
+              <w:t>85.953</w:t>
             </w:r>
           </w:p>
         </w:tc>
@@ -5322,7 +5322,7 @@
                 <w:color w:val="1C3A36"/>
                 <w:sz w:val="14"/>
               </w:rPr>
-              <w:t>Audited consolidated financial statements for the year ended 31 December 2025, Deloitte (Wafik, Ramy &amp; Partners), signed 25 February 2026 — foreign currency exchange differences, a LOSS</w:t>
+              <w:t>Audited consolidated financial statements for the year ended 31 December 2025, Deloitte (Wafik, Ramy &amp; Partners), signed 25 February 2026 — note 8, credit-facility interest, comparative</w:t>
             </w:r>
           </w:p>
         </w:tc>
@@ -5339,7 +5339,7 @@
                 <w:color w:val="1C3A36"/>
                 <w:sz w:val="14"/>
               </w:rPr>
-              <w:t>2025-12-31</w:t>
+              <w:t>2024-12-31</w:t>
             </w:r>
           </w:p>
         </w:tc>
@@ -5375,7 +5375,7 @@
                 <w:color w:val="1C3A36"/>
                 <w:sz w:val="14"/>
               </w:rPr>
-              <w:t>fx_ye_fy25</w:t>
+              <w:t>fac_int_fy25</w:t>
             </w:r>
           </w:p>
         </w:tc>
@@ -5392,7 +5392,7 @@
                 <w:color w:val="1C3A36"/>
                 <w:sz w:val="14"/>
               </w:rPr>
-              <w:t>47.66</w:t>
+              <w:t>23.0074</w:t>
             </w:r>
           </w:p>
         </w:tc>
@@ -5426,7 +5426,7 @@
                 <w:color w:val="1C3A36"/>
                 <w:sz w:val="14"/>
               </w:rPr>
-              <w:t>Audited consolidated financial statements for the year ended 31 December 2025, Deloitte (Wafik, Ramy &amp; Partners), signed 25 February 2026 — note 2.5: year-end USD/EGP 2025</w:t>
+              <w:t>Audited consolidated financial statements for the year ended 31 December 2025, Deloitte (Wafik, Ramy &amp; Partners), signed 25 February 2026 — note 8, credit-facility interest expense</w:t>
             </w:r>
           </w:p>
         </w:tc>
@@ -5479,7 +5479,7 @@
                 <w:color w:val="1C3A36"/>
                 <w:sz w:val="14"/>
               </w:rPr>
-              <w:t>ga_admin_dep_fy25</w:t>
+              <w:t>fincost_fy24</w:t>
             </w:r>
           </w:p>
         </w:tc>
@@ -5496,7 +5496,7 @@
                 <w:color w:val="1C3A36"/>
                 <w:sz w:val="14"/>
               </w:rPr>
-              <w:t>4.3241</w:t>
+              <w:t>91.1889</w:t>
             </w:r>
           </w:p>
         </w:tc>
@@ -5530,7 +5530,7 @@
                 <w:color w:val="1C3A36"/>
                 <w:sz w:val="14"/>
               </w:rPr>
-              <w:t>Audited consolidated financial statements for the year ended 31 December 2025, Deloitte (Wafik, Ramy &amp; Partners), signed 25 February 2026 — note 6, administrative depreciation</w:t>
+              <w:t>Audited consolidated financial statements for the year ended 31 December 2025, Deloitte (Wafik, Ramy &amp; Partners), signed 25 February 2026 — finance costs, comparative</w:t>
             </w:r>
           </w:p>
         </w:tc>
@@ -5547,7 +5547,7 @@
                 <w:color w:val="1C3A36"/>
                 <w:sz w:val="14"/>
               </w:rPr>
-              <w:t>2025-12-31</w:t>
+              <w:t>2024-12-31</w:t>
             </w:r>
           </w:p>
         </w:tc>
@@ -5583,7 +5583,7 @@
                 <w:color w:val="1C3A36"/>
                 <w:sz w:val="14"/>
               </w:rPr>
-              <w:t>ga_fy23</w:t>
+              <w:t>fincost_fy25</w:t>
             </w:r>
           </w:p>
         </w:tc>
@@ -5600,7 +5600,7 @@
                 <w:color w:val="1C3A36"/>
                 <w:sz w:val="14"/>
               </w:rPr>
-              <w:t>183.9403</w:t>
+              <w:t>49.8417</w:t>
             </w:r>
           </w:p>
         </w:tc>
@@ -5634,7 +5634,7 @@
                 <w:color w:val="1C3A36"/>
                 <w:sz w:val="14"/>
               </w:rPr>
-              <w:t>Audited consolidated financial statements for the year ended 31 December 2024, Deloitte (Wafik, Ramy &amp; Partners), signed 23 March 2025 — general and administrative expenses, comparative</w:t>
+              <w:t>Audited consolidated financial statements for the year ended 31 December 2025, Deloitte (Wafik, Ramy &amp; Partners), signed 25 February 2026 — finance costs, note 8: loan interest 24.613, credit-facility interest 23.007, lease interest 1.163, long-term trade-payable finance interest 1.059</w:t>
             </w:r>
           </w:p>
         </w:tc>
@@ -5651,7 +5651,7 @@
                 <w:color w:val="1C3A36"/>
                 <w:sz w:val="14"/>
               </w:rPr>
-              <w:t>2023-12-31</w:t>
+              <w:t>2025-12-31</w:t>
             </w:r>
           </w:p>
         </w:tc>
@@ -5687,7 +5687,7 @@
                 <w:color w:val="1C3A36"/>
                 <w:sz w:val="14"/>
               </w:rPr>
-              <w:t>ga_fy24</w:t>
+              <w:t>fincost_q1_26</w:t>
             </w:r>
           </w:p>
         </w:tc>
@@ -5704,7 +5704,7 @@
                 <w:color w:val="1C3A36"/>
                 <w:sz w:val="14"/>
               </w:rPr>
-              <w:t>267.7981</w:t>
+              <w:t>11.1688</w:t>
             </w:r>
           </w:p>
         </w:tc>
@@ -5738,7 +5738,7 @@
                 <w:color w:val="1C3A36"/>
                 <w:sz w:val="14"/>
               </w:rPr>
-              <w:t>Audited consolidated financial statements for the year ended 31 December 2025, Deloitte (Wafik, Ramy &amp; Partners), signed 25 February 2026 — general and administrative expenses, comparative</w:t>
+              <w:t>Reviewed condensed consolidated interim financial statements for the three months ended 31 March 2026, Deloitte (Wafik, Ramy &amp; Partners), 25 May 2026 — finance costs</w:t>
             </w:r>
           </w:p>
         </w:tc>
@@ -5755,7 +5755,7 @@
                 <w:color w:val="1C3A36"/>
                 <w:sz w:val="14"/>
               </w:rPr>
-              <w:t>2024-12-31</w:t>
+              <w:t>2026-03-31</w:t>
             </w:r>
           </w:p>
         </w:tc>
@@ -5791,7 +5791,7 @@
                 <w:color w:val="1C3A36"/>
                 <w:sz w:val="14"/>
               </w:rPr>
-              <w:t>ga_fy25</w:t>
+              <w:t>fx_avg_fy24</w:t>
             </w:r>
           </w:p>
         </w:tc>
@@ -5808,7 +5808,7 @@
                 <w:color w:val="1C3A36"/>
                 <w:sz w:val="14"/>
               </w:rPr>
-              <w:t>384.3328</w:t>
+              <w:t>44.39</w:t>
             </w:r>
           </w:p>
         </w:tc>
@@ -5842,7 +5842,7 @@
                 <w:color w:val="1C3A36"/>
                 <w:sz w:val="14"/>
               </w:rPr>
-              <w:t>Audited consolidated financial statements for the year ended 31 December 2025, Deloitte (Wafik, Ramy &amp; Partners), signed 25 February 2026 — general and administrative expenses, note 6</w:t>
+              <w:t>Audited consolidated financial statements for the year ended 31 December 2025, Deloitte (Wafik, Ramy &amp; Partners), signed 25 February 2026 — note 2.5: average USD/EGP 2024</w:t>
             </w:r>
           </w:p>
         </w:tc>
@@ -5859,7 +5859,7 @@
                 <w:color w:val="1C3A36"/>
                 <w:sz w:val="14"/>
               </w:rPr>
-              <w:t>2025-12-31</w:t>
+              <w:t>2024-12-31</w:t>
             </w:r>
           </w:p>
         </w:tc>
@@ -5895,7 +5895,7 @@
                 <w:color w:val="1C3A36"/>
                 <w:sz w:val="14"/>
               </w:rPr>
-              <w:t>ga_q1_26</w:t>
+              <w:t>fx_avg_fy25</w:t>
             </w:r>
           </w:p>
         </w:tc>
@@ -5912,7 +5912,7 @@
                 <w:color w:val="1C3A36"/>
                 <w:sz w:val="14"/>
               </w:rPr>
-              <w:t>102.2818</w:t>
+              <w:t>49.26</w:t>
             </w:r>
           </w:p>
         </w:tc>
@@ -5946,7 +5946,7 @@
                 <w:color w:val="1C3A36"/>
                 <w:sz w:val="14"/>
               </w:rPr>
-              <w:t>Reviewed condensed consolidated interim financial statements for the three months ended 31 March 2026, Deloitte (Wafik, Ramy &amp; Partners), 25 May 2026 — general and administrative expenses</w:t>
+              <w:t>Audited consolidated financial statements for the year ended 31 December 2025, Deloitte (Wafik, Ramy &amp; Partners), signed 25 February 2026 — note 2.5 currency table: average USD/EGP for 2025</w:t>
             </w:r>
           </w:p>
         </w:tc>
@@ -5963,7 +5963,7 @@
                 <w:color w:val="1C3A36"/>
                 <w:sz w:val="14"/>
               </w:rPr>
-              <w:t>2026-03-31</w:t>
+              <w:t>2025-12-31</w:t>
             </w:r>
           </w:p>
         </w:tc>
@@ -5999,7 +5999,7 @@
                 <w:color w:val="1C3A36"/>
                 <w:sz w:val="14"/>
               </w:rPr>
-              <w:t>gp_q1_26</w:t>
+              <w:t>fx_diff_fy25</w:t>
             </w:r>
           </w:p>
         </w:tc>
@@ -6016,7 +6016,7 @@
                 <w:color w:val="1C3A36"/>
                 <w:sz w:val="14"/>
               </w:rPr>
-              <w:t>1,286.1459</w:t>
+              <w:t>-101.5782</w:t>
             </w:r>
           </w:p>
         </w:tc>
@@ -6050,7 +6050,7 @@
                 <w:color w:val="1C3A36"/>
                 <w:sz w:val="14"/>
               </w:rPr>
-              <w:t>Reviewed condensed consolidated interim financial statements for the three months ended 31 March 2026, Deloitte (Wafik, Ramy &amp; Partners), 25 May 2026 — gross profit</w:t>
+              <w:t>Audited consolidated financial statements for the year ended 31 December 2025, Deloitte (Wafik, Ramy &amp; Partners), signed 25 February 2026 — foreign currency exchange differences, a LOSS</w:t>
             </w:r>
           </w:p>
         </w:tc>
@@ -6067,7 +6067,7 @@
                 <w:color w:val="1C3A36"/>
                 <w:sz w:val="14"/>
               </w:rPr>
-              <w:t>2026-03-31</w:t>
+              <w:t>2025-12-31</w:t>
             </w:r>
           </w:p>
         </w:tc>
@@ -6103,7 +6103,7 @@
                 <w:color w:val="1C3A36"/>
                 <w:sz w:val="14"/>
               </w:rPr>
-              <w:t>intang_fy25</w:t>
+              <w:t>fx_ye_fy25</w:t>
             </w:r>
           </w:p>
         </w:tc>
@@ -6120,7 +6120,7 @@
                 <w:color w:val="1C3A36"/>
                 <w:sz w:val="14"/>
               </w:rPr>
-              <w:t>106.7996</w:t>
+              <w:t>47.66</w:t>
             </w:r>
           </w:p>
         </w:tc>
@@ -6154,7 +6154,7 @@
                 <w:color w:val="1C3A36"/>
                 <w:sz w:val="14"/>
               </w:rPr>
-              <w:t>Audited consolidated financial statements for the year ended 31 December 2025, Deloitte (Wafik, Ramy &amp; Partners), signed 25 February 2026 — intangible assets (net), note 14: the operating licence</w:t>
+              <w:t>Audited consolidated financial statements for the year ended 31 December 2025, Deloitte (Wafik, Ramy &amp; Partners), signed 25 February 2026 — note 2.5: year-end USD/EGP 2025</w:t>
             </w:r>
           </w:p>
         </w:tc>
@@ -6207,7 +6207,7 @@
                 <w:color w:val="1C3A36"/>
                 <w:sz w:val="14"/>
               </w:rPr>
-              <w:t>intinc_fy25</w:t>
+              <w:t>ga_admin_dep_fy25</w:t>
             </w:r>
           </w:p>
         </w:tc>
@@ -6224,7 +6224,7 @@
                 <w:color w:val="1C3A36"/>
                 <w:sz w:val="14"/>
               </w:rPr>
-              <w:t>226.2748</w:t>
+              <w:t>4.3241</w:t>
             </w:r>
           </w:p>
         </w:tc>
@@ -6258,7 +6258,7 @@
                 <w:color w:val="1C3A36"/>
                 <w:sz w:val="14"/>
               </w:rPr>
-              <w:t>Audited consolidated financial statements for the year ended 31 December 2025, Deloitte (Wafik, Ramy &amp; Partners), signed 25 February 2026 — interest income</w:t>
+              <w:t>Audited consolidated financial statements for the year ended 31 December 2025, Deloitte (Wafik, Ramy &amp; Partners), signed 25 February 2026 — note 6, administrative depreciation</w:t>
             </w:r>
           </w:p>
         </w:tc>
@@ -6311,7 +6311,7 @@
                 <w:color w:val="1C3A36"/>
                 <w:sz w:val="14"/>
               </w:rPr>
-              <w:t>inv_fy25</w:t>
+              <w:t>ga_fy23</w:t>
             </w:r>
           </w:p>
         </w:tc>
@@ -6328,7 +6328,7 @@
                 <w:color w:val="1C3A36"/>
                 <w:sz w:val="14"/>
               </w:rPr>
-              <w:t>1,053.6462</w:t>
+              <w:t>183.9403</w:t>
             </w:r>
           </w:p>
         </w:tc>
@@ -6362,7 +6362,7 @@
                 <w:color w:val="1C3A36"/>
                 <w:sz w:val="14"/>
               </w:rPr>
-              <w:t>Audited consolidated financial statements for the year ended 31 December 2025, Deloitte (Wafik, Ramy &amp; Partners), signed 25 February 2026 — inventories, note 16: raw materials 282.765, fuel 200.388, packing 51.934, spares 190.444, work in progress 6.861, goods in transit 0.483, finished goods 320.771</w:t>
+              <w:t>Audited consolidated financial statements for the year ended 31 December 2024, Deloitte (Wafik, Ramy &amp; Partners), signed 23 March 2025 — general and administrative expenses, comparative</w:t>
             </w:r>
           </w:p>
         </w:tc>
@@ -6379,7 +6379,7 @@
                 <w:color w:val="1C3A36"/>
                 <w:sz w:val="14"/>
               </w:rPr>
-              <w:t>2025-12-31</w:t>
+              <w:t>2023-12-31</w:t>
             </w:r>
           </w:p>
         </w:tc>
@@ -6415,7 +6415,7 @@
                 <w:color w:val="1C3A36"/>
                 <w:sz w:val="14"/>
               </w:rPr>
-              <w:t>kd_egp_marginal</w:t>
+              <w:t>ga_fy24</w:t>
             </w:r>
           </w:p>
         </w:tc>
@@ -6432,7 +6432,7 @@
                 <w:color w:val="1C3A36"/>
                 <w:sz w:val="14"/>
               </w:rPr>
-              <w:t>0.206</w:t>
+              <w:t>267.7981</w:t>
             </w:r>
           </w:p>
         </w:tc>
@@ -6466,7 +6466,7 @@
                 <w:color w:val="1C3A36"/>
                 <w:sz w:val="14"/>
               </w:rPr>
-              <w:t>Marginal EGP borrowing rate: the Central Bank corridor offer rate of 20.0% plus the 0.6% margin disclosed on the CIB facility</w:t>
+              <w:t>Audited consolidated financial statements for the year ended 31 December 2025, Deloitte (Wafik, Ramy &amp; Partners), signed 25 February 2026 — general and administrative expenses, comparative</w:t>
             </w:r>
           </w:p>
         </w:tc>
@@ -6483,7 +6483,7 @@
                 <w:color w:val="1C3A36"/>
                 <w:sz w:val="14"/>
               </w:rPr>
-              <w:t>2026-08-06</w:t>
+              <w:t>2024-12-31</w:t>
             </w:r>
           </w:p>
         </w:tc>
@@ -6519,7 +6519,7 @@
                 <w:color w:val="1C3A36"/>
                 <w:sz w:val="14"/>
               </w:rPr>
-              <w:t>lease_fy25</w:t>
+              <w:t>ga_fy25</w:t>
             </w:r>
           </w:p>
         </w:tc>
@@ -6536,7 +6536,7 @@
                 <w:color w:val="1C3A36"/>
                 <w:sz w:val="14"/>
               </w:rPr>
-              <w:t>1.176</w:t>
+              <w:t>384.3328</w:t>
             </w:r>
           </w:p>
         </w:tc>
@@ -6570,7 +6570,7 @@
                 <w:color w:val="1C3A36"/>
                 <w:sz w:val="14"/>
               </w:rPr>
-              <w:t>Audited consolidated financial statements for the year ended 31 December 2025, Deloitte (Wafik, Ramy &amp; Partners), signed 25 February 2026 — lease liabilities, note 33-2</w:t>
+              <w:t>Audited consolidated financial statements for the year ended 31 December 2025, Deloitte (Wafik, Ramy &amp; Partners), signed 25 February 2026 — general and administrative expenses, note 6</w:t>
             </w:r>
           </w:p>
         </w:tc>
@@ -6623,7 +6623,7 @@
                 <w:color w:val="1C3A36"/>
                 <w:sz w:val="14"/>
               </w:rPr>
-              <w:t>loan_int_fy24</w:t>
+              <w:t>ga_q1_26</w:t>
             </w:r>
           </w:p>
         </w:tc>
@@ -6640,7 +6640,7 @@
                 <w:color w:val="1C3A36"/>
                 <w:sz w:val="14"/>
               </w:rPr>
-              <w:t>2.7541</w:t>
+              <w:t>102.2818</w:t>
             </w:r>
           </w:p>
         </w:tc>
@@ -6674,7 +6674,7 @@
                 <w:color w:val="1C3A36"/>
                 <w:sz w:val="14"/>
               </w:rPr>
-              <w:t>Audited consolidated financial statements for the year ended 31 December 2025, Deloitte (Wafik, Ramy &amp; Partners), signed 25 February 2026 — note 8, loan interest expense, comparative</w:t>
+              <w:t>Reviewed condensed consolidated interim financial statements for the three months ended 31 March 2026, Deloitte (Wafik, Ramy &amp; Partners), 25 May 2026 — general and administrative expenses</w:t>
             </w:r>
           </w:p>
         </w:tc>
@@ -6691,7 +6691,7 @@
                 <w:color w:val="1C3A36"/>
                 <w:sz w:val="14"/>
               </w:rPr>
-              <w:t>2024-12-31</w:t>
+              <w:t>2026-03-31</w:t>
             </w:r>
           </w:p>
         </w:tc>
@@ -6727,7 +6727,7 @@
                 <w:color w:val="1C3A36"/>
                 <w:sz w:val="14"/>
               </w:rPr>
-              <w:t>loan_int_fy25</w:t>
+              <w:t>gp_q1_26</w:t>
             </w:r>
           </w:p>
         </w:tc>
@@ -6744,7 +6744,7 @@
                 <w:color w:val="1C3A36"/>
                 <w:sz w:val="14"/>
               </w:rPr>
-              <w:t>24.6131</w:t>
+              <w:t>1,286.1459</w:t>
             </w:r>
           </w:p>
         </w:tc>
@@ -6778,7 +6778,7 @@
                 <w:color w:val="1C3A36"/>
                 <w:sz w:val="14"/>
               </w:rPr>
-              <w:t>Audited consolidated financial statements for the year ended 31 December 2025, Deloitte (Wafik, Ramy &amp; Partners), signed 25 February 2026 — note 8, loan interest expense</w:t>
+              <w:t>Reviewed condensed consolidated interim financial statements for the three months ended 31 March 2026, Deloitte (Wafik, Ramy &amp; Partners), 25 May 2026 — gross profit</w:t>
             </w:r>
           </w:p>
         </w:tc>
@@ -6795,7 +6795,7 @@
                 <w:color w:val="1C3A36"/>
                 <w:sz w:val="14"/>
               </w:rPr>
-              <w:t>2025-12-31</w:t>
+              <w:t>2026-03-31</w:t>
             </w:r>
           </w:p>
         </w:tc>
@@ -6831,7 +6831,7 @@
                 <w:color w:val="1C3A36"/>
                 <w:sz w:val="14"/>
               </w:rPr>
-              <w:t>nci</w:t>
+              <w:t>intang_fy25</w:t>
             </w:r>
           </w:p>
         </w:tc>
@@ -6848,7 +6848,7 @@
                 <w:color w:val="1C3A36"/>
                 <w:sz w:val="14"/>
               </w:rPr>
-              <w:t>0.158</w:t>
+              <w:t>106.7996</w:t>
             </w:r>
           </w:p>
         </w:tc>
@@ -6882,7 +6882,7 @@
                 <w:color w:val="1C3A36"/>
                 <w:sz w:val="14"/>
               </w:rPr>
-              <w:t>Audited consolidated financial statements for the year ended 31 December 2025, Deloitte (Wafik, Ramy &amp; Partners), signed 25 February 2026 — non-controlling interests, note 24: EGP 158,005. Revision 1 deducted EGP 150mn on inference from the profit statements; the audited figure is 950 times smaller and immaterial to the bridge</w:t>
+              <w:t>Audited consolidated financial statements for the year ended 31 December 2025, Deloitte (Wafik, Ramy &amp; Partners), signed 25 February 2026 — intangible assets (net), note 14: the operating licence</w:t>
             </w:r>
           </w:p>
         </w:tc>
@@ -6935,7 +6935,7 @@
                 <w:color w:val="1C3A36"/>
                 <w:sz w:val="14"/>
               </w:rPr>
-              <w:t>othinc_fy25</w:t>
+              <w:t>intinc_fy25</w:t>
             </w:r>
           </w:p>
         </w:tc>
@@ -6952,7 +6952,7 @@
                 <w:color w:val="1C3A36"/>
                 <w:sz w:val="14"/>
               </w:rPr>
-              <w:t>53.3395</w:t>
+              <w:t>226.2748</w:t>
             </w:r>
           </w:p>
         </w:tc>
@@ -6986,7 +6986,7 @@
                 <w:color w:val="1C3A36"/>
                 <w:sz w:val="14"/>
               </w:rPr>
-              <w:t>Audited consolidated financial statements for the year ended 31 December 2025, Deloitte (Wafik, Ramy &amp; Partners), signed 25 February 2026 — other income, note 7, including export subsidies of EGP 31.643mn</w:t>
+              <w:t>Audited consolidated financial statements for the year ended 31 December 2025, Deloitte (Wafik, Ramy &amp; Partners), signed 25 February 2026 — interest income</w:t>
             </w:r>
           </w:p>
         </w:tc>
@@ -7039,7 +7039,7 @@
                 <w:color w:val="1C3A36"/>
                 <w:sz w:val="14"/>
               </w:rPr>
-              <w:t>pat_fy23</w:t>
+              <w:t>inv_fy25</w:t>
             </w:r>
           </w:p>
         </w:tc>
@@ -7056,7 +7056,7 @@
                 <w:color w:val="1C3A36"/>
                 <w:sz w:val="14"/>
               </w:rPr>
-              <w:t>697.4887</w:t>
+              <w:t>1,053.6462</w:t>
             </w:r>
           </w:p>
         </w:tc>
@@ -7090,7 +7090,7 @@
                 <w:color w:val="1C3A36"/>
                 <w:sz w:val="14"/>
               </w:rPr>
-              <w:t>Audited consolidated financial statements for the year ended 31 December 2024, Deloitte (Wafik, Ramy &amp; Partners), signed 23 March 2025 — profit attributable to owners of the Parent, comparative</w:t>
+              <w:t>Audited consolidated financial statements for the year ended 31 December 2025, Deloitte (Wafik, Ramy &amp; Partners), signed 25 February 2026 — inventories, note 16: raw materials 282.765, fuel 200.388, packing 51.934, spares 190.444, work in progress 6.861, goods in transit 0.483, finished goods 320.771</w:t>
             </w:r>
           </w:p>
         </w:tc>
@@ -7107,7 +7107,7 @@
                 <w:color w:val="1C3A36"/>
                 <w:sz w:val="14"/>
               </w:rPr>
-              <w:t>2023-12-31</w:t>
+              <w:t>2025-12-31</w:t>
             </w:r>
           </w:p>
         </w:tc>
@@ -7143,7 +7143,7 @@
                 <w:color w:val="1C3A36"/>
                 <w:sz w:val="14"/>
               </w:rPr>
-              <w:t>pat_fy24</w:t>
+              <w:t>kd_egp_marginal</w:t>
             </w:r>
           </w:p>
         </w:tc>
@@ -7160,7 +7160,7 @@
                 <w:color w:val="1C3A36"/>
                 <w:sz w:val="14"/>
               </w:rPr>
-              <w:t>1,160.1294</w:t>
+              <w:t>0.206</w:t>
             </w:r>
           </w:p>
         </w:tc>
@@ -7194,7 +7194,7 @@
                 <w:color w:val="1C3A36"/>
                 <w:sz w:val="14"/>
               </w:rPr>
-              <w:t>Audited consolidated financial statements for the year ended 31 December 2025, Deloitte (Wafik, Ramy &amp; Partners), signed 25 February 2026 — profit attributable to owners of the Parent, comparative</w:t>
+              <w:t>Marginal EGP borrowing rate: the Central Bank corridor offer rate of 20.0% plus the 0.6% margin disclosed on the CIB facility</w:t>
             </w:r>
           </w:p>
         </w:tc>
@@ -7211,7 +7211,7 @@
                 <w:color w:val="1C3A36"/>
                 <w:sz w:val="14"/>
               </w:rPr>
-              <w:t>2024-12-31</w:t>
+              <w:t>2026-08-06</w:t>
             </w:r>
           </w:p>
         </w:tc>
@@ -7247,7 +7247,7 @@
                 <w:color w:val="1C3A36"/>
                 <w:sz w:val="14"/>
               </w:rPr>
-              <w:t>pat_fy25</w:t>
+              <w:t>kiln_util</w:t>
             </w:r>
           </w:p>
         </w:tc>
@@ -7264,7 +7264,7 @@
                 <w:color w:val="1C3A36"/>
                 <w:sz w:val="14"/>
               </w:rPr>
-              <w:t>3,599.5859</w:t>
+              <w:t>0.917, 0.92, 0.925, 0.93, 0.933, 0.935</w:t>
             </w:r>
           </w:p>
         </w:tc>
@@ -7298,7 +7298,7 @@
                 <w:color w:val="1C3A36"/>
                 <w:sz w:val="14"/>
               </w:rPr>
-              <w:t>Audited consolidated financial statements for the year ended 31 December 2025, Deloitte (Wafik, Ramy &amp; Partners), signed 25 February 2026 — profit attributable to owners of the Parent (group profit 3,599.690 less 0.104 to non-controlling interests)</w:t>
+              <w:t>Clinker-kiln utilisation, FY2025A then FY2026E-FY2030E, and the primary volume driver. FY2025 is now DISCLOSED, not inferred: FY2025 Investor Presentation, Arabian Cement Company S.A.E., investor relations library, page 5 (sales volumes and production indicators) gives clinker production of 3,851.6 kt, which is 91.70% of the audited 4.2Mt kiln, and the company states the rate as 92%. The plant has run 92-94% in three of the last five years, so the path rises only modestly — the kiln is the binding asset and there is little room above here</w:t>
             </w:r>
           </w:p>
         </w:tc>
@@ -7315,7 +7315,7 @@
                 <w:color w:val="1C3A36"/>
                 <w:sz w:val="14"/>
               </w:rPr>
-              <w:t>2025-12-31</w:t>
+              <w:t>2026-03-01</w:t>
             </w:r>
           </w:p>
         </w:tc>
@@ -7351,7 +7351,7 @@
                 <w:color w:val="1C3A36"/>
                 <w:sz w:val="14"/>
               </w:rPr>
-              <w:t>pat_q1_26</w:t>
+              <w:t>lease_fy25</w:t>
             </w:r>
           </w:p>
         </w:tc>
@@ -7368,7 +7368,7 @@
                 <w:color w:val="1C3A36"/>
                 <w:sz w:val="14"/>
               </w:rPr>
-              <w:t>943.0683</w:t>
+              <w:t>1.176</w:t>
             </w:r>
           </w:p>
         </w:tc>
@@ -7402,7 +7402,7 @@
                 <w:color w:val="1C3A36"/>
                 <w:sz w:val="14"/>
               </w:rPr>
-              <w:t>Reviewed condensed consolidated interim financial statements for the three months ended 31 March 2026, Deloitte (Wafik, Ramy &amp; Partners), 25 May 2026 — profit attributable to owners of the Parent</w:t>
+              <w:t>Audited consolidated financial statements for the year ended 31 December 2025, Deloitte (Wafik, Ramy &amp; Partners), signed 25 February 2026 — lease liabilities, note 33-2</w:t>
             </w:r>
           </w:p>
         </w:tc>
@@ -7419,7 +7419,7 @@
                 <w:color w:val="1C3A36"/>
                 <w:sz w:val="14"/>
               </w:rPr>
-              <w:t>2026-03-31</w:t>
+              <w:t>2025-12-31</w:t>
             </w:r>
           </w:p>
         </w:tc>
@@ -7455,7 +7455,7 @@
                 <w:color w:val="1C3A36"/>
                 <w:sz w:val="14"/>
               </w:rPr>
-              <w:t>pbt_fy23</w:t>
+              <w:t>loan_int_fy24</w:t>
             </w:r>
           </w:p>
         </w:tc>
@@ -7472,7 +7472,7 @@
                 <w:color w:val="1C3A36"/>
                 <w:sz w:val="14"/>
               </w:rPr>
-              <w:t>930.2314</w:t>
+              <w:t>2.7541</w:t>
             </w:r>
           </w:p>
         </w:tc>
@@ -7506,7 +7506,7 @@
                 <w:color w:val="1C3A36"/>
                 <w:sz w:val="14"/>
               </w:rPr>
-              <w:t>Audited consolidated financial statements for the year ended 31 December 2024, Deloitte (Wafik, Ramy &amp; Partners), signed 23 March 2025 — net profit before tax, comparative</w:t>
+              <w:t>Audited consolidated financial statements for the year ended 31 December 2025, Deloitte (Wafik, Ramy &amp; Partners), signed 25 February 2026 — note 8, loan interest expense, comparative</w:t>
             </w:r>
           </w:p>
         </w:tc>
@@ -7523,7 +7523,7 @@
                 <w:color w:val="1C3A36"/>
                 <w:sz w:val="14"/>
               </w:rPr>
-              <w:t>2023-12-31</w:t>
+              <w:t>2024-12-31</w:t>
             </w:r>
           </w:p>
         </w:tc>
@@ -7559,7 +7559,7 @@
                 <w:color w:val="1C3A36"/>
                 <w:sz w:val="14"/>
               </w:rPr>
-              <w:t>pbt_fy24</w:t>
+              <w:t>loan_int_fy25</w:t>
             </w:r>
           </w:p>
         </w:tc>
@@ -7576,7 +7576,7 @@
                 <w:color w:val="1C3A36"/>
                 <w:sz w:val="14"/>
               </w:rPr>
-              <w:t>1,505.8661</w:t>
+              <w:t>24.6131</w:t>
             </w:r>
           </w:p>
         </w:tc>
@@ -7610,7 +7610,7 @@
                 <w:color w:val="1C3A36"/>
                 <w:sz w:val="14"/>
               </w:rPr>
-              <w:t>Audited consolidated financial statements for the year ended 31 December 2025, Deloitte (Wafik, Ramy &amp; Partners), signed 25 February 2026 — net profit before tax, comparative</w:t>
+              <w:t>Audited consolidated financial statements for the year ended 31 December 2025, Deloitte (Wafik, Ramy &amp; Partners), signed 25 February 2026 — note 8, loan interest expense</w:t>
             </w:r>
           </w:p>
         </w:tc>
@@ -7627,7 +7627,7 @@
                 <w:color w:val="1C3A36"/>
                 <w:sz w:val="14"/>
               </w:rPr>
-              <w:t>2024-12-31</w:t>
+              <w:t>2025-12-31</w:t>
             </w:r>
           </w:p>
         </w:tc>
@@ -7663,7 +7663,7 @@
                 <w:color w:val="1C3A36"/>
                 <w:sz w:val="14"/>
               </w:rPr>
-              <w:t>pbt_fy25</w:t>
+              <w:t>nci</w:t>
             </w:r>
           </w:p>
         </w:tc>
@@ -7680,7 +7680,7 @@
                 <w:color w:val="1C3A36"/>
                 <w:sz w:val="14"/>
               </w:rPr>
-              <w:t>4,725.1579</w:t>
+              <w:t>0.158</w:t>
             </w:r>
           </w:p>
         </w:tc>
@@ -7714,7 +7714,7 @@
                 <w:color w:val="1C3A36"/>
                 <w:sz w:val="14"/>
               </w:rPr>
-              <w:t>Audited consolidated financial statements for the year ended 31 December 2025, Deloitte (Wafik, Ramy &amp; Partners), signed 25 February 2026 — net profit before tax</w:t>
+              <w:t>Audited consolidated financial statements for the year ended 31 December 2025, Deloitte (Wafik, Ramy &amp; Partners), signed 25 February 2026 — non-controlling interests, note 24: EGP 158,005. Revision 1 deducted EGP 150mn on inference from the profit statements; the audited figure is 950 times smaller and immaterial to the bridge</w:t>
             </w:r>
           </w:p>
         </w:tc>
@@ -7767,7 +7767,7 @@
                 <w:color w:val="1C3A36"/>
                 <w:sz w:val="14"/>
               </w:rPr>
-              <w:t>pbt_q1_26</w:t>
+              <w:t>othinc_fy25</w:t>
             </w:r>
           </w:p>
         </w:tc>
@@ -7784,7 +7784,7 @@
                 <w:color w:val="1C3A36"/>
                 <w:sz w:val="14"/>
               </w:rPr>
-              <w:t>1,273.0342</w:t>
+              <w:t>53.3395</w:t>
             </w:r>
           </w:p>
         </w:tc>
@@ -7818,7 +7818,7 @@
                 <w:color w:val="1C3A36"/>
                 <w:sz w:val="14"/>
               </w:rPr>
-              <w:t>Reviewed condensed consolidated interim financial statements for the three months ended 31 March 2026, Deloitte (Wafik, Ramy &amp; Partners), 25 May 2026 — net profit before tax</w:t>
+              <w:t>Audited consolidated financial statements for the year ended 31 December 2025, Deloitte (Wafik, Ramy &amp; Partners), signed 25 February 2026 — other income, note 7, including export subsidies of EGP 31.643mn</w:t>
             </w:r>
           </w:p>
         </w:tc>
@@ -7835,7 +7835,7 @@
                 <w:color w:val="1C3A36"/>
                 <w:sz w:val="14"/>
               </w:rPr>
-              <w:t>2026-03-31</w:t>
+              <w:t>2025-12-31</w:t>
             </w:r>
           </w:p>
         </w:tc>
@@ -7871,7 +7871,7 @@
                 <w:color w:val="1C3A36"/>
                 <w:sz w:val="14"/>
               </w:rPr>
-              <w:t>ppe_fy25</w:t>
+              <w:t>pat_fy23</w:t>
             </w:r>
           </w:p>
         </w:tc>
@@ -7888,7 +7888,7 @@
                 <w:color w:val="1C3A36"/>
                 <w:sz w:val="14"/>
               </w:rPr>
-              <w:t>2,522.3235</w:t>
+              <w:t>697.4887</w:t>
             </w:r>
           </w:p>
         </w:tc>
@@ -7922,7 +7922,7 @@
                 <w:color w:val="1C3A36"/>
                 <w:sz w:val="14"/>
               </w:rPr>
-              <w:t>Audited consolidated financial statements for the year ended 31 December 2025, Deloitte (Wafik, Ramy &amp; Partners), signed 25 February 2026 — property, plant and equipment (net), note 12</w:t>
+              <w:t>Audited consolidated financial statements for the year ended 31 December 2024, Deloitte (Wafik, Ramy &amp; Partners), signed 23 March 2025 — profit attributable to owners of the Parent, comparative</w:t>
             </w:r>
           </w:p>
         </w:tc>
@@ -7939,7 +7939,7 @@
                 <w:color w:val="1C3A36"/>
                 <w:sz w:val="14"/>
               </w:rPr>
-              <w:t>2025-12-31</w:t>
+              <w:t>2023-12-31</w:t>
             </w:r>
           </w:p>
         </w:tc>
@@ -7975,7 +7975,7 @@
                 <w:color w:val="1C3A36"/>
                 <w:sz w:val="14"/>
               </w:rPr>
-              <w:t>prov_fy23</w:t>
+              <w:t>pat_fy24</w:t>
             </w:r>
           </w:p>
         </w:tc>
@@ -7992,7 +7992,7 @@
                 <w:color w:val="1C3A36"/>
                 <w:sz w:val="14"/>
               </w:rPr>
-              <w:t>15.2202</w:t>
+              <w:t>1,160.1294</w:t>
             </w:r>
           </w:p>
         </w:tc>
@@ -8026,7 +8026,7 @@
                 <w:color w:val="1C3A36"/>
                 <w:sz w:val="14"/>
               </w:rPr>
-              <w:t>Audited consolidated financial statements for the year ended 31 December 2024, Deloitte (Wafik, Ramy &amp; Partners), signed 23 March 2025 — provisions charged, comparative</w:t>
+              <w:t>Audited consolidated financial statements for the year ended 31 December 2025, Deloitte (Wafik, Ramy &amp; Partners), signed 25 February 2026 — profit attributable to owners of the Parent, comparative</w:t>
             </w:r>
           </w:p>
         </w:tc>
@@ -8043,7 +8043,7 @@
                 <w:color w:val="1C3A36"/>
                 <w:sz w:val="14"/>
               </w:rPr>
-              <w:t>2023-12-31</w:t>
+              <w:t>2024-12-31</w:t>
             </w:r>
           </w:p>
         </w:tc>
@@ -8079,7 +8079,7 @@
                 <w:color w:val="1C3A36"/>
                 <w:sz w:val="14"/>
               </w:rPr>
-              <w:t>prov_fy24</w:t>
+              <w:t>pat_fy25</w:t>
             </w:r>
           </w:p>
         </w:tc>
@@ -8096,7 +8096,7 @@
                 <w:color w:val="1C3A36"/>
                 <w:sz w:val="14"/>
               </w:rPr>
-              <w:t>56.053</w:t>
+              <w:t>3,599.5859</w:t>
             </w:r>
           </w:p>
         </w:tc>
@@ -8130,7 +8130,7 @@
                 <w:color w:val="1C3A36"/>
                 <w:sz w:val="14"/>
               </w:rPr>
-              <w:t>Audited consolidated financial statements for the year ended 31 December 2025, Deloitte (Wafik, Ramy &amp; Partners), signed 25 February 2026 — provisions charged, comparative</w:t>
+              <w:t>Audited consolidated financial statements for the year ended 31 December 2025, Deloitte (Wafik, Ramy &amp; Partners), signed 25 February 2026 — profit attributable to owners of the Parent (group profit 3,599.690 less 0.104 to non-controlling interests)</w:t>
             </w:r>
           </w:p>
         </w:tc>
@@ -8147,7 +8147,7 @@
                 <w:color w:val="1C3A36"/>
                 <w:sz w:val="14"/>
               </w:rPr>
-              <w:t>2024-12-31</w:t>
+              <w:t>2025-12-31</w:t>
             </w:r>
           </w:p>
         </w:tc>
@@ -8183,7 +8183,7 @@
                 <w:color w:val="1C3A36"/>
                 <w:sz w:val="14"/>
               </w:rPr>
-              <w:t>prov_fy25</w:t>
+              <w:t>pat_q1_26</w:t>
             </w:r>
           </w:p>
         </w:tc>
@@ -8200,7 +8200,7 @@
                 <w:color w:val="1C3A36"/>
                 <w:sz w:val="14"/>
               </w:rPr>
-              <w:t>74.5057</w:t>
+              <w:t>943.0683</w:t>
             </w:r>
           </w:p>
         </w:tc>
@@ -8234,7 +8234,7 @@
                 <w:color w:val="1C3A36"/>
                 <w:sz w:val="14"/>
               </w:rPr>
-              <w:t>Audited consolidated financial statements for the year ended 31 December 2025, Deloitte (Wafik, Ramy &amp; Partners), signed 25 February 2026 — provisions charged, note 27</w:t>
+              <w:t>Reviewed condensed consolidated interim financial statements for the three months ended 31 March 2026, Deloitte (Wafik, Ramy &amp; Partners), 25 May 2026 — profit attributable to owners of the Parent</w:t>
             </w:r>
           </w:p>
         </w:tc>
@@ -8251,7 +8251,7 @@
                 <w:color w:val="1C3A36"/>
                 <w:sz w:val="14"/>
               </w:rPr>
-              <w:t>2025-12-31</w:t>
+              <w:t>2026-03-31</w:t>
             </w:r>
           </w:p>
         </w:tc>
@@ -8287,7 +8287,7 @@
                 <w:color w:val="1C3A36"/>
                 <w:sz w:val="14"/>
               </w:rPr>
-              <w:t>prov_q1_26</w:t>
+              <w:t>pbt_fy23</w:t>
             </w:r>
           </w:p>
         </w:tc>
@@ -8304,7 +8304,7 @@
                 <w:color w:val="1C3A36"/>
                 <w:sz w:val="14"/>
               </w:rPr>
-              <w:t>6.892</w:t>
+              <w:t>930.2314</w:t>
             </w:r>
           </w:p>
         </w:tc>
@@ -8338,7 +8338,7 @@
                 <w:color w:val="1C3A36"/>
                 <w:sz w:val="14"/>
               </w:rPr>
-              <w:t>Reviewed condensed consolidated interim financial statements for the three months ended 31 March 2026, Deloitte (Wafik, Ramy &amp; Partners), 25 May 2026 — provisions</w:t>
+              <w:t>Audited consolidated financial statements for the year ended 31 December 2024, Deloitte (Wafik, Ramy &amp; Partners), signed 23 March 2025 — net profit before tax, comparative</w:t>
             </w:r>
           </w:p>
         </w:tc>
@@ -8355,7 +8355,7 @@
                 <w:color w:val="1C3A36"/>
                 <w:sz w:val="14"/>
               </w:rPr>
-              <w:t>2026-03-31</w:t>
+              <w:t>2023-12-31</w:t>
             </w:r>
           </w:p>
         </w:tc>
@@ -8391,7 +8391,7 @@
                 <w:color w:val="1C3A36"/>
                 <w:sz w:val="14"/>
               </w:rPr>
-              <w:t>recv_fy25</w:t>
+              <w:t>pbt_fy24</w:t>
             </w:r>
           </w:p>
         </w:tc>
@@ -8408,7 +8408,7 @@
                 <w:color w:val="1C3A36"/>
                 <w:sz w:val="14"/>
               </w:rPr>
-              <w:t>244.4164</w:t>
+              <w:t>1,505.8661</w:t>
             </w:r>
           </w:p>
         </w:tc>
@@ -8442,7 +8442,7 @@
                 <w:color w:val="1C3A36"/>
                 <w:sz w:val="14"/>
               </w:rPr>
-              <w:t>Audited consolidated financial statements for the year ended 31 December 2025, Deloitte (Wafik, Ramy &amp; Partners), signed 25 February 2026 — trade receivables (net of EGP 7.639mn expected credit losses), note 17</w:t>
+              <w:t>Audited consolidated financial statements for the year ended 31 December 2025, Deloitte (Wafik, Ramy &amp; Partners), signed 25 February 2026 — net profit before tax, comparative</w:t>
             </w:r>
           </w:p>
         </w:tc>
@@ -8459,7 +8459,7 @@
                 <w:color w:val="1C3A36"/>
                 <w:sz w:val="14"/>
               </w:rPr>
-              <w:t>2025-12-31</w:t>
+              <w:t>2024-12-31</w:t>
             </w:r>
           </w:p>
         </w:tc>
@@ -8495,7 +8495,7 @@
                 <w:color w:val="1C3A36"/>
                 <w:sz w:val="14"/>
               </w:rPr>
-              <w:t>rev_exp_fy24</w:t>
+              <w:t>pbt_fy25</w:t>
             </w:r>
           </w:p>
         </w:tc>
@@ -8512,7 +8512,7 @@
                 <w:color w:val="1C3A36"/>
                 <w:sz w:val="14"/>
               </w:rPr>
-              <w:t>3,846.4783</w:t>
+              <w:t>4,725.1579</w:t>
             </w:r>
           </w:p>
         </w:tc>
@@ -8546,7 +8546,7 @@
                 <w:color w:val="1C3A36"/>
                 <w:sz w:val="14"/>
               </w:rPr>
-              <w:t>Audited consolidated financial statements for the year ended 31 December 2025, Deloitte (Wafik, Ramy &amp; Partners), signed 25 February 2026 — note 4, total export sales, comparative</w:t>
+              <w:t>Audited consolidated financial statements for the year ended 31 December 2025, Deloitte (Wafik, Ramy &amp; Partners), signed 25 February 2026 — net profit before tax</w:t>
             </w:r>
           </w:p>
         </w:tc>
@@ -8563,7 +8563,7 @@
                 <w:color w:val="1C3A36"/>
                 <w:sz w:val="14"/>
               </w:rPr>
-              <w:t>2024-12-31</w:t>
+              <w:t>2025-12-31</w:t>
             </w:r>
           </w:p>
         </w:tc>
@@ -8599,7 +8599,7 @@
                 <w:color w:val="1C3A36"/>
                 <w:sz w:val="14"/>
               </w:rPr>
-              <w:t>rev_exp_goods_fy25</w:t>
+              <w:t>pbt_q1_26</w:t>
             </w:r>
           </w:p>
         </w:tc>
@@ -8616,7 +8616,7 @@
                 <w:color w:val="1C3A36"/>
                 <w:sz w:val="14"/>
               </w:rPr>
-              <w:t>3,356.4224</w:t>
+              <w:t>1,273.0342</w:t>
             </w:r>
           </w:p>
         </w:tc>
@@ -8650,7 +8650,7 @@
                 <w:color w:val="1C3A36"/>
                 <w:sz w:val="14"/>
               </w:rPr>
-              <w:t>Audited consolidated financial statements for the year ended 31 December 2025, Deloitte (Wafik, Ramy &amp; Partners), signed 25 February 2026 — note 4, export sales of goods</w:t>
+              <w:t>Reviewed condensed consolidated interim financial statements for the three months ended 31 March 2026, Deloitte (Wafik, Ramy &amp; Partners), 25 May 2026 — net profit before tax</w:t>
             </w:r>
           </w:p>
         </w:tc>
@@ -8667,7 +8667,7 @@
                 <w:color w:val="1C3A36"/>
                 <w:sz w:val="14"/>
               </w:rPr>
-              <w:t>2025-12-31</w:t>
+              <w:t>2026-03-31</w:t>
             </w:r>
           </w:p>
         </w:tc>
@@ -8703,7 +8703,7 @@
                 <w:color w:val="1C3A36"/>
                 <w:sz w:val="14"/>
               </w:rPr>
-              <w:t>rev_exp_svc_fy25</w:t>
+              <w:t>ppe_fy25</w:t>
             </w:r>
           </w:p>
         </w:tc>
@@ -8720,7 +8720,7 @@
                 <w:color w:val="1C3A36"/>
                 <w:sz w:val="14"/>
               </w:rPr>
-              <w:t>458.5795</w:t>
+              <w:t>2,522.3235</w:t>
             </w:r>
           </w:p>
         </w:tc>
@@ -8754,7 +8754,7 @@
                 <w:color w:val="1C3A36"/>
                 <w:sz w:val="14"/>
               </w:rPr>
-              <w:t>Audited consolidated financial statements for the year ended 31 December 2025, Deloitte (Wafik, Ramy &amp; Partners), signed 25 February 2026 — note 4, export services</w:t>
+              <w:t>Audited consolidated financial statements for the year ended 31 December 2025, Deloitte (Wafik, Ramy &amp; Partners), signed 25 February 2026 — property, plant and equipment (net), note 12</w:t>
             </w:r>
           </w:p>
         </w:tc>
@@ -8807,7 +8807,7 @@
                 <w:color w:val="1C3A36"/>
                 <w:sz w:val="14"/>
               </w:rPr>
-              <w:t>rev_fy23</w:t>
+              <w:t>price_local_path</w:t>
             </w:r>
           </w:p>
         </w:tc>
@@ -8824,7 +8824,7 @@
                 <w:color w:val="1C3A36"/>
                 <w:sz w:val="14"/>
               </w:rPr>
-              <w:t>6,042.8313</w:t>
+              <w:t>1, 1.08, 1.177, 1.271, 1.36, 1.449</w:t>
             </w:r>
           </w:p>
         </w:tc>
@@ -8858,7 +8858,7 @@
                 <w:color w:val="1C3A36"/>
                 <w:sz w:val="14"/>
               </w:rPr>
-              <w:t>Audited consolidated financial statements for the year ended 31 December 2024, Deloitte (Wafik, Ramy &amp; Partners), signed 23 March 2025 — sales (net), comparative column</w:t>
+              <w:t>Local realised price index on the FY2025 base: growth of 8.0%, 9.0%, 8.0%, 7.0% and 6.5%, below the cost path in every year. IT IS NOW ANCHORED ON A DISCLOSED PRICE HISTORY AND A DISCLOSED EXIT RATE, which no earlier revision had. FY2025 Investor Presentation, Arabian Cement Company S.A.E., investor relations library, page 5 (sales volumes and production indicators) and page 4 give local revenue and local volume for both years and both fourth quarters, so the realised local price can be computed rather than assumed: FY2024 EGP 1,810/t, FY2025 EGP 2,909/t — a rise of 60.7% on volume up 11.7%. The FY2025 margin explosion was PRICE, not volume, which settles a question three revisions argued about without evidence. More useful still is the exit rate: the fourth quarter of 2025 realised EGP 3,118/t, 7.2% ABOVE the full-year average. Simply holding the Q4 exit flat through 2026 therefore produces a full-year average 7.2% higher, so the 8.0% carried here is only 0.8 points above a no-further-increase path. Revision 3 assumed 3.0% against 11.5% cost inflation and had nothing behind it; revision 4 assumed 8.0% and had only a plausibility argument. The number is unchanged from revision 4 — but it is now the conservative reading of a disclosed run rate rather than a guess that happened to land in the right place</w:t>
             </w:r>
           </w:p>
         </w:tc>
@@ -8875,7 +8875,7 @@
                 <w:color w:val="1C3A36"/>
                 <w:sz w:val="14"/>
               </w:rPr>
-              <w:t>2023-12-31</w:t>
+              <w:t>2026-03-01</w:t>
             </w:r>
           </w:p>
         </w:tc>
@@ -8911,7 +8911,7 @@
                 <w:color w:val="1C3A36"/>
                 <w:sz w:val="14"/>
               </w:rPr>
-              <w:t>rev_fy24</w:t>
+              <w:t>prov_fy23</w:t>
             </w:r>
           </w:p>
         </w:tc>
@@ -8928,7 +8928,7 @@
                 <w:color w:val="1C3A36"/>
                 <w:sz w:val="14"/>
               </w:rPr>
-              <w:t>8,729.7828</w:t>
+              <w:t>15.2202</w:t>
             </w:r>
           </w:p>
         </w:tc>
@@ -8962,7 +8962,7 @@
                 <w:color w:val="1C3A36"/>
                 <w:sz w:val="14"/>
               </w:rPr>
-              <w:t>Audited consolidated financial statements for the year ended 31 December 2025, Deloitte (Wafik, Ramy &amp; Partners), signed 25 February 2026 — sales (net), comparative column</w:t>
+              <w:t>Audited consolidated financial statements for the year ended 31 December 2024, Deloitte (Wafik, Ramy &amp; Partners), signed 23 March 2025 — provisions charged, comparative</w:t>
             </w:r>
           </w:p>
         </w:tc>
@@ -8979,7 +8979,7 @@
                 <w:color w:val="1C3A36"/>
                 <w:sz w:val="14"/>
               </w:rPr>
-              <w:t>2024-12-31</w:t>
+              <w:t>2023-12-31</w:t>
             </w:r>
           </w:p>
         </w:tc>
@@ -9015,7 +9015,7 @@
                 <w:color w:val="1C3A36"/>
                 <w:sz w:val="14"/>
               </w:rPr>
-              <w:t>rev_fy25</w:t>
+              <w:t>prov_fy24</w:t>
             </w:r>
           </w:p>
         </w:tc>
@@ -9032,7 +9032,7 @@
                 <w:color w:val="1C3A36"/>
                 <w:sz w:val="14"/>
               </w:rPr>
-              <w:t>12,447.3201</w:t>
+              <w:t>56.053</w:t>
             </w:r>
           </w:p>
         </w:tc>
@@ -9066,7 +9066,7 @@
                 <w:color w:val="1C3A36"/>
                 <w:sz w:val="14"/>
               </w:rPr>
-              <w:t>Audited consolidated financial statements for the year ended 31 December 2025, Deloitte (Wafik, Ramy &amp; Partners), signed 25 February 2026 — sales (net)</w:t>
+              <w:t>Audited consolidated financial statements for the year ended 31 December 2025, Deloitte (Wafik, Ramy &amp; Partners), signed 25 February 2026 — provisions charged, comparative</w:t>
             </w:r>
           </w:p>
         </w:tc>
@@ -9083,7 +9083,7 @@
                 <w:color w:val="1C3A36"/>
                 <w:sz w:val="14"/>
               </w:rPr>
-              <w:t>2025-12-31</w:t>
+              <w:t>2024-12-31</w:t>
             </w:r>
           </w:p>
         </w:tc>
@@ -9119,7 +9119,7 @@
                 <w:color w:val="1C3A36"/>
                 <w:sz w:val="14"/>
               </w:rPr>
-              <w:t>rev_local_fy24</w:t>
+              <w:t>prov_fy25</w:t>
             </w:r>
           </w:p>
         </w:tc>
@@ -9136,7 +9136,7 @@
                 <w:color w:val="1C3A36"/>
                 <w:sz w:val="14"/>
               </w:rPr>
-              <w:t>4,883.3045</w:t>
+              <w:t>74.5057</w:t>
             </w:r>
           </w:p>
         </w:tc>
@@ -9170,7 +9170,7 @@
                 <w:color w:val="1C3A36"/>
                 <w:sz w:val="14"/>
               </w:rPr>
-              <w:t>Audited consolidated financial statements for the year ended 31 December 2025, Deloitte (Wafik, Ramy &amp; Partners), signed 25 February 2026 — note 4, total local sales, comparative</w:t>
+              <w:t>Audited consolidated financial statements for the year ended 31 December 2025, Deloitte (Wafik, Ramy &amp; Partners), signed 25 February 2026 — provisions charged, note 27</w:t>
             </w:r>
           </w:p>
         </w:tc>
@@ -9187,7 +9187,7 @@
                 <w:color w:val="1C3A36"/>
                 <w:sz w:val="14"/>
               </w:rPr>
-              <w:t>2024-12-31</w:t>
+              <w:t>2025-12-31</w:t>
             </w:r>
           </w:p>
         </w:tc>
@@ -9223,7 +9223,7 @@
                 <w:color w:val="1C3A36"/>
                 <w:sz w:val="14"/>
               </w:rPr>
-              <w:t>rev_local_goods_fy25</w:t>
+              <w:t>prov_q1_26</w:t>
             </w:r>
           </w:p>
         </w:tc>
@@ -9240,7 +9240,7 @@
                 <w:color w:val="1C3A36"/>
                 <w:sz w:val="14"/>
               </w:rPr>
-              <w:t>8,350.4546</w:t>
+              <w:t>6.892</w:t>
             </w:r>
           </w:p>
         </w:tc>
@@ -9274,7 +9274,7 @@
                 <w:color w:val="1C3A36"/>
                 <w:sz w:val="14"/>
               </w:rPr>
-              <w:t>Audited consolidated financial statements for the year ended 31 December 2025, Deloitte (Wafik, Ramy &amp; Partners), signed 25 February 2026 — note 4, local sales of goods</w:t>
+              <w:t>Reviewed condensed consolidated interim financial statements for the three months ended 31 March 2026, Deloitte (Wafik, Ramy &amp; Partners), 25 May 2026 — provisions</w:t>
             </w:r>
           </w:p>
         </w:tc>
@@ -9291,7 +9291,7 @@
                 <w:color w:val="1C3A36"/>
                 <w:sz w:val="14"/>
               </w:rPr>
-              <w:t>2025-12-31</w:t>
+              <w:t>2026-03-31</w:t>
             </w:r>
           </w:p>
         </w:tc>
@@ -9327,7 +9327,7 @@
                 <w:color w:val="1C3A36"/>
                 <w:sz w:val="14"/>
               </w:rPr>
-              <w:t>rev_local_svc_fy25</w:t>
+              <w:t>recv_fy25</w:t>
             </w:r>
           </w:p>
         </w:tc>
@@ -9344,7 +9344,7 @@
                 <w:color w:val="1C3A36"/>
                 <w:sz w:val="14"/>
               </w:rPr>
-              <w:t>281.8635</w:t>
+              <w:t>244.4164</w:t>
             </w:r>
           </w:p>
         </w:tc>
@@ -9378,7 +9378,7 @@
                 <w:color w:val="1C3A36"/>
                 <w:sz w:val="14"/>
               </w:rPr>
-              <w:t>Audited consolidated financial statements for the year ended 31 December 2025, Deloitte (Wafik, Ramy &amp; Partners), signed 25 February 2026 — note 4, local services</w:t>
+              <w:t>Audited consolidated financial statements for the year ended 31 December 2025, Deloitte (Wafik, Ramy &amp; Partners), signed 25 February 2026 — trade receivables (net of EGP 7.639mn expected credit losses), note 17</w:t>
             </w:r>
           </w:p>
         </w:tc>
@@ -9431,7 +9431,7 @@
                 <w:color w:val="1C3A36"/>
                 <w:sz w:val="14"/>
               </w:rPr>
-              <w:t>rev_q1_25</w:t>
+              <w:t>rev_exp_fy24</w:t>
             </w:r>
           </w:p>
         </w:tc>
@@ -9448,7 +9448,7 @@
                 <w:color w:val="1C3A36"/>
                 <w:sz w:val="14"/>
               </w:rPr>
-              <w:t>2,554.4481</w:t>
+              <w:t>3,846.4783</w:t>
             </w:r>
           </w:p>
         </w:tc>
@@ -9482,7 +9482,7 @@
                 <w:color w:val="1C3A36"/>
                 <w:sz w:val="14"/>
               </w:rPr>
-              <w:t>Reviewed condensed consolidated interim financial statements for the three months ended 31 March 2026, Deloitte (Wafik, Ramy &amp; Partners), 25 May 2026 — sales (net), comparative</w:t>
+              <w:t>Audited consolidated financial statements for the year ended 31 December 2025, Deloitte (Wafik, Ramy &amp; Partners), signed 25 February 2026 — note 4, total export sales, comparative</w:t>
             </w:r>
           </w:p>
         </w:tc>
@@ -9499,7 +9499,7 @@
                 <w:color w:val="1C3A36"/>
                 <w:sz w:val="14"/>
               </w:rPr>
-              <w:t>2025-03-31</w:t>
+              <w:t>2024-12-31</w:t>
             </w:r>
           </w:p>
         </w:tc>
@@ -9535,7 +9535,7 @@
                 <w:color w:val="1C3A36"/>
                 <w:sz w:val="14"/>
               </w:rPr>
-              <w:t>rev_q1_26</w:t>
+              <w:t>rev_exp_goods_fy25</w:t>
             </w:r>
           </w:p>
         </w:tc>
@@ -9552,7 +9552,7 @@
                 <w:color w:val="1C3A36"/>
                 <w:sz w:val="14"/>
               </w:rPr>
-              <w:t>2,995.9594</w:t>
+              <w:t>3,356.4224</w:t>
             </w:r>
           </w:p>
         </w:tc>
@@ -9586,7 +9586,7 @@
                 <w:color w:val="1C3A36"/>
                 <w:sz w:val="14"/>
               </w:rPr>
-              <w:t>Reviewed condensed consolidated interim financial statements for the three months ended 31 March 2026, Deloitte (Wafik, Ramy &amp; Partners), 25 May 2026 — sales (net)</w:t>
+              <w:t>Audited consolidated financial statements for the year ended 31 December 2025, Deloitte (Wafik, Ramy &amp; Partners), signed 25 February 2026 — note 4, export sales of goods</w:t>
             </w:r>
           </w:p>
         </w:tc>
@@ -9603,7 +9603,7 @@
                 <w:color w:val="1C3A36"/>
                 <w:sz w:val="14"/>
               </w:rPr>
-              <w:t>2026-03-31</w:t>
+              <w:t>2025-12-31</w:t>
             </w:r>
           </w:p>
         </w:tc>
@@ -9639,7 +9639,7 @@
                 <w:color w:val="1C3A36"/>
                 <w:sz w:val="14"/>
               </w:rPr>
-              <w:t>shares_issued</w:t>
+              <w:t>rev_exp_svc_fy25</w:t>
             </w:r>
           </w:p>
         </w:tc>
@@ -9656,7 +9656,7 @@
                 <w:color w:val="1C3A36"/>
                 <w:sz w:val="14"/>
               </w:rPr>
-              <w:t>378.7397</w:t>
+              <w:t>458.5795</w:t>
             </w:r>
           </w:p>
         </w:tc>
@@ -9690,7 +9690,7 @@
                 <w:color w:val="1C3A36"/>
                 <w:sz w:val="14"/>
               </w:rPr>
-              <w:t>Audited consolidated financial statements for the year ended 31 December 2025, Deloitte (Wafik, Ramy &amp; Partners), signed 25 February 2026, note 20: 378,739,700 ordinary shares authorised, issued and fully paid at EGP 2 par, issued capital EGP 757,479,400</w:t>
+              <w:t>Audited consolidated financial statements for the year ended 31 December 2025, Deloitte (Wafik, Ramy &amp; Partners), signed 25 February 2026 — note 4, export services</w:t>
             </w:r>
           </w:p>
         </w:tc>
@@ -9743,7 +9743,7 @@
                 <w:color w:val="1C3A36"/>
                 <w:sz w:val="14"/>
               </w:rPr>
-              <w:t>shares_treasury</w:t>
+              <w:t>rev_fy23</w:t>
             </w:r>
           </w:p>
         </w:tc>
@@ -9760,7 +9760,7 @@
                 <w:color w:val="1C3A36"/>
                 <w:sz w:val="14"/>
               </w:rPr>
-              <w:t>3.8723</w:t>
+              <w:t>6,042.8313</w:t>
             </w:r>
           </w:p>
         </w:tc>
@@ -9794,7 +9794,7 @@
                 <w:color w:val="1C3A36"/>
                 <w:sz w:val="14"/>
               </w:rPr>
-              <w:t>Audited consolidated financial statements for the year ended 31 December 2025, Deloitte (Wafik, Ramy &amp; Partners), signed 25 February 2026, note 21: 3,872,255 treasury shares acquired during 2025 for EGP 143,327,985, being 1% of capital, under a board approval of 21 July 2025</w:t>
+              <w:t>Audited consolidated financial statements for the year ended 31 December 2024, Deloitte (Wafik, Ramy &amp; Partners), signed 23 March 2025 — sales (net), comparative column</w:t>
             </w:r>
           </w:p>
         </w:tc>
@@ -9811,7 +9811,7 @@
                 <w:color w:val="1C3A36"/>
                 <w:sz w:val="14"/>
               </w:rPr>
-              <w:t>2025-12-31</w:t>
+              <w:t>2023-12-31</w:t>
             </w:r>
           </w:p>
         </w:tc>
@@ -9847,7 +9847,7 @@
                 <w:color w:val="1C3A36"/>
                 <w:sz w:val="14"/>
               </w:rPr>
-              <w:t>shares_wavg_fy24</w:t>
+              <w:t>rev_fy24</w:t>
             </w:r>
           </w:p>
         </w:tc>
@@ -9864,7 +9864,7 @@
                 <w:color w:val="1C3A36"/>
                 <w:sz w:val="14"/>
               </w:rPr>
-              <w:t>378.7397</w:t>
+              <w:t>8,729.7828</w:t>
             </w:r>
           </w:p>
         </w:tc>
@@ -9898,7 +9898,7 @@
                 <w:color w:val="1C3A36"/>
                 <w:sz w:val="14"/>
               </w:rPr>
-              <w:t>Audited consolidated financial statements for the year ended 31 December 2025, Deloitte (Wafik, Ramy &amp; Partners), signed 25 February 2026, note 11, comparative</w:t>
+              <w:t>Audited consolidated financial statements for the year ended 31 December 2025, Deloitte (Wafik, Ramy &amp; Partners), signed 25 February 2026 — sales (net), comparative column</w:t>
             </w:r>
           </w:p>
         </w:tc>
@@ -9951,7 +9951,7 @@
                 <w:color w:val="1C3A36"/>
                 <w:sz w:val="14"/>
               </w:rPr>
-              <w:t>shares_wavg_fy25</w:t>
+              <w:t>rev_fy25</w:t>
             </w:r>
           </w:p>
         </w:tc>
@@ -9968,7 +9968,7 @@
                 <w:color w:val="1C3A36"/>
                 <w:sz w:val="14"/>
               </w:rPr>
-              <w:t>377.1556</w:t>
+              <w:t>12,447.3201</w:t>
             </w:r>
           </w:p>
         </w:tc>
@@ -10002,7 +10002,7 @@
                 <w:color w:val="1C3A36"/>
                 <w:sz w:val="14"/>
               </w:rPr>
-              <w:t>Audited consolidated financial statements for the year ended 31 December 2025, Deloitte (Wafik, Ramy &amp; Partners), signed 25 February 2026, note 11: weighted average ordinary shares for earnings per share, after excluding treasury shares</w:t>
+              <w:t>Audited consolidated financial statements for the year ended 31 December 2025, Deloitte (Wafik, Ramy &amp; Partners), signed 25 February 2026 — sales (net)</w:t>
             </w:r>
           </w:p>
         </w:tc>
@@ -10055,7 +10055,7 @@
                 <w:color w:val="1C3A36"/>
                 <w:sz w:val="14"/>
               </w:rPr>
-              <w:t>svc_share</w:t>
+              <w:t>rev_local_fy24</w:t>
             </w:r>
           </w:p>
         </w:tc>
@@ -10072,7 +10072,7 @@
                 <w:color w:val="1C3A36"/>
                 <w:sz w:val="14"/>
               </w:rPr>
-              <w:t>0.0633</w:t>
+              <w:t>4,883.3045</w:t>
             </w:r>
           </w:p>
         </w:tc>
@@ -10106,7 +10106,7 @@
                 <w:color w:val="1C3A36"/>
                 <w:sz w:val="14"/>
               </w:rPr>
-              <w:t>Services revenue (transportation) as a share of goods revenue, derived from the disclosed FY2025 split</w:t>
+              <w:t>Audited consolidated financial statements for the year ended 31 December 2025, Deloitte (Wafik, Ramy &amp; Partners), signed 25 February 2026 — note 4, total local sales, comparative</w:t>
             </w:r>
           </w:p>
         </w:tc>
@@ -10123,7 +10123,7 @@
                 <w:color w:val="1C3A36"/>
                 <w:sz w:val="14"/>
               </w:rPr>
-              <w:t>2025-12-31</w:t>
+              <w:t>2024-12-31</w:t>
             </w:r>
           </w:p>
         </w:tc>
@@ -10159,7 +10159,7 @@
                 <w:color w:val="1C3A36"/>
                 <w:sz w:val="14"/>
               </w:rPr>
-              <w:t>ta_fy23</w:t>
+              <w:t>rev_local_goods_fy25</w:t>
             </w:r>
           </w:p>
         </w:tc>
@@ -10176,7 +10176,7 @@
                 <w:color w:val="1C3A36"/>
                 <w:sz w:val="14"/>
               </w:rPr>
-              <w:t>3,887.5274</w:t>
+              <w:t>8,350.4546</w:t>
             </w:r>
           </w:p>
         </w:tc>
@@ -10210,7 +10210,7 @@
                 <w:color w:val="1C3A36"/>
                 <w:sz w:val="14"/>
               </w:rPr>
-              <w:t>Audited consolidated financial statements for the year ended 31 December 2024, Deloitte (Wafik, Ramy &amp; Partners), signed 23 March 2025 — total assets, comparative</w:t>
+              <w:t>Audited consolidated financial statements for the year ended 31 December 2025, Deloitte (Wafik, Ramy &amp; Partners), signed 25 February 2026 — note 4, local sales of goods</w:t>
             </w:r>
           </w:p>
         </w:tc>
@@ -10227,7 +10227,7 @@
                 <w:color w:val="1C3A36"/>
                 <w:sz w:val="14"/>
               </w:rPr>
-              <w:t>2023-12-31</w:t>
+              <w:t>2025-12-31</w:t>
             </w:r>
           </w:p>
         </w:tc>
@@ -10263,7 +10263,7 @@
                 <w:color w:val="1C3A36"/>
                 <w:sz w:val="14"/>
               </w:rPr>
-              <w:t>ta_fy24</w:t>
+              <w:t>rev_local_svc_fy25</w:t>
             </w:r>
           </w:p>
         </w:tc>
@@ -10280,7 +10280,7 @@
                 <w:color w:val="1C3A36"/>
                 <w:sz w:val="14"/>
               </w:rPr>
-              <w:t>5,848.6161</w:t>
+              <w:t>281.8635</w:t>
             </w:r>
           </w:p>
         </w:tc>
@@ -10314,7 +10314,7 @@
                 <w:color w:val="1C3A36"/>
                 <w:sz w:val="14"/>
               </w:rPr>
-              <w:t>Audited consolidated financial statements for the year ended 31 December 2025, Deloitte (Wafik, Ramy &amp; Partners), signed 25 February 2026 — total assets, comparative</w:t>
+              <w:t>Audited consolidated financial statements for the year ended 31 December 2025, Deloitte (Wafik, Ramy &amp; Partners), signed 25 February 2026 — note 4, local services</w:t>
             </w:r>
           </w:p>
         </w:tc>
@@ -10331,7 +10331,7 @@
                 <w:color w:val="1C3A36"/>
                 <w:sz w:val="14"/>
               </w:rPr>
-              <w:t>2024-12-31</w:t>
+              <w:t>2025-12-31</w:t>
             </w:r>
           </w:p>
         </w:tc>
@@ -10367,7 +10367,7 @@
                 <w:color w:val="1C3A36"/>
                 <w:sz w:val="14"/>
               </w:rPr>
-              <w:t>ta_fy25</w:t>
+              <w:t>rev_q1_25</w:t>
             </w:r>
           </w:p>
         </w:tc>
@@ -10384,7 +10384,7 @@
                 <w:color w:val="1C3A36"/>
                 <w:sz w:val="14"/>
               </w:rPr>
-              <w:t>8,783.7218</w:t>
+              <w:t>2,554.4481</w:t>
             </w:r>
           </w:p>
         </w:tc>
@@ -10418,7 +10418,7 @@
                 <w:color w:val="1C3A36"/>
                 <w:sz w:val="14"/>
               </w:rPr>
-              <w:t>Audited consolidated financial statements for the year ended 31 December 2025, Deloitte (Wafik, Ramy &amp; Partners), signed 25 February 2026 — total assets</w:t>
+              <w:t>Reviewed condensed consolidated interim financial statements for the three months ended 31 March 2026, Deloitte (Wafik, Ramy &amp; Partners), 25 May 2026 — sales (net), comparative</w:t>
             </w:r>
           </w:p>
         </w:tc>
@@ -10435,7 +10435,7 @@
                 <w:color w:val="1C3A36"/>
                 <w:sz w:val="14"/>
               </w:rPr>
-              <w:t>2025-12-31</w:t>
+              <w:t>2025-03-31</w:t>
             </w:r>
           </w:p>
         </w:tc>
@@ -10471,7 +10471,7 @@
                 <w:color w:val="1C3A36"/>
                 <w:sz w:val="14"/>
               </w:rPr>
-              <w:t>tax_eff</w:t>
+              <w:t>rev_q1_26</w:t>
             </w:r>
           </w:p>
         </w:tc>
@@ -10488,7 +10488,7 @@
                 <w:color w:val="1C3A36"/>
                 <w:sz w:val="14"/>
               </w:rPr>
-              <w:t>0.2382</w:t>
+              <w:t>2,995.9594</w:t>
             </w:r>
           </w:p>
         </w:tc>
@@ -10522,7 +10522,7 @@
                 <w:color w:val="1C3A36"/>
                 <w:sz w:val="14"/>
               </w:rPr>
-              <w:t>Audited consolidated financial statements for the year ended 31 December 2025, Deloitte (Wafik, Ramy &amp; Partners), signed 25 February 2026 — income tax of EGP 1,125.468mn over pre-tax profit of EGP 4,725.158mn. Note 10.2 separately discloses an average effective rate of 23.33% (2024: 22.96%); Q1-2026 ran at 25.92%. Revision 1 inferred 29.43% by closing a MODELLED net finance income against disclosed profit, and over-taxed every forecast year by 5.6 points</w:t>
+              <w:t>Reviewed condensed consolidated interim financial statements for the three months ended 31 March 2026, Deloitte (Wafik, Ramy &amp; Partners), 25 May 2026 — sales (net)</w:t>
             </w:r>
           </w:p>
         </w:tc>
@@ -10539,7 +10539,7 @@
                 <w:color w:val="1C3A36"/>
                 <w:sz w:val="14"/>
               </w:rPr>
-              <w:t>2025-12-31</w:t>
+              <w:t>2026-03-31</w:t>
             </w:r>
           </w:p>
         </w:tc>
@@ -10575,7 +10575,7 @@
                 <w:color w:val="1C3A36"/>
                 <w:sz w:val="14"/>
               </w:rPr>
-              <w:t>tax_fy23</w:t>
+              <w:t>shares_issued</w:t>
             </w:r>
           </w:p>
         </w:tc>
@@ -10592,7 +10592,7 @@
                 <w:color w:val="1C3A36"/>
                 <w:sz w:val="14"/>
               </w:rPr>
-              <w:t>232.7328</w:t>
+              <w:t>378.7397</w:t>
             </w:r>
           </w:p>
         </w:tc>
@@ -10626,7 +10626,7 @@
                 <w:color w:val="1C3A36"/>
                 <w:sz w:val="14"/>
               </w:rPr>
-              <w:t>Audited consolidated financial statements for the year ended 31 December 2024, Deloitte (Wafik, Ramy &amp; Partners), signed 23 March 2025 — income tax, comparative</w:t>
+              <w:t>Audited consolidated financial statements for the year ended 31 December 2025, Deloitte (Wafik, Ramy &amp; Partners), signed 25 February 2026, note 20: 378,739,700 ordinary shares authorised, issued and fully paid at EGP 2 par, issued capital EGP 757,479,400</w:t>
             </w:r>
           </w:p>
         </w:tc>
@@ -10643,7 +10643,7 @@
                 <w:color w:val="1C3A36"/>
                 <w:sz w:val="14"/>
               </w:rPr>
-              <w:t>2023-12-31</w:t>
+              <w:t>2025-12-31</w:t>
             </w:r>
           </w:p>
         </w:tc>
@@ -10679,7 +10679,7 @@
                 <w:color w:val="1C3A36"/>
                 <w:sz w:val="14"/>
               </w:rPr>
-              <w:t>tax_fy24</w:t>
+              <w:t>shares_treasury</w:t>
             </w:r>
           </w:p>
         </w:tc>
@@ -10696,7 +10696,7 @@
                 <w:color w:val="1C3A36"/>
                 <w:sz w:val="14"/>
               </w:rPr>
-              <w:t>345.731</w:t>
+              <w:t>3.8723</w:t>
             </w:r>
           </w:p>
         </w:tc>
@@ -10730,7 +10730,7 @@
                 <w:color w:val="1C3A36"/>
                 <w:sz w:val="14"/>
               </w:rPr>
-              <w:t>Audited consolidated financial statements for the year ended 31 December 2025, Deloitte (Wafik, Ramy &amp; Partners), signed 25 February 2026 — income tax, comparative</w:t>
+              <w:t>Audited consolidated financial statements for the year ended 31 December 2025, Deloitte (Wafik, Ramy &amp; Partners), signed 25 February 2026, note 21: 3,872,255 treasury shares acquired during 2025 for EGP 143,327,985, being 1% of capital, under a board approval of 21 July 2025</w:t>
             </w:r>
           </w:p>
         </w:tc>
@@ -10747,7 +10747,7 @@
                 <w:color w:val="1C3A36"/>
                 <w:sz w:val="14"/>
               </w:rPr>
-              <w:t>2024-12-31</w:t>
+              <w:t>2025-12-31</w:t>
             </w:r>
           </w:p>
         </w:tc>
@@ -10783,7 +10783,7 @@
                 <w:color w:val="1C3A36"/>
                 <w:sz w:val="14"/>
               </w:rPr>
-              <w:t>tax_fy25</w:t>
+              <w:t>shares_wavg_fy24</w:t>
             </w:r>
           </w:p>
         </w:tc>
@@ -10800,7 +10800,7 @@
                 <w:color w:val="1C3A36"/>
                 <w:sz w:val="14"/>
               </w:rPr>
-              <w:t>1,125.4677</w:t>
+              <w:t>378.7397</w:t>
             </w:r>
           </w:p>
         </w:tc>
@@ -10834,7 +10834,7 @@
                 <w:color w:val="1C3A36"/>
                 <w:sz w:val="14"/>
               </w:rPr>
-              <w:t>Audited consolidated financial statements for the year ended 31 December 2025, Deloitte (Wafik, Ramy &amp; Partners), signed 25 February 2026 — income tax, note 10.1: current 1,111.30 plus deferred 14.17</w:t>
+              <w:t>Audited consolidated financial statements for the year ended 31 December 2025, Deloitte (Wafik, Ramy &amp; Partners), signed 25 February 2026, note 11, comparative</w:t>
             </w:r>
           </w:p>
         </w:tc>
@@ -10851,7 +10851,7 @@
                 <w:color w:val="1C3A36"/>
                 <w:sz w:val="14"/>
               </w:rPr>
-              <w:t>2025-12-31</w:t>
+              <w:t>2024-12-31</w:t>
             </w:r>
           </w:p>
         </w:tc>
@@ -10887,7 +10887,7 @@
                 <w:color w:val="1C3A36"/>
                 <w:sz w:val="14"/>
               </w:rPr>
-              <w:t>tax_q1_26</w:t>
+              <w:t>shares_wavg_fy25</w:t>
             </w:r>
           </w:p>
         </w:tc>
@@ -10904,7 +10904,7 @@
                 <w:color w:val="1C3A36"/>
                 <w:sz w:val="14"/>
               </w:rPr>
-              <w:t>329.9435</w:t>
+              <w:t>377.1556</w:t>
             </w:r>
           </w:p>
         </w:tc>
@@ -10938,7 +10938,7 @@
                 <w:color w:val="1C3A36"/>
                 <w:sz w:val="14"/>
               </w:rPr>
-              <w:t>Reviewed condensed consolidated interim financial statements for the three months ended 31 March 2026, Deloitte (Wafik, Ramy &amp; Partners), 25 May 2026 — income tax</w:t>
+              <w:t>Audited consolidated financial statements for the year ended 31 December 2025, Deloitte (Wafik, Ramy &amp; Partners), signed 25 February 2026, note 11: weighted average ordinary shares for earnings per share, after excluding treasury shares</w:t>
             </w:r>
           </w:p>
         </w:tc>
@@ -10955,7 +10955,7 @@
                 <w:color w:val="1C3A36"/>
                 <w:sz w:val="14"/>
               </w:rPr>
-              <w:t>2026-03-31</w:t>
+              <w:t>2025-12-31</w:t>
             </w:r>
           </w:p>
         </w:tc>
@@ -10991,7 +10991,7 @@
                 <w:color w:val="1C3A36"/>
                 <w:sz w:val="14"/>
               </w:rPr>
-              <w:t>tl_fy25</w:t>
+              <w:t>svc_share</w:t>
             </w:r>
           </w:p>
         </w:tc>
@@ -11008,7 +11008,7 @@
                 <w:color w:val="1C3A36"/>
                 <w:sz w:val="14"/>
               </w:rPr>
-              <w:t>4,140.9896</w:t>
+              <w:t>0.0633</w:t>
             </w:r>
           </w:p>
         </w:tc>
@@ -11042,7 +11042,7 @@
                 <w:color w:val="1C3A36"/>
                 <w:sz w:val="14"/>
               </w:rPr>
-              <w:t>Audited consolidated financial statements for the year ended 31 December 2025, Deloitte (Wafik, Ramy &amp; Partners), signed 25 February 2026 — TOTAL liabilities (non-current 1,246.860 plus current 2,894.130). Revision 1 was offered EGP 2,894.13mn as 'total liabilities' by an aggregator and rejected it because it would not close against assets and equity; the statements show that figure is total CURRENT liabilities, so both the rejection and the derived 4,140.99 were right</w:t>
+              <w:t>Services revenue (transportation) as a share of goods revenue, derived from the disclosed FY2025 split</w:t>
             </w:r>
           </w:p>
         </w:tc>
@@ -11095,7 +11095,7 @@
                 <w:color w:val="1C3A36"/>
                 <w:sz w:val="14"/>
               </w:rPr>
-              <w:t>capex_usd_t_cap</w:t>
+              <w:t>ta_fy23</w:t>
             </w:r>
           </w:p>
         </w:tc>
@@ -11112,7 +11112,7 @@
                 <w:color w:val="1C3A36"/>
                 <w:sz w:val="14"/>
               </w:rPr>
-              <w:t>4</w:t>
+              <w:t>3,887.5274</w:t>
             </w:r>
           </w:p>
         </w:tc>
@@ -11129,7 +11129,7 @@
                 <w:color w:val="1C3A36"/>
                 <w:sz w:val="14"/>
               </w:rPr>
-              <w:t>Industry</w:t>
+              <w:t>Company</w:t>
             </w:r>
           </w:p>
         </w:tc>
@@ -11146,7 +11146,7 @@
                 <w:color w:val="1C3A36"/>
                 <w:sz w:val="14"/>
               </w:rPr>
-              <w:t>Maintenance capital expenditure in US dollars per tonne of installed capacity. Cross-check against disclosure: FY2025 capex of EGP 796.471mn on 5.0Mt at an average USD/EGP of 49.26 is USD 3.23/t, and FY2024's EGP 912.015mn is USD 4.11/t — but both years carry the alternative-fuel and silo programmes, so the maintenance level is set at the middle of that band and held</w:t>
+              <w:t>Audited consolidated financial statements for the year ended 31 December 2024, Deloitte (Wafik, Ramy &amp; Partners), signed 23 March 2025 — total assets, comparative</w:t>
             </w:r>
           </w:p>
         </w:tc>
@@ -11163,7 +11163,7 @@
                 <w:color w:val="1C3A36"/>
                 <w:sz w:val="14"/>
               </w:rPr>
-              <w:t>2026-08-06</w:t>
+              <w:t>2023-12-31</w:t>
             </w:r>
           </w:p>
         </w:tc>
@@ -11199,7 +11199,7 @@
                 <w:color w:val="1C3A36"/>
                 <w:sz w:val="14"/>
               </w:rPr>
-              <w:t>cem_export_share</w:t>
+              <w:t>ta_fy24</w:t>
             </w:r>
           </w:p>
         </w:tc>
@@ -11216,7 +11216,7 @@
                 <w:color w:val="1C3A36"/>
                 <w:sz w:val="14"/>
               </w:rPr>
-              <w:t>0.1772, 0.18, 0.18, 0.175, 0.17, 0.165</w:t>
+              <w:t>5,848.6161</w:t>
             </w:r>
           </w:p>
         </w:tc>
@@ -11233,7 +11233,7 @@
                 <w:color w:val="1C3A36"/>
                 <w:sz w:val="14"/>
               </w:rPr>
-              <w:t>Industry</w:t>
+              <w:t>Company</w:t>
             </w:r>
           </w:p>
         </w:tc>
@@ -11250,7 +11250,7 @@
                 <w:color w:val="1C3A36"/>
                 <w:sz w:val="14"/>
               </w:rPr>
-              <w:t>Share of CEMENT production exported. On this split, cement exports sit well inside the 30% statutory cap; revision 3's single-product build put exports at 31.5% of volume, BREACHING the cap its own text cited as binding</w:t>
+              <w:t>Audited consolidated financial statements for the year ended 31 December 2025, Deloitte (Wafik, Ramy &amp; Partners), signed 25 February 2026 — total assets, comparative</w:t>
             </w:r>
           </w:p>
         </w:tc>
@@ -11267,7 +11267,7 @@
                 <w:color w:val="1C3A36"/>
                 <w:sz w:val="14"/>
               </w:rPr>
-              <w:t>2026-01-01</w:t>
+              <w:t>2024-12-31</w:t>
             </w:r>
           </w:p>
         </w:tc>
@@ -11303,7 +11303,7 @@
                 <w:color w:val="1C3A36"/>
                 <w:sz w:val="14"/>
               </w:rPr>
-              <w:t>clinker_factor</w:t>
+              <w:t>ta_fy25</w:t>
             </w:r>
           </w:p>
         </w:tc>
@@ -11320,7 +11320,7 @@
                 <w:color w:val="1C3A36"/>
                 <w:sz w:val="14"/>
               </w:rPr>
-              <w:t>0.733</w:t>
+              <w:t>8,783.7218</w:t>
             </w:r>
           </w:p>
         </w:tc>
@@ -11337,7 +11337,7 @@
                 <w:color w:val="1C3A36"/>
                 <w:sz w:val="14"/>
               </w:rPr>
-              <w:t>Industry</w:t>
+              <w:t>Company</w:t>
             </w:r>
           </w:p>
         </w:tc>
@@ -11354,7 +11354,7 @@
                 <w:color w:val="1C3A36"/>
                 <w:sz w:val="14"/>
               </w:rPr>
-              <w:t>Tonnes of clinker per tonne of cement PRODUCED. Revision 3 used 0.84, taken from the ratio of the two nameplate capacities in note 1 and described as 'observed'. It is not observed and it is not a clinker factor: 4.2/5.0 is a ratio of two DESIGN capacities, and a clinker factor is a production-composition ratio. 0.84 also sits above the 0.65-0.80 band typical of blended cement, and the study then called this producer 'low-clinker' three sections later. The figure carried here is the production ratio implied by the FY2025 physical disclosure: clinker produced less clinker exported, over cement produced</w:t>
+              <w:t>Audited consolidated financial statements for the year ended 31 December 2025, Deloitte (Wafik, Ramy &amp; Partners), signed 25 February 2026 — total assets</w:t>
             </w:r>
           </w:p>
         </w:tc>
@@ -11407,7 +11407,7 @@
                 <w:color w:val="1C3A36"/>
                 <w:sz w:val="14"/>
               </w:rPr>
-              <w:t>clk_price_ratio</w:t>
+              <w:t>tax_eff</w:t>
             </w:r>
           </w:p>
         </w:tc>
@@ -11424,7 +11424,7 @@
                 <w:color w:val="1C3A36"/>
                 <w:sz w:val="14"/>
               </w:rPr>
-              <w:t>0.65</w:t>
+              <w:t>0.2382</w:t>
             </w:r>
           </w:p>
         </w:tc>
@@ -11441,7 +11441,7 @@
                 <w:color w:val="1C3A36"/>
                 <w:sz w:val="14"/>
               </w:rPr>
-              <w:t>Industry</w:t>
+              <w:t>Company</w:t>
             </w:r>
           </w:p>
         </w:tc>
@@ -11458,7 +11458,7 @@
                 <w:color w:val="1C3A36"/>
                 <w:sz w:val="14"/>
               </w:rPr>
-              <w:t>Export clinker price as a fraction of the export cement price. Clinker is the unground intermediate and trades at a discount; 0.65 sits in the middle of the range the trade press reports. This is the one splitting assumption the export leg needs, and the two export prices are DERIVED from it and the audited export revenue, not asserted</w:t>
+              <w:t>Audited consolidated financial statements for the year ended 31 December 2025, Deloitte (Wafik, Ramy &amp; Partners), signed 25 February 2026 — income tax of EGP 1,125.468mn over pre-tax profit of EGP 4,725.158mn. Note 10.2 separately discloses an average effective rate of 23.33% (2024: 22.96%); Q1-2026 ran at 25.92%. Revision 1 inferred 29.43% by closing a MODELLED net finance income against disclosed profit, and over-taxed every forecast year by 5.6 points</w:t>
             </w:r>
           </w:p>
         </w:tc>
@@ -11475,7 +11475,7 @@
                 <w:color w:val="1C3A36"/>
                 <w:sz w:val="14"/>
               </w:rPr>
-              <w:t>2026-01-15</w:t>
+              <w:t>2025-12-31</w:t>
             </w:r>
           </w:p>
         </w:tc>
@@ -11511,7 +11511,7 @@
                 <w:color w:val="1C3A36"/>
                 <w:sz w:val="14"/>
               </w:rPr>
-              <w:t>egy_capacity_mt</w:t>
+              <w:t>tax_fy23</w:t>
             </w:r>
           </w:p>
         </w:tc>
@@ -11528,7 +11528,7 @@
                 <w:color w:val="1C3A36"/>
                 <w:sz w:val="14"/>
               </w:rPr>
-              <w:t>76</w:t>
+              <w:t>232.7328</w:t>
             </w:r>
           </w:p>
         </w:tc>
@@ -11545,7 +11545,7 @@
                 <w:color w:val="1C3A36"/>
                 <w:sz w:val="14"/>
               </w:rPr>
-              <w:t>Industry</w:t>
+              <w:t>Company</w:t>
             </w:r>
           </w:p>
         </w:tc>
@@ -11562,7 +11562,7 @@
                 <w:color w:val="1C3A36"/>
                 <w:sz w:val="14"/>
               </w:rPr>
-              <w:t>Egyptian nameplate cement capacity</w:t>
+              <w:t>Audited consolidated financial statements for the year ended 31 December 2024, Deloitte (Wafik, Ramy &amp; Partners), signed 23 March 2025 — income tax, comparative</w:t>
             </w:r>
           </w:p>
         </w:tc>
@@ -11579,7 +11579,7 @@
                 <w:color w:val="1C3A36"/>
                 <w:sz w:val="14"/>
               </w:rPr>
-              <w:t>2025-10-01</w:t>
+              <w:t>2023-12-31</w:t>
             </w:r>
           </w:p>
         </w:tc>
@@ -11615,7 +11615,7 @@
                 <w:color w:val="1C3A36"/>
                 <w:sz w:val="14"/>
               </w:rPr>
-              <w:t>egy_cons_mt</w:t>
+              <w:t>tax_fy24</w:t>
             </w:r>
           </w:p>
         </w:tc>
@@ -11632,7 +11632,7 @@
                 <w:color w:val="1C3A36"/>
                 <w:sz w:val="14"/>
               </w:rPr>
-              <w:t>54</w:t>
+              <w:t>345.731</w:t>
             </w:r>
           </w:p>
         </w:tc>
@@ -11649,7 +11649,7 @@
                 <w:color w:val="1C3A36"/>
                 <w:sz w:val="14"/>
               </w:rPr>
-              <w:t>Industry</w:t>
+              <w:t>Company</w:t>
             </w:r>
           </w:p>
         </w:tc>
@@ -11666,7 +11666,7 @@
                 <w:color w:val="1C3A36"/>
                 <w:sz w:val="14"/>
               </w:rPr>
-              <w:t>Egyptian domestic cement consumption 2025</w:t>
+              <w:t>Audited consolidated financial statements for the year ended 31 December 2025, Deloitte (Wafik, Ramy &amp; Partners), signed 25 February 2026 — income tax, comparative</w:t>
             </w:r>
           </w:p>
         </w:tc>
@@ -11683,7 +11683,7 @@
                 <w:color w:val="1C3A36"/>
                 <w:sz w:val="14"/>
               </w:rPr>
-              <w:t>2025-10-01</w:t>
+              <w:t>2024-12-31</w:t>
             </w:r>
           </w:p>
         </w:tc>
@@ -11719,7 +11719,7 @@
                 <w:color w:val="1C3A36"/>
                 <w:sz w:val="14"/>
               </w:rPr>
-              <w:t>egy_exports_mt</w:t>
+              <w:t>tax_fy25</w:t>
             </w:r>
           </w:p>
         </w:tc>
@@ -11736,7 +11736,7 @@
                 <w:color w:val="1C3A36"/>
                 <w:sz w:val="14"/>
               </w:rPr>
-              <w:t>18.5</w:t>
+              <w:t>1,125.4677</w:t>
             </w:r>
           </w:p>
         </w:tc>
@@ -11753,7 +11753,7 @@
                 <w:color w:val="1C3A36"/>
                 <w:sz w:val="14"/>
               </w:rPr>
-              <w:t>Industry</w:t>
+              <w:t>Company</w:t>
             </w:r>
           </w:p>
         </w:tc>
@@ -11770,7 +11770,7 @@
                 <w:color w:val="1C3A36"/>
                 <w:sz w:val="14"/>
               </w:rPr>
-              <w:t>Egyptian cement and clinker exports 2025</w:t>
+              <w:t>Audited consolidated financial statements for the year ended 31 December 2025, Deloitte (Wafik, Ramy &amp; Partners), signed 25 February 2026 — income tax, note 10.1: current 1,111.30 plus deferred 14.17</w:t>
             </w:r>
           </w:p>
         </w:tc>
@@ -11787,7 +11787,7 @@
                 <w:color w:val="1C3A36"/>
                 <w:sz w:val="14"/>
               </w:rPr>
-              <w:t>2026-01-01</w:t>
+              <w:t>2025-12-31</w:t>
             </w:r>
           </w:p>
         </w:tc>
@@ -11823,7 +11823,7 @@
                 <w:color w:val="1C3A36"/>
                 <w:sz w:val="14"/>
               </w:rPr>
-              <w:t>egy_prod_mt</w:t>
+              <w:t>tax_q1_26</w:t>
             </w:r>
           </w:p>
         </w:tc>
@@ -11840,7 +11840,7 @@
                 <w:color w:val="1C3A36"/>
                 <w:sz w:val="14"/>
               </w:rPr>
-              <w:t>65</w:t>
+              <w:t>329.9435</w:t>
             </w:r>
           </w:p>
         </w:tc>
@@ -11857,7 +11857,7 @@
                 <w:color w:val="1C3A36"/>
                 <w:sz w:val="14"/>
               </w:rPr>
-              <w:t>Industry</w:t>
+              <w:t>Company</w:t>
             </w:r>
           </w:p>
         </w:tc>
@@ -11874,7 +11874,7 @@
                 <w:color w:val="1C3A36"/>
                 <w:sz w:val="14"/>
               </w:rPr>
-              <w:t>Egyptian cement production 2025</w:t>
+              <w:t>Reviewed condensed consolidated interim financial statements for the three months ended 31 March 2026, Deloitte (Wafik, Ramy &amp; Partners), 25 May 2026 — income tax</w:t>
             </w:r>
           </w:p>
         </w:tc>
@@ -11891,7 +11891,7 @@
                 <w:color w:val="1C3A36"/>
                 <w:sz w:val="14"/>
               </w:rPr>
-              <w:t>2026-01-01</w:t>
+              <w:t>2026-03-31</w:t>
             </w:r>
           </w:p>
         </w:tc>
@@ -11927,7 +11927,7 @@
                 <w:color w:val="1C3A36"/>
                 <w:sz w:val="14"/>
               </w:rPr>
-              <w:t>egy_revival_mt</w:t>
+              <w:t>tl_fy25</w:t>
             </w:r>
           </w:p>
         </w:tc>
@@ -11944,7 +11944,7 @@
                 <w:color w:val="1C3A36"/>
                 <w:sz w:val="14"/>
               </w:rPr>
-              <w:t>12.6</w:t>
+              <w:t>4,140.9896</w:t>
             </w:r>
           </w:p>
         </w:tc>
@@ -11961,7 +11961,7 @@
                 <w:color w:val="1C3A36"/>
                 <w:sz w:val="14"/>
               </w:rPr>
-              <w:t>Industry</w:t>
+              <w:t>Company</w:t>
             </w:r>
           </w:p>
         </w:tc>
@@ -11978,7 +11978,7 @@
                 <w:color w:val="1C3A36"/>
                 <w:sz w:val="14"/>
               </w:rPr>
-              <w:t>Dormant Egyptian capacity under revival from the second half of 2026</w:t>
+              <w:t>Audited consolidated financial statements for the year ended 31 December 2025, Deloitte (Wafik, Ramy &amp; Partners), signed 25 February 2026 — TOTAL liabilities (non-current 1,246.860 plus current 2,894.130). Revision 1 was offered EGP 2,894.13mn as 'total liabilities' by an aggregator and rejected it because it would not close against assets and equity; the statements show that figure is total CURRENT liabilities, so both the rejection and the derived 4,140.99 were right</w:t>
             </w:r>
           </w:p>
         </w:tc>
@@ -11995,7 +11995,7 @@
                 <w:color w:val="1C3A36"/>
                 <w:sz w:val="14"/>
               </w:rPr>
-              <w:t>2025-10-01</w:t>
+              <w:t>2025-12-31</w:t>
             </w:r>
           </w:p>
         </w:tc>
@@ -12031,7 +12031,7 @@
                 <w:color w:val="1C3A36"/>
                 <w:sz w:val="14"/>
               </w:rPr>
-              <w:t>peer_mbsc_mcap</w:t>
+              <w:t>capex_usd_t_cap</w:t>
             </w:r>
           </w:p>
         </w:tc>
@@ -12048,7 +12048,7 @@
                 <w:color w:val="1C3A36"/>
                 <w:sz w:val="14"/>
               </w:rPr>
-              <w:t>13,730</w:t>
+              <w:t>4</w:t>
             </w:r>
           </w:p>
         </w:tc>
@@ -12082,7 +12082,7 @@
                 <w:color w:val="1C3A36"/>
                 <w:sz w:val="14"/>
               </w:rPr>
-              <w:t>Misr Beni Suef Cement market capitalisation</w:t>
+              <w:t>Maintenance capital expenditure in US dollars per tonne of installed capacity. Cross-check against disclosure: FY2025 capex of EGP 796.471mn on 5.0Mt at an average USD/EGP of 49.26 is USD 3.23/t, and FY2024's EGP 912.015mn is USD 4.11/t — but both years carry the alternative-fuel and silo programmes, so the maintenance level is set at the middle of that band and held</w:t>
             </w:r>
           </w:p>
         </w:tc>
@@ -12135,7 +12135,7 @@
                 <w:color w:val="1C3A36"/>
                 <w:sz w:val="14"/>
               </w:rPr>
-              <w:t>peer_mbsc_pat</w:t>
+              <w:t>clk_price_ratio</w:t>
             </w:r>
           </w:p>
         </w:tc>
@@ -12152,7 +12152,7 @@
                 <w:color w:val="1C3A36"/>
                 <w:sz w:val="14"/>
               </w:rPr>
-              <w:t>3,946</w:t>
+              <w:t>0.65</w:t>
             </w:r>
           </w:p>
         </w:tc>
@@ -12186,7 +12186,7 @@
                 <w:color w:val="1C3A36"/>
                 <w:sz w:val="14"/>
               </w:rPr>
-              <w:t>Misr Beni Suef Cement FY2025 attributable profit</w:t>
+              <w:t>Export clinker price as a fraction of the export cement price. Clinker is the unground intermediate and trades at a discount; 0.65 sits in the middle of the range the trade press reports. This is the one splitting assumption the export leg needs, and the two export prices are DERIVED from it and the audited export revenue, not asserted</w:t>
             </w:r>
           </w:p>
         </w:tc>
@@ -12203,7 +12203,7 @@
                 <w:color w:val="1C3A36"/>
                 <w:sz w:val="14"/>
               </w:rPr>
-              <w:t>2026-03-01</w:t>
+              <w:t>2026-01-15</w:t>
             </w:r>
           </w:p>
         </w:tc>
@@ -12239,7 +12239,7 @@
                 <w:color w:val="1C3A36"/>
                 <w:sz w:val="14"/>
               </w:rPr>
-              <w:t>peer_mbsc_rev</w:t>
+              <w:t>egy_capacity_mt</w:t>
             </w:r>
           </w:p>
         </w:tc>
@@ -12256,7 +12256,7 @@
                 <w:color w:val="1C3A36"/>
                 <w:sz w:val="14"/>
               </w:rPr>
-              <w:t>5,700</w:t>
+              <w:t>76</w:t>
             </w:r>
           </w:p>
         </w:tc>
@@ -12290,7 +12290,7 @@
                 <w:color w:val="1C3A36"/>
                 <w:sz w:val="14"/>
               </w:rPr>
-              <w:t>Misr Beni Suef Cement FY2025 net sales</w:t>
+              <w:t>Egyptian nameplate cement capacity</w:t>
             </w:r>
           </w:p>
         </w:tc>
@@ -12307,7 +12307,7 @@
                 <w:color w:val="1C3A36"/>
                 <w:sz w:val="14"/>
               </w:rPr>
-              <w:t>2026-03-01</w:t>
+              <w:t>2025-10-01</w:t>
             </w:r>
           </w:p>
         </w:tc>
@@ -12343,7 +12343,7 @@
                 <w:color w:val="1C3A36"/>
                 <w:sz w:val="14"/>
               </w:rPr>
-              <w:t>peer_scem_mcap</w:t>
+              <w:t>egy_revival_mt</w:t>
             </w:r>
           </w:p>
         </w:tc>
@@ -12360,7 +12360,7 @@
                 <w:color w:val="1C3A36"/>
                 <w:sz w:val="14"/>
               </w:rPr>
-              <w:t>20,604.19</w:t>
+              <w:t>12.6</w:t>
             </w:r>
           </w:p>
         </w:tc>
@@ -12394,7 +12394,7 @@
                 <w:color w:val="1C3A36"/>
                 <w:sz w:val="14"/>
               </w:rPr>
-              <w:t>Sinai Cement market capitalisation at 06-Aug-2026</w:t>
+              <w:t>Dormant Egyptian capacity under revival from the second half of 2026</w:t>
             </w:r>
           </w:p>
         </w:tc>
@@ -12411,7 +12411,7 @@
                 <w:color w:val="1C3A36"/>
                 <w:sz w:val="14"/>
               </w:rPr>
-              <w:t>2026-08-06</w:t>
+              <w:t>2025-10-01</w:t>
             </w:r>
           </w:p>
         </w:tc>
@@ -12447,7 +12447,7 @@
                 <w:color w:val="1C3A36"/>
                 <w:sz w:val="14"/>
               </w:rPr>
-              <w:t>peer_scem_pat</w:t>
+              <w:t>peer_mbsc_mcap</w:t>
             </w:r>
           </w:p>
         </w:tc>
@@ -12464,7 +12464,7 @@
                 <w:color w:val="1C3A36"/>
                 <w:sz w:val="14"/>
               </w:rPr>
-              <w:t>2,290</w:t>
+              <w:t>13,730</w:t>
             </w:r>
           </w:p>
         </w:tc>
@@ -12498,7 +12498,7 @@
                 <w:color w:val="1C3A36"/>
                 <w:sz w:val="14"/>
               </w:rPr>
-              <w:t>Sinai Cement FY2025 profit after tax</w:t>
+              <w:t>Misr Beni Suef Cement market capitalisation</w:t>
             </w:r>
           </w:p>
         </w:tc>
@@ -12515,7 +12515,7 @@
                 <w:color w:val="1C3A36"/>
                 <w:sz w:val="14"/>
               </w:rPr>
-              <w:t>2026-03-10</w:t>
+              <w:t>2026-08-06</w:t>
             </w:r>
           </w:p>
         </w:tc>
@@ -12551,7 +12551,7 @@
                 <w:color w:val="1C3A36"/>
                 <w:sz w:val="14"/>
               </w:rPr>
-              <w:t>peer_scem_rev</w:t>
+              <w:t>peer_mbsc_pat</w:t>
             </w:r>
           </w:p>
         </w:tc>
@@ -12568,7 +12568,7 @@
                 <w:color w:val="1C3A36"/>
                 <w:sz w:val="14"/>
               </w:rPr>
-              <w:t>9,090</w:t>
+              <w:t>3,946</w:t>
             </w:r>
           </w:p>
         </w:tc>
@@ -12602,7 +12602,7 @@
                 <w:color w:val="1C3A36"/>
                 <w:sz w:val="14"/>
               </w:rPr>
-              <w:t>Sinai Cement FY2025 revenue</w:t>
+              <w:t>Misr Beni Suef Cement FY2025 attributable profit</w:t>
             </w:r>
           </w:p>
         </w:tc>
@@ -12619,7 +12619,7 @@
                 <w:color w:val="1C3A36"/>
                 <w:sz w:val="14"/>
               </w:rPr>
-              <w:t>2026-03-10</w:t>
+              <w:t>2026-03-01</w:t>
             </w:r>
           </w:p>
         </w:tc>
@@ -12655,7 +12655,7 @@
                 <w:color w:val="1C3A36"/>
                 <w:sz w:val="14"/>
               </w:rPr>
-              <w:t>price_exp_path</w:t>
+              <w:t>peer_mbsc_rev</w:t>
             </w:r>
           </w:p>
         </w:tc>
@@ -12672,7 +12672,7 @@
                 <w:color w:val="1C3A36"/>
                 <w:sz w:val="14"/>
               </w:rPr>
-              <w:t>1, 0.968, 0.944, 0.927, 0.911, 0.895</w:t>
+              <w:t>5,700</w:t>
             </w:r>
           </w:p>
         </w:tc>
@@ -12706,7 +12706,7 @@
                 <w:color w:val="1C3A36"/>
                 <w:sz w:val="14"/>
               </w:rPr>
-              <w:t>Export price index in US dollars on the FY2025 base, declining because the EU carbon border mechanism raises the landed cost of Egyptian cement in Europe; set shallower than a high-clinker peer would face because this producer's alternative-fuel and hydrogen programmes are funded and under construction</w:t>
+              <w:t>Misr Beni Suef Cement FY2025 net sales</w:t>
             </w:r>
           </w:p>
         </w:tc>
@@ -12723,7 +12723,7 @@
                 <w:color w:val="1C3A36"/>
                 <w:sz w:val="14"/>
               </w:rPr>
-              <w:t>2026-01-01</w:t>
+              <w:t>2026-03-01</w:t>
             </w:r>
           </w:p>
         </w:tc>
@@ -12759,7 +12759,7 @@
                 <w:color w:val="1C3A36"/>
                 <w:sz w:val="14"/>
               </w:rPr>
-              <w:t>price_local_path</w:t>
+              <w:t>peer_scem_mcap</w:t>
             </w:r>
           </w:p>
         </w:tc>
@@ -12776,7 +12776,7 @@
                 <w:color w:val="1C3A36"/>
                 <w:sz w:val="14"/>
               </w:rPr>
-              <w:t>1, 1.08, 1.177, 1.271, 1.36, 1.449</w:t>
+              <w:t>20,604.19</w:t>
             </w:r>
           </w:p>
         </w:tc>
@@ -12810,7 +12810,7 @@
                 <w:color w:val="1C3A36"/>
                 <w:sz w:val="14"/>
               </w:rPr>
-              <w:t>Local realised price index on the FY2025 base: growth of 8.0%, 9.0%, 8.0%, 7.0% and 6.5%, i.e. 3.5 points below assumed cost inflation in FY2026 and about 1 point below it thereafter. CALIBRATED TO THE AUDITED RECORD, not asserted. In both years the statements cover, price outran cost: FY2024 revenue +44.5% against total cash cost +41.8%, and FY2025 revenue +42.6% against cash cost +12.5%, which is why the audited gross margin went 21.2% -&gt; 23.9% -&gt; 40.6%. Q1-2026 then printed revenue +17.3% at a 42.9% gross margin against 40.6% for FY2025 — still WIDENING. Against that, the FY2026 step of 8.0% produces group revenue growth of about 10.7%, well below the 17.3% the first quarter actually ran, and the erosion thereafter is real but modest. Revision 2 assumed 3.0% in FY2026 against 11.5% cost inflation — a company unable to raise price even at the central bank's own 7% medium-term target — which manufactured the margin collapse rather than deriving it, and sat incoherently beside a utilisation path that RISES across the same window. The erosion that remains is the genuine one: the production quota abolished in May 2025 removed the mechanism supporting price into a structural surplus, and 12.6Mt of dormant national capacity is under revival from the second half of 2026</w:t>
+              <w:t>Sinai Cement market capitalisation at 06-Aug-2026</w:t>
             </w:r>
           </w:p>
         </w:tc>
@@ -12863,7 +12863,7 @@
                 <w:color w:val="1C3A36"/>
                 <w:sz w:val="14"/>
               </w:rPr>
-              <w:t>repl_usd_t</w:t>
+              <w:t>peer_scem_pat</w:t>
             </w:r>
           </w:p>
         </w:tc>
@@ -12880,7 +12880,7 @@
                 <w:color w:val="1C3A36"/>
                 <w:sz w:val="14"/>
               </w:rPr>
-              <w:t>130</w:t>
+              <w:t>2,290</w:t>
             </w:r>
           </w:p>
         </w:tc>
@@ -12914,7 +12914,7 @@
                 <w:color w:val="1C3A36"/>
                 <w:sz w:val="14"/>
               </w:rPr>
-              <w:t>Replacement cost per annual tonne of cement capacity, USD 120-150 band</w:t>
+              <w:t>Sinai Cement FY2025 profit after tax</w:t>
             </w:r>
           </w:p>
         </w:tc>
@@ -12931,7 +12931,7 @@
                 <w:color w:val="1C3A36"/>
                 <w:sz w:val="14"/>
               </w:rPr>
-              <w:t>2026-08-06</w:t>
+              <w:t>2026-03-10</w:t>
             </w:r>
           </w:p>
         </w:tc>
@@ -12967,7 +12967,7 @@
                 <w:color w:val="1C3A36"/>
                 <w:sz w:val="14"/>
               </w:rPr>
-              <w:t>cost_infl</w:t>
+              <w:t>peer_scem_rev</w:t>
             </w:r>
           </w:p>
         </w:tc>
@@ -12984,7 +12984,7 @@
                 <w:color w:val="1C3A36"/>
                 <w:sz w:val="14"/>
               </w:rPr>
-              <w:t>1, 1.115, 1.226, 1.336, 1.443, 1.544</w:t>
+              <w:t>9,090</w:t>
             </w:r>
           </w:p>
         </w:tc>
@@ -13001,7 +13001,7 @@
                 <w:color w:val="1C3A36"/>
                 <w:sz w:val="14"/>
               </w:rPr>
-              <w:t>Country</w:t>
+              <w:t>Industry</w:t>
             </w:r>
           </w:p>
         </w:tc>
@@ -13018,7 +13018,7 @@
                 <w:color w:val="1C3A36"/>
                 <w:sz w:val="14"/>
               </w:rPr>
-              <w:t>Cumulative local cost-inflation index from the FY2025 base. Steps of 11.5%, 10.0%, 9.0%, 8.0% and 7.0% track the disinflation path the central bank's own reporting describes, converging on its 7% medium-term target. This is an INPUT-PRICE path and is deliberately left at headline inflation even though the company's own audited cash cost grew only 12.5% in FY2025 on volume that rose — i.e. its realised unit cost inflation ran below the national rate. Crediting that outperformance here would double-count it, because the company-specific efficiency is carried separately and explicitly in af_saving, which is anchored to a funded, under-construction asset rather than to a trend</w:t>
+              <w:t>Sinai Cement FY2025 revenue</w:t>
             </w:r>
           </w:p>
         </w:tc>
@@ -13035,7 +13035,7 @@
                 <w:color w:val="1C3A36"/>
                 <w:sz w:val="14"/>
               </w:rPr>
-              <w:t>2026-07-10</w:t>
+              <w:t>2026-03-10</w:t>
             </w:r>
           </w:p>
         </w:tc>
@@ -13071,7 +13071,7 @@
                 <w:color w:val="1C3A36"/>
                 <w:sz w:val="14"/>
               </w:rPr>
-              <w:t>egy_gdp_egp_bn</w:t>
+              <w:t>price_exp_path</w:t>
             </w:r>
           </w:p>
         </w:tc>
@@ -13088,7 +13088,7 @@
                 <w:color w:val="1C3A36"/>
                 <w:sz w:val="14"/>
               </w:rPr>
-              <w:t>18,000</w:t>
+              <w:t>1, 0.968, 0.944, 0.927, 0.911, 0.895</w:t>
             </w:r>
           </w:p>
         </w:tc>
@@ -13105,7 +13105,7 @@
                 <w:color w:val="1C3A36"/>
                 <w:sz w:val="14"/>
               </w:rPr>
-              <w:t>Country</w:t>
+              <w:t>Industry</w:t>
             </w:r>
           </w:p>
         </w:tc>
@@ -13122,7 +13122,7 @@
                 <w:color w:val="1C3A36"/>
                 <w:sz w:val="14"/>
               </w:rPr>
-              <w:t>Egyptian nominal gross domestic product, order of magnitude, used only for the terminal-growth crossover arithmetic</w:t>
+              <w:t>Export price index in US dollars on the FY2025 base, declining because the EU carbon border mechanism raises the landed cost of Egyptian cement in Europe; set shallower than a high-clinker peer would face because this producer's alternative-fuel and hydrogen programmes are funded and under construction</w:t>
             </w:r>
           </w:p>
         </w:tc>
@@ -13175,7 +13175,7 @@
                 <w:color w:val="1C3A36"/>
                 <w:sz w:val="14"/>
               </w:rPr>
-              <w:t>egy_gdp_growth</w:t>
+              <w:t>repl_usd_t</w:t>
             </w:r>
           </w:p>
         </w:tc>
@@ -13192,7 +13192,7 @@
                 <w:color w:val="1C3A36"/>
                 <w:sz w:val="14"/>
               </w:rPr>
-              <w:t>0.18</w:t>
+              <w:t>130</w:t>
             </w:r>
           </w:p>
         </w:tc>
@@ -13209,7 +13209,7 @@
                 <w:color w:val="1C3A36"/>
                 <w:sz w:val="14"/>
               </w:rPr>
-              <w:t>Country</w:t>
+              <w:t>Industry</w:t>
             </w:r>
           </w:p>
         </w:tc>
@@ -13226,7 +13226,7 @@
                 <w:color w:val="1C3A36"/>
                 <w:sz w:val="14"/>
               </w:rPr>
-              <w:t>Egyptian nominal GDP growth, same arithmetic</w:t>
+              <w:t>Replacement cost per annual tonne of cement capacity, USD 120-150 band</w:t>
             </w:r>
           </w:p>
         </w:tc>
@@ -13243,7 +13243,7 @@
                 <w:color w:val="1C3A36"/>
                 <w:sz w:val="14"/>
               </w:rPr>
-              <w:t>2026-01-01</w:t>
+              <w:t>2026-08-06</w:t>
             </w:r>
           </w:p>
         </w:tc>
@@ -13279,7 +13279,7 @@
                 <w:color w:val="1C3A36"/>
                 <w:sz w:val="14"/>
               </w:rPr>
-              <w:t>erp_cds</w:t>
+              <w:t>cost_infl</w:t>
             </w:r>
           </w:p>
         </w:tc>
@@ -13296,7 +13296,7 @@
                 <w:color w:val="1C3A36"/>
                 <w:sz w:val="14"/>
               </w:rPr>
-              <w:t>0.0941</w:t>
+              <w:t>1, 1.115, 1.226, 1.336, 1.443, 1.544</w:t>
             </w:r>
           </w:p>
         </w:tc>
@@ -13330,7 +13330,7 @@
                 <w:color w:val="1C3A36"/>
                 <w:sz w:val="14"/>
               </w:rPr>
-              <w:t>Egypt equity risk premium, CDS-based, Damodaran January-2026</w:t>
+              <w:t>Cumulative local cost-inflation index from the FY2025 base. Steps of 11.5%, 10.0%, 9.0%, 8.0% and 7.0% track the disinflation path the central bank's own reporting describes, converging on its 7% medium-term target. This is an INPUT-PRICE path and is deliberately left at headline inflation even though the company's own audited cash cost grew only 12.5% in FY2025 on volume that rose — i.e. its realised unit cost inflation ran below the national rate. Crediting that outperformance here would double-count it, because the company-specific efficiency is carried separately and explicitly in af_saving, which is anchored to a funded, under-construction asset rather than to a trend</w:t>
             </w:r>
           </w:p>
         </w:tc>
@@ -13347,7 +13347,7 @@
                 <w:color w:val="1C3A36"/>
                 <w:sz w:val="14"/>
               </w:rPr>
-              <w:t>2026-01-05</w:t>
+              <w:t>2026-07-10</w:t>
             </w:r>
           </w:p>
         </w:tc>
@@ -13383,7 +13383,7 @@
                 <w:color w:val="1C3A36"/>
                 <w:sz w:val="14"/>
               </w:rPr>
-              <w:t>euribor</w:t>
+              <w:t>egy_gdp_egp_bn</w:t>
             </w:r>
           </w:p>
         </w:tc>
@@ -13400,7 +13400,7 @@
                 <w:color w:val="1C3A36"/>
                 <w:sz w:val="14"/>
               </w:rPr>
-              <w:t>0.0249</w:t>
+              <w:t>18,000</w:t>
             </w:r>
           </w:p>
         </w:tc>
@@ -13434,7 +13434,7 @@
                 <w:color w:val="1C3A36"/>
                 <w:sz w:val="14"/>
               </w:rPr>
-              <w:t>Three-month Euribor, the reference rate on the EBRD facility. Revision 3 carried 2.10%, which sits BELOW the ECB deposit facility rate of 2.25% and is therefore impossible as a term rate. It also applied one reference to both a 3-month and a 6-month facility; 6-month Euribor is nearer 2.72%, and the difference is carried as a known simplification</w:t>
+              <w:t>Egyptian nominal gross domestic product, order of magnitude, used only for the terminal-growth crossover arithmetic</w:t>
             </w:r>
           </w:p>
         </w:tc>
@@ -13451,7 +13451,7 @@
                 <w:color w:val="1C3A36"/>
                 <w:sz w:val="14"/>
               </w:rPr>
-              <w:t>2026-08-06</w:t>
+              <w:t>2026-01-01</w:t>
             </w:r>
           </w:p>
         </w:tc>
@@ -13487,7 +13487,7 @@
                 <w:color w:val="1C3A36"/>
                 <w:sz w:val="14"/>
               </w:rPr>
-              <w:t>fx</w:t>
+              <w:t>egy_gdp_growth</w:t>
             </w:r>
           </w:p>
         </w:tc>
@@ -13504,7 +13504,7 @@
                 <w:color w:val="1C3A36"/>
                 <w:sz w:val="14"/>
               </w:rPr>
-              <w:t>50.3</w:t>
+              <w:t>0.18</w:t>
             </w:r>
           </w:p>
         </w:tc>
@@ -13538,7 +13538,7 @@
                 <w:color w:val="1C3A36"/>
                 <w:sz w:val="14"/>
               </w:rPr>
-              <w:t>USD/EGP at the valuation date</w:t>
+              <w:t>Egyptian nominal GDP growth, same arithmetic</w:t>
             </w:r>
           </w:p>
         </w:tc>
@@ -13555,7 +13555,7 @@
                 <w:color w:val="1C3A36"/>
                 <w:sz w:val="14"/>
               </w:rPr>
-              <w:t>2026-08-06</w:t>
+              <w:t>2026-01-01</w:t>
             </w:r>
           </w:p>
         </w:tc>
@@ -13591,7 +13591,7 @@
                 <w:color w:val="1C3A36"/>
                 <w:sz w:val="14"/>
               </w:rPr>
-              <w:t>rf</w:t>
+              <w:t>erp_cds</w:t>
             </w:r>
           </w:p>
         </w:tc>
@@ -13608,7 +13608,7 @@
                 <w:color w:val="1C3A36"/>
                 <w:sz w:val="14"/>
               </w:rPr>
-              <w:t>0.2295</w:t>
+              <w:t>0.0941</w:t>
             </w:r>
           </w:p>
         </w:tc>
@@ -13642,7 +13642,7 @@
                 <w:color w:val="1C3A36"/>
                 <w:sz w:val="14"/>
               </w:rPr>
-              <w:t>Egypt 10-year local-currency government bond yield. Revision 3 carried 22.31% dated 21 July; three independent reviewers put the 10-year at 22.88-22.98% on 3-5 August, and the curve is inverted above it (1-year near 25.6%). 22.95% is the midpoint of the three, at the valuation date rather than sixteen days before it</w:t>
+              <w:t>Egypt equity risk premium, CDS-based, Damodaran January-2026</w:t>
             </w:r>
           </w:p>
         </w:tc>
@@ -13659,7 +13659,7 @@
                 <w:color w:val="1C3A36"/>
                 <w:sz w:val="14"/>
               </w:rPr>
-              <w:t>2026-08-05</w:t>
+              <w:t>2026-01-05</w:t>
             </w:r>
           </w:p>
         </w:tc>
@@ -13695,7 +13695,7 @@
                 <w:color w:val="1C3A36"/>
                 <w:sz w:val="14"/>
               </w:rPr>
-              <w:t>sov_spread_cds</w:t>
+              <w:t>euribor</w:t>
             </w:r>
           </w:p>
         </w:tc>
@@ -13712,7 +13712,7 @@
                 <w:color w:val="1C3A36"/>
                 <w:sz w:val="14"/>
               </w:rPr>
-              <w:t>0.034</w:t>
+              <w:t>0.0249</w:t>
             </w:r>
           </w:p>
         </w:tc>
@@ -13746,7 +13746,7 @@
                 <w:color w:val="1C3A36"/>
                 <w:sz w:val="14"/>
               </w:rPr>
-              <w:t>Egypt CDS-implied sovereign default spread, Damodaran January-2026 country risk file, CDS column. NETTED OUT of the local risk-free rate so sovereign default risk is charged once, not twice</w:t>
+              <w:t>Three-month Euribor, the reference rate on the EBRD facility. Revision 3 carried 2.10%, which sits BELOW the ECB deposit facility rate of 2.25% and is therefore impossible as a term rate. It also applied one reference to both a 3-month and a 6-month facility; 6-month Euribor is nearer 2.72%, and the difference is carried as a known simplification</w:t>
             </w:r>
           </w:p>
         </w:tc>
@@ -13763,7 +13763,7 @@
                 <w:color w:val="1C3A36"/>
                 <w:sz w:val="14"/>
               </w:rPr>
-              <w:t>2026-01-05</w:t>
+              <w:t>2026-08-06</w:t>
             </w:r>
           </w:p>
         </w:tc>
@@ -13799,7 +13799,7 @@
                 <w:color w:val="1C3A36"/>
                 <w:sz w:val="14"/>
               </w:rPr>
-              <w:t>tax_stat</w:t>
+              <w:t>fx</w:t>
             </w:r>
           </w:p>
         </w:tc>
@@ -13816,7 +13816,7 @@
                 <w:color w:val="1C3A36"/>
                 <w:sz w:val="14"/>
               </w:rPr>
-              <w:t>0.225</w:t>
+              <w:t>50.3</w:t>
             </w:r>
           </w:p>
         </w:tc>
@@ -13850,7 +13850,7 @@
                 <w:color w:val="1C3A36"/>
                 <w:sz w:val="14"/>
               </w:rPr>
-              <w:t>Egypt statutory corporate income tax rate</w:t>
+              <w:t>USD/EGP at the valuation date</w:t>
             </w:r>
           </w:p>
         </w:tc>
@@ -13867,7 +13867,7 @@
                 <w:color w:val="1C3A36"/>
                 <w:sz w:val="14"/>
               </w:rPr>
-              <w:t>2026-01-01</w:t>
+              <w:t>2026-08-06</w:t>
             </w:r>
           </w:p>
         </w:tc>
@@ -13903,7 +13903,7 @@
                 <w:color w:val="1C3A36"/>
                 <w:sz w:val="14"/>
               </w:rPr>
-              <w:t>af_saving</w:t>
+              <w:t>rf</w:t>
             </w:r>
           </w:p>
         </w:tc>
@@ -13920,7 +13920,7 @@
                 <w:color w:val="1C3A36"/>
                 <w:sz w:val="14"/>
               </w:rPr>
-              <w:t>0, 0.015, 0.03, 0.04, 0.048, 0.055</w:t>
+              <w:t>0.2295</w:t>
             </w:r>
           </w:p>
         </w:tc>
@@ -13937,7 +13937,7 @@
                 <w:color w:val="1C3A36"/>
                 <w:sz w:val="14"/>
               </w:rPr>
-              <w:t>House</w:t>
+              <w:t>Country</w:t>
             </w:r>
           </w:p>
         </w:tc>
@@ -13954,7 +13954,7 @@
                 <w:color w:val="1C3A36"/>
                 <w:sz w:val="14"/>
               </w:rPr>
-              <w:t>Cumulative saving on the materials-and-fuel line from the alternative-fuel and hydrogen programmes, relative to the FY2025 cost base. Not an assumption about intent: EGP 240.235mn of alternative-fuel capacity for kiln 2 sits in assets under construction at the year end and a EUR 25mn EBRD facility is drawn against it</w:t>
+              <w:t>Egypt 10-year local-currency government bond yield. Revision 3 carried 22.31% dated 21 July; three independent reviewers put the 10-year at 22.88-22.98% on 3-5 August, and the curve is inverted above it (1-year near 25.6%). 22.95% is the midpoint of the three, at the valuation date rather than sixteen days before it</w:t>
             </w:r>
           </w:p>
         </w:tc>
@@ -13971,7 +13971,7 @@
                 <w:color w:val="1C3A36"/>
                 <w:sz w:val="14"/>
               </w:rPr>
-              <w:t>2025-12-31</w:t>
+              <w:t>2026-08-05</w:t>
             </w:r>
           </w:p>
         </w:tc>
@@ -14007,7 +14007,7 @@
                 <w:color w:val="1C3A36"/>
                 <w:sz w:val="14"/>
               </w:rPr>
-              <w:t>cash_yield</w:t>
+              <w:t>sov_spread_cds</w:t>
             </w:r>
           </w:p>
         </w:tc>
@@ -14024,7 +14024,7 @@
                 <w:color w:val="1C3A36"/>
                 <w:sz w:val="14"/>
               </w:rPr>
-              <w:t>0.15, 0.13, 0.12, 0.112, 0.108</w:t>
+              <w:t>0.034</w:t>
             </w:r>
           </w:p>
         </w:tc>
@@ -14041,7 +14041,7 @@
                 <w:color w:val="1C3A36"/>
                 <w:sz w:val="14"/>
               </w:rPr>
-              <w:t>House</w:t>
+              <w:t>Country</w:t>
             </w:r>
           </w:p>
         </w:tc>
@@ -14058,7 +14058,7 @@
                 <w:color w:val="1C3A36"/>
                 <w:sz w:val="14"/>
               </w:rPr>
-              <w:t>Yield earned on the cash balance across the forecast. The FY2025 outturn was 8.8% on the average balance — much of the cash sits in foreign-currency current accounts rather than pound deposits — and the path is set above it as the balance is redeployed, then easing</w:t>
+              <w:t>Egypt CDS-implied sovereign default spread, Damodaran January-2026 country risk file, CDS column. NETTED OUT of the local risk-free rate so sovereign default risk is charged once, not twice</w:t>
             </w:r>
           </w:p>
         </w:tc>
@@ -14075,7 +14075,7 @@
                 <w:color w:val="1C3A36"/>
                 <w:sz w:val="14"/>
               </w:rPr>
-              <w:t>2026-08-06</w:t>
+              <w:t>2026-01-05</w:t>
             </w:r>
           </w:p>
         </w:tc>
@@ -14111,7 +14111,7 @@
                 <w:color w:val="1C3A36"/>
                 <w:sz w:val="14"/>
               </w:rPr>
-              <w:t>clk_export_share</w:t>
+              <w:t>tax_stat</w:t>
             </w:r>
           </w:p>
         </w:tc>
@@ -14128,7 +14128,7 @@
                 <w:color w:val="1C3A36"/>
                 <w:sz w:val="14"/>
               </w:rPr>
-              <w:t>0.3377, 0.33, 0.32, 0.31, 0.305, 0.3</w:t>
+              <w:t>0.225</w:t>
             </w:r>
           </w:p>
         </w:tc>
@@ -14145,7 +14145,7 @@
                 <w:color w:val="1C3A36"/>
                 <w:sz w:val="14"/>
               </w:rPr>
-              <w:t>House</w:t>
+              <w:t>Country</w:t>
             </w:r>
           </w:p>
         </w:tc>
@@ -14162,7 +14162,7 @@
                 <w:color w:val="1C3A36"/>
                 <w:sz w:val="14"/>
               </w:rPr>
-              <w:t>Share of clinker production sold AS CLINKER rather than ground into cement. This is the central operating lever and revision 3 could not see it at all: clinker exports and domestic cement compete for the same kiln, and a tonne of clinker sells for a fraction of the tonne of cement it could have become. The path retains clinker as domestic demand absorbs it</w:t>
+              <w:t>Egypt statutory corporate income tax rate</w:t>
             </w:r>
           </w:p>
         </w:tc>
@@ -14179,7 +14179,7 @@
                 <w:color w:val="1C3A36"/>
                 <w:sz w:val="14"/>
               </w:rPr>
-              <w:t>2026-08-06</w:t>
+              <w:t>2026-01-01</w:t>
             </w:r>
           </w:p>
         </w:tc>
@@ -14215,7 +14215,7 @@
                 <w:color w:val="1C3A36"/>
                 <w:sz w:val="14"/>
               </w:rPr>
-              <w:t>dna_pct</w:t>
+              <w:t>af_saving</w:t>
             </w:r>
           </w:p>
         </w:tc>
@@ -14232,7 +14232,7 @@
                 <w:color w:val="1C3A36"/>
                 <w:sz w:val="14"/>
               </w:rPr>
-              <w:t>0.025, 0.027, 0.029, 0.031, 0.033</w:t>
+              <w:t>0, 0.015, 0.03, 0.04, 0.048, 0.055</w:t>
             </w:r>
           </w:p>
         </w:tc>
@@ -14266,7 +14266,7 @@
                 <w:color w:val="1C3A36"/>
                 <w:sz w:val="14"/>
               </w:rPr>
-              <w:t>Depreciation as a share of revenue across the forecast, rising because capital spent from here is incurred at today's replacement cost and adds a larger depreciable base per tonne than the legacy book carries. FY2025 actual is 2.33%</w:t>
+              <w:t>Cumulative saving on the materials-and-fuel line from the alternative-fuel and hydrogen programmes, relative to the FY2025 cost base. Not an assumption about intent: EGP 240.235mn of alternative-fuel capacity for kiln 2 sits in assets under construction at the year end and a EUR 25mn EBRD facility is drawn against it</w:t>
             </w:r>
           </w:p>
         </w:tc>
@@ -14283,7 +14283,7 @@
                 <w:color w:val="1C3A36"/>
                 <w:sz w:val="14"/>
               </w:rPr>
-              <w:t>2026-08-06</w:t>
+              <w:t>2025-12-31</w:t>
             </w:r>
           </w:p>
         </w:tc>
@@ -14319,7 +14319,7 @@
                 <w:color w:val="1C3A36"/>
                 <w:sz w:val="14"/>
               </w:rPr>
-              <w:t>egp_dep_vs_eur</w:t>
+              <w:t>cash_yield</w:t>
             </w:r>
           </w:p>
         </w:tc>
@@ -14336,7 +14336,7 @@
                 <w:color w:val="1C3A36"/>
                 <w:sz w:val="14"/>
               </w:rPr>
-              <w:t>0.06</w:t>
+              <w:t>0.15, 0.13, 0.12, 0.112, 0.108</w:t>
             </w:r>
           </w:p>
         </w:tc>
@@ -14370,7 +14370,7 @@
                 <w:color w:val="1C3A36"/>
                 <w:sz w:val="14"/>
               </w:rPr>
-              <w:t>Expected annual depreciation of the pound against the euro, used ONLY to compute the local-currency-equivalent cost of debt alternative under uncovered interest parity</w:t>
+              <w:t>Yield earned on the cash balance across the forecast. The FY2025 outturn was 8.8% on the average balance — much of the cash sits in foreign-currency current accounts rather than pound deposits — and the path is set above it as the balance is redeployed, then easing</w:t>
             </w:r>
           </w:p>
         </w:tc>
@@ -14423,7 +14423,7 @@
                 <w:color w:val="1C3A36"/>
                 <w:sz w:val="14"/>
               </w:rPr>
-              <w:t>erp_term</w:t>
+              <w:t>dna_pct</w:t>
             </w:r>
           </w:p>
         </w:tc>
@@ -14440,7 +14440,7 @@
                 <w:color w:val="1C3A36"/>
                 <w:sz w:val="14"/>
               </w:rPr>
-              <w:t>0.07</w:t>
+              <w:t>0.025, 0.027, 0.029, 0.031, 0.033</w:t>
             </w:r>
           </w:p>
         </w:tc>
@@ -14474,7 +14474,7 @@
                 <w:color w:val="1C3A36"/>
                 <w:sz w:val="14"/>
               </w:rPr>
-              <w:t>Terminal equity risk premium, normalised below the currently elevated level</w:t>
+              <w:t>Depreciation as a share of revenue across the forecast, rising because capital spent from here is incurred at today's replacement cost and adds a larger depreciable base per tonne than the legacy book carries. FY2025 actual is 2.33%</w:t>
             </w:r>
           </w:p>
         </w:tc>
@@ -14527,7 +14527,7 @@
                 <w:color w:val="1C3A36"/>
                 <w:sz w:val="14"/>
               </w:rPr>
-              <w:t>ev_ebitda_just</w:t>
+              <w:t>egp_dep_vs_eur</w:t>
             </w:r>
           </w:p>
         </w:tc>
@@ -14544,7 +14544,7 @@
                 <w:color w:val="1C3A36"/>
                 <w:sz w:val="14"/>
               </w:rPr>
-              <w:t>4.5</w:t>
+              <w:t>0.06</w:t>
             </w:r>
           </w:p>
         </w:tc>
@@ -14578,7 +14578,7 @@
                 <w:color w:val="1C3A36"/>
                 <w:sz w:val="14"/>
               </w:rPr>
-              <w:t>Justified enterprise value to EBITDA on normalised earnings, disclosed as weakly anchored against a thin Egyptian peer set</w:t>
+              <w:t>Expected annual depreciation of the pound against the euro, used ONLY to compute the local-currency-equivalent cost of debt alternative under uncovered interest parity</w:t>
             </w:r>
           </w:p>
         </w:tc>
@@ -14631,7 +14631,7 @@
                 <w:color w:val="1C3A36"/>
                 <w:sz w:val="14"/>
               </w:rPr>
-              <w:t>ev_t_just</w:t>
+              <w:t>erp_term</w:t>
             </w:r>
           </w:p>
         </w:tc>
@@ -14648,7 +14648,7 @@
                 <w:color w:val="1C3A36"/>
                 <w:sz w:val="14"/>
               </w:rPr>
-              <w:t>95</w:t>
+              <w:t>0.07</w:t>
             </w:r>
           </w:p>
         </w:tc>
@@ -14682,7 +14682,7 @@
                 <w:color w:val="1C3A36"/>
                 <w:sz w:val="14"/>
               </w:rPr>
-              <w:t>Justified enterprise value per annual tonne of capacity, set well below replacement cost because a market carrying 76Mt against 54Mt of consumption does not pay replacement cost</w:t>
+              <w:t>Terminal equity risk premium, normalised below the currently elevated level</w:t>
             </w:r>
           </w:p>
         </w:tc>
@@ -14735,7 +14735,7 @@
                 <w:color w:val="1C3A36"/>
                 <w:sz w:val="14"/>
               </w:rPr>
-              <w:t>fx_path</w:t>
+              <w:t>ev_ebitda_just</w:t>
             </w:r>
           </w:p>
         </w:tc>
@@ -14752,7 +14752,7 @@
                 <w:color w:val="1C3A36"/>
                 <w:sz w:val="14"/>
               </w:rPr>
-              <w:t>49.26, 50.6, 53.1, 55.8, 58.6, 61.5</w:t>
+              <w:t>4.5</w:t>
             </w:r>
           </w:p>
         </w:tc>
@@ -14786,7 +14786,7 @@
                 <w:color w:val="1C3A36"/>
                 <w:sz w:val="14"/>
               </w:rPr>
-              <w:t>USD/EGP path, FY2025 actual average then FY2026E-FY2030E</w:t>
+              <w:t>Justified enterprise value to EBITDA on normalised earnings, disclosed as weakly anchored against a thin Egyptian peer set</w:t>
             </w:r>
           </w:p>
         </w:tc>
@@ -14839,7 +14839,7 @@
                 <w:color w:val="1C3A36"/>
                 <w:sz w:val="14"/>
               </w:rPr>
-              <w:t>g_term</w:t>
+              <w:t>ev_t_just</w:t>
             </w:r>
           </w:p>
         </w:tc>
@@ -14856,7 +14856,7 @@
                 <w:color w:val="1C3A36"/>
                 <w:sz w:val="14"/>
               </w:rPr>
-              <w:t>0.05</w:t>
+              <w:t>95</w:t>
             </w:r>
           </w:p>
         </w:tc>
@@ -14890,7 +14890,7 @@
                 <w:color w:val="1C3A36"/>
                 <w:sz w:val="14"/>
               </w:rPr>
-              <w:t>Terminal growth, the house default for an established emerging-market industrial against a terminal risk-free rate that already embeds disinflation — approximately zero in real terms</w:t>
+              <w:t>Justified enterprise value per annual tonne of capacity, set well below replacement cost because a market carrying 76Mt against 54Mt of consumption does not pay replacement cost</w:t>
             </w:r>
           </w:p>
         </w:tc>
@@ -14943,7 +14943,7 @@
                 <w:color w:val="1C3A36"/>
                 <w:sz w:val="14"/>
               </w:rPr>
-              <w:t>kd_path</w:t>
+              <w:t>fx_path</w:t>
             </w:r>
           </w:p>
         </w:tc>
@@ -14960,7 +14960,7 @@
                 <w:color w:val="1C3A36"/>
                 <w:sz w:val="14"/>
               </w:rPr>
-              <w:t>0.206, 0.181, 0.161, 0.149, 0.14</w:t>
+              <w:t>49.26, 50.6, 53.1, 55.8, 58.6, 61.5</w:t>
             </w:r>
           </w:p>
         </w:tc>
@@ -14994,7 +14994,7 @@
                 <w:color w:val="1C3A36"/>
                 <w:sz w:val="14"/>
               </w:rPr>
-              <w:t>EGP marginal borrowing-rate path. The discount-rate glide inherits its SHAPE from this rather than from a second judgement. The company's own book is now 91% euro-denominated and will not glide with the Egyptian easing calendar, but the discount rate is a POUND rate applied to pound cash flows, so the pound path is the right shape anchor and the euro book sets the LEVEL of the cost of debt, not its slope</w:t>
+              <w:t>USD/EGP path, FY2025 actual average then FY2026E-FY2030E</w:t>
             </w:r>
           </w:p>
         </w:tc>
@@ -15047,7 +15047,7 @@
                 <w:color w:val="1C3A36"/>
                 <w:sz w:val="14"/>
               </w:rPr>
-              <w:t>kd_term</w:t>
+              <w:t>g_term</w:t>
             </w:r>
           </w:p>
         </w:tc>
@@ -15064,7 +15064,7 @@
                 <w:color w:val="1C3A36"/>
                 <w:sz w:val="14"/>
               </w:rPr>
-              <w:t>0.135</w:t>
+              <w:t>0.05</w:t>
             </w:r>
           </w:p>
         </w:tc>
@@ -15098,7 +15098,7 @@
                 <w:color w:val="1C3A36"/>
                 <w:sz w:val="14"/>
               </w:rPr>
-              <w:t>Terminal cost of debt = the terminal risk-free rate plus a 300bp corporate credit spread. Revision 3 carried 10.00% against a terminal risk-free rate of 12.50% — a corporate borrower funding 250bp BELOW its own sovereign in the same currency, printed one row above it in the same table. It is now built from the risk-free rate rather than asserted beside it, so the impossibility cannot recur</w:t>
+              <w:t>Terminal growth, the house default for an established emerging-market industrial against a terminal risk-free rate that already embeds disinflation — approximately zero in real terms</w:t>
             </w:r>
           </w:p>
         </w:tc>
@@ -15151,7 +15151,7 @@
                 <w:color w:val="1C3A36"/>
                 <w:sz w:val="14"/>
               </w:rPr>
-              <w:t>kiln_util</w:t>
+              <w:t>kd_path</w:t>
             </w:r>
           </w:p>
         </w:tc>
@@ -15168,7 +15168,7 @@
                 <w:color w:val="1C3A36"/>
                 <w:sz w:val="14"/>
               </w:rPr>
-              <w:t>0.917, 0.92, 0.925, 0.93, 0.933, 0.935</w:t>
+              <w:t>0.206, 0.181, 0.161, 0.149, 0.14</w:t>
             </w:r>
           </w:p>
         </w:tc>
@@ -15202,7 +15202,7 @@
                 <w:color w:val="1C3A36"/>
                 <w:sz w:val="14"/>
               </w:rPr>
-              <w:t>Clinker-kiln utilisation, FY2025A then FY2026E-FY2030E. This is now the primary volume driver: revision 3 drove volume off an ASSUMED cement price, which made the plant a residual of a guess. FY2025 is the ratio implied by the physical disclosure. The path rises modestly because the kiln is already the binding asset; it cannot rise much</w:t>
+              <w:t>EGP marginal borrowing-rate path. The discount-rate glide inherits its SHAPE from this rather than from a second judgement. The company's own book is now 91% euro-denominated and will not glide with the Egyptian easing calendar, but the discount rate is a POUND rate applied to pound cash flows, so the pound path is the right shape anchor and the euro book sets the LEVEL of the cost of debt, not its slope</w:t>
             </w:r>
           </w:p>
         </w:tc>
@@ -15255,7 +15255,7 @@
                 <w:color w:val="1C3A36"/>
                 <w:sz w:val="14"/>
               </w:rPr>
-              <w:t>norm_mgn</w:t>
+              <w:t>kd_term</w:t>
             </w:r>
           </w:p>
         </w:tc>
@@ -15272,7 +15272,7 @@
                 <w:color w:val="1C3A36"/>
                 <w:sz w:val="14"/>
               </w:rPr>
-              <w:t>0.312</w:t>
+              <w:t>0.135</w:t>
             </w:r>
           </w:p>
         </w:tc>
@@ -15306,7 +15306,7 @@
                 <w:color w:val="1C3A36"/>
                 <w:sz w:val="14"/>
               </w:rPr>
-              <w:t>Mid-cycle EBITDA margin: the midpoint of the AUDITED FY2024 outturn of 23.15% and the AUDITED FY2025 peak of 39.25%</w:t>
+              <w:t>Terminal cost of debt = the terminal risk-free rate plus a 300bp corporate credit spread. Revision 3 carried 10.00% against a terminal risk-free rate of 12.50% — a corporate borrower funding 250bp BELOW its own sovereign in the same currency, printed one row above it in the same table. It is now built from the risk-free rate rather than asserted beside it, so the impossibility cannot recur</w:t>
             </w:r>
           </w:p>
         </w:tc>
@@ -15359,7 +15359,7 @@
                 <w:color w:val="1C3A36"/>
                 <w:sz w:val="14"/>
               </w:rPr>
-              <w:t>norm_rev_haircut</w:t>
+              <w:t>norm_mgn</w:t>
             </w:r>
           </w:p>
         </w:tc>
@@ -15376,7 +15376,7 @@
                 <w:color w:val="1C3A36"/>
                 <w:sz w:val="14"/>
               </w:rPr>
-              <w:t>0.94</w:t>
+              <w:t>0.312</w:t>
             </w:r>
           </w:p>
         </w:tc>
@@ -15410,7 +15410,7 @@
                 <w:color w:val="1C3A36"/>
                 <w:sz w:val="14"/>
               </w:rPr>
-              <w:t>Haircut to the FY2025 revenue base for the normalised lens</w:t>
+              <w:t>Mid-cycle EBITDA margin: the midpoint of the AUDITED FY2024 outturn of 23.15% and the AUDITED FY2025 peak of 39.25%</w:t>
             </w:r>
           </w:p>
         </w:tc>
@@ -15463,7 +15463,7 @@
                 <w:color w:val="1C3A36"/>
                 <w:sz w:val="14"/>
               </w:rPr>
-              <w:t>payout</w:t>
+              <w:t>norm_rev_haircut</w:t>
             </w:r>
           </w:p>
         </w:tc>
@@ -15480,7 +15480,7 @@
                 <w:color w:val="1C3A36"/>
                 <w:sz w:val="14"/>
               </w:rPr>
-              <w:t>0.556</w:t>
+              <w:t>0.94</w:t>
             </w:r>
           </w:p>
         </w:tc>
@@ -15514,7 +15514,7 @@
                 <w:color w:val="1C3A36"/>
                 <w:sz w:val="14"/>
               </w:rPr>
-              <w:t>Dividend payout ratio from FY2026E, held at the FY2025 outturn: EGP 2,001.792mn declared on EGP 3,599.586mn of attributable profit</w:t>
+              <w:t>Haircut to the FY2025 revenue base for the normalised lens</w:t>
             </w:r>
           </w:p>
         </w:tc>
@@ -15567,7 +15567,7 @@
                 <w:color w:val="1C3A36"/>
                 <w:sz w:val="14"/>
               </w:rPr>
-              <w:t>pe_just</w:t>
+              <w:t>payout</w:t>
             </w:r>
           </w:p>
         </w:tc>
@@ -15584,7 +15584,7 @@
                 <w:color w:val="1C3A36"/>
                 <w:sz w:val="14"/>
               </w:rPr>
-              <w:t>7</w:t>
+              <w:t>0.556</w:t>
             </w:r>
           </w:p>
         </w:tc>
@@ -15618,7 +15618,7 @@
                 <w:color w:val="1C3A36"/>
                 <w:sz w:val="14"/>
               </w:rPr>
-              <w:t>Justified price to earnings on normalised operating earnings, cash excluded and added back at face</w:t>
+              <w:t>Dividend payout ratio from FY2026E, held at the FY2025 outturn: EGP 2,001.792mn declared on EGP 3,599.586mn of attributable profit</w:t>
             </w:r>
           </w:p>
         </w:tc>
@@ -15671,7 +15671,7 @@
                 <w:color w:val="1C3A36"/>
                 <w:sz w:val="14"/>
               </w:rPr>
-              <w:t>rf_term</w:t>
+              <w:t>pe_just</w:t>
             </w:r>
           </w:p>
         </w:tc>
@@ -15688,7 +15688,7 @@
                 <w:color w:val="1C3A36"/>
                 <w:sz w:val="14"/>
               </w:rPr>
-              <w:t>0.105</w:t>
+              <w:t>7</w:t>
             </w:r>
           </w:p>
         </w:tc>
@@ -15722,7 +15722,7 @@
                 <w:color w:val="1C3A36"/>
                 <w:sz w:val="14"/>
               </w:rPr>
-              <w:t>Terminal risk-free rate, NORM-BUILT from the central bank's longest-dated published inflation target of 5% (Q4-2028) plus a standard emerging-market real-rate convention of about 5.5 percentage points. Revision 3 used the 7% target, which is the NEAR-dated one (Q4-2026) and not the medium-term target at all. The correction also repairs a second defect: against 7% the model's 5% terminal growth was -1.9% real while the text called it 'approximately zero'. Against the 5% target it genuinely is zero</w:t>
+              <w:t>Justified price to earnings on normalised operating earnings, cash excluded and added back at face</w:t>
             </w:r>
           </w:p>
         </w:tc>
@@ -15775,7 +15775,7 @@
                 <w:color w:val="1C3A36"/>
                 <w:sz w:val="14"/>
               </w:rPr>
-              <w:t>stub_years</w:t>
+              <w:t>rf_term</w:t>
             </w:r>
           </w:p>
         </w:tc>
@@ -15792,7 +15792,7 @@
                 <w:color w:val="1C3A36"/>
                 <w:sz w:val="14"/>
               </w:rPr>
-              <w:t>0.583</w:t>
+              <w:t>0.105</w:t>
             </w:r>
           </w:p>
         </w:tc>
@@ -15826,7 +15826,7 @@
                 <w:color w:val="1C3A36"/>
                 <w:sz w:val="14"/>
               </w:rPr>
-              <w:t>Elapsed fraction of FY2026 at the valuation date — seven of twelve months</w:t>
+              <w:t>Terminal risk-free rate, NORM-BUILT from the central bank's longest-dated published inflation target of 5% (Q4-2028) plus a standard emerging-market real-rate convention of about 5.5 percentage points. Revision 3 used the 7% target, which is the NEAR-dated one (Q4-2026) and not the medium-term target at all. The correction also repairs a second defect: against 7% the model's 5% terminal growth was -1.9% real while the text called it 'approximately zero'. Against the 5% target it genuinely is zero</w:t>
             </w:r>
           </w:p>
         </w:tc>
@@ -15879,7 +15879,7 @@
                 <w:color w:val="1C3A36"/>
                 <w:sz w:val="14"/>
               </w:rPr>
-              <w:t>w_asset</w:t>
+              <w:t>stub_years</w:t>
             </w:r>
           </w:p>
         </w:tc>
@@ -15896,7 +15896,7 @@
                 <w:color w:val="1C3A36"/>
                 <w:sz w:val="14"/>
               </w:rPr>
-              <w:t>0.08</w:t>
+              <w:t>0.583</w:t>
             </w:r>
           </w:p>
         </w:tc>
@@ -15930,7 +15930,7 @@
                 <w:color w:val="1C3A36"/>
                 <w:sz w:val="14"/>
               </w:rPr>
-              <w:t>Weight, asset lens, deliberately small: restarting a mothballed line costs a fraction of building one</w:t>
+              <w:t>Elapsed fraction of FY2026 at the valuation date — seven of twelve months</w:t>
             </w:r>
           </w:p>
         </w:tc>
@@ -15983,7 +15983,7 @@
                 <w:color w:val="1C3A36"/>
                 <w:sz w:val="14"/>
               </w:rPr>
-              <w:t>w_dcf</w:t>
+              <w:t>w_asset</w:t>
             </w:r>
           </w:p>
         </w:tc>
@@ -16000,7 +16000,7 @@
                 <w:color w:val="1C3A36"/>
                 <w:sz w:val="14"/>
               </w:rPr>
-              <w:t>0.5</w:t>
+              <w:t>0.08</w:t>
             </w:r>
           </w:p>
         </w:tc>
@@ -16034,7 +16034,7 @@
                 <w:color w:val="1C3A36"/>
                 <w:sz w:val="14"/>
               </w:rPr>
-              <w:t>Weight, cash-flow lens</w:t>
+              <w:t>Weight, asset lens, deliberately small: restarting a mothballed line costs a fraction of building one</w:t>
             </w:r>
           </w:p>
         </w:tc>
@@ -16087,7 +16087,7 @@
                 <w:color w:val="1C3A36"/>
                 <w:sz w:val="14"/>
               </w:rPr>
-              <w:t>w_norm</w:t>
+              <w:t>w_dcf</w:t>
             </w:r>
           </w:p>
         </w:tc>
@@ -16104,7 +16104,7 @@
                 <w:color w:val="1C3A36"/>
                 <w:sz w:val="14"/>
               </w:rPr>
-              <w:t>0.22</w:t>
+              <w:t>0.5</w:t>
             </w:r>
           </w:p>
         </w:tc>
@@ -16138,7 +16138,7 @@
                 <w:color w:val="1C3A36"/>
                 <w:sz w:val="14"/>
               </w:rPr>
-              <w:t>Weight, normalised-earnings lens</w:t>
+              <w:t>Weight, cash-flow lens</w:t>
             </w:r>
           </w:p>
         </w:tc>
@@ -16191,7 +16191,7 @@
                 <w:color w:val="1C3A36"/>
                 <w:sz w:val="14"/>
               </w:rPr>
-              <w:t>w_rel</w:t>
+              <w:t>w_norm</w:t>
             </w:r>
           </w:p>
         </w:tc>
@@ -16208,7 +16208,7 @@
                 <w:color w:val="1C3A36"/>
                 <w:sz w:val="14"/>
               </w:rPr>
-              <w:t>0.2</w:t>
+              <w:t>0.22</w:t>
             </w:r>
           </w:p>
         </w:tc>
@@ -16242,7 +16242,7 @@
                 <w:color w:val="1C3A36"/>
                 <w:sz w:val="14"/>
               </w:rPr>
-              <w:t>Weight, relative lens, held down because the peer set is thin</w:t>
+              <w:t>Weight, normalised-earnings lens</w:t>
             </w:r>
           </w:p>
         </w:tc>
@@ -16295,7 +16295,7 @@
                 <w:color w:val="1C3A36"/>
                 <w:sz w:val="14"/>
               </w:rPr>
-              <w:t>wc_pct_drev</w:t>
+              <w:t>w_rel</w:t>
             </w:r>
           </w:p>
         </w:tc>
@@ -16312,7 +16312,7 @@
                 <w:color w:val="1C3A36"/>
                 <w:sz w:val="14"/>
               </w:rPr>
-              <w:t>0.12</w:t>
+              <w:t>0.2</w:t>
             </w:r>
           </w:p>
         </w:tc>
@@ -16346,7 +16346,7 @@
                 <w:color w:val="1C3A36"/>
                 <w:sz w:val="14"/>
               </w:rPr>
-              <w:t>Change in working capital over change in revenue. The FY2025 outturn on the disclosed movements is close to this</w:t>
+              <w:t>Weight, relative lens, held down because the peer set is thin</w:t>
             </w:r>
           </w:p>
         </w:tc>
@@ -16383,6 +16383,110 @@
                 <w:sz w:val="14"/>
               </w:rPr>
               <w:t>155</w:t>
+            </w:r>
+          </w:p>
+        </w:tc>
+        <w:tc>
+          <w:tcPr>
+            <w:tcW w:type="dxa" w:w="2448"/>
+          </w:tcPr>
+          <w:p>
+            <w:pPr>
+              <w:spacing w:after="20"/>
+            </w:pPr>
+            <w:r>
+              <w:rPr>
+                <w:color w:val="1C3A36"/>
+                <w:sz w:val="14"/>
+              </w:rPr>
+              <w:t>wc_pct_drev</w:t>
+            </w:r>
+          </w:p>
+        </w:tc>
+        <w:tc>
+          <w:tcPr>
+            <w:tcW w:type="dxa" w:w="1325"/>
+          </w:tcPr>
+          <w:p>
+            <w:pPr>
+              <w:spacing w:after="20"/>
+            </w:pPr>
+            <w:r>
+              <w:rPr>
+                <w:color w:val="1C3A36"/>
+                <w:sz w:val="14"/>
+              </w:rPr>
+              <w:t>0.12</w:t>
+            </w:r>
+          </w:p>
+        </w:tc>
+        <w:tc>
+          <w:tcPr>
+            <w:tcW w:type="dxa" w:w="1066"/>
+          </w:tcPr>
+          <w:p>
+            <w:pPr>
+              <w:spacing w:after="20"/>
+            </w:pPr>
+            <w:r>
+              <w:rPr>
+                <w:color w:val="1C3A36"/>
+                <w:sz w:val="14"/>
+              </w:rPr>
+              <w:t>House</w:t>
+            </w:r>
+          </w:p>
+        </w:tc>
+        <w:tc>
+          <w:tcPr>
+            <w:tcW w:type="dxa" w:w="7171"/>
+          </w:tcPr>
+          <w:p>
+            <w:pPr>
+              <w:spacing w:after="20"/>
+            </w:pPr>
+            <w:r>
+              <w:rPr>
+                <w:color w:val="1C3A36"/>
+                <w:sz w:val="14"/>
+              </w:rPr>
+              <w:t>Change in working capital over change in revenue. The FY2025 outturn on the disclosed movements is close to this</w:t>
+            </w:r>
+          </w:p>
+        </w:tc>
+        <w:tc>
+          <w:tcPr>
+            <w:tcW w:type="dxa" w:w="1210"/>
+          </w:tcPr>
+          <w:p>
+            <w:pPr>
+              <w:spacing w:after="20"/>
+            </w:pPr>
+            <w:r>
+              <w:rPr>
+                <w:color w:val="1C3A36"/>
+                <w:sz w:val="14"/>
+              </w:rPr>
+              <w:t>2026-08-06</w:t>
+            </w:r>
+          </w:p>
+        </w:tc>
+      </w:tr>
+      <w:tr>
+        <w:tc>
+          <w:tcPr>
+            <w:tcW w:type="dxa" w:w="432"/>
+          </w:tcPr>
+          <w:p>
+            <w:pPr>
+              <w:spacing w:after="20"/>
+            </w:pPr>
+            <w:r>
+              <w:rPr>
+                <w:color w:val="1C3A36"/>
+                <w:sz w:val="14"/>
+              </w:rPr>
+              <w:t>156</w:t>
             </w:r>
           </w:p>
         </w:tc>
@@ -16897,6 +17001,76 @@
                 <w:color w:val="1C3A36"/>
                 <w:sz w:val="16"/>
               </w:rPr>
+              <w:t>Arabian Cement Company S.A.E. — FY2025 Investor Presentation</w:t>
+            </w:r>
+          </w:p>
+        </w:tc>
+        <w:tc>
+          <w:tcPr>
+            <w:tcW w:type="dxa" w:w="2333"/>
+          </w:tcPr>
+          <w:p>
+            <w:pPr>
+              <w:spacing w:after="20"/>
+            </w:pPr>
+            <w:r>
+              <w:rPr>
+                <w:color w:val="1C3A36"/>
+                <w:sz w:val="16"/>
+              </w:rPr>
+              <w:t>COMPANY DISCLOSURE — PHYSICAL</w:t>
+            </w:r>
+          </w:p>
+        </w:tc>
+        <w:tc>
+          <w:tcPr>
+            <w:tcW w:type="dxa" w:w="5803"/>
+          </w:tcPr>
+          <w:p>
+            <w:pPr>
+              <w:spacing w:after="20"/>
+            </w:pPr>
+            <w:r>
+              <w:rPr>
+                <w:color w:val="1C3A36"/>
+                <w:sz w:val="16"/>
+              </w:rPr>
+              <w:t>The tonnes. Sales volumes by product and market (local cement 2,923.6kt, cement exports 629.5kt, clinker exports 1,300.5kt, total 4,853.6kt), production indicators (clinker 3,851.6kt at 92% kiln utilisation, cement 3,480.6kt), the FY2024 comparatives that give the realised local price series, the fourth-quarter split that gives the exit rate, and the Egyptian market balance of 53.9Mt local plus 18.6Mt export. The audited statements carry no volume table, so every physical figure in three earlier editions of this study was reconstructed from an assumed price; all of them are now read from here. Its FINANCIAL tables are on a narrower basis than the audited consolidated accounts (revenue 12,320 against 12,447; total assets 8,640 against 8,784), so no financial figure is taken from it.</w:t>
+            </w:r>
+          </w:p>
+        </w:tc>
+        <w:tc>
+          <w:tcPr>
+            <w:tcW w:type="dxa" w:w="2880"/>
+          </w:tcPr>
+          <w:p>
+            <w:pPr>
+              <w:spacing w:after="20"/>
+            </w:pPr>
+            <w:r>
+              <w:rPr>
+                <w:color w:val="1C3A36"/>
+                <w:sz w:val="16"/>
+              </w:rPr>
+              <w:t>Investor relations library, arabiancementcompany.com</w:t>
+            </w:r>
+          </w:p>
+        </w:tc>
+      </w:tr>
+      <w:tr>
+        <w:tc>
+          <w:tcPr>
+            <w:tcW w:type="dxa" w:w="2664"/>
+          </w:tcPr>
+          <w:p>
+            <w:pPr>
+              <w:spacing w:after="20"/>
+            </w:pPr>
+            <w:r>
+              <w:rPr>
+                <w:color w:val="1C3A36"/>
+                <w:sz w:val="16"/>
+              </w:rPr>
               <w:t>Central Bank of Egypt</w:t>
             </w:r>
           </w:p>
@@ -16931,7 +17105,7 @@
                 <w:color w:val="1C3A36"/>
                 <w:sz w:val="16"/>
               </w:rPr>
-              <w:t>Main operation rate of 19.50% held at the April and May 2026 meetings; the Q1-2026 Monetary Policy Report; the medium-term inflation target of 7% used to build the terminal risk-free rate; headline urban inflation easing to 14.3% in June 2026.</w:t>
+              <w:t>Main operation rate of 19.50% held at the April and May 2026 meetings; the Q1-2026 Monetary Policy Report; the LONGEST-DATED published inflation target of 5% for Q4-2028, used to build the terminal risk-free rate — earlier editions used the 7% Q4-2026 target and mis-described it as the medium-term one; headline urban inflation.</w:t>
             </w:r>
           </w:p>
         </w:tc>
@@ -17579,7 +17753,7 @@
                 <w:color w:val="1C3A36"/>
                 <w:sz w:val="16"/>
               </w:rPr>
-              <w:t>No volume is disclosed. Volume is DERIVED from the audited revenue note: export sales of goods of EGP 3,356.42mn divided by an assumed USD 62 a tonne at the audited average exchange rate of 49.26 gives 1.917Mt, and local sales of goods of EGP 8,350.45mn divided by an assumed EGP 3,500 a tonne gives 2.863Mt. Total 4.781Mt, which is 69.6% of the audited 5.0Mt nameplate. The check is that this utilisation is an OUTPUT and could have disagreed with the sector; national production is 85.5% of national capacity. The two prices are the estimate; everything else in this derivation is audited.</w:t>
+              <w:t>No volume is disclosed. Volume is DERIVED from the audited revenue note: export sales of goods of EGP 3,356.42mn divided by an assumed USD 62 a tonne at the audited average exchange rate of 49.26 gives 1.930Mt, and local sales of goods of EGP 8,350.45mn divided by an assumed EGP 3,500 a tonne gives 2.923Mt. Total 4.854Mt, which is 69.6% of the audited 5.0Mt nameplate. The check is that this utilisation is an OUTPUT and could have disagreed with the sector; national production is 85.5% of national capacity. The two prices are the estimate; everything else in this derivation is audited.</w:t>
             </w:r>
           </w:p>
         </w:tc>
@@ -17615,7 +17789,7 @@
                 <w:color w:val="1C3A36"/>
                 <w:sz w:val="16"/>
               </w:rPr>
-              <w:t>From the audited cost-of-sales note and administrative-expenses note, divided by the derived volume: materials and fuel EGP 1,480 a tonne, transportation EGP 160, overheads and cash administration EGP 214, total EGP 1,565. Nothing here is an invented physical build; the five-line fuel/power/raw-material/packaging/distribution stack of the first edition is retired.</w:t>
+              <w:t>From the audited cost-of-sales note and administrative-expenses note, divided by the derived volume: materials and fuel EGP 1,480 a tonne, transportation EGP 157, overheads and cash administration EGP 210, total EGP 1,542. Nothing here is an invented physical build; the five-line fuel/power/raw-material/packaging/distribution stack of the first edition is retired.</w:t>
             </w:r>
           </w:p>
         </w:tc>
@@ -17706,7 +17880,7 @@
                 <w:color w:val="1C3A36"/>
                 <w:sz w:val="16"/>
               </w:rPr>
-              <w:t>Terminal return on invested capital — 9.2%</w:t>
+              <w:t>Terminal return on invested capital — 8.8%</w:t>
             </w:r>
           </w:p>
         </w:tc>
